--- a/analisis/Borrador.docx
+++ b/analisis/Borrador.docx
@@ -9,46 +9,132 @@
           <w:b/>
           <w:bCs/>
           <w:u w:val="single"/>
-          <w:lang w:val="en-GB"/>
-        </w:rPr>
-      </w:pPr>
-      <w:proofErr w:type="spellStart"/>
+        </w:rPr>
+      </w:pPr>
       <w:r>
         <w:rPr>
           <w:rFonts w:ascii="Times New Roman" w:hAnsi="Times New Roman" w:cs="Times New Roman"/>
           <w:b/>
           <w:bCs/>
           <w:u w:val="single"/>
-          <w:lang w:val="en-GB"/>
-        </w:rPr>
-        <w:t>Borrador</w:t>
-      </w:r>
-      <w:proofErr w:type="spellEnd"/>
+        </w:rPr>
+        <w:t xml:space="preserve">Borrador </w:t>
+      </w:r>
       <w:r>
         <w:rPr>
           <w:rFonts w:ascii="Times New Roman" w:hAnsi="Times New Roman" w:cs="Times New Roman"/>
           <w:b/>
           <w:bCs/>
           <w:u w:val="single"/>
-          <w:lang w:val="en-GB"/>
-        </w:rPr>
-        <w:t xml:space="preserve"> </w:t>
+        </w:rPr>
+        <w:t>– Elaborado por Lariza S</w:t>
+      </w:r>
+      <w:r>
+        <w:rPr>
+          <w:rFonts w:ascii="Times New Roman" w:hAnsi="Times New Roman" w:cs="Times New Roman"/>
+          <w:b/>
+          <w:bCs/>
+          <w:u w:val="single"/>
+        </w:rPr>
+        <w:t>andoval</w:t>
       </w:r>
     </w:p>
     <w:p>
       <w:pPr>
         <w:rPr>
           <w:rFonts w:ascii="Times New Roman" w:hAnsi="Times New Roman" w:cs="Times New Roman"/>
-          <w:lang w:val="en-GB"/>
-        </w:rPr>
-      </w:pPr>
-      <w:r>
-        <w:rPr>
-          <w:rFonts w:ascii="Times New Roman" w:hAnsi="Times New Roman" w:cs="Times New Roman"/>
-          <w:lang w:val="en-GB"/>
-        </w:rPr>
-        <w:t>Analysis Lossless Compression of Classification Map Images</w:t>
-      </w:r>
+        </w:rPr>
+      </w:pPr>
+      <w:r>
+        <w:rPr>
+          <w:rFonts w:ascii="Times New Roman" w:hAnsi="Times New Roman" w:cs="Times New Roman"/>
+        </w:rPr>
+        <w:t>Análisis -</w:t>
+      </w:r>
+      <w:r>
+        <w:rPr>
+          <w:rFonts w:ascii="Times New Roman" w:hAnsi="Times New Roman" w:cs="Times New Roman"/>
+        </w:rPr>
+        <w:t xml:space="preserve"> </w:t>
+      </w:r>
+      <w:proofErr w:type="spellStart"/>
+      <w:r>
+        <w:rPr>
+          <w:rFonts w:ascii="Times New Roman" w:hAnsi="Times New Roman" w:cs="Times New Roman"/>
+        </w:rPr>
+        <w:t>Lossless</w:t>
+      </w:r>
+      <w:proofErr w:type="spellEnd"/>
+      <w:r>
+        <w:rPr>
+          <w:rFonts w:ascii="Times New Roman" w:hAnsi="Times New Roman" w:cs="Times New Roman"/>
+        </w:rPr>
+        <w:t xml:space="preserve"> </w:t>
+      </w:r>
+      <w:proofErr w:type="spellStart"/>
+      <w:r>
+        <w:rPr>
+          <w:rFonts w:ascii="Times New Roman" w:hAnsi="Times New Roman" w:cs="Times New Roman"/>
+        </w:rPr>
+        <w:t>Compression</w:t>
+      </w:r>
+      <w:proofErr w:type="spellEnd"/>
+      <w:r>
+        <w:rPr>
+          <w:rFonts w:ascii="Times New Roman" w:hAnsi="Times New Roman" w:cs="Times New Roman"/>
+        </w:rPr>
+        <w:t xml:space="preserve"> </w:t>
+      </w:r>
+      <w:proofErr w:type="spellStart"/>
+      <w:r>
+        <w:rPr>
+          <w:rFonts w:ascii="Times New Roman" w:hAnsi="Times New Roman" w:cs="Times New Roman"/>
+        </w:rPr>
+        <w:t>of</w:t>
+      </w:r>
+      <w:proofErr w:type="spellEnd"/>
+      <w:r>
+        <w:rPr>
+          <w:rFonts w:ascii="Times New Roman" w:hAnsi="Times New Roman" w:cs="Times New Roman"/>
+        </w:rPr>
+        <w:t xml:space="preserve"> </w:t>
+      </w:r>
+      <w:proofErr w:type="spellStart"/>
+      <w:r>
+        <w:rPr>
+          <w:rFonts w:ascii="Times New Roman" w:hAnsi="Times New Roman" w:cs="Times New Roman"/>
+        </w:rPr>
+        <w:t>Classification</w:t>
+      </w:r>
+      <w:proofErr w:type="spellEnd"/>
+      <w:r>
+        <w:rPr>
+          <w:rFonts w:ascii="Times New Roman" w:hAnsi="Times New Roman" w:cs="Times New Roman"/>
+        </w:rPr>
+        <w:t xml:space="preserve"> </w:t>
+      </w:r>
+      <w:proofErr w:type="spellStart"/>
+      <w:r>
+        <w:rPr>
+          <w:rFonts w:ascii="Times New Roman" w:hAnsi="Times New Roman" w:cs="Times New Roman"/>
+        </w:rPr>
+        <w:t>Map</w:t>
+      </w:r>
+      <w:proofErr w:type="spellEnd"/>
+      <w:r>
+        <w:rPr>
+          <w:rFonts w:ascii="Times New Roman" w:hAnsi="Times New Roman" w:cs="Times New Roman"/>
+        </w:rPr>
+        <w:t xml:space="preserve"> </w:t>
+      </w:r>
+      <w:proofErr w:type="spellStart"/>
+      <w:r>
+        <w:rPr>
+          <w:rFonts w:ascii="Times New Roman" w:hAnsi="Times New Roman" w:cs="Times New Roman"/>
+        </w:rPr>
+        <w:t>Images</w:t>
+      </w:r>
+      <w:proofErr w:type="spellEnd"/>
     </w:p>
     <w:p>
       <w:pPr>
@@ -66,7 +152,7 @@
         <w:rPr>
           <w:rFonts w:ascii="Times New Roman" w:hAnsi="Times New Roman" w:cs="Times New Roman"/>
         </w:rPr>
-        <w:t xml:space="preserve"> en</w:t>
+        <w:t xml:space="preserve"> realiza en base a</w:t>
       </w:r>
       <w:r>
         <w:rPr>
@@ -145,6 +231,54 @@
             </a:graphic>
           </wp:inline>
         </w:drawing>
+      </w:r>
+    </w:p>
+    <w:p>
+      <w:pPr>
+        <w:rPr>
+          <w:rFonts w:ascii="Times New Roman" w:hAnsi="Times New Roman" w:cs="Times New Roman"/>
+          <w:b/>
+          <w:bCs/>
+          <w:u w:val="single"/>
+        </w:rPr>
+      </w:pPr>
+      <w:r>
+        <w:rPr>
+          <w:rFonts w:ascii="Times New Roman" w:hAnsi="Times New Roman" w:cs="Times New Roman"/>
+          <w:b/>
+          <w:bCs/>
+          <w:u w:val="single"/>
+        </w:rPr>
+        <w:t xml:space="preserve">Diferencias de resultados </w:t>
+      </w:r>
+      <w:r>
+        <w:rPr>
+          <w:rFonts w:ascii="Times New Roman" w:hAnsi="Times New Roman" w:cs="Times New Roman"/>
+          <w:b/>
+          <w:bCs/>
+          <w:u w:val="single"/>
+        </w:rPr>
+        <w:t xml:space="preserve">pipeline replicado vs </w:t>
+      </w:r>
+      <w:proofErr w:type="spellStart"/>
+      <w:r>
+        <w:rPr>
+          <w:rFonts w:ascii="Times New Roman" w:hAnsi="Times New Roman" w:cs="Times New Roman"/>
+          <w:b/>
+          <w:bCs/>
+          <w:u w:val="single"/>
+        </w:rPr>
+        <w:t>paper</w:t>
+      </w:r>
+      <w:proofErr w:type="spellEnd"/>
+      <w:r>
+        <w:rPr>
+          <w:rFonts w:ascii="Times New Roman" w:hAnsi="Times New Roman" w:cs="Times New Roman"/>
+          <w:b/>
+          <w:bCs/>
+          <w:u w:val="single"/>
+        </w:rPr>
+        <w:t xml:space="preserve"> </w:t>
       </w:r>
     </w:p>
     <w:p>
@@ -1299,7 +1433,7 @@
         <w:rPr>
           <w:rFonts w:ascii="Times New Roman" w:hAnsi="Times New Roman" w:cs="Times New Roman"/>
         </w:rPr>
-        <w:t xml:space="preserve"> original y los obtenidos con el pipeline implementado, para los cinco mapas de clasificación. En todos los casos los valores obtenidos son ligeramente superiores a los del </w:t>
+        <w:t xml:space="preserve"> original y los obtenidos con el pipeline implementado. En todos los casos los valores obtenidos son ligeramente superiores a los del </w:t>
       </w:r>
       <w:proofErr w:type="spellStart"/>
       <w:r>
@@ -1380,6 +1514,65 @@
           <w:rFonts w:ascii="Times New Roman" w:hAnsi="Times New Roman" w:cs="Times New Roman"/>
         </w:rPr>
         <w:t xml:space="preserve"> (pendiente de ver)</w:t>
+      </w:r>
+    </w:p>
+    <w:p>
+      <w:pPr>
+        <w:rPr>
+          <w:rFonts w:ascii="Times New Roman" w:hAnsi="Times New Roman" w:cs="Times New Roman"/>
+          <w:b/>
+          <w:bCs/>
+          <w:u w:val="single"/>
+        </w:rPr>
+      </w:pPr>
+      <w:r>
+        <w:rPr>
+          <w:rFonts w:ascii="Times New Roman" w:hAnsi="Times New Roman" w:cs="Times New Roman"/>
+          <w:b/>
+          <w:bCs/>
+          <w:u w:val="single"/>
+        </w:rPr>
+        <w:t xml:space="preserve">Análisis de la ganancia en la implementación de un </w:t>
+      </w:r>
+      <w:proofErr w:type="spellStart"/>
+      <w:r>
+        <w:rPr>
+          <w:rFonts w:ascii="Times New Roman" w:hAnsi="Times New Roman" w:cs="Times New Roman"/>
+          <w:b/>
+          <w:bCs/>
+          <w:u w:val="single"/>
+        </w:rPr>
+        <w:t>context</w:t>
+      </w:r>
+      <w:proofErr w:type="spellEnd"/>
+      <w:r>
+        <w:rPr>
+          <w:rFonts w:ascii="Times New Roman" w:hAnsi="Times New Roman" w:cs="Times New Roman"/>
+          <w:b/>
+          <w:bCs/>
+          <w:u w:val="single"/>
+        </w:rPr>
+        <w:t xml:space="preserve"> </w:t>
+      </w:r>
+      <w:proofErr w:type="spellStart"/>
+      <w:r>
+        <w:rPr>
+          <w:rFonts w:ascii="Times New Roman" w:hAnsi="Times New Roman" w:cs="Times New Roman"/>
+          <w:b/>
+          <w:bCs/>
+          <w:u w:val="single"/>
+        </w:rPr>
+        <w:t>model</w:t>
+      </w:r>
+      <w:proofErr w:type="spellEnd"/>
+      <w:r>
+        <w:rPr>
+          <w:rFonts w:ascii="Times New Roman" w:hAnsi="Times New Roman" w:cs="Times New Roman"/>
+          <w:b/>
+          <w:bCs/>
+          <w:u w:val="single"/>
+        </w:rPr>
+        <w:t xml:space="preserve"> basada en patrones</w:t>
       </w:r>
     </w:p>
     <w:p>
@@ -1482,13 +1675,53 @@
         <w:rPr>
           <w:rFonts w:ascii="Times New Roman" w:hAnsi="Times New Roman" w:cs="Times New Roman"/>
         </w:rPr>
-        <w:t xml:space="preserve"> compara la entropía de los bits de decisión antes y después de aplicar el </w:t>
+        <w:t xml:space="preserve"> compara la entropía de los bits de decisión antes y después de aplicar el model</w:t>
+      </w:r>
+      <w:r>
+        <w:rPr>
+          <w:rFonts w:ascii="Times New Roman" w:hAnsi="Times New Roman" w:cs="Times New Roman"/>
+        </w:rPr>
+        <w:t>o</w:t>
+      </w:r>
+      <w:r>
+        <w:rPr>
+          <w:rFonts w:ascii="Times New Roman" w:hAnsi="Times New Roman" w:cs="Times New Roman"/>
+        </w:rPr>
+        <w:t xml:space="preserve"> de contexto </w:t>
       </w:r>
       <w:proofErr w:type="spellStart"/>
       <w:r>
         <w:rPr>
           <w:rFonts w:ascii="Times New Roman" w:hAnsi="Times New Roman" w:cs="Times New Roman"/>
         </w:rPr>
+        <w:t>pattern-based</w:t>
+      </w:r>
+      <w:proofErr w:type="spellEnd"/>
+      <w:r>
+        <w:rPr>
+          <w:rFonts w:ascii="Times New Roman" w:hAnsi="Times New Roman" w:cs="Times New Roman"/>
+        </w:rPr>
+        <w:t xml:space="preserve">. En todos los casos el </w:t>
+      </w:r>
+      <w:proofErr w:type="spellStart"/>
+      <w:r>
+        <w:rPr>
+          <w:rFonts w:ascii="Times New Roman" w:hAnsi="Times New Roman" w:cs="Times New Roman"/>
+        </w:rPr>
+        <w:t>context</w:t>
+      </w:r>
+      <w:proofErr w:type="spellEnd"/>
+      <w:r>
+        <w:rPr>
+          <w:rFonts w:ascii="Times New Roman" w:hAnsi="Times New Roman" w:cs="Times New Roman"/>
+        </w:rPr>
+        <w:t xml:space="preserve"> </w:t>
+      </w:r>
+      <w:proofErr w:type="spellStart"/>
+      <w:r>
+        <w:rPr>
+          <w:rFonts w:ascii="Times New Roman" w:hAnsi="Times New Roman" w:cs="Times New Roman"/>
+        </w:rPr>
         <w:t>model</w:t>
       </w:r>
       <w:proofErr w:type="spellEnd"/>
@@ -1496,80 +1729,53 @@
         <w:rPr>
           <w:rFonts w:ascii="Times New Roman" w:hAnsi="Times New Roman" w:cs="Times New Roman"/>
         </w:rPr>
-        <w:t xml:space="preserve"> de contexto </w:t>
-      </w:r>
-      <w:proofErr w:type="spellStart"/>
-      <w:r>
-        <w:rPr>
-          <w:rFonts w:ascii="Times New Roman" w:hAnsi="Times New Roman" w:cs="Times New Roman"/>
-        </w:rPr>
-        <w:t>pattern-based</w:t>
-      </w:r>
-      <w:proofErr w:type="spellEnd"/>
-      <w:r>
-        <w:rPr>
-          <w:rFonts w:ascii="Times New Roman" w:hAnsi="Times New Roman" w:cs="Times New Roman"/>
-        </w:rPr>
-        <w:t xml:space="preserve"> para los cinco mapas de clasificación. En todos los casos el </w:t>
-      </w:r>
-      <w:proofErr w:type="spellStart"/>
-      <w:r>
-        <w:rPr>
-          <w:rFonts w:ascii="Times New Roman" w:hAnsi="Times New Roman" w:cs="Times New Roman"/>
-        </w:rPr>
-        <w:t>context</w:t>
-      </w:r>
-      <w:proofErr w:type="spellEnd"/>
-      <w:r>
-        <w:rPr>
-          <w:rFonts w:ascii="Times New Roman" w:hAnsi="Times New Roman" w:cs="Times New Roman"/>
-        </w:rPr>
-        <w:t xml:space="preserve"> </w:t>
-      </w:r>
-      <w:proofErr w:type="spellStart"/>
-      <w:r>
-        <w:rPr>
-          <w:rFonts w:ascii="Times New Roman" w:hAnsi="Times New Roman" w:cs="Times New Roman"/>
-        </w:rPr>
-        <w:t>model</w:t>
-      </w:r>
-      <w:proofErr w:type="spellEnd"/>
-      <w:r>
-        <w:rPr>
-          <w:rFonts w:ascii="Times New Roman" w:hAnsi="Times New Roman" w:cs="Times New Roman"/>
-        </w:rPr>
-        <w:t xml:space="preserve"> reduce consistentemente la entropía, confirmando su efectividad para explotar las redundancias espaciales entre píxeles vecinos. </w:t>
+        <w:t xml:space="preserve"> reduce consistentemente la entropía, </w:t>
+      </w:r>
+      <w:r>
+        <w:rPr>
+          <w:rFonts w:ascii="Times New Roman" w:hAnsi="Times New Roman" w:cs="Times New Roman"/>
+        </w:rPr>
+        <w:t>lo que confirma</w:t>
+      </w:r>
+      <w:r>
+        <w:rPr>
+          <w:rFonts w:ascii="Times New Roman" w:hAnsi="Times New Roman" w:cs="Times New Roman"/>
+        </w:rPr>
+        <w:t xml:space="preserve"> su efectividad para explotar las redundancias espaciales entre píxeles vecinos. </w:t>
       </w:r>
     </w:p>
     <w:p>
       <w:pPr>
         <w:rPr>
           <w:rFonts w:ascii="Times New Roman" w:hAnsi="Times New Roman" w:cs="Times New Roman"/>
-        </w:rPr>
-      </w:pPr>
-      <w:r>
-        <w:rPr>
-          <w:rFonts w:ascii="Times New Roman" w:hAnsi="Times New Roman" w:cs="Times New Roman"/>
           <w:b/>
           <w:bCs/>
-        </w:rPr>
-        <w:t xml:space="preserve">Fig </w:t>
-      </w:r>
+          <w:u w:val="single"/>
+        </w:rPr>
+      </w:pPr>
       <w:r>
         <w:rPr>
           <w:rFonts w:ascii="Times New Roman" w:hAnsi="Times New Roman" w:cs="Times New Roman"/>
           <w:b/>
           <w:bCs/>
-        </w:rPr>
-        <w:t>2</w:t>
-      </w:r>
+          <w:u w:val="single"/>
+        </w:rPr>
+        <w:t>Análisis del bit-rate desglosado por bit de decisión y valores crudos</w:t>
+      </w:r>
+    </w:p>
+    <w:p>
+      <w:pPr>
+        <w:rPr>
+          <w:rFonts w:ascii="Times New Roman" w:hAnsi="Times New Roman" w:cs="Times New Roman"/>
+        </w:rPr>
+      </w:pPr>
       <w:r>
         <w:rPr>
           <w:rFonts w:ascii="Times New Roman" w:hAnsi="Times New Roman" w:cs="Times New Roman"/>
           <w:b/>
           <w:bCs/>
         </w:rPr>
-        <w:t>. Desglose del límite teórico y bit-rate de los bits decisión y valores crudos, para dife</w:t>
+        <w:t xml:space="preserve">Fig </w:t>
       </w:r>
       <w:r>
         <w:rPr>
@@ -1577,7 +1783,15 @@
           <w:b/>
           <w:bCs/>
         </w:rPr>
-        <w:t>rentes clases</w:t>
+        <w:t>2</w:t>
+      </w:r>
+      <w:r>
+        <w:rPr>
+          <w:rFonts w:ascii="Times New Roman" w:hAnsi="Times New Roman" w:cs="Times New Roman"/>
+          <w:b/>
+          <w:bCs/>
+        </w:rPr>
+        <w:t>. Desglose del límite teórico y bit-rate de los bits decisión y valores crudos</w:t>
       </w:r>
       <w:r>
         <w:rPr>
@@ -1680,14 +1894,56 @@
         <w:rPr>
           <w:rFonts w:ascii="Times New Roman" w:hAnsi="Times New Roman" w:cs="Times New Roman"/>
         </w:rPr>
-        <w:t xml:space="preserve"> en los cinco mapas de clasificación. Para los bits de </w:t>
+        <w:t xml:space="preserve"> para cada mapa</w:t>
+      </w:r>
+      <w:r>
+        <w:rPr>
+          <w:rFonts w:ascii="Times New Roman" w:hAnsi="Times New Roman" w:cs="Times New Roman"/>
+        </w:rPr>
+        <w:t xml:space="preserve">. Para los bits de decisión, el límite </w:t>
       </w:r>
       <w:r>
         <w:rPr>
           <w:rFonts w:ascii="Times New Roman" w:hAnsi="Times New Roman" w:cs="Times New Roman"/>
         </w:rPr>
         <w:lastRenderedPageBreak/>
-        <w:t xml:space="preserve">decisión, el límite teórico y la tasa de bits real son casi idénticos en todos los mapas, lo que demuestra que el codificador aritmético opera muy cerca del límite de Shannon </w:t>
+        <w:t xml:space="preserve">teórico y la tasa de bits </w:t>
+      </w:r>
+      <w:r>
+        <w:rPr>
+          <w:rFonts w:ascii="Times New Roman" w:hAnsi="Times New Roman" w:cs="Times New Roman"/>
+        </w:rPr>
+        <w:t>final</w:t>
+      </w:r>
+      <w:r>
+        <w:rPr>
+          <w:rFonts w:ascii="Times New Roman" w:hAnsi="Times New Roman" w:cs="Times New Roman"/>
+        </w:rPr>
+        <w:t xml:space="preserve"> son casi idénticos en todos los mapas, </w:t>
+      </w:r>
+      <w:r>
+        <w:rPr>
+          <w:rFonts w:ascii="Times New Roman" w:hAnsi="Times New Roman" w:cs="Times New Roman"/>
+        </w:rPr>
+        <w:t>pues como se mencion</w:t>
+      </w:r>
+      <w:r>
+        <w:rPr>
+          <w:rFonts w:ascii="Times New Roman" w:hAnsi="Times New Roman" w:cs="Times New Roman"/>
+        </w:rPr>
+        <w:t>a</w:t>
+      </w:r>
+      <w:r>
+        <w:rPr>
+          <w:rFonts w:ascii="Times New Roman" w:hAnsi="Times New Roman" w:cs="Times New Roman"/>
+        </w:rPr>
+        <w:t xml:space="preserve"> antes</w:t>
+      </w:r>
+      <w:r>
+        <w:rPr>
+          <w:rFonts w:ascii="Times New Roman" w:hAnsi="Times New Roman" w:cs="Times New Roman"/>
+        </w:rPr>
+        <w:t xml:space="preserve"> el codificador aritmético opera muy cerca del límite de Shannon </w:t>
       </w:r>
       <w:r>
         <w:rPr>
@@ -1699,12 +1955,50 @@
         <w:rPr>
           <w:rFonts w:ascii="Times New Roman" w:hAnsi="Times New Roman" w:cs="Times New Roman"/>
         </w:rPr>
-        <w:t xml:space="preserve">. Sin embargo, para los valores brutos, la tasa de bits real es consistentemente mayor que la entropía teórica, y esta diferencia se amplía con el número de clases. Esta sobrecarga surge porque los valores brutos se transmiten sin codificar utilizando un </w:t>
+        <w:t xml:space="preserve">. Sin embargo, para los valores brutos, la tasa de bits </w:t>
+      </w:r>
+      <w:r>
+        <w:rPr>
+          <w:rFonts w:ascii="Times New Roman" w:hAnsi="Times New Roman" w:cs="Times New Roman"/>
+        </w:rPr>
+        <w:t>final</w:t>
+      </w:r>
+      <w:r>
+        <w:rPr>
+          <w:rFonts w:ascii="Times New Roman" w:hAnsi="Times New Roman" w:cs="Times New Roman"/>
+        </w:rPr>
+        <w:t xml:space="preserve"> es consistentemente mayor que la entropía teórica, y esta diferencia se amplía con el número de clases. Esta sobrecarga</w:t>
+      </w:r>
+      <w:r>
+        <w:rPr>
+          <w:rFonts w:ascii="Times New Roman" w:hAnsi="Times New Roman" w:cs="Times New Roman"/>
+        </w:rPr>
+        <w:t xml:space="preserve"> podría</w:t>
+      </w:r>
+      <w:r>
+        <w:rPr>
+          <w:rFonts w:ascii="Times New Roman" w:hAnsi="Times New Roman" w:cs="Times New Roman"/>
+        </w:rPr>
+        <w:t xml:space="preserve"> </w:t>
+      </w:r>
+      <w:r>
+        <w:rPr>
+          <w:rFonts w:ascii="Times New Roman" w:hAnsi="Times New Roman" w:cs="Times New Roman"/>
+        </w:rPr>
+        <w:t xml:space="preserve">deberse a </w:t>
+      </w:r>
+      <w:r>
+        <w:rPr>
+          <w:rFonts w:ascii="Times New Roman" w:hAnsi="Times New Roman" w:cs="Times New Roman"/>
+        </w:rPr>
+        <w:t xml:space="preserve">que los valores brutos se transmiten sin codificar utilizando un </w:t>
       </w:r>
       <w:proofErr w:type="spellStart"/>
       <w:r>
         <w:rPr>
           <w:rFonts w:ascii="Times New Roman" w:hAnsi="Times New Roman" w:cs="Times New Roman"/>
+          <w:i/>
+          <w:iCs/>
         </w:rPr>
         <w:t>ceil</w:t>
       </w:r>
@@ -1712,6 +2006,8 @@
       <w:r>
         <w:rPr>
           <w:rFonts w:ascii="Times New Roman" w:hAnsi="Times New Roman" w:cs="Times New Roman"/>
+          <w:i/>
+          <w:iCs/>
         </w:rPr>
         <w:t>(log2(</w:t>
       </w:r>
@@ -1719,6 +2015,8 @@
       <w:r>
         <w:rPr>
           <w:rFonts w:ascii="Times New Roman" w:hAnsi="Times New Roman" w:cs="Times New Roman"/>
+          <w:i/>
+          <w:iCs/>
         </w:rPr>
         <w:t>n_classes</w:t>
       </w:r>
@@ -1726,66 +2024,54 @@
       <w:r>
         <w:rPr>
           <w:rFonts w:ascii="Times New Roman" w:hAnsi="Times New Roman" w:cs="Times New Roman"/>
-        </w:rPr>
-        <w:t>)) fijo de bits por valor</w:t>
-      </w:r>
-      <w:r>
-        <w:rPr>
-          <w:rFonts w:ascii="Times New Roman" w:hAnsi="Times New Roman" w:cs="Times New Roman"/>
-        </w:rPr>
-        <w:t xml:space="preserve"> en esta implementación</w:t>
-      </w:r>
-      <w:r>
-        <w:rPr>
-          <w:rFonts w:ascii="Times New Roman" w:hAnsi="Times New Roman" w:cs="Times New Roman"/>
-        </w:rPr>
-        <w:t xml:space="preserve">, en lugar de ser codificados por entropía. Con 32 clases, los valores brutos contribuyen con más de 1,1 </w:t>
+          <w:i/>
+          <w:iCs/>
+        </w:rPr>
+        <w:t>))</w:t>
+      </w:r>
+      <w:r>
+        <w:rPr>
+          <w:rFonts w:ascii="Times New Roman" w:hAnsi="Times New Roman" w:cs="Times New Roman"/>
+        </w:rPr>
+        <w:t xml:space="preserve"> fijo de bits por valor</w:t>
+      </w:r>
+      <w:r>
+        <w:rPr>
+          <w:rFonts w:ascii="Times New Roman" w:hAnsi="Times New Roman" w:cs="Times New Roman"/>
+        </w:rPr>
+        <w:t xml:space="preserve"> </w:t>
+      </w:r>
+      <w:r>
+        <w:rPr>
+          <w:rFonts w:ascii="Times New Roman" w:hAnsi="Times New Roman" w:cs="Times New Roman"/>
+        </w:rPr>
+        <w:t>en esta implementación</w:t>
+      </w:r>
+      <w:r>
+        <w:rPr>
+          <w:rFonts w:ascii="Times New Roman" w:hAnsi="Times New Roman" w:cs="Times New Roman"/>
+        </w:rPr>
+        <w:t xml:space="preserve">, en lugar de ser codificados por entropía. </w:t>
+      </w:r>
+      <w:r>
+        <w:rPr>
+          <w:rFonts w:ascii="Times New Roman" w:hAnsi="Times New Roman" w:cs="Times New Roman"/>
+        </w:rPr>
+        <w:t xml:space="preserve">El análisis detallado de esta ineficiencia y su impacto sobre el </w:t>
       </w:r>
       <w:proofErr w:type="spellStart"/>
       <w:r>
         <w:rPr>
           <w:rFonts w:ascii="Times New Roman" w:hAnsi="Times New Roman" w:cs="Times New Roman"/>
         </w:rPr>
-        <w:t>bpp</w:t>
+        <w:t>bitstream</w:t>
       </w:r>
       <w:proofErr w:type="spellEnd"/>
       <w:r>
         <w:rPr>
           <w:rFonts w:ascii="Times New Roman" w:hAnsi="Times New Roman" w:cs="Times New Roman"/>
         </w:rPr>
-        <w:t xml:space="preserve"> al flujo de bits final, lo que representa casi la mitad de la tasa de bits total, haciendo que el manejo de </w:t>
-      </w:r>
-      <w:r>
-        <w:rPr>
-          <w:rFonts w:ascii="Times New Roman" w:hAnsi="Times New Roman" w:cs="Times New Roman"/>
-        </w:rPr>
-        <w:t>valores crudos</w:t>
-      </w:r>
-      <w:r>
-        <w:rPr>
-          <w:rFonts w:ascii="Times New Roman" w:hAnsi="Times New Roman" w:cs="Times New Roman"/>
-        </w:rPr>
-        <w:t xml:space="preserve"> sea el principal cuello de botella del algoritmo con un alto número de clases.</w:t>
-      </w:r>
-      <w:r>
-        <w:rPr>
-          <w:rFonts w:ascii="Times New Roman" w:hAnsi="Times New Roman" w:cs="Times New Roman"/>
-        </w:rPr>
-        <w:t xml:space="preserve"> En la tabla 2 se muestra </w:t>
-      </w:r>
-      <w:proofErr w:type="spellStart"/>
-      <w:r>
-        <w:rPr>
-          <w:rFonts w:ascii="Times New Roman" w:hAnsi="Times New Roman" w:cs="Times New Roman"/>
-        </w:rPr>
-        <w:t>mas</w:t>
-      </w:r>
-      <w:proofErr w:type="spellEnd"/>
-      <w:r>
-        <w:rPr>
-          <w:rFonts w:ascii="Times New Roman" w:hAnsi="Times New Roman" w:cs="Times New Roman"/>
-        </w:rPr>
-        <w:t xml:space="preserve"> detalle de este último punto. </w:t>
+        <w:t xml:space="preserve"> total se presenta en la Tabla 2.</w:t>
       </w:r>
     </w:p>
     <w:p>
@@ -1794,6 +2080,7 @@
           <w:rFonts w:ascii="Times New Roman" w:hAnsi="Times New Roman" w:cs="Times New Roman"/>
           <w:b/>
           <w:bCs/>
+          <w:u w:val="single"/>
         </w:rPr>
       </w:pPr>
       <w:r>
@@ -1801,1650 +2088,63 @@
           <w:rFonts w:ascii="Times New Roman" w:hAnsi="Times New Roman" w:cs="Times New Roman"/>
           <w:b/>
           <w:bCs/>
-        </w:rPr>
-        <w:t xml:space="preserve">Tabla 2. </w:t>
+          <w:u w:val="single"/>
+        </w:rPr>
+        <w:t xml:space="preserve">Análisis sobre la distribución de pixeles por su longitud de bit de decisión </w:t>
       </w:r>
       <w:r>
         <w:rPr>
           <w:rFonts w:ascii="Times New Roman" w:hAnsi="Times New Roman" w:cs="Times New Roman"/>
           <w:b/>
           <w:bCs/>
-        </w:rPr>
-        <w:t>Eficiencia perdida por transmisión de valores crudos sin codificar</w:t>
-      </w:r>
-    </w:p>
-    <w:tbl>
-      <w:tblPr>
-        <w:tblW w:w="7226" w:type="dxa"/>
-        <w:tblInd w:w="707" w:type="dxa"/>
-        <w:tblCellMar>
-          <w:left w:w="70" w:type="dxa"/>
-          <w:right w:w="70" w:type="dxa"/>
-        </w:tblCellMar>
-        <w:tblLook w:val="04A0" w:firstRow="1" w:lastRow="0" w:firstColumn="1" w:lastColumn="0" w:noHBand="0" w:noVBand="1"/>
-      </w:tblPr>
-      <w:tblGrid>
-        <w:gridCol w:w="1041"/>
-        <w:gridCol w:w="1409"/>
-        <w:gridCol w:w="1062"/>
-        <w:gridCol w:w="1591"/>
-        <w:gridCol w:w="2123"/>
-      </w:tblGrid>
-      <w:tr>
-        <w:trPr>
-          <w:trHeight w:val="296"/>
-        </w:trPr>
-        <w:tc>
-          <w:tcPr>
-            <w:tcW w:w="1041" w:type="dxa"/>
-            <w:tcBorders>
-              <w:top w:val="single" w:sz="4" w:space="0" w:color="auto"/>
-              <w:left w:val="single" w:sz="4" w:space="0" w:color="auto"/>
-              <w:bottom w:val="single" w:sz="4" w:space="0" w:color="auto"/>
-              <w:right w:val="single" w:sz="4" w:space="0" w:color="auto"/>
-            </w:tcBorders>
-            <w:noWrap/>
-            <w:hideMark/>
-          </w:tcPr>
-          <w:p>
-            <w:pPr>
-              <w:spacing w:after="0" w:line="240" w:lineRule="auto"/>
-              <w:jc w:val="center"/>
-              <w:rPr>
-                <w:rFonts w:ascii="Calibri" w:eastAsia="Times New Roman" w:hAnsi="Calibri" w:cs="Calibri"/>
-                <w:b/>
-                <w:bCs/>
-                <w:kern w:val="0"/>
-                <w:sz w:val="22"/>
-                <w:szCs w:val="22"/>
-                <w:lang w:eastAsia="es-ES"/>
-                <w14:ligatures w14:val="none"/>
-              </w:rPr>
-            </w:pPr>
-            <w:proofErr w:type="spellStart"/>
-            <w:r>
-              <w:rPr>
-                <w:rFonts w:ascii="Calibri" w:eastAsia="Times New Roman" w:hAnsi="Calibri" w:cs="Calibri"/>
-                <w:b/>
-                <w:bCs/>
-                <w:kern w:val="0"/>
-                <w:sz w:val="22"/>
-                <w:szCs w:val="22"/>
-                <w:lang w:eastAsia="es-ES"/>
-                <w14:ligatures w14:val="none"/>
-              </w:rPr>
-              <w:t>n_clases</w:t>
-            </w:r>
-            <w:proofErr w:type="spellEnd"/>
-            <w:r>
-              <w:rPr>
-                <w:rFonts w:ascii="Calibri" w:eastAsia="Times New Roman" w:hAnsi="Calibri" w:cs="Calibri"/>
-                <w:b/>
-                <w:bCs/>
-                <w:kern w:val="0"/>
-                <w:sz w:val="22"/>
-                <w:szCs w:val="22"/>
-                <w:lang w:eastAsia="es-ES"/>
-                <w14:ligatures w14:val="none"/>
-              </w:rPr>
-              <w:t xml:space="preserve"> </w:t>
-            </w:r>
-          </w:p>
-        </w:tc>
-        <w:tc>
-          <w:tcPr>
-            <w:tcW w:w="1409" w:type="dxa"/>
-            <w:tcBorders>
-              <w:top w:val="single" w:sz="4" w:space="0" w:color="auto"/>
-              <w:left w:val="nil"/>
-              <w:bottom w:val="single" w:sz="4" w:space="0" w:color="auto"/>
-              <w:right w:val="single" w:sz="4" w:space="0" w:color="auto"/>
-            </w:tcBorders>
-            <w:noWrap/>
-            <w:hideMark/>
-          </w:tcPr>
-          <w:p>
-            <w:pPr>
-              <w:spacing w:after="0" w:line="240" w:lineRule="auto"/>
-              <w:jc w:val="center"/>
-              <w:rPr>
-                <w:rFonts w:ascii="Calibri" w:eastAsia="Times New Roman" w:hAnsi="Calibri" w:cs="Calibri"/>
-                <w:b/>
-                <w:bCs/>
-                <w:kern w:val="0"/>
-                <w:sz w:val="22"/>
-                <w:szCs w:val="22"/>
-                <w:lang w:eastAsia="es-ES"/>
-                <w14:ligatures w14:val="none"/>
-              </w:rPr>
-            </w:pPr>
-            <w:r>
-              <w:rPr>
-                <w:rFonts w:ascii="Calibri" w:eastAsia="Times New Roman" w:hAnsi="Calibri" w:cs="Calibri"/>
-                <w:b/>
-                <w:bCs/>
-                <w:kern w:val="0"/>
-                <w:sz w:val="22"/>
-                <w:szCs w:val="22"/>
-                <w:lang w:eastAsia="es-ES"/>
-                <w14:ligatures w14:val="none"/>
-              </w:rPr>
-              <w:t xml:space="preserve"> </w:t>
-            </w:r>
-            <w:proofErr w:type="spellStart"/>
-            <w:r>
-              <w:rPr>
-                <w:rFonts w:ascii="Calibri" w:eastAsia="Times New Roman" w:hAnsi="Calibri" w:cs="Calibri"/>
-                <w:b/>
-                <w:bCs/>
-                <w:kern w:val="0"/>
-                <w:sz w:val="22"/>
-                <w:szCs w:val="22"/>
-                <w:lang w:eastAsia="es-ES"/>
-                <w14:ligatures w14:val="none"/>
-              </w:rPr>
-              <w:t>H_limit_raw</w:t>
-            </w:r>
-            <w:proofErr w:type="spellEnd"/>
-            <w:r>
-              <w:rPr>
-                <w:rFonts w:ascii="Calibri" w:eastAsia="Times New Roman" w:hAnsi="Calibri" w:cs="Calibri"/>
-                <w:b/>
-                <w:bCs/>
-                <w:kern w:val="0"/>
-                <w:sz w:val="22"/>
-                <w:szCs w:val="22"/>
-                <w:lang w:eastAsia="es-ES"/>
-                <w14:ligatures w14:val="none"/>
-              </w:rPr>
-              <w:t xml:space="preserve"> </w:t>
-            </w:r>
-          </w:p>
-        </w:tc>
-        <w:tc>
-          <w:tcPr>
-            <w:tcW w:w="1062" w:type="dxa"/>
-            <w:tcBorders>
-              <w:top w:val="single" w:sz="4" w:space="0" w:color="auto"/>
-              <w:left w:val="nil"/>
-              <w:bottom w:val="single" w:sz="4" w:space="0" w:color="auto"/>
-              <w:right w:val="single" w:sz="4" w:space="0" w:color="auto"/>
-            </w:tcBorders>
-            <w:noWrap/>
-            <w:hideMark/>
-          </w:tcPr>
-          <w:p>
-            <w:pPr>
-              <w:spacing w:after="0" w:line="240" w:lineRule="auto"/>
-              <w:jc w:val="center"/>
-              <w:rPr>
-                <w:rFonts w:ascii="Calibri" w:eastAsia="Times New Roman" w:hAnsi="Calibri" w:cs="Calibri"/>
-                <w:b/>
-                <w:bCs/>
-                <w:kern w:val="0"/>
-                <w:sz w:val="22"/>
-                <w:szCs w:val="22"/>
-                <w:lang w:eastAsia="es-ES"/>
-                <w14:ligatures w14:val="none"/>
-              </w:rPr>
-            </w:pPr>
-            <w:r>
-              <w:rPr>
-                <w:rFonts w:ascii="Calibri" w:eastAsia="Times New Roman" w:hAnsi="Calibri" w:cs="Calibri"/>
-                <w:b/>
-                <w:bCs/>
-                <w:kern w:val="0"/>
-                <w:sz w:val="22"/>
-                <w:szCs w:val="22"/>
-                <w:lang w:eastAsia="es-ES"/>
-                <w14:ligatures w14:val="none"/>
-              </w:rPr>
-              <w:t xml:space="preserve"> </w:t>
-            </w:r>
-            <w:proofErr w:type="spellStart"/>
-            <w:r>
-              <w:rPr>
-                <w:rFonts w:ascii="Calibri" w:eastAsia="Times New Roman" w:hAnsi="Calibri" w:cs="Calibri"/>
-                <w:b/>
-                <w:bCs/>
-                <w:kern w:val="0"/>
-                <w:sz w:val="22"/>
-                <w:szCs w:val="22"/>
-                <w:lang w:eastAsia="es-ES"/>
-                <w14:ligatures w14:val="none"/>
-              </w:rPr>
-              <w:t>bpp_raw</w:t>
-            </w:r>
-            <w:proofErr w:type="spellEnd"/>
-            <w:r>
-              <w:rPr>
-                <w:rFonts w:ascii="Calibri" w:eastAsia="Times New Roman" w:hAnsi="Calibri" w:cs="Calibri"/>
-                <w:b/>
-                <w:bCs/>
-                <w:kern w:val="0"/>
-                <w:sz w:val="22"/>
-                <w:szCs w:val="22"/>
-                <w:lang w:eastAsia="es-ES"/>
-                <w14:ligatures w14:val="none"/>
-              </w:rPr>
-              <w:t xml:space="preserve"> </w:t>
-            </w:r>
-          </w:p>
-        </w:tc>
-        <w:tc>
-          <w:tcPr>
-            <w:tcW w:w="1591" w:type="dxa"/>
-            <w:tcBorders>
-              <w:top w:val="single" w:sz="4" w:space="0" w:color="auto"/>
-              <w:left w:val="nil"/>
-              <w:bottom w:val="single" w:sz="4" w:space="0" w:color="auto"/>
-              <w:right w:val="single" w:sz="4" w:space="0" w:color="auto"/>
-            </w:tcBorders>
-            <w:noWrap/>
-            <w:hideMark/>
-          </w:tcPr>
-          <w:p>
-            <w:pPr>
-              <w:spacing w:after="0" w:line="240" w:lineRule="auto"/>
-              <w:jc w:val="center"/>
-              <w:rPr>
-                <w:rFonts w:ascii="Calibri" w:eastAsia="Times New Roman" w:hAnsi="Calibri" w:cs="Calibri"/>
-                <w:b/>
-                <w:bCs/>
-                <w:kern w:val="0"/>
-                <w:sz w:val="22"/>
-                <w:szCs w:val="22"/>
-                <w:lang w:eastAsia="es-ES"/>
-                <w14:ligatures w14:val="none"/>
-              </w:rPr>
-            </w:pPr>
-            <w:r>
-              <w:rPr>
-                <w:rFonts w:ascii="Calibri" w:eastAsia="Times New Roman" w:hAnsi="Calibri" w:cs="Calibri"/>
-                <w:b/>
-                <w:bCs/>
-                <w:kern w:val="0"/>
-                <w:sz w:val="22"/>
-                <w:szCs w:val="22"/>
-                <w:lang w:eastAsia="es-ES"/>
-                <w14:ligatures w14:val="none"/>
-              </w:rPr>
-              <w:t xml:space="preserve"> </w:t>
-            </w:r>
-            <w:proofErr w:type="spellStart"/>
-            <w:r>
-              <w:rPr>
-                <w:rFonts w:ascii="Calibri" w:eastAsia="Times New Roman" w:hAnsi="Calibri" w:cs="Calibri"/>
-                <w:b/>
-                <w:bCs/>
-                <w:kern w:val="0"/>
-                <w:sz w:val="22"/>
-                <w:szCs w:val="22"/>
-                <w:lang w:eastAsia="es-ES"/>
-                <w14:ligatures w14:val="none"/>
-              </w:rPr>
-              <w:t>overhead_</w:t>
-            </w:r>
-            <w:r>
-              <w:rPr>
-                <w:rFonts w:ascii="Calibri" w:eastAsia="Times New Roman" w:hAnsi="Calibri" w:cs="Calibri"/>
-                <w:b/>
-                <w:bCs/>
-                <w:kern w:val="0"/>
-                <w:sz w:val="22"/>
-                <w:szCs w:val="22"/>
-                <w:lang w:eastAsia="es-ES"/>
-                <w14:ligatures w14:val="none"/>
-              </w:rPr>
-              <w:t>bpp</w:t>
-            </w:r>
-            <w:proofErr w:type="spellEnd"/>
-            <w:r>
-              <w:rPr>
-                <w:rFonts w:ascii="Calibri" w:eastAsia="Times New Roman" w:hAnsi="Calibri" w:cs="Calibri"/>
-                <w:b/>
-                <w:bCs/>
-                <w:kern w:val="0"/>
-                <w:sz w:val="22"/>
-                <w:szCs w:val="22"/>
-                <w:lang w:eastAsia="es-ES"/>
-                <w14:ligatures w14:val="none"/>
-              </w:rPr>
-              <w:t xml:space="preserve"> </w:t>
-            </w:r>
-          </w:p>
-        </w:tc>
-        <w:tc>
-          <w:tcPr>
-            <w:tcW w:w="2123" w:type="dxa"/>
-            <w:tcBorders>
-              <w:top w:val="single" w:sz="4" w:space="0" w:color="auto"/>
-              <w:left w:val="nil"/>
-              <w:bottom w:val="single" w:sz="4" w:space="0" w:color="auto"/>
-              <w:right w:val="single" w:sz="4" w:space="0" w:color="auto"/>
-            </w:tcBorders>
-            <w:noWrap/>
-            <w:hideMark/>
-          </w:tcPr>
-          <w:p>
-            <w:pPr>
-              <w:spacing w:after="0" w:line="240" w:lineRule="auto"/>
-              <w:jc w:val="center"/>
-              <w:rPr>
-                <w:rFonts w:ascii="Calibri" w:eastAsia="Times New Roman" w:hAnsi="Calibri" w:cs="Calibri"/>
-                <w:b/>
-                <w:bCs/>
-                <w:kern w:val="0"/>
-                <w:sz w:val="22"/>
-                <w:szCs w:val="22"/>
-                <w:lang w:eastAsia="es-ES"/>
-                <w14:ligatures w14:val="none"/>
-              </w:rPr>
-            </w:pPr>
-            <w:r>
-              <w:rPr>
-                <w:rFonts w:ascii="Calibri" w:eastAsia="Times New Roman" w:hAnsi="Calibri" w:cs="Calibri"/>
-                <w:b/>
-                <w:bCs/>
-                <w:kern w:val="0"/>
-                <w:sz w:val="22"/>
-                <w:szCs w:val="22"/>
-                <w:lang w:eastAsia="es-ES"/>
-                <w14:ligatures w14:val="none"/>
-              </w:rPr>
-              <w:t xml:space="preserve"> </w:t>
-            </w:r>
-            <w:proofErr w:type="spellStart"/>
-            <w:r>
-              <w:rPr>
-                <w:rFonts w:ascii="Calibri" w:eastAsia="Times New Roman" w:hAnsi="Calibri" w:cs="Calibri"/>
-                <w:b/>
-                <w:bCs/>
-                <w:kern w:val="0"/>
-                <w:sz w:val="22"/>
-                <w:szCs w:val="22"/>
-                <w:lang w:eastAsia="es-ES"/>
-                <w14:ligatures w14:val="none"/>
-              </w:rPr>
-              <w:t>overhead_relativo</w:t>
-            </w:r>
-            <w:proofErr w:type="spellEnd"/>
-            <w:r>
-              <w:rPr>
-                <w:rFonts w:ascii="Calibri" w:eastAsia="Times New Roman" w:hAnsi="Calibri" w:cs="Calibri"/>
-                <w:b/>
-                <w:bCs/>
-                <w:kern w:val="0"/>
-                <w:sz w:val="22"/>
-                <w:szCs w:val="22"/>
-                <w:lang w:eastAsia="es-ES"/>
-                <w14:ligatures w14:val="none"/>
-              </w:rPr>
-              <w:t xml:space="preserve"> %</w:t>
-            </w:r>
-            <w:r>
-              <w:rPr>
-                <w:rFonts w:ascii="Calibri" w:eastAsia="Times New Roman" w:hAnsi="Calibri" w:cs="Calibri"/>
-                <w:b/>
-                <w:bCs/>
-                <w:kern w:val="0"/>
-                <w:sz w:val="22"/>
-                <w:szCs w:val="22"/>
-                <w:lang w:eastAsia="es-ES"/>
-                <w14:ligatures w14:val="none"/>
-              </w:rPr>
-              <w:t xml:space="preserve"> </w:t>
-            </w:r>
-          </w:p>
-        </w:tc>
-      </w:tr>
-      <w:tr>
-        <w:trPr>
-          <w:trHeight w:val="296"/>
-        </w:trPr>
-        <w:tc>
-          <w:tcPr>
-            <w:tcW w:w="1041" w:type="dxa"/>
-            <w:tcBorders>
-              <w:top w:val="nil"/>
-              <w:left w:val="single" w:sz="4" w:space="0" w:color="auto"/>
-              <w:bottom w:val="single" w:sz="4" w:space="0" w:color="auto"/>
-              <w:right w:val="single" w:sz="4" w:space="0" w:color="auto"/>
-            </w:tcBorders>
-            <w:noWrap/>
-            <w:vAlign w:val="bottom"/>
-            <w:hideMark/>
-          </w:tcPr>
-          <w:p>
-            <w:pPr>
-              <w:spacing w:after="0" w:line="240" w:lineRule="auto"/>
-              <w:jc w:val="center"/>
-              <w:rPr>
-                <w:rFonts w:ascii="Calibri" w:eastAsia="Times New Roman" w:hAnsi="Calibri" w:cs="Calibri"/>
-                <w:color w:val="000000"/>
-                <w:kern w:val="0"/>
-                <w:sz w:val="22"/>
-                <w:szCs w:val="22"/>
-                <w:lang w:eastAsia="es-ES"/>
-                <w14:ligatures w14:val="none"/>
-              </w:rPr>
-            </w:pPr>
-            <w:r>
-              <w:rPr>
-                <w:rFonts w:ascii="Calibri" w:eastAsia="Times New Roman" w:hAnsi="Calibri" w:cs="Calibri"/>
-                <w:color w:val="000000"/>
-                <w:kern w:val="0"/>
-                <w:sz w:val="22"/>
-                <w:szCs w:val="22"/>
-                <w:lang w:eastAsia="es-ES"/>
-                <w14:ligatures w14:val="none"/>
-              </w:rPr>
-              <w:t>4</w:t>
-            </w:r>
-          </w:p>
-        </w:tc>
-        <w:tc>
-          <w:tcPr>
-            <w:tcW w:w="1409" w:type="dxa"/>
-            <w:tcBorders>
-              <w:top w:val="nil"/>
-              <w:left w:val="nil"/>
-              <w:bottom w:val="single" w:sz="4" w:space="0" w:color="auto"/>
-              <w:right w:val="single" w:sz="4" w:space="0" w:color="auto"/>
-            </w:tcBorders>
-            <w:noWrap/>
-            <w:vAlign w:val="bottom"/>
-            <w:hideMark/>
-          </w:tcPr>
-          <w:p>
-            <w:pPr>
-              <w:spacing w:after="0" w:line="240" w:lineRule="auto"/>
-              <w:rPr>
-                <w:rFonts w:ascii="Calibri" w:eastAsia="Times New Roman" w:hAnsi="Calibri" w:cs="Calibri"/>
-                <w:color w:val="000000"/>
-                <w:kern w:val="0"/>
-                <w:sz w:val="22"/>
-                <w:szCs w:val="22"/>
-                <w:lang w:eastAsia="es-ES"/>
-                <w14:ligatures w14:val="none"/>
-              </w:rPr>
-            </w:pPr>
-            <w:r>
-              <w:rPr>
-                <w:rFonts w:ascii="Calibri" w:eastAsia="Times New Roman" w:hAnsi="Calibri" w:cs="Calibri"/>
-                <w:color w:val="000000"/>
-                <w:kern w:val="0"/>
-                <w:sz w:val="22"/>
-                <w:szCs w:val="22"/>
-                <w:lang w:eastAsia="es-ES"/>
-                <w14:ligatures w14:val="none"/>
-              </w:rPr>
-              <w:t xml:space="preserve">            0.0124 </w:t>
-            </w:r>
-          </w:p>
-        </w:tc>
-        <w:tc>
-          <w:tcPr>
-            <w:tcW w:w="1062" w:type="dxa"/>
-            <w:tcBorders>
-              <w:top w:val="nil"/>
-              <w:left w:val="nil"/>
-              <w:bottom w:val="single" w:sz="4" w:space="0" w:color="auto"/>
-              <w:right w:val="single" w:sz="4" w:space="0" w:color="auto"/>
-            </w:tcBorders>
-            <w:noWrap/>
-            <w:vAlign w:val="bottom"/>
-            <w:hideMark/>
-          </w:tcPr>
-          <w:p>
-            <w:pPr>
-              <w:spacing w:after="0" w:line="240" w:lineRule="auto"/>
-              <w:rPr>
-                <w:rFonts w:ascii="Calibri" w:eastAsia="Times New Roman" w:hAnsi="Calibri" w:cs="Calibri"/>
-                <w:color w:val="000000"/>
-                <w:kern w:val="0"/>
-                <w:sz w:val="22"/>
-                <w:szCs w:val="22"/>
-                <w:lang w:eastAsia="es-ES"/>
-                <w14:ligatures w14:val="none"/>
-              </w:rPr>
-            </w:pPr>
-            <w:r>
-              <w:rPr>
-                <w:rFonts w:ascii="Calibri" w:eastAsia="Times New Roman" w:hAnsi="Calibri" w:cs="Calibri"/>
-                <w:color w:val="000000"/>
-                <w:kern w:val="0"/>
-                <w:sz w:val="22"/>
-                <w:szCs w:val="22"/>
-                <w:lang w:eastAsia="es-ES"/>
-                <w14:ligatures w14:val="none"/>
-              </w:rPr>
-              <w:t xml:space="preserve">     0.0165 </w:t>
-            </w:r>
-          </w:p>
-        </w:tc>
-        <w:tc>
-          <w:tcPr>
-            <w:tcW w:w="1591" w:type="dxa"/>
-            <w:tcBorders>
-              <w:top w:val="nil"/>
-              <w:left w:val="nil"/>
-              <w:bottom w:val="single" w:sz="4" w:space="0" w:color="auto"/>
-              <w:right w:val="single" w:sz="4" w:space="0" w:color="auto"/>
-            </w:tcBorders>
-            <w:noWrap/>
-            <w:vAlign w:val="bottom"/>
-            <w:hideMark/>
-          </w:tcPr>
-          <w:p>
-            <w:pPr>
-              <w:spacing w:after="0" w:line="240" w:lineRule="auto"/>
-              <w:rPr>
-                <w:rFonts w:ascii="Calibri" w:eastAsia="Times New Roman" w:hAnsi="Calibri" w:cs="Calibri"/>
-                <w:color w:val="000000"/>
-                <w:kern w:val="0"/>
-                <w:sz w:val="22"/>
-                <w:szCs w:val="22"/>
-                <w:lang w:eastAsia="es-ES"/>
-                <w14:ligatures w14:val="none"/>
-              </w:rPr>
-            </w:pPr>
-            <w:r>
-              <w:rPr>
-                <w:rFonts w:ascii="Calibri" w:eastAsia="Times New Roman" w:hAnsi="Calibri" w:cs="Calibri"/>
-                <w:color w:val="000000"/>
-                <w:kern w:val="0"/>
-                <w:sz w:val="22"/>
-                <w:szCs w:val="22"/>
-                <w:lang w:eastAsia="es-ES"/>
-                <w14:ligatures w14:val="none"/>
-              </w:rPr>
-              <w:t xml:space="preserve">              0.0041 </w:t>
-            </w:r>
-          </w:p>
-        </w:tc>
-        <w:tc>
-          <w:tcPr>
-            <w:tcW w:w="2123" w:type="dxa"/>
-            <w:tcBorders>
-              <w:top w:val="nil"/>
-              <w:left w:val="nil"/>
-              <w:bottom w:val="single" w:sz="4" w:space="0" w:color="auto"/>
-              <w:right w:val="single" w:sz="4" w:space="0" w:color="auto"/>
-            </w:tcBorders>
-            <w:noWrap/>
-            <w:vAlign w:val="bottom"/>
-            <w:hideMark/>
-          </w:tcPr>
-          <w:p>
-            <w:pPr>
-              <w:spacing w:after="0" w:line="240" w:lineRule="auto"/>
-              <w:rPr>
-                <w:rFonts w:ascii="Calibri" w:eastAsia="Times New Roman" w:hAnsi="Calibri" w:cs="Calibri"/>
-                <w:color w:val="000000"/>
-                <w:kern w:val="0"/>
-                <w:sz w:val="22"/>
-                <w:szCs w:val="22"/>
-                <w:lang w:eastAsia="es-ES"/>
-                <w14:ligatures w14:val="none"/>
-              </w:rPr>
-            </w:pPr>
-            <w:r>
-              <w:rPr>
-                <w:rFonts w:ascii="Calibri" w:eastAsia="Times New Roman" w:hAnsi="Calibri" w:cs="Calibri"/>
-                <w:color w:val="000000"/>
-                <w:kern w:val="0"/>
-                <w:sz w:val="22"/>
-                <w:szCs w:val="22"/>
-                <w:lang w:eastAsia="es-ES"/>
-                <w14:ligatures w14:val="none"/>
-              </w:rPr>
-              <w:t xml:space="preserve">                   24.7657 </w:t>
-            </w:r>
-          </w:p>
-        </w:tc>
-      </w:tr>
-      <w:tr>
-        <w:trPr>
-          <w:trHeight w:val="296"/>
-        </w:trPr>
-        <w:tc>
-          <w:tcPr>
-            <w:tcW w:w="1041" w:type="dxa"/>
-            <w:tcBorders>
-              <w:top w:val="nil"/>
-              <w:left w:val="single" w:sz="4" w:space="0" w:color="auto"/>
-              <w:bottom w:val="single" w:sz="4" w:space="0" w:color="auto"/>
-              <w:right w:val="single" w:sz="4" w:space="0" w:color="auto"/>
-            </w:tcBorders>
-            <w:noWrap/>
-            <w:vAlign w:val="bottom"/>
-            <w:hideMark/>
-          </w:tcPr>
-          <w:p>
-            <w:pPr>
-              <w:spacing w:after="0" w:line="240" w:lineRule="auto"/>
-              <w:jc w:val="center"/>
-              <w:rPr>
-                <w:rFonts w:ascii="Calibri" w:eastAsia="Times New Roman" w:hAnsi="Calibri" w:cs="Calibri"/>
-                <w:color w:val="000000"/>
-                <w:kern w:val="0"/>
-                <w:sz w:val="22"/>
-                <w:szCs w:val="22"/>
-                <w:lang w:eastAsia="es-ES"/>
-                <w14:ligatures w14:val="none"/>
-              </w:rPr>
-            </w:pPr>
-            <w:r>
-              <w:rPr>
-                <w:rFonts w:ascii="Calibri" w:eastAsia="Times New Roman" w:hAnsi="Calibri" w:cs="Calibri"/>
-                <w:color w:val="000000"/>
-                <w:kern w:val="0"/>
-                <w:sz w:val="22"/>
-                <w:szCs w:val="22"/>
-                <w:lang w:eastAsia="es-ES"/>
-                <w14:ligatures w14:val="none"/>
-              </w:rPr>
-              <w:t>7</w:t>
-            </w:r>
-          </w:p>
-        </w:tc>
-        <w:tc>
-          <w:tcPr>
-            <w:tcW w:w="1409" w:type="dxa"/>
-            <w:tcBorders>
-              <w:top w:val="nil"/>
-              <w:left w:val="nil"/>
-              <w:bottom w:val="single" w:sz="4" w:space="0" w:color="auto"/>
-              <w:right w:val="single" w:sz="4" w:space="0" w:color="auto"/>
-            </w:tcBorders>
-            <w:noWrap/>
-            <w:vAlign w:val="bottom"/>
-            <w:hideMark/>
-          </w:tcPr>
-          <w:p>
-            <w:pPr>
-              <w:spacing w:after="0" w:line="240" w:lineRule="auto"/>
-              <w:rPr>
-                <w:rFonts w:ascii="Calibri" w:eastAsia="Times New Roman" w:hAnsi="Calibri" w:cs="Calibri"/>
-                <w:color w:val="000000"/>
-                <w:kern w:val="0"/>
-                <w:sz w:val="22"/>
-                <w:szCs w:val="22"/>
-                <w:lang w:eastAsia="es-ES"/>
-                <w14:ligatures w14:val="none"/>
-              </w:rPr>
-            </w:pPr>
-            <w:r>
-              <w:rPr>
-                <w:rFonts w:ascii="Calibri" w:eastAsia="Times New Roman" w:hAnsi="Calibri" w:cs="Calibri"/>
-                <w:color w:val="000000"/>
-                <w:kern w:val="0"/>
-                <w:sz w:val="22"/>
-                <w:szCs w:val="22"/>
-                <w:lang w:eastAsia="es-ES"/>
-                <w14:ligatures w14:val="none"/>
-              </w:rPr>
-              <w:t xml:space="preserve">            0.0296 </w:t>
-            </w:r>
-          </w:p>
-        </w:tc>
-        <w:tc>
-          <w:tcPr>
-            <w:tcW w:w="1062" w:type="dxa"/>
-            <w:tcBorders>
-              <w:top w:val="nil"/>
-              <w:left w:val="nil"/>
-              <w:bottom w:val="single" w:sz="4" w:space="0" w:color="auto"/>
-              <w:right w:val="single" w:sz="4" w:space="0" w:color="auto"/>
-            </w:tcBorders>
-            <w:noWrap/>
-            <w:vAlign w:val="bottom"/>
-            <w:hideMark/>
-          </w:tcPr>
-          <w:p>
-            <w:pPr>
-              <w:spacing w:after="0" w:line="240" w:lineRule="auto"/>
-              <w:rPr>
-                <w:rFonts w:ascii="Calibri" w:eastAsia="Times New Roman" w:hAnsi="Calibri" w:cs="Calibri"/>
-                <w:color w:val="000000"/>
-                <w:kern w:val="0"/>
-                <w:sz w:val="22"/>
-                <w:szCs w:val="22"/>
-                <w:lang w:eastAsia="es-ES"/>
-                <w14:ligatures w14:val="none"/>
-              </w:rPr>
-            </w:pPr>
-            <w:r>
-              <w:rPr>
-                <w:rFonts w:ascii="Calibri" w:eastAsia="Times New Roman" w:hAnsi="Calibri" w:cs="Calibri"/>
-                <w:color w:val="000000"/>
-                <w:kern w:val="0"/>
-                <w:sz w:val="22"/>
-                <w:szCs w:val="22"/>
-                <w:lang w:eastAsia="es-ES"/>
-                <w14:ligatures w14:val="none"/>
-              </w:rPr>
-              <w:t xml:space="preserve">     0.0389 </w:t>
-            </w:r>
-          </w:p>
-        </w:tc>
-        <w:tc>
-          <w:tcPr>
-            <w:tcW w:w="1591" w:type="dxa"/>
-            <w:tcBorders>
-              <w:top w:val="nil"/>
-              <w:left w:val="nil"/>
-              <w:bottom w:val="single" w:sz="4" w:space="0" w:color="auto"/>
-              <w:right w:val="single" w:sz="4" w:space="0" w:color="auto"/>
-            </w:tcBorders>
-            <w:noWrap/>
-            <w:vAlign w:val="bottom"/>
-            <w:hideMark/>
-          </w:tcPr>
-          <w:p>
-            <w:pPr>
-              <w:spacing w:after="0" w:line="240" w:lineRule="auto"/>
-              <w:rPr>
-                <w:rFonts w:ascii="Calibri" w:eastAsia="Times New Roman" w:hAnsi="Calibri" w:cs="Calibri"/>
-                <w:color w:val="000000"/>
-                <w:kern w:val="0"/>
-                <w:sz w:val="22"/>
-                <w:szCs w:val="22"/>
-                <w:lang w:eastAsia="es-ES"/>
-                <w14:ligatures w14:val="none"/>
-              </w:rPr>
-            </w:pPr>
-            <w:r>
-              <w:rPr>
-                <w:rFonts w:ascii="Calibri" w:eastAsia="Times New Roman" w:hAnsi="Calibri" w:cs="Calibri"/>
-                <w:color w:val="000000"/>
-                <w:kern w:val="0"/>
-                <w:sz w:val="22"/>
-                <w:szCs w:val="22"/>
-                <w:lang w:eastAsia="es-ES"/>
-                <w14:ligatures w14:val="none"/>
-              </w:rPr>
-              <w:t xml:space="preserve">              0.0093 </w:t>
-            </w:r>
-          </w:p>
-        </w:tc>
-        <w:tc>
-          <w:tcPr>
-            <w:tcW w:w="2123" w:type="dxa"/>
-            <w:tcBorders>
-              <w:top w:val="nil"/>
-              <w:left w:val="nil"/>
-              <w:bottom w:val="single" w:sz="4" w:space="0" w:color="auto"/>
-              <w:right w:val="single" w:sz="4" w:space="0" w:color="auto"/>
-            </w:tcBorders>
-            <w:noWrap/>
-            <w:vAlign w:val="bottom"/>
-            <w:hideMark/>
-          </w:tcPr>
-          <w:p>
-            <w:pPr>
-              <w:spacing w:after="0" w:line="240" w:lineRule="auto"/>
-              <w:rPr>
-                <w:rFonts w:ascii="Calibri" w:eastAsia="Times New Roman" w:hAnsi="Calibri" w:cs="Calibri"/>
-                <w:color w:val="000000"/>
-                <w:kern w:val="0"/>
-                <w:sz w:val="22"/>
-                <w:szCs w:val="22"/>
-                <w:lang w:eastAsia="es-ES"/>
-                <w14:ligatures w14:val="none"/>
-              </w:rPr>
-            </w:pPr>
-            <w:r>
-              <w:rPr>
-                <w:rFonts w:ascii="Calibri" w:eastAsia="Times New Roman" w:hAnsi="Calibri" w:cs="Calibri"/>
-                <w:color w:val="000000"/>
-                <w:kern w:val="0"/>
-                <w:sz w:val="22"/>
-                <w:szCs w:val="22"/>
-                <w:lang w:eastAsia="es-ES"/>
-                <w14:ligatures w14:val="none"/>
-              </w:rPr>
-              <w:t xml:space="preserve">                   23.8945 </w:t>
-            </w:r>
-          </w:p>
-        </w:tc>
-      </w:tr>
-      <w:tr>
-        <w:trPr>
-          <w:trHeight w:val="296"/>
-        </w:trPr>
-        <w:tc>
-          <w:tcPr>
-            <w:tcW w:w="1041" w:type="dxa"/>
-            <w:tcBorders>
-              <w:top w:val="nil"/>
-              <w:left w:val="single" w:sz="4" w:space="0" w:color="auto"/>
-              <w:bottom w:val="single" w:sz="4" w:space="0" w:color="auto"/>
-              <w:right w:val="single" w:sz="4" w:space="0" w:color="auto"/>
-            </w:tcBorders>
-            <w:noWrap/>
-            <w:vAlign w:val="bottom"/>
-            <w:hideMark/>
-          </w:tcPr>
-          <w:p>
-            <w:pPr>
-              <w:spacing w:after="0" w:line="240" w:lineRule="auto"/>
-              <w:jc w:val="center"/>
-              <w:rPr>
-                <w:rFonts w:ascii="Calibri" w:eastAsia="Times New Roman" w:hAnsi="Calibri" w:cs="Calibri"/>
-                <w:color w:val="000000"/>
-                <w:kern w:val="0"/>
-                <w:sz w:val="22"/>
-                <w:szCs w:val="22"/>
-                <w:lang w:eastAsia="es-ES"/>
-                <w14:ligatures w14:val="none"/>
-              </w:rPr>
-            </w:pPr>
-            <w:r>
-              <w:rPr>
-                <w:rFonts w:ascii="Calibri" w:eastAsia="Times New Roman" w:hAnsi="Calibri" w:cs="Calibri"/>
-                <w:color w:val="000000"/>
-                <w:kern w:val="0"/>
-                <w:sz w:val="22"/>
-                <w:szCs w:val="22"/>
-                <w:lang w:eastAsia="es-ES"/>
-                <w14:ligatures w14:val="none"/>
-              </w:rPr>
-              <w:t>9</w:t>
-            </w:r>
-          </w:p>
-        </w:tc>
-        <w:tc>
-          <w:tcPr>
-            <w:tcW w:w="1409" w:type="dxa"/>
-            <w:tcBorders>
-              <w:top w:val="nil"/>
-              <w:left w:val="nil"/>
-              <w:bottom w:val="single" w:sz="4" w:space="0" w:color="auto"/>
-              <w:right w:val="single" w:sz="4" w:space="0" w:color="auto"/>
-            </w:tcBorders>
-            <w:noWrap/>
-            <w:vAlign w:val="bottom"/>
-            <w:hideMark/>
-          </w:tcPr>
-          <w:p>
-            <w:pPr>
-              <w:spacing w:after="0" w:line="240" w:lineRule="auto"/>
-              <w:rPr>
-                <w:rFonts w:ascii="Calibri" w:eastAsia="Times New Roman" w:hAnsi="Calibri" w:cs="Calibri"/>
-                <w:color w:val="000000"/>
-                <w:kern w:val="0"/>
-                <w:sz w:val="22"/>
-                <w:szCs w:val="22"/>
-                <w:lang w:eastAsia="es-ES"/>
-                <w14:ligatures w14:val="none"/>
-              </w:rPr>
-            </w:pPr>
-            <w:r>
-              <w:rPr>
-                <w:rFonts w:ascii="Calibri" w:eastAsia="Times New Roman" w:hAnsi="Calibri" w:cs="Calibri"/>
-                <w:color w:val="000000"/>
-                <w:kern w:val="0"/>
-                <w:sz w:val="22"/>
-                <w:szCs w:val="22"/>
-                <w:lang w:eastAsia="es-ES"/>
-                <w14:ligatures w14:val="none"/>
-              </w:rPr>
-              <w:t xml:space="preserve">            0.0621 </w:t>
-            </w:r>
-          </w:p>
-        </w:tc>
-        <w:tc>
-          <w:tcPr>
-            <w:tcW w:w="1062" w:type="dxa"/>
-            <w:tcBorders>
-              <w:top w:val="nil"/>
-              <w:left w:val="nil"/>
-              <w:bottom w:val="single" w:sz="4" w:space="0" w:color="auto"/>
-              <w:right w:val="single" w:sz="4" w:space="0" w:color="auto"/>
-            </w:tcBorders>
-            <w:noWrap/>
-            <w:vAlign w:val="bottom"/>
-            <w:hideMark/>
-          </w:tcPr>
-          <w:p>
-            <w:pPr>
-              <w:spacing w:after="0" w:line="240" w:lineRule="auto"/>
-              <w:rPr>
-                <w:rFonts w:ascii="Calibri" w:eastAsia="Times New Roman" w:hAnsi="Calibri" w:cs="Calibri"/>
-                <w:color w:val="000000"/>
-                <w:kern w:val="0"/>
-                <w:sz w:val="22"/>
-                <w:szCs w:val="22"/>
-                <w:lang w:eastAsia="es-ES"/>
-                <w14:ligatures w14:val="none"/>
-              </w:rPr>
-            </w:pPr>
-            <w:r>
-              <w:rPr>
-                <w:rFonts w:ascii="Calibri" w:eastAsia="Times New Roman" w:hAnsi="Calibri" w:cs="Calibri"/>
-                <w:color w:val="000000"/>
-                <w:kern w:val="0"/>
-                <w:sz w:val="22"/>
-                <w:szCs w:val="22"/>
-                <w:lang w:eastAsia="es-ES"/>
-                <w14:ligatures w14:val="none"/>
-              </w:rPr>
-              <w:t xml:space="preserve">     0.1021 </w:t>
-            </w:r>
-          </w:p>
-        </w:tc>
-        <w:tc>
-          <w:tcPr>
-            <w:tcW w:w="1591" w:type="dxa"/>
-            <w:tcBorders>
-              <w:top w:val="nil"/>
-              <w:left w:val="nil"/>
-              <w:bottom w:val="single" w:sz="4" w:space="0" w:color="auto"/>
-              <w:right w:val="single" w:sz="4" w:space="0" w:color="auto"/>
-            </w:tcBorders>
-            <w:noWrap/>
-            <w:vAlign w:val="bottom"/>
-            <w:hideMark/>
-          </w:tcPr>
-          <w:p>
-            <w:pPr>
-              <w:spacing w:after="0" w:line="240" w:lineRule="auto"/>
-              <w:rPr>
-                <w:rFonts w:ascii="Calibri" w:eastAsia="Times New Roman" w:hAnsi="Calibri" w:cs="Calibri"/>
-                <w:color w:val="000000"/>
-                <w:kern w:val="0"/>
-                <w:sz w:val="22"/>
-                <w:szCs w:val="22"/>
-                <w:lang w:eastAsia="es-ES"/>
-                <w14:ligatures w14:val="none"/>
-              </w:rPr>
-            </w:pPr>
-            <w:r>
-              <w:rPr>
-                <w:rFonts w:ascii="Calibri" w:eastAsia="Times New Roman" w:hAnsi="Calibri" w:cs="Calibri"/>
-                <w:color w:val="000000"/>
-                <w:kern w:val="0"/>
-                <w:sz w:val="22"/>
-                <w:szCs w:val="22"/>
-                <w:lang w:eastAsia="es-ES"/>
-                <w14:ligatures w14:val="none"/>
-              </w:rPr>
-              <w:t xml:space="preserve">              0.0400 </w:t>
-            </w:r>
-          </w:p>
-        </w:tc>
-        <w:tc>
-          <w:tcPr>
-            <w:tcW w:w="2123" w:type="dxa"/>
-            <w:tcBorders>
-              <w:top w:val="nil"/>
-              <w:left w:val="nil"/>
-              <w:bottom w:val="single" w:sz="4" w:space="0" w:color="auto"/>
-              <w:right w:val="single" w:sz="4" w:space="0" w:color="auto"/>
-            </w:tcBorders>
-            <w:noWrap/>
-            <w:vAlign w:val="bottom"/>
-            <w:hideMark/>
-          </w:tcPr>
-          <w:p>
-            <w:pPr>
-              <w:spacing w:after="0" w:line="240" w:lineRule="auto"/>
-              <w:rPr>
-                <w:rFonts w:ascii="Calibri" w:eastAsia="Times New Roman" w:hAnsi="Calibri" w:cs="Calibri"/>
-                <w:color w:val="000000"/>
-                <w:kern w:val="0"/>
-                <w:sz w:val="22"/>
-                <w:szCs w:val="22"/>
-                <w:lang w:eastAsia="es-ES"/>
-                <w14:ligatures w14:val="none"/>
-              </w:rPr>
-            </w:pPr>
-            <w:r>
-              <w:rPr>
-                <w:rFonts w:ascii="Calibri" w:eastAsia="Times New Roman" w:hAnsi="Calibri" w:cs="Calibri"/>
-                <w:color w:val="000000"/>
-                <w:kern w:val="0"/>
-                <w:sz w:val="22"/>
-                <w:szCs w:val="22"/>
-                <w:lang w:eastAsia="es-ES"/>
-                <w14:ligatures w14:val="none"/>
-              </w:rPr>
-              <w:t xml:space="preserve">                   39.1435 </w:t>
-            </w:r>
-          </w:p>
-        </w:tc>
-      </w:tr>
-      <w:tr>
-        <w:trPr>
-          <w:trHeight w:val="296"/>
-        </w:trPr>
-        <w:tc>
-          <w:tcPr>
-            <w:tcW w:w="1041" w:type="dxa"/>
-            <w:tcBorders>
-              <w:top w:val="nil"/>
-              <w:left w:val="single" w:sz="4" w:space="0" w:color="auto"/>
-              <w:bottom w:val="single" w:sz="4" w:space="0" w:color="auto"/>
-              <w:right w:val="single" w:sz="4" w:space="0" w:color="auto"/>
-            </w:tcBorders>
-            <w:noWrap/>
-            <w:vAlign w:val="bottom"/>
-            <w:hideMark/>
-          </w:tcPr>
-          <w:p>
-            <w:pPr>
-              <w:spacing w:after="0" w:line="240" w:lineRule="auto"/>
-              <w:jc w:val="center"/>
-              <w:rPr>
-                <w:rFonts w:ascii="Calibri" w:eastAsia="Times New Roman" w:hAnsi="Calibri" w:cs="Calibri"/>
-                <w:color w:val="000000"/>
-                <w:kern w:val="0"/>
-                <w:sz w:val="22"/>
-                <w:szCs w:val="22"/>
-                <w:lang w:eastAsia="es-ES"/>
-                <w14:ligatures w14:val="none"/>
-              </w:rPr>
-            </w:pPr>
-            <w:r>
-              <w:rPr>
-                <w:rFonts w:ascii="Calibri" w:eastAsia="Times New Roman" w:hAnsi="Calibri" w:cs="Calibri"/>
-                <w:color w:val="000000"/>
-                <w:kern w:val="0"/>
-                <w:sz w:val="22"/>
-                <w:szCs w:val="22"/>
-                <w:lang w:eastAsia="es-ES"/>
-                <w14:ligatures w14:val="none"/>
-              </w:rPr>
-              <w:t>17</w:t>
-            </w:r>
-          </w:p>
-        </w:tc>
-        <w:tc>
-          <w:tcPr>
-            <w:tcW w:w="1409" w:type="dxa"/>
-            <w:tcBorders>
-              <w:top w:val="nil"/>
-              <w:left w:val="nil"/>
-              <w:bottom w:val="single" w:sz="4" w:space="0" w:color="auto"/>
-              <w:right w:val="single" w:sz="4" w:space="0" w:color="auto"/>
-            </w:tcBorders>
-            <w:noWrap/>
-            <w:vAlign w:val="bottom"/>
-            <w:hideMark/>
-          </w:tcPr>
-          <w:p>
-            <w:pPr>
-              <w:spacing w:after="0" w:line="240" w:lineRule="auto"/>
-              <w:rPr>
-                <w:rFonts w:ascii="Calibri" w:eastAsia="Times New Roman" w:hAnsi="Calibri" w:cs="Calibri"/>
-                <w:color w:val="000000"/>
-                <w:kern w:val="0"/>
-                <w:sz w:val="22"/>
-                <w:szCs w:val="22"/>
-                <w:lang w:eastAsia="es-ES"/>
-                <w14:ligatures w14:val="none"/>
-              </w:rPr>
-            </w:pPr>
-            <w:r>
-              <w:rPr>
-                <w:rFonts w:ascii="Calibri" w:eastAsia="Times New Roman" w:hAnsi="Calibri" w:cs="Calibri"/>
-                <w:color w:val="000000"/>
-                <w:kern w:val="0"/>
-                <w:sz w:val="22"/>
-                <w:szCs w:val="22"/>
-                <w:lang w:eastAsia="es-ES"/>
-                <w14:ligatures w14:val="none"/>
-              </w:rPr>
-              <w:t xml:space="preserve">            0.1897 </w:t>
-            </w:r>
-          </w:p>
-        </w:tc>
-        <w:tc>
-          <w:tcPr>
-            <w:tcW w:w="1062" w:type="dxa"/>
-            <w:tcBorders>
-              <w:top w:val="nil"/>
-              <w:left w:val="nil"/>
-              <w:bottom w:val="single" w:sz="4" w:space="0" w:color="auto"/>
-              <w:right w:val="single" w:sz="4" w:space="0" w:color="auto"/>
-            </w:tcBorders>
-            <w:noWrap/>
-            <w:vAlign w:val="bottom"/>
-            <w:hideMark/>
-          </w:tcPr>
-          <w:p>
-            <w:pPr>
-              <w:spacing w:after="0" w:line="240" w:lineRule="auto"/>
-              <w:rPr>
-                <w:rFonts w:ascii="Calibri" w:eastAsia="Times New Roman" w:hAnsi="Calibri" w:cs="Calibri"/>
-                <w:color w:val="000000"/>
-                <w:kern w:val="0"/>
-                <w:sz w:val="22"/>
-                <w:szCs w:val="22"/>
-                <w:lang w:eastAsia="es-ES"/>
-                <w14:ligatures w14:val="none"/>
-              </w:rPr>
-            </w:pPr>
-            <w:r>
-              <w:rPr>
-                <w:rFonts w:ascii="Calibri" w:eastAsia="Times New Roman" w:hAnsi="Calibri" w:cs="Calibri"/>
-                <w:color w:val="000000"/>
-                <w:kern w:val="0"/>
-                <w:sz w:val="22"/>
-                <w:szCs w:val="22"/>
-                <w:lang w:eastAsia="es-ES"/>
-                <w14:ligatures w14:val="none"/>
-              </w:rPr>
-              <w:t xml:space="preserve">     0.2809 </w:t>
-            </w:r>
-          </w:p>
-        </w:tc>
-        <w:tc>
-          <w:tcPr>
-            <w:tcW w:w="1591" w:type="dxa"/>
-            <w:tcBorders>
-              <w:top w:val="nil"/>
-              <w:left w:val="nil"/>
-              <w:bottom w:val="single" w:sz="4" w:space="0" w:color="auto"/>
-              <w:right w:val="single" w:sz="4" w:space="0" w:color="auto"/>
-            </w:tcBorders>
-            <w:noWrap/>
-            <w:vAlign w:val="bottom"/>
-            <w:hideMark/>
-          </w:tcPr>
-          <w:p>
-            <w:pPr>
-              <w:spacing w:after="0" w:line="240" w:lineRule="auto"/>
-              <w:rPr>
-                <w:rFonts w:ascii="Calibri" w:eastAsia="Times New Roman" w:hAnsi="Calibri" w:cs="Calibri"/>
-                <w:color w:val="000000"/>
-                <w:kern w:val="0"/>
-                <w:sz w:val="22"/>
-                <w:szCs w:val="22"/>
-                <w:lang w:eastAsia="es-ES"/>
-                <w14:ligatures w14:val="none"/>
-              </w:rPr>
-            </w:pPr>
-            <w:r>
-              <w:rPr>
-                <w:rFonts w:ascii="Calibri" w:eastAsia="Times New Roman" w:hAnsi="Calibri" w:cs="Calibri"/>
-                <w:color w:val="000000"/>
-                <w:kern w:val="0"/>
-                <w:sz w:val="22"/>
-                <w:szCs w:val="22"/>
-                <w:lang w:eastAsia="es-ES"/>
-                <w14:ligatures w14:val="none"/>
-              </w:rPr>
-              <w:t xml:space="preserve">              0.0912 </w:t>
-            </w:r>
-          </w:p>
-        </w:tc>
-        <w:tc>
-          <w:tcPr>
-            <w:tcW w:w="2123" w:type="dxa"/>
-            <w:tcBorders>
-              <w:top w:val="nil"/>
-              <w:left w:val="nil"/>
-              <w:bottom w:val="single" w:sz="4" w:space="0" w:color="auto"/>
-              <w:right w:val="single" w:sz="4" w:space="0" w:color="auto"/>
-            </w:tcBorders>
-            <w:noWrap/>
-            <w:vAlign w:val="bottom"/>
-            <w:hideMark/>
-          </w:tcPr>
-          <w:p>
-            <w:pPr>
-              <w:spacing w:after="0" w:line="240" w:lineRule="auto"/>
-              <w:rPr>
-                <w:rFonts w:ascii="Calibri" w:eastAsia="Times New Roman" w:hAnsi="Calibri" w:cs="Calibri"/>
-                <w:color w:val="000000"/>
-                <w:kern w:val="0"/>
-                <w:sz w:val="22"/>
-                <w:szCs w:val="22"/>
-                <w:lang w:eastAsia="es-ES"/>
-                <w14:ligatures w14:val="none"/>
-              </w:rPr>
-            </w:pPr>
-            <w:r>
-              <w:rPr>
-                <w:rFonts w:ascii="Calibri" w:eastAsia="Times New Roman" w:hAnsi="Calibri" w:cs="Calibri"/>
-                <w:color w:val="000000"/>
-                <w:kern w:val="0"/>
-                <w:sz w:val="22"/>
-                <w:szCs w:val="22"/>
-                <w:lang w:eastAsia="es-ES"/>
-                <w14:ligatures w14:val="none"/>
-              </w:rPr>
-              <w:t xml:space="preserve">                   32.4692 </w:t>
-            </w:r>
-          </w:p>
-        </w:tc>
-      </w:tr>
-      <w:tr>
-        <w:trPr>
-          <w:trHeight w:val="296"/>
-        </w:trPr>
-        <w:tc>
-          <w:tcPr>
-            <w:tcW w:w="1041" w:type="dxa"/>
-            <w:tcBorders>
-              <w:top w:val="nil"/>
-              <w:left w:val="single" w:sz="4" w:space="0" w:color="auto"/>
-              <w:bottom w:val="single" w:sz="4" w:space="0" w:color="auto"/>
-              <w:right w:val="single" w:sz="4" w:space="0" w:color="auto"/>
-            </w:tcBorders>
-            <w:noWrap/>
-            <w:vAlign w:val="bottom"/>
-            <w:hideMark/>
-          </w:tcPr>
-          <w:p>
-            <w:pPr>
-              <w:spacing w:after="0" w:line="240" w:lineRule="auto"/>
-              <w:jc w:val="center"/>
-              <w:rPr>
-                <w:rFonts w:ascii="Calibri" w:eastAsia="Times New Roman" w:hAnsi="Calibri" w:cs="Calibri"/>
-                <w:color w:val="000000"/>
-                <w:kern w:val="0"/>
-                <w:sz w:val="22"/>
-                <w:szCs w:val="22"/>
-                <w:lang w:eastAsia="es-ES"/>
-                <w14:ligatures w14:val="none"/>
-              </w:rPr>
-            </w:pPr>
-            <w:r>
-              <w:rPr>
-                <w:rFonts w:ascii="Calibri" w:eastAsia="Times New Roman" w:hAnsi="Calibri" w:cs="Calibri"/>
-                <w:color w:val="000000"/>
-                <w:kern w:val="0"/>
-                <w:sz w:val="22"/>
-                <w:szCs w:val="22"/>
-                <w:lang w:eastAsia="es-ES"/>
-                <w14:ligatures w14:val="none"/>
-              </w:rPr>
-              <w:t>32</w:t>
-            </w:r>
-          </w:p>
-        </w:tc>
-        <w:tc>
-          <w:tcPr>
-            <w:tcW w:w="1409" w:type="dxa"/>
-            <w:tcBorders>
-              <w:top w:val="nil"/>
-              <w:left w:val="nil"/>
-              <w:bottom w:val="single" w:sz="4" w:space="0" w:color="auto"/>
-              <w:right w:val="single" w:sz="4" w:space="0" w:color="auto"/>
-            </w:tcBorders>
-            <w:noWrap/>
-            <w:vAlign w:val="bottom"/>
-            <w:hideMark/>
-          </w:tcPr>
-          <w:p>
-            <w:pPr>
-              <w:spacing w:after="0" w:line="240" w:lineRule="auto"/>
-              <w:rPr>
-                <w:rFonts w:ascii="Calibri" w:eastAsia="Times New Roman" w:hAnsi="Calibri" w:cs="Calibri"/>
-                <w:color w:val="000000"/>
-                <w:kern w:val="0"/>
-                <w:sz w:val="22"/>
-                <w:szCs w:val="22"/>
-                <w:lang w:eastAsia="es-ES"/>
-                <w14:ligatures w14:val="none"/>
-              </w:rPr>
-            </w:pPr>
-            <w:r>
-              <w:rPr>
-                <w:rFonts w:ascii="Calibri" w:eastAsia="Times New Roman" w:hAnsi="Calibri" w:cs="Calibri"/>
-                <w:color w:val="000000"/>
-                <w:kern w:val="0"/>
-                <w:sz w:val="22"/>
-                <w:szCs w:val="22"/>
-                <w:lang w:eastAsia="es-ES"/>
-                <w14:ligatures w14:val="none"/>
-              </w:rPr>
-              <w:t xml:space="preserve">            1.0209 </w:t>
-            </w:r>
-          </w:p>
-        </w:tc>
-        <w:tc>
-          <w:tcPr>
-            <w:tcW w:w="1062" w:type="dxa"/>
-            <w:tcBorders>
-              <w:top w:val="nil"/>
-              <w:left w:val="nil"/>
-              <w:bottom w:val="single" w:sz="4" w:space="0" w:color="auto"/>
-              <w:right w:val="single" w:sz="4" w:space="0" w:color="auto"/>
-            </w:tcBorders>
-            <w:noWrap/>
-            <w:vAlign w:val="bottom"/>
-            <w:hideMark/>
-          </w:tcPr>
-          <w:p>
-            <w:pPr>
-              <w:spacing w:after="0" w:line="240" w:lineRule="auto"/>
-              <w:rPr>
-                <w:rFonts w:ascii="Calibri" w:eastAsia="Times New Roman" w:hAnsi="Calibri" w:cs="Calibri"/>
-                <w:color w:val="000000"/>
-                <w:kern w:val="0"/>
-                <w:sz w:val="22"/>
-                <w:szCs w:val="22"/>
-                <w:lang w:eastAsia="es-ES"/>
-                <w14:ligatures w14:val="none"/>
-              </w:rPr>
-            </w:pPr>
-            <w:r>
-              <w:rPr>
-                <w:rFonts w:ascii="Calibri" w:eastAsia="Times New Roman" w:hAnsi="Calibri" w:cs="Calibri"/>
-                <w:color w:val="000000"/>
-                <w:kern w:val="0"/>
-                <w:sz w:val="22"/>
-                <w:szCs w:val="22"/>
-                <w:lang w:eastAsia="es-ES"/>
-                <w14:ligatures w14:val="none"/>
-              </w:rPr>
-              <w:t xml:space="preserve">     1.1129 </w:t>
-            </w:r>
-          </w:p>
-        </w:tc>
-        <w:tc>
-          <w:tcPr>
-            <w:tcW w:w="1591" w:type="dxa"/>
-            <w:tcBorders>
-              <w:top w:val="nil"/>
-              <w:left w:val="nil"/>
-              <w:bottom w:val="single" w:sz="4" w:space="0" w:color="auto"/>
-              <w:right w:val="single" w:sz="4" w:space="0" w:color="auto"/>
-            </w:tcBorders>
-            <w:noWrap/>
-            <w:vAlign w:val="bottom"/>
-            <w:hideMark/>
-          </w:tcPr>
-          <w:p>
-            <w:pPr>
-              <w:spacing w:after="0" w:line="240" w:lineRule="auto"/>
-              <w:rPr>
-                <w:rFonts w:ascii="Calibri" w:eastAsia="Times New Roman" w:hAnsi="Calibri" w:cs="Calibri"/>
-                <w:color w:val="000000"/>
-                <w:kern w:val="0"/>
-                <w:sz w:val="22"/>
-                <w:szCs w:val="22"/>
-                <w:lang w:eastAsia="es-ES"/>
-                <w14:ligatures w14:val="none"/>
-              </w:rPr>
-            </w:pPr>
-            <w:r>
-              <w:rPr>
-                <w:rFonts w:ascii="Calibri" w:eastAsia="Times New Roman" w:hAnsi="Calibri" w:cs="Calibri"/>
-                <w:color w:val="000000"/>
-                <w:kern w:val="0"/>
-                <w:sz w:val="22"/>
-                <w:szCs w:val="22"/>
-                <w:lang w:eastAsia="es-ES"/>
-                <w14:ligatures w14:val="none"/>
-              </w:rPr>
-              <w:t xml:space="preserve">              0.0920 </w:t>
-            </w:r>
-          </w:p>
-        </w:tc>
-        <w:tc>
-          <w:tcPr>
-            <w:tcW w:w="2123" w:type="dxa"/>
-            <w:tcBorders>
-              <w:top w:val="nil"/>
-              <w:left w:val="nil"/>
-              <w:bottom w:val="single" w:sz="4" w:space="0" w:color="auto"/>
-              <w:right w:val="single" w:sz="4" w:space="0" w:color="auto"/>
-            </w:tcBorders>
-            <w:noWrap/>
-            <w:vAlign w:val="bottom"/>
-            <w:hideMark/>
-          </w:tcPr>
-          <w:p>
-            <w:pPr>
-              <w:spacing w:after="0" w:line="240" w:lineRule="auto"/>
-              <w:rPr>
-                <w:rFonts w:ascii="Calibri" w:eastAsia="Times New Roman" w:hAnsi="Calibri" w:cs="Calibri"/>
-                <w:color w:val="000000"/>
-                <w:kern w:val="0"/>
-                <w:sz w:val="22"/>
-                <w:szCs w:val="22"/>
-                <w:lang w:eastAsia="es-ES"/>
-                <w14:ligatures w14:val="none"/>
-              </w:rPr>
-            </w:pPr>
-            <w:r>
-              <w:rPr>
-                <w:rFonts w:ascii="Calibri" w:eastAsia="Times New Roman" w:hAnsi="Calibri" w:cs="Calibri"/>
-                <w:color w:val="000000"/>
-                <w:kern w:val="0"/>
-                <w:sz w:val="22"/>
-                <w:szCs w:val="22"/>
-                <w:lang w:eastAsia="es-ES"/>
-                <w14:ligatures w14:val="none"/>
-              </w:rPr>
-              <w:t xml:space="preserve">                      8.2641 </w:t>
-            </w:r>
-          </w:p>
-        </w:tc>
-      </w:tr>
-    </w:tbl>
-    <w:p>
-      <w:pPr>
-        <w:rPr>
-          <w:rFonts w:ascii="Times New Roman" w:hAnsi="Times New Roman" w:cs="Times New Roman"/>
-        </w:rPr>
-      </w:pPr>
+          <w:u w:val="single"/>
+        </w:rPr>
+        <w:t>– análisis del predictor</w:t>
+      </w:r>
     </w:p>
     <w:p>
       <w:pPr>
         <w:rPr>
           <w:rFonts w:ascii="Times New Roman" w:hAnsi="Times New Roman" w:cs="Times New Roman"/>
-        </w:rPr>
-      </w:pPr>
-      <w:r>
-        <w:rPr>
-          <w:rFonts w:ascii="Times New Roman" w:hAnsi="Times New Roman" w:cs="Times New Roman"/>
-        </w:rPr>
-        <w:t xml:space="preserve">La Tabla 2 muestra la eficiencia perdida por transmitir los valores crudos sin codificar. La columna </w:t>
-      </w:r>
-      <w:proofErr w:type="spellStart"/>
-      <w:r>
-        <w:rPr>
-          <w:rFonts w:ascii="Times New Roman" w:hAnsi="Times New Roman" w:cs="Times New Roman"/>
-        </w:rPr>
-        <w:t>overhead_bpp</w:t>
-      </w:r>
-      <w:proofErr w:type="spellEnd"/>
-      <w:r>
-        <w:rPr>
-          <w:rFonts w:ascii="Times New Roman" w:hAnsi="Times New Roman" w:cs="Times New Roman"/>
-        </w:rPr>
-        <w:t xml:space="preserve"> indica cuántos bits por </w:t>
-      </w:r>
-      <w:r>
-        <w:rPr>
-          <w:rFonts w:ascii="Times New Roman" w:hAnsi="Times New Roman" w:cs="Times New Roman"/>
-        </w:rPr>
-        <w:t>píxel</w:t>
-      </w:r>
-      <w:r>
-        <w:rPr>
-          <w:rFonts w:ascii="Times New Roman" w:hAnsi="Times New Roman" w:cs="Times New Roman"/>
-        </w:rPr>
-        <w:t xml:space="preserve"> adicionales se gastan respecto al límite teórico </w:t>
-      </w:r>
-      <w:proofErr w:type="spellStart"/>
-      <w:r>
-        <w:rPr>
-          <w:rFonts w:ascii="Times New Roman" w:hAnsi="Times New Roman" w:cs="Times New Roman"/>
-        </w:rPr>
-        <w:t>H_</w:t>
-      </w:r>
-      <w:r>
-        <w:rPr>
-          <w:rFonts w:ascii="Times New Roman" w:hAnsi="Times New Roman" w:cs="Times New Roman"/>
-        </w:rPr>
-        <w:t>limit_</w:t>
-      </w:r>
-      <w:r>
-        <w:rPr>
-          <w:rFonts w:ascii="Times New Roman" w:hAnsi="Times New Roman" w:cs="Times New Roman"/>
-        </w:rPr>
-        <w:t>raw</w:t>
-      </w:r>
-      <w:proofErr w:type="spellEnd"/>
-      <w:r>
-        <w:rPr>
-          <w:rFonts w:ascii="Times New Roman" w:hAnsi="Times New Roman" w:cs="Times New Roman"/>
-        </w:rPr>
-        <w:t xml:space="preserve">, mientras que </w:t>
-      </w:r>
-      <w:proofErr w:type="spellStart"/>
-      <w:r>
-        <w:rPr>
-          <w:rFonts w:ascii="Times New Roman" w:hAnsi="Times New Roman" w:cs="Times New Roman"/>
-        </w:rPr>
-        <w:t>overhead</w:t>
-      </w:r>
-      <w:proofErr w:type="spellEnd"/>
-      <w:r>
-        <w:rPr>
-          <w:rFonts w:ascii="Times New Roman" w:hAnsi="Times New Roman" w:cs="Times New Roman"/>
-        </w:rPr>
-        <w:t xml:space="preserve">_% expresa esta pérdida en términos relativos. Se observa que el </w:t>
-      </w:r>
-      <w:proofErr w:type="spellStart"/>
-      <w:r>
-        <w:rPr>
-          <w:rFonts w:ascii="Times New Roman" w:hAnsi="Times New Roman" w:cs="Times New Roman"/>
-        </w:rPr>
-        <w:t>overhead</w:t>
-      </w:r>
-      <w:proofErr w:type="spellEnd"/>
-      <w:r>
-        <w:rPr>
-          <w:rFonts w:ascii="Times New Roman" w:hAnsi="Times New Roman" w:cs="Times New Roman"/>
-        </w:rPr>
-        <w:t xml:space="preserve"> relativo es más significativo para 9 y 17 clases, donde el número de </w:t>
-      </w:r>
-      <w:r>
-        <w:rPr>
-          <w:rFonts w:ascii="Times New Roman" w:hAnsi="Times New Roman" w:cs="Times New Roman"/>
-        </w:rPr>
-        <w:t>valores crudos</w:t>
-      </w:r>
-      <w:r>
-        <w:rPr>
-          <w:rFonts w:ascii="Times New Roman" w:hAnsi="Times New Roman" w:cs="Times New Roman"/>
-        </w:rPr>
-        <w:t xml:space="preserve"> es relevante pero el alfabeto aún no es tan grande. Para 32 clases el </w:t>
-      </w:r>
-      <w:proofErr w:type="spellStart"/>
-      <w:r>
-        <w:rPr>
-          <w:rFonts w:ascii="Times New Roman" w:hAnsi="Times New Roman" w:cs="Times New Roman"/>
-        </w:rPr>
-        <w:t>overhead</w:t>
-      </w:r>
-      <w:proofErr w:type="spellEnd"/>
-      <w:r>
-        <w:rPr>
-          <w:rFonts w:ascii="Times New Roman" w:hAnsi="Times New Roman" w:cs="Times New Roman"/>
-        </w:rPr>
-        <w:t xml:space="preserve"> relativo disminuye porque el límite teórico </w:t>
-      </w:r>
-      <w:proofErr w:type="spellStart"/>
-      <w:r>
-        <w:rPr>
-          <w:rFonts w:ascii="Times New Roman" w:hAnsi="Times New Roman" w:cs="Times New Roman"/>
-        </w:rPr>
-        <w:t>H_</w:t>
-      </w:r>
-      <w:r>
-        <w:rPr>
-          <w:rFonts w:ascii="Times New Roman" w:hAnsi="Times New Roman" w:cs="Times New Roman"/>
-        </w:rPr>
-        <w:t>limit_</w:t>
-      </w:r>
-      <w:r>
-        <w:rPr>
-          <w:rFonts w:ascii="Times New Roman" w:hAnsi="Times New Roman" w:cs="Times New Roman"/>
-        </w:rPr>
-        <w:t>raw</w:t>
-      </w:r>
-      <w:proofErr w:type="spellEnd"/>
-      <w:r>
-        <w:rPr>
-          <w:rFonts w:ascii="Times New Roman" w:hAnsi="Times New Roman" w:cs="Times New Roman"/>
-        </w:rPr>
-        <w:t xml:space="preserve"> ya es alto de por sí dado el gran número de clases posibles, pero el </w:t>
-      </w:r>
-      <w:proofErr w:type="spellStart"/>
-      <w:r>
-        <w:rPr>
-          <w:rFonts w:ascii="Times New Roman" w:hAnsi="Times New Roman" w:cs="Times New Roman"/>
-        </w:rPr>
-        <w:t>overhead</w:t>
-      </w:r>
-      <w:proofErr w:type="spellEnd"/>
-      <w:r>
-        <w:rPr>
-          <w:rFonts w:ascii="Times New Roman" w:hAnsi="Times New Roman" w:cs="Times New Roman"/>
-        </w:rPr>
-        <w:t xml:space="preserve"> absoluto sigue siendo el mayor de todos los mapas.</w:t>
-      </w:r>
-      <w:r>
-        <w:rPr>
-          <w:rFonts w:ascii="Times New Roman" w:hAnsi="Times New Roman" w:cs="Times New Roman"/>
-        </w:rPr>
-        <w:t xml:space="preserve"> </w:t>
+          <w:b/>
+          <w:bCs/>
+        </w:rPr>
+      </w:pPr>
+      <w:r>
+        <w:rPr>
+          <w:rFonts w:ascii="Times New Roman" w:hAnsi="Times New Roman" w:cs="Times New Roman"/>
+          <w:b/>
+          <w:bCs/>
+        </w:rPr>
+        <w:t xml:space="preserve">Fig </w:t>
+      </w:r>
+      <w:r>
+        <w:rPr>
+          <w:rFonts w:ascii="Times New Roman" w:hAnsi="Times New Roman" w:cs="Times New Roman"/>
+          <w:b/>
+          <w:bCs/>
+        </w:rPr>
+        <w:t>3</w:t>
+      </w:r>
+      <w:r>
+        <w:rPr>
+          <w:rFonts w:ascii="Times New Roman" w:hAnsi="Times New Roman" w:cs="Times New Roman"/>
+          <w:b/>
+          <w:bCs/>
+        </w:rPr>
+        <w:t xml:space="preserve">. Distribución estadística de pixeles por longitud de bits de decisión </w:t>
       </w:r>
     </w:p>
     <w:p>
       <w:pPr>
         <w:rPr>
           <w:rFonts w:ascii="Times New Roman" w:hAnsi="Times New Roman" w:cs="Times New Roman"/>
-          <w:b/>
-          <w:bCs/>
-        </w:rPr>
-      </w:pPr>
-      <w:r>
-        <w:rPr>
-          <w:rFonts w:ascii="Times New Roman" w:hAnsi="Times New Roman" w:cs="Times New Roman"/>
-          <w:b/>
-          <w:bCs/>
-        </w:rPr>
-        <w:t xml:space="preserve">Fig </w:t>
-      </w:r>
-      <w:r>
-        <w:rPr>
-          <w:rFonts w:ascii="Times New Roman" w:hAnsi="Times New Roman" w:cs="Times New Roman"/>
-          <w:b/>
-          <w:bCs/>
-        </w:rPr>
-        <w:t>3</w:t>
-      </w:r>
-      <w:r>
-        <w:rPr>
-          <w:rFonts w:ascii="Times New Roman" w:hAnsi="Times New Roman" w:cs="Times New Roman"/>
-          <w:b/>
-          <w:bCs/>
-        </w:rPr>
-        <w:t xml:space="preserve">. Distribución estadística de pixeles por longitud de bits de decisión </w:t>
-      </w:r>
-    </w:p>
-    <w:p>
-      <w:pPr>
-        <w:rPr>
-          <w:rFonts w:ascii="Times New Roman" w:hAnsi="Times New Roman" w:cs="Times New Roman"/>
         </w:rPr>
       </w:pPr>
       <w:r>
         <w:rPr>
           <w:noProof/>
         </w:rPr>
-        <w:lastRenderedPageBreak/>
         <w:drawing>
           <wp:inline distT="0" distB="0" distL="0" distR="0" wp14:anchorId="125EEC19" wp14:editId="2A615A7C">
             <wp:extent cx="5400040" cy="3489325"/>
@@ -3536,19 +2236,19 @@
         <w:rPr>
           <w:rFonts w:ascii="Times New Roman" w:hAnsi="Times New Roman" w:cs="Times New Roman"/>
         </w:rPr>
-        <w:t xml:space="preserve">decisión en los cinco mapas de clasificación. Para mapas con pocas clases, el predictor es altamente efectivo: en el mapa de 4 clases, el 94 % de los píxeles se resuelven con una sola decisión binaria, lo que significa que el píxel actual coincide con su vecino izquierdo en la gran mayoría de los casos. A medida que aumenta el número de clases, esta eficiencia se degrada notablemente. En el mapa de 32 clases, solo el 52 % de los píxeles se resuelven con una decisión, y el segmento no </w:t>
-      </w:r>
-      <w:r>
-        <w:rPr>
-          <w:rFonts w:ascii="Times New Roman" w:hAnsi="Times New Roman" w:cs="Times New Roman"/>
-        </w:rPr>
-        <w:t>codificado</w:t>
-      </w:r>
-      <w:r>
-        <w:rPr>
-          <w:rFonts w:ascii="Times New Roman" w:hAnsi="Times New Roman" w:cs="Times New Roman"/>
-        </w:rPr>
-        <w:t xml:space="preserve"> (píxeles que no coinciden con ninguno de sus cuatro vecinos y deben transmitirse como valores sin procesar) crece hasta el 22 % de todos los píxeles. Los casos que requieren 3 o 4 decisiones siguen siendo marginales en todos los mapas, lo que</w:t>
+        <w:t xml:space="preserve">decisión. Para mapas con pocas clases, el predictor es altamente efectivo: en el mapa de 4 clases, el 94 % de los píxeles se resuelven con una sola decisión binaria, lo que significa que el píxel actual coincide con su vecino izquierdo en la gran mayoría de los casos. A medida que aumenta el número de clases, esta eficiencia se degrada notablemente. En el mapa de 32 clases, solo el 52 % de los píxeles se resuelven con una decisión, y el segmento </w:t>
+      </w:r>
+      <w:r>
+        <w:rPr>
+          <w:rFonts w:ascii="Times New Roman" w:hAnsi="Times New Roman" w:cs="Times New Roman"/>
+        </w:rPr>
+        <w:t xml:space="preserve">de valores crudos </w:t>
+      </w:r>
+      <w:r>
+        <w:rPr>
+          <w:rFonts w:ascii="Times New Roman" w:hAnsi="Times New Roman" w:cs="Times New Roman"/>
+        </w:rPr>
+        <w:t>(píxeles que no coinciden con ninguno de sus cuatro vecinos y deben transmitirse como valores sin procesar) crece hasta el 22 % de todos los píxeles. Los casos que requieren 3 o 4 decisiones siguen siendo marginales en todos los mapas, lo que</w:t>
       </w:r>
       <w:r>
         <w:rPr>
@@ -3617,6 +2317,7 @@
           <w:rFonts w:ascii="Times New Roman" w:hAnsi="Times New Roman" w:cs="Times New Roman"/>
           <w:b/>
           <w:bCs/>
+          <w:u w:val="single"/>
         </w:rPr>
       </w:pPr>
       <w:r>
@@ -3624,24 +2325,59 @@
           <w:rFonts w:ascii="Times New Roman" w:hAnsi="Times New Roman" w:cs="Times New Roman"/>
           <w:b/>
           <w:bCs/>
-        </w:rPr>
-        <w:t xml:space="preserve">Fig </w:t>
-      </w:r>
-      <w:r>
+          <w:u w:val="single"/>
+        </w:rPr>
+        <w:lastRenderedPageBreak/>
+        <w:t xml:space="preserve">Análisis de los contextos </w:t>
+      </w:r>
+    </w:p>
+    <w:p>
+      <w:pPr>
         <w:rPr>
           <w:rFonts w:ascii="Times New Roman" w:hAnsi="Times New Roman" w:cs="Times New Roman"/>
           <w:b/>
           <w:bCs/>
         </w:rPr>
-        <w:t>4</w:t>
-      </w:r>
+      </w:pPr>
       <w:r>
         <w:rPr>
           <w:rFonts w:ascii="Times New Roman" w:hAnsi="Times New Roman" w:cs="Times New Roman"/>
           <w:b/>
           <w:bCs/>
         </w:rPr>
-        <w:t xml:space="preserve">. Activación de contexto por n clases </w:t>
+        <w:t xml:space="preserve">Fig </w:t>
+      </w:r>
+      <w:r>
+        <w:rPr>
+          <w:rFonts w:ascii="Times New Roman" w:hAnsi="Times New Roman" w:cs="Times New Roman"/>
+          <w:b/>
+          <w:bCs/>
+        </w:rPr>
+        <w:t>4</w:t>
+      </w:r>
+      <w:r>
+        <w:rPr>
+          <w:rFonts w:ascii="Times New Roman" w:hAnsi="Times New Roman" w:cs="Times New Roman"/>
+          <w:b/>
+          <w:bCs/>
+        </w:rPr>
+        <w:t xml:space="preserve">. Activación de contexto por </w:t>
+      </w:r>
+      <w:r>
+        <w:rPr>
+          <w:rFonts w:ascii="Times New Roman" w:hAnsi="Times New Roman" w:cs="Times New Roman"/>
+          <w:b/>
+          <w:bCs/>
+        </w:rPr>
+        <w:t>número de</w:t>
+      </w:r>
+      <w:r>
+        <w:rPr>
+          <w:rFonts w:ascii="Times New Roman" w:hAnsi="Times New Roman" w:cs="Times New Roman"/>
+          <w:b/>
+          <w:bCs/>
+        </w:rPr>
+        <w:t xml:space="preserve"> clases </w:t>
       </w:r>
     </w:p>
     <w:p>
@@ -3654,7 +2390,6 @@
         <w:rPr>
           <w:noProof/>
         </w:rPr>
-        <w:lastRenderedPageBreak/>
         <w:drawing>
           <wp:inline distT="0" distB="0" distL="0" distR="0" wp14:anchorId="7F87FE69" wp14:editId="0196FA81">
             <wp:extent cx="5400040" cy="2160270"/>
@@ -3709,7 +2444,6 @@
       <w:pPr>
         <w:rPr>
           <w:rFonts w:ascii="Times New Roman" w:hAnsi="Times New Roman" w:cs="Times New Roman"/>
-          <w:u w:val="single"/>
         </w:rPr>
       </w:pPr>
       <w:r>
@@ -3752,7 +2486,1716 @@
         <w:rPr>
           <w:rFonts w:ascii="Times New Roman" w:hAnsi="Times New Roman" w:cs="Times New Roman"/>
         </w:rPr>
-        <w:t xml:space="preserve"> con más clases, el modelo de contexto debe manejar una mayor variedad de configuraciones de vecindario, lo que reduce el predominio de patrones homogéneos simples y contribuye a la degradación en la eficiencia de compresión observada con un mayor número de clases.</w:t>
+        <w:t xml:space="preserve"> con más clases, el modelo de contexto debe manejar una mayor variedad de configuraciones de vecindario, lo que reduce el predominio de patrones homogéneos simples</w:t>
+      </w:r>
+      <w:r>
+        <w:rPr>
+          <w:rFonts w:ascii="Times New Roman" w:hAnsi="Times New Roman" w:cs="Times New Roman"/>
+        </w:rPr>
+        <w:t>.</w:t>
+      </w:r>
+    </w:p>
+    <w:p>
+      <w:pPr>
+        <w:rPr>
+          <w:rFonts w:ascii="Times New Roman" w:hAnsi="Times New Roman" w:cs="Times New Roman"/>
+          <w:b/>
+          <w:bCs/>
+        </w:rPr>
+      </w:pPr>
+      <w:r>
+        <w:rPr>
+          <w:rFonts w:ascii="Times New Roman" w:hAnsi="Times New Roman" w:cs="Times New Roman"/>
+          <w:b/>
+          <w:bCs/>
+        </w:rPr>
+        <w:t xml:space="preserve">Tabla 2. Análisis de eficiencia perdida por transmisión </w:t>
+      </w:r>
+      <w:proofErr w:type="spellStart"/>
+      <w:r>
+        <w:rPr>
+          <w:rFonts w:ascii="Times New Roman" w:hAnsi="Times New Roman" w:cs="Times New Roman"/>
+          <w:b/>
+          <w:bCs/>
+        </w:rPr>
+        <w:t>uncoded</w:t>
+      </w:r>
+      <w:proofErr w:type="spellEnd"/>
+      <w:r>
+        <w:rPr>
+          <w:rFonts w:ascii="Times New Roman" w:hAnsi="Times New Roman" w:cs="Times New Roman"/>
+          <w:b/>
+          <w:bCs/>
+        </w:rPr>
+        <w:t xml:space="preserve"> de valores crudos</w:t>
+      </w:r>
+    </w:p>
+    <w:tbl>
+      <w:tblPr>
+        <w:tblW w:w="7542" w:type="dxa"/>
+        <w:tblInd w:w="473" w:type="dxa"/>
+        <w:tblCellMar>
+          <w:left w:w="70" w:type="dxa"/>
+          <w:right w:w="70" w:type="dxa"/>
+        </w:tblCellMar>
+        <w:tblLook w:val="04A0" w:firstRow="1" w:lastRow="0" w:firstColumn="1" w:lastColumn="0" w:noHBand="0" w:noVBand="1"/>
+      </w:tblPr>
+      <w:tblGrid>
+        <w:gridCol w:w="1057"/>
+        <w:gridCol w:w="1432"/>
+        <w:gridCol w:w="1432"/>
+        <w:gridCol w:w="1960"/>
+        <w:gridCol w:w="1661"/>
+      </w:tblGrid>
+      <w:tr>
+        <w:trPr>
+          <w:trHeight w:val="286"/>
+        </w:trPr>
+        <w:tc>
+          <w:tcPr>
+            <w:tcW w:w="1057" w:type="dxa"/>
+            <w:tcBorders>
+              <w:top w:val="single" w:sz="4" w:space="0" w:color="auto"/>
+              <w:left w:val="single" w:sz="4" w:space="0" w:color="auto"/>
+              <w:bottom w:val="single" w:sz="4" w:space="0" w:color="auto"/>
+              <w:right w:val="single" w:sz="4" w:space="0" w:color="auto"/>
+            </w:tcBorders>
+            <w:noWrap/>
+            <w:hideMark/>
+          </w:tcPr>
+          <w:p>
+            <w:pPr>
+              <w:spacing w:after="0" w:line="240" w:lineRule="auto"/>
+              <w:jc w:val="center"/>
+              <w:rPr>
+                <w:rFonts w:ascii="Calibri" w:eastAsia="Times New Roman" w:hAnsi="Calibri" w:cs="Calibri"/>
+                <w:b/>
+                <w:bCs/>
+                <w:kern w:val="0"/>
+                <w:sz w:val="22"/>
+                <w:szCs w:val="22"/>
+                <w:lang w:eastAsia="es-ES"/>
+                <w14:ligatures w14:val="none"/>
+              </w:rPr>
+            </w:pPr>
+            <w:proofErr w:type="spellStart"/>
+            <w:r>
+              <w:rPr>
+                <w:rFonts w:ascii="Calibri" w:eastAsia="Times New Roman" w:hAnsi="Calibri" w:cs="Calibri"/>
+                <w:b/>
+                <w:bCs/>
+                <w:kern w:val="0"/>
+                <w:sz w:val="22"/>
+                <w:szCs w:val="22"/>
+                <w:lang w:eastAsia="es-ES"/>
+                <w14:ligatures w14:val="none"/>
+              </w:rPr>
+              <w:t>n_clases</w:t>
+            </w:r>
+            <w:proofErr w:type="spellEnd"/>
+          </w:p>
+        </w:tc>
+        <w:tc>
+          <w:tcPr>
+            <w:tcW w:w="1432" w:type="dxa"/>
+            <w:tcBorders>
+              <w:top w:val="single" w:sz="4" w:space="0" w:color="auto"/>
+              <w:left w:val="nil"/>
+              <w:bottom w:val="single" w:sz="4" w:space="0" w:color="auto"/>
+              <w:right w:val="single" w:sz="4" w:space="0" w:color="auto"/>
+            </w:tcBorders>
+            <w:noWrap/>
+            <w:hideMark/>
+          </w:tcPr>
+          <w:p>
+            <w:pPr>
+              <w:spacing w:after="0" w:line="240" w:lineRule="auto"/>
+              <w:jc w:val="center"/>
+              <w:rPr>
+                <w:rFonts w:ascii="Calibri" w:eastAsia="Times New Roman" w:hAnsi="Calibri" w:cs="Calibri"/>
+                <w:b/>
+                <w:bCs/>
+                <w:kern w:val="0"/>
+                <w:sz w:val="22"/>
+                <w:szCs w:val="22"/>
+                <w:lang w:eastAsia="es-ES"/>
+                <w14:ligatures w14:val="none"/>
+              </w:rPr>
+            </w:pPr>
+            <w:r>
+              <w:rPr>
+                <w:rFonts w:ascii="Calibri" w:eastAsia="Times New Roman" w:hAnsi="Calibri" w:cs="Calibri"/>
+                <w:b/>
+                <w:bCs/>
+                <w:kern w:val="0"/>
+                <w:sz w:val="22"/>
+                <w:szCs w:val="22"/>
+                <w:lang w:eastAsia="es-ES"/>
+                <w14:ligatures w14:val="none"/>
+              </w:rPr>
+              <w:t>%</w:t>
+            </w:r>
+            <w:proofErr w:type="spellStart"/>
+            <w:r>
+              <w:rPr>
+                <w:rFonts w:ascii="Calibri" w:eastAsia="Times New Roman" w:hAnsi="Calibri" w:cs="Calibri"/>
+                <w:b/>
+                <w:bCs/>
+                <w:kern w:val="0"/>
+                <w:sz w:val="22"/>
+                <w:szCs w:val="22"/>
+                <w:lang w:eastAsia="es-ES"/>
+                <w14:ligatures w14:val="none"/>
+              </w:rPr>
+              <w:t>bpp_bit</w:t>
+            </w:r>
+            <w:proofErr w:type="spellEnd"/>
+          </w:p>
+        </w:tc>
+        <w:tc>
+          <w:tcPr>
+            <w:tcW w:w="1432" w:type="dxa"/>
+            <w:tcBorders>
+              <w:top w:val="single" w:sz="4" w:space="0" w:color="auto"/>
+              <w:left w:val="nil"/>
+              <w:bottom w:val="single" w:sz="4" w:space="0" w:color="auto"/>
+              <w:right w:val="single" w:sz="4" w:space="0" w:color="auto"/>
+            </w:tcBorders>
+            <w:noWrap/>
+            <w:hideMark/>
+          </w:tcPr>
+          <w:p>
+            <w:pPr>
+              <w:spacing w:after="0" w:line="240" w:lineRule="auto"/>
+              <w:jc w:val="center"/>
+              <w:rPr>
+                <w:rFonts w:ascii="Calibri" w:eastAsia="Times New Roman" w:hAnsi="Calibri" w:cs="Calibri"/>
+                <w:b/>
+                <w:bCs/>
+                <w:kern w:val="0"/>
+                <w:sz w:val="22"/>
+                <w:szCs w:val="22"/>
+                <w:lang w:eastAsia="es-ES"/>
+                <w14:ligatures w14:val="none"/>
+              </w:rPr>
+            </w:pPr>
+            <w:r>
+              <w:rPr>
+                <w:rFonts w:ascii="Calibri" w:eastAsia="Times New Roman" w:hAnsi="Calibri" w:cs="Calibri"/>
+                <w:b/>
+                <w:bCs/>
+                <w:kern w:val="0"/>
+                <w:sz w:val="22"/>
+                <w:szCs w:val="22"/>
+                <w:lang w:eastAsia="es-ES"/>
+                <w14:ligatures w14:val="none"/>
+              </w:rPr>
+              <w:t>%</w:t>
+            </w:r>
+            <w:proofErr w:type="spellStart"/>
+            <w:r>
+              <w:rPr>
+                <w:rFonts w:ascii="Calibri" w:eastAsia="Times New Roman" w:hAnsi="Calibri" w:cs="Calibri"/>
+                <w:b/>
+                <w:bCs/>
+                <w:kern w:val="0"/>
+                <w:sz w:val="22"/>
+                <w:szCs w:val="22"/>
+                <w:lang w:eastAsia="es-ES"/>
+                <w14:ligatures w14:val="none"/>
+              </w:rPr>
+              <w:t>bpp_raw</w:t>
+            </w:r>
+            <w:proofErr w:type="spellEnd"/>
+          </w:p>
+        </w:tc>
+        <w:tc>
+          <w:tcPr>
+            <w:tcW w:w="1960" w:type="dxa"/>
+            <w:tcBorders>
+              <w:top w:val="single" w:sz="4" w:space="0" w:color="auto"/>
+              <w:left w:val="nil"/>
+              <w:bottom w:val="single" w:sz="4" w:space="0" w:color="auto"/>
+              <w:right w:val="single" w:sz="4" w:space="0" w:color="auto"/>
+            </w:tcBorders>
+            <w:noWrap/>
+            <w:hideMark/>
+          </w:tcPr>
+          <w:p>
+            <w:pPr>
+              <w:spacing w:after="0" w:line="240" w:lineRule="auto"/>
+              <w:jc w:val="center"/>
+              <w:rPr>
+                <w:rFonts w:ascii="Calibri" w:eastAsia="Times New Roman" w:hAnsi="Calibri" w:cs="Calibri"/>
+                <w:b/>
+                <w:bCs/>
+                <w:kern w:val="0"/>
+                <w:sz w:val="22"/>
+                <w:szCs w:val="22"/>
+                <w:lang w:eastAsia="es-ES"/>
+                <w14:ligatures w14:val="none"/>
+              </w:rPr>
+            </w:pPr>
+            <w:proofErr w:type="spellStart"/>
+            <w:r>
+              <w:rPr>
+                <w:rFonts w:ascii="Calibri" w:eastAsia="Times New Roman" w:hAnsi="Calibri" w:cs="Calibri"/>
+                <w:b/>
+                <w:bCs/>
+                <w:kern w:val="0"/>
+                <w:sz w:val="22"/>
+                <w:szCs w:val="22"/>
+                <w:lang w:eastAsia="es-ES"/>
+                <w14:ligatures w14:val="none"/>
+              </w:rPr>
+              <w:t>overhead_raw</w:t>
+            </w:r>
+            <w:proofErr w:type="spellEnd"/>
+            <w:r>
+              <w:rPr>
+                <w:rFonts w:ascii="Calibri" w:eastAsia="Times New Roman" w:hAnsi="Calibri" w:cs="Calibri"/>
+                <w:b/>
+                <w:bCs/>
+                <w:kern w:val="0"/>
+                <w:sz w:val="22"/>
+                <w:szCs w:val="22"/>
+                <w:lang w:eastAsia="es-ES"/>
+                <w14:ligatures w14:val="none"/>
+              </w:rPr>
+              <w:t>%</w:t>
+            </w:r>
+          </w:p>
+        </w:tc>
+        <w:tc>
+          <w:tcPr>
+            <w:tcW w:w="1661" w:type="dxa"/>
+            <w:tcBorders>
+              <w:top w:val="single" w:sz="4" w:space="0" w:color="auto"/>
+              <w:left w:val="nil"/>
+              <w:bottom w:val="single" w:sz="4" w:space="0" w:color="auto"/>
+              <w:right w:val="single" w:sz="4" w:space="0" w:color="auto"/>
+            </w:tcBorders>
+            <w:noWrap/>
+            <w:hideMark/>
+          </w:tcPr>
+          <w:p>
+            <w:pPr>
+              <w:spacing w:after="0" w:line="240" w:lineRule="auto"/>
+              <w:jc w:val="center"/>
+              <w:rPr>
+                <w:rFonts w:ascii="Calibri" w:eastAsia="Times New Roman" w:hAnsi="Calibri" w:cs="Calibri"/>
+                <w:b/>
+                <w:bCs/>
+                <w:kern w:val="0"/>
+                <w:sz w:val="22"/>
+                <w:szCs w:val="22"/>
+                <w:lang w:eastAsia="es-ES"/>
+                <w14:ligatures w14:val="none"/>
+              </w:rPr>
+            </w:pPr>
+            <w:r>
+              <w:rPr>
+                <w:rFonts w:ascii="Calibri" w:eastAsia="Times New Roman" w:hAnsi="Calibri" w:cs="Calibri"/>
+                <w:b/>
+                <w:bCs/>
+                <w:kern w:val="0"/>
+                <w:sz w:val="22"/>
+                <w:szCs w:val="22"/>
+                <w:lang w:eastAsia="es-ES"/>
+                <w14:ligatures w14:val="none"/>
+              </w:rPr>
+              <w:t>%</w:t>
+            </w:r>
+            <w:r>
+              <w:rPr>
+                <w:rFonts w:ascii="Calibri" w:eastAsia="Times New Roman" w:hAnsi="Calibri" w:cs="Calibri"/>
+                <w:b/>
+                <w:bCs/>
+                <w:kern w:val="0"/>
+                <w:sz w:val="22"/>
+                <w:szCs w:val="22"/>
+                <w:lang w:eastAsia="es-ES"/>
+                <w14:ligatures w14:val="none"/>
+              </w:rPr>
+              <w:t xml:space="preserve"> de eficiencia</w:t>
+            </w:r>
+            <w:r>
+              <w:rPr>
+                <w:rFonts w:ascii="Calibri" w:eastAsia="Times New Roman" w:hAnsi="Calibri" w:cs="Calibri"/>
+                <w:b/>
+                <w:bCs/>
+                <w:kern w:val="0"/>
+                <w:sz w:val="22"/>
+                <w:szCs w:val="22"/>
+                <w:lang w:eastAsia="es-ES"/>
+                <w14:ligatures w14:val="none"/>
+              </w:rPr>
+              <w:t xml:space="preserve"> total</w:t>
+            </w:r>
+            <w:r>
+              <w:rPr>
+                <w:rFonts w:ascii="Calibri" w:eastAsia="Times New Roman" w:hAnsi="Calibri" w:cs="Calibri"/>
+                <w:b/>
+                <w:bCs/>
+                <w:kern w:val="0"/>
+                <w:sz w:val="22"/>
+                <w:szCs w:val="22"/>
+                <w:lang w:eastAsia="es-ES"/>
+                <w14:ligatures w14:val="none"/>
+              </w:rPr>
+              <w:t xml:space="preserve"> perdida</w:t>
+            </w:r>
+          </w:p>
+        </w:tc>
+      </w:tr>
+      <w:tr>
+        <w:trPr>
+          <w:trHeight w:val="286"/>
+        </w:trPr>
+        <w:tc>
+          <w:tcPr>
+            <w:tcW w:w="1057" w:type="dxa"/>
+            <w:tcBorders>
+              <w:top w:val="nil"/>
+              <w:left w:val="single" w:sz="4" w:space="0" w:color="auto"/>
+              <w:bottom w:val="single" w:sz="4" w:space="0" w:color="auto"/>
+              <w:right w:val="single" w:sz="4" w:space="0" w:color="auto"/>
+            </w:tcBorders>
+            <w:noWrap/>
+            <w:vAlign w:val="bottom"/>
+            <w:hideMark/>
+          </w:tcPr>
+          <w:p>
+            <w:pPr>
+              <w:spacing w:after="0" w:line="240" w:lineRule="auto"/>
+              <w:jc w:val="center"/>
+              <w:rPr>
+                <w:rFonts w:ascii="Calibri" w:eastAsia="Times New Roman" w:hAnsi="Calibri" w:cs="Calibri"/>
+                <w:color w:val="000000"/>
+                <w:kern w:val="0"/>
+                <w:sz w:val="22"/>
+                <w:szCs w:val="22"/>
+                <w:lang w:eastAsia="es-ES"/>
+                <w14:ligatures w14:val="none"/>
+              </w:rPr>
+            </w:pPr>
+            <w:r>
+              <w:rPr>
+                <w:rFonts w:ascii="Calibri" w:eastAsia="Times New Roman" w:hAnsi="Calibri" w:cs="Calibri"/>
+                <w:color w:val="000000"/>
+                <w:kern w:val="0"/>
+                <w:sz w:val="22"/>
+                <w:szCs w:val="22"/>
+                <w:lang w:eastAsia="es-ES"/>
+                <w14:ligatures w14:val="none"/>
+              </w:rPr>
+              <w:t>4</w:t>
+            </w:r>
+          </w:p>
+        </w:tc>
+        <w:tc>
+          <w:tcPr>
+            <w:tcW w:w="1432" w:type="dxa"/>
+            <w:tcBorders>
+              <w:top w:val="nil"/>
+              <w:left w:val="nil"/>
+              <w:bottom w:val="single" w:sz="4" w:space="0" w:color="auto"/>
+              <w:right w:val="single" w:sz="4" w:space="0" w:color="auto"/>
+            </w:tcBorders>
+            <w:noWrap/>
+            <w:vAlign w:val="bottom"/>
+            <w:hideMark/>
+          </w:tcPr>
+          <w:p>
+            <w:pPr>
+              <w:spacing w:after="0" w:line="240" w:lineRule="auto"/>
+              <w:rPr>
+                <w:rFonts w:ascii="Calibri" w:eastAsia="Times New Roman" w:hAnsi="Calibri" w:cs="Calibri"/>
+                <w:color w:val="000000"/>
+                <w:kern w:val="0"/>
+                <w:sz w:val="22"/>
+                <w:szCs w:val="22"/>
+                <w:lang w:eastAsia="es-ES"/>
+                <w14:ligatures w14:val="none"/>
+              </w:rPr>
+            </w:pPr>
+            <w:r>
+              <w:rPr>
+                <w:rFonts w:ascii="Calibri" w:eastAsia="Times New Roman" w:hAnsi="Calibri" w:cs="Calibri"/>
+                <w:color w:val="000000"/>
+                <w:kern w:val="0"/>
+                <w:sz w:val="22"/>
+                <w:szCs w:val="22"/>
+                <w:lang w:eastAsia="es-ES"/>
+                <w14:ligatures w14:val="none"/>
+              </w:rPr>
+              <w:t xml:space="preserve">         91.0155 </w:t>
+            </w:r>
+          </w:p>
+        </w:tc>
+        <w:tc>
+          <w:tcPr>
+            <w:tcW w:w="1432" w:type="dxa"/>
+            <w:tcBorders>
+              <w:top w:val="nil"/>
+              <w:left w:val="nil"/>
+              <w:bottom w:val="single" w:sz="4" w:space="0" w:color="auto"/>
+              <w:right w:val="single" w:sz="4" w:space="0" w:color="auto"/>
+            </w:tcBorders>
+            <w:noWrap/>
+            <w:vAlign w:val="bottom"/>
+            <w:hideMark/>
+          </w:tcPr>
+          <w:p>
+            <w:pPr>
+              <w:spacing w:after="0" w:line="240" w:lineRule="auto"/>
+              <w:rPr>
+                <w:rFonts w:ascii="Calibri" w:eastAsia="Times New Roman" w:hAnsi="Calibri" w:cs="Calibri"/>
+                <w:color w:val="000000"/>
+                <w:kern w:val="0"/>
+                <w:sz w:val="22"/>
+                <w:szCs w:val="22"/>
+                <w:lang w:eastAsia="es-ES"/>
+                <w14:ligatures w14:val="none"/>
+              </w:rPr>
+            </w:pPr>
+            <w:r>
+              <w:rPr>
+                <w:rFonts w:ascii="Calibri" w:eastAsia="Times New Roman" w:hAnsi="Calibri" w:cs="Calibri"/>
+                <w:color w:val="000000"/>
+                <w:kern w:val="0"/>
+                <w:sz w:val="22"/>
+                <w:szCs w:val="22"/>
+                <w:lang w:eastAsia="es-ES"/>
+                <w14:ligatures w14:val="none"/>
+              </w:rPr>
+              <w:t xml:space="preserve">           8.9845 </w:t>
+            </w:r>
+          </w:p>
+        </w:tc>
+        <w:tc>
+          <w:tcPr>
+            <w:tcW w:w="1960" w:type="dxa"/>
+            <w:tcBorders>
+              <w:top w:val="nil"/>
+              <w:left w:val="nil"/>
+              <w:bottom w:val="single" w:sz="4" w:space="0" w:color="auto"/>
+              <w:right w:val="single" w:sz="4" w:space="0" w:color="auto"/>
+            </w:tcBorders>
+            <w:noWrap/>
+            <w:vAlign w:val="bottom"/>
+            <w:hideMark/>
+          </w:tcPr>
+          <w:p>
+            <w:pPr>
+              <w:spacing w:after="0" w:line="240" w:lineRule="auto"/>
+              <w:rPr>
+                <w:rFonts w:ascii="Calibri" w:eastAsia="Times New Roman" w:hAnsi="Calibri" w:cs="Calibri"/>
+                <w:color w:val="000000"/>
+                <w:kern w:val="0"/>
+                <w:sz w:val="22"/>
+                <w:szCs w:val="22"/>
+                <w:lang w:eastAsia="es-ES"/>
+                <w14:ligatures w14:val="none"/>
+              </w:rPr>
+            </w:pPr>
+            <w:r>
+              <w:rPr>
+                <w:rFonts w:ascii="Calibri" w:eastAsia="Times New Roman" w:hAnsi="Calibri" w:cs="Calibri"/>
+                <w:color w:val="000000"/>
+                <w:kern w:val="0"/>
+                <w:sz w:val="22"/>
+                <w:szCs w:val="22"/>
+                <w:lang w:eastAsia="es-ES"/>
+                <w14:ligatures w14:val="none"/>
+              </w:rPr>
+              <w:t xml:space="preserve">                   24.7657 </w:t>
+            </w:r>
+          </w:p>
+        </w:tc>
+        <w:tc>
+          <w:tcPr>
+            <w:tcW w:w="1661" w:type="dxa"/>
+            <w:tcBorders>
+              <w:top w:val="nil"/>
+              <w:left w:val="nil"/>
+              <w:bottom w:val="single" w:sz="4" w:space="0" w:color="auto"/>
+              <w:right w:val="single" w:sz="4" w:space="0" w:color="auto"/>
+            </w:tcBorders>
+            <w:noWrap/>
+            <w:vAlign w:val="bottom"/>
+            <w:hideMark/>
+          </w:tcPr>
+          <w:p>
+            <w:pPr>
+              <w:spacing w:after="0" w:line="240" w:lineRule="auto"/>
+              <w:rPr>
+                <w:rFonts w:ascii="Calibri" w:eastAsia="Times New Roman" w:hAnsi="Calibri" w:cs="Calibri"/>
+                <w:color w:val="000000"/>
+                <w:kern w:val="0"/>
+                <w:sz w:val="22"/>
+                <w:szCs w:val="22"/>
+                <w:lang w:eastAsia="es-ES"/>
+                <w14:ligatures w14:val="none"/>
+              </w:rPr>
+            </w:pPr>
+            <w:r>
+              <w:rPr>
+                <w:rFonts w:ascii="Calibri" w:eastAsia="Times New Roman" w:hAnsi="Calibri" w:cs="Calibri"/>
+                <w:color w:val="000000"/>
+                <w:kern w:val="0"/>
+                <w:sz w:val="22"/>
+                <w:szCs w:val="22"/>
+                <w:lang w:eastAsia="es-ES"/>
+                <w14:ligatures w14:val="none"/>
+              </w:rPr>
+              <w:t xml:space="preserve">               2.2251 </w:t>
+            </w:r>
+          </w:p>
+        </w:tc>
+      </w:tr>
+      <w:tr>
+        <w:trPr>
+          <w:trHeight w:val="286"/>
+        </w:trPr>
+        <w:tc>
+          <w:tcPr>
+            <w:tcW w:w="1057" w:type="dxa"/>
+            <w:tcBorders>
+              <w:top w:val="nil"/>
+              <w:left w:val="single" w:sz="4" w:space="0" w:color="auto"/>
+              <w:bottom w:val="single" w:sz="4" w:space="0" w:color="auto"/>
+              <w:right w:val="single" w:sz="4" w:space="0" w:color="auto"/>
+            </w:tcBorders>
+            <w:noWrap/>
+            <w:vAlign w:val="bottom"/>
+            <w:hideMark/>
+          </w:tcPr>
+          <w:p>
+            <w:pPr>
+              <w:spacing w:after="0" w:line="240" w:lineRule="auto"/>
+              <w:jc w:val="center"/>
+              <w:rPr>
+                <w:rFonts w:ascii="Calibri" w:eastAsia="Times New Roman" w:hAnsi="Calibri" w:cs="Calibri"/>
+                <w:color w:val="000000"/>
+                <w:kern w:val="0"/>
+                <w:sz w:val="22"/>
+                <w:szCs w:val="22"/>
+                <w:lang w:eastAsia="es-ES"/>
+                <w14:ligatures w14:val="none"/>
+              </w:rPr>
+            </w:pPr>
+            <w:r>
+              <w:rPr>
+                <w:rFonts w:ascii="Calibri" w:eastAsia="Times New Roman" w:hAnsi="Calibri" w:cs="Calibri"/>
+                <w:color w:val="000000"/>
+                <w:kern w:val="0"/>
+                <w:sz w:val="22"/>
+                <w:szCs w:val="22"/>
+                <w:lang w:eastAsia="es-ES"/>
+                <w14:ligatures w14:val="none"/>
+              </w:rPr>
+              <w:t>7</w:t>
+            </w:r>
+          </w:p>
+        </w:tc>
+        <w:tc>
+          <w:tcPr>
+            <w:tcW w:w="1432" w:type="dxa"/>
+            <w:tcBorders>
+              <w:top w:val="nil"/>
+              <w:left w:val="nil"/>
+              <w:bottom w:val="single" w:sz="4" w:space="0" w:color="auto"/>
+              <w:right w:val="single" w:sz="4" w:space="0" w:color="auto"/>
+            </w:tcBorders>
+            <w:noWrap/>
+            <w:vAlign w:val="bottom"/>
+            <w:hideMark/>
+          </w:tcPr>
+          <w:p>
+            <w:pPr>
+              <w:spacing w:after="0" w:line="240" w:lineRule="auto"/>
+              <w:rPr>
+                <w:rFonts w:ascii="Calibri" w:eastAsia="Times New Roman" w:hAnsi="Calibri" w:cs="Calibri"/>
+                <w:color w:val="000000"/>
+                <w:kern w:val="0"/>
+                <w:sz w:val="22"/>
+                <w:szCs w:val="22"/>
+                <w:lang w:eastAsia="es-ES"/>
+                <w14:ligatures w14:val="none"/>
+              </w:rPr>
+            </w:pPr>
+            <w:r>
+              <w:rPr>
+                <w:rFonts w:ascii="Calibri" w:eastAsia="Times New Roman" w:hAnsi="Calibri" w:cs="Calibri"/>
+                <w:color w:val="000000"/>
+                <w:kern w:val="0"/>
+                <w:sz w:val="22"/>
+                <w:szCs w:val="22"/>
+                <w:lang w:eastAsia="es-ES"/>
+                <w14:ligatures w14:val="none"/>
+              </w:rPr>
+              <w:t xml:space="preserve">         86.3330 </w:t>
+            </w:r>
+          </w:p>
+        </w:tc>
+        <w:tc>
+          <w:tcPr>
+            <w:tcW w:w="1432" w:type="dxa"/>
+            <w:tcBorders>
+              <w:top w:val="nil"/>
+              <w:left w:val="nil"/>
+              <w:bottom w:val="single" w:sz="4" w:space="0" w:color="auto"/>
+              <w:right w:val="single" w:sz="4" w:space="0" w:color="auto"/>
+            </w:tcBorders>
+            <w:noWrap/>
+            <w:vAlign w:val="bottom"/>
+            <w:hideMark/>
+          </w:tcPr>
+          <w:p>
+            <w:pPr>
+              <w:spacing w:after="0" w:line="240" w:lineRule="auto"/>
+              <w:rPr>
+                <w:rFonts w:ascii="Calibri" w:eastAsia="Times New Roman" w:hAnsi="Calibri" w:cs="Calibri"/>
+                <w:color w:val="000000"/>
+                <w:kern w:val="0"/>
+                <w:sz w:val="22"/>
+                <w:szCs w:val="22"/>
+                <w:lang w:eastAsia="es-ES"/>
+                <w14:ligatures w14:val="none"/>
+              </w:rPr>
+            </w:pPr>
+            <w:r>
+              <w:rPr>
+                <w:rFonts w:ascii="Calibri" w:eastAsia="Times New Roman" w:hAnsi="Calibri" w:cs="Calibri"/>
+                <w:color w:val="000000"/>
+                <w:kern w:val="0"/>
+                <w:sz w:val="22"/>
+                <w:szCs w:val="22"/>
+                <w:lang w:eastAsia="es-ES"/>
+                <w14:ligatures w14:val="none"/>
+              </w:rPr>
+              <w:t xml:space="preserve">         13.6670 </w:t>
+            </w:r>
+          </w:p>
+        </w:tc>
+        <w:tc>
+          <w:tcPr>
+            <w:tcW w:w="1960" w:type="dxa"/>
+            <w:tcBorders>
+              <w:top w:val="nil"/>
+              <w:left w:val="nil"/>
+              <w:bottom w:val="single" w:sz="4" w:space="0" w:color="auto"/>
+              <w:right w:val="single" w:sz="4" w:space="0" w:color="auto"/>
+            </w:tcBorders>
+            <w:noWrap/>
+            <w:vAlign w:val="bottom"/>
+            <w:hideMark/>
+          </w:tcPr>
+          <w:p>
+            <w:pPr>
+              <w:spacing w:after="0" w:line="240" w:lineRule="auto"/>
+              <w:rPr>
+                <w:rFonts w:ascii="Calibri" w:eastAsia="Times New Roman" w:hAnsi="Calibri" w:cs="Calibri"/>
+                <w:color w:val="000000"/>
+                <w:kern w:val="0"/>
+                <w:sz w:val="22"/>
+                <w:szCs w:val="22"/>
+                <w:lang w:eastAsia="es-ES"/>
+                <w14:ligatures w14:val="none"/>
+              </w:rPr>
+            </w:pPr>
+            <w:r>
+              <w:rPr>
+                <w:rFonts w:ascii="Calibri" w:eastAsia="Times New Roman" w:hAnsi="Calibri" w:cs="Calibri"/>
+                <w:color w:val="000000"/>
+                <w:kern w:val="0"/>
+                <w:sz w:val="22"/>
+                <w:szCs w:val="22"/>
+                <w:lang w:eastAsia="es-ES"/>
+                <w14:ligatures w14:val="none"/>
+              </w:rPr>
+              <w:t xml:space="preserve">                   23.8945 </w:t>
+            </w:r>
+          </w:p>
+        </w:tc>
+        <w:tc>
+          <w:tcPr>
+            <w:tcW w:w="1661" w:type="dxa"/>
+            <w:tcBorders>
+              <w:top w:val="nil"/>
+              <w:left w:val="nil"/>
+              <w:bottom w:val="single" w:sz="4" w:space="0" w:color="auto"/>
+              <w:right w:val="single" w:sz="4" w:space="0" w:color="auto"/>
+            </w:tcBorders>
+            <w:noWrap/>
+            <w:vAlign w:val="bottom"/>
+            <w:hideMark/>
+          </w:tcPr>
+          <w:p>
+            <w:pPr>
+              <w:spacing w:after="0" w:line="240" w:lineRule="auto"/>
+              <w:rPr>
+                <w:rFonts w:ascii="Calibri" w:eastAsia="Times New Roman" w:hAnsi="Calibri" w:cs="Calibri"/>
+                <w:color w:val="000000"/>
+                <w:kern w:val="0"/>
+                <w:sz w:val="22"/>
+                <w:szCs w:val="22"/>
+                <w:lang w:eastAsia="es-ES"/>
+                <w14:ligatures w14:val="none"/>
+              </w:rPr>
+            </w:pPr>
+            <w:r>
+              <w:rPr>
+                <w:rFonts w:ascii="Calibri" w:eastAsia="Times New Roman" w:hAnsi="Calibri" w:cs="Calibri"/>
+                <w:color w:val="000000"/>
+                <w:kern w:val="0"/>
+                <w:sz w:val="22"/>
+                <w:szCs w:val="22"/>
+                <w:lang w:eastAsia="es-ES"/>
+                <w14:ligatures w14:val="none"/>
+              </w:rPr>
+              <w:t xml:space="preserve">               3.2657 </w:t>
+            </w:r>
+          </w:p>
+        </w:tc>
+      </w:tr>
+      <w:tr>
+        <w:trPr>
+          <w:trHeight w:val="286"/>
+        </w:trPr>
+        <w:tc>
+          <w:tcPr>
+            <w:tcW w:w="1057" w:type="dxa"/>
+            <w:tcBorders>
+              <w:top w:val="nil"/>
+              <w:left w:val="single" w:sz="4" w:space="0" w:color="auto"/>
+              <w:bottom w:val="single" w:sz="4" w:space="0" w:color="auto"/>
+              <w:right w:val="single" w:sz="4" w:space="0" w:color="auto"/>
+            </w:tcBorders>
+            <w:noWrap/>
+            <w:vAlign w:val="bottom"/>
+            <w:hideMark/>
+          </w:tcPr>
+          <w:p>
+            <w:pPr>
+              <w:spacing w:after="0" w:line="240" w:lineRule="auto"/>
+              <w:jc w:val="center"/>
+              <w:rPr>
+                <w:rFonts w:ascii="Calibri" w:eastAsia="Times New Roman" w:hAnsi="Calibri" w:cs="Calibri"/>
+                <w:color w:val="000000"/>
+                <w:kern w:val="0"/>
+                <w:sz w:val="22"/>
+                <w:szCs w:val="22"/>
+                <w:lang w:eastAsia="es-ES"/>
+                <w14:ligatures w14:val="none"/>
+              </w:rPr>
+            </w:pPr>
+            <w:r>
+              <w:rPr>
+                <w:rFonts w:ascii="Calibri" w:eastAsia="Times New Roman" w:hAnsi="Calibri" w:cs="Calibri"/>
+                <w:color w:val="000000"/>
+                <w:kern w:val="0"/>
+                <w:sz w:val="22"/>
+                <w:szCs w:val="22"/>
+                <w:lang w:eastAsia="es-ES"/>
+                <w14:ligatures w14:val="none"/>
+              </w:rPr>
+              <w:t>9</w:t>
+            </w:r>
+          </w:p>
+        </w:tc>
+        <w:tc>
+          <w:tcPr>
+            <w:tcW w:w="1432" w:type="dxa"/>
+            <w:tcBorders>
+              <w:top w:val="nil"/>
+              <w:left w:val="nil"/>
+              <w:bottom w:val="single" w:sz="4" w:space="0" w:color="auto"/>
+              <w:right w:val="single" w:sz="4" w:space="0" w:color="auto"/>
+            </w:tcBorders>
+            <w:noWrap/>
+            <w:vAlign w:val="bottom"/>
+            <w:hideMark/>
+          </w:tcPr>
+          <w:p>
+            <w:pPr>
+              <w:spacing w:after="0" w:line="240" w:lineRule="auto"/>
+              <w:rPr>
+                <w:rFonts w:ascii="Calibri" w:eastAsia="Times New Roman" w:hAnsi="Calibri" w:cs="Calibri"/>
+                <w:color w:val="000000"/>
+                <w:kern w:val="0"/>
+                <w:sz w:val="22"/>
+                <w:szCs w:val="22"/>
+                <w:lang w:eastAsia="es-ES"/>
+                <w14:ligatures w14:val="none"/>
+              </w:rPr>
+            </w:pPr>
+            <w:r>
+              <w:rPr>
+                <w:rFonts w:ascii="Calibri" w:eastAsia="Times New Roman" w:hAnsi="Calibri" w:cs="Calibri"/>
+                <w:color w:val="000000"/>
+                <w:kern w:val="0"/>
+                <w:sz w:val="22"/>
+                <w:szCs w:val="22"/>
+                <w:lang w:eastAsia="es-ES"/>
+                <w14:ligatures w14:val="none"/>
+              </w:rPr>
+              <w:t xml:space="preserve">         79.2955 </w:t>
+            </w:r>
+          </w:p>
+        </w:tc>
+        <w:tc>
+          <w:tcPr>
+            <w:tcW w:w="1432" w:type="dxa"/>
+            <w:tcBorders>
+              <w:top w:val="nil"/>
+              <w:left w:val="nil"/>
+              <w:bottom w:val="single" w:sz="4" w:space="0" w:color="auto"/>
+              <w:right w:val="single" w:sz="4" w:space="0" w:color="auto"/>
+            </w:tcBorders>
+            <w:noWrap/>
+            <w:vAlign w:val="bottom"/>
+            <w:hideMark/>
+          </w:tcPr>
+          <w:p>
+            <w:pPr>
+              <w:spacing w:after="0" w:line="240" w:lineRule="auto"/>
+              <w:rPr>
+                <w:rFonts w:ascii="Calibri" w:eastAsia="Times New Roman" w:hAnsi="Calibri" w:cs="Calibri"/>
+                <w:color w:val="000000"/>
+                <w:kern w:val="0"/>
+                <w:sz w:val="22"/>
+                <w:szCs w:val="22"/>
+                <w:lang w:eastAsia="es-ES"/>
+                <w14:ligatures w14:val="none"/>
+              </w:rPr>
+            </w:pPr>
+            <w:r>
+              <w:rPr>
+                <w:rFonts w:ascii="Calibri" w:eastAsia="Times New Roman" w:hAnsi="Calibri" w:cs="Calibri"/>
+                <w:color w:val="000000"/>
+                <w:kern w:val="0"/>
+                <w:sz w:val="22"/>
+                <w:szCs w:val="22"/>
+                <w:lang w:eastAsia="es-ES"/>
+                <w14:ligatures w14:val="none"/>
+              </w:rPr>
+              <w:t xml:space="preserve">         20.7045 </w:t>
+            </w:r>
+          </w:p>
+        </w:tc>
+        <w:tc>
+          <w:tcPr>
+            <w:tcW w:w="1960" w:type="dxa"/>
+            <w:tcBorders>
+              <w:top w:val="nil"/>
+              <w:left w:val="nil"/>
+              <w:bottom w:val="single" w:sz="4" w:space="0" w:color="auto"/>
+              <w:right w:val="single" w:sz="4" w:space="0" w:color="auto"/>
+            </w:tcBorders>
+            <w:noWrap/>
+            <w:vAlign w:val="bottom"/>
+            <w:hideMark/>
+          </w:tcPr>
+          <w:p>
+            <w:pPr>
+              <w:spacing w:after="0" w:line="240" w:lineRule="auto"/>
+              <w:rPr>
+                <w:rFonts w:ascii="Calibri" w:eastAsia="Times New Roman" w:hAnsi="Calibri" w:cs="Calibri"/>
+                <w:color w:val="000000"/>
+                <w:kern w:val="0"/>
+                <w:sz w:val="22"/>
+                <w:szCs w:val="22"/>
+                <w:lang w:eastAsia="es-ES"/>
+                <w14:ligatures w14:val="none"/>
+              </w:rPr>
+            </w:pPr>
+            <w:r>
+              <w:rPr>
+                <w:rFonts w:ascii="Calibri" w:eastAsia="Times New Roman" w:hAnsi="Calibri" w:cs="Calibri"/>
+                <w:color w:val="000000"/>
+                <w:kern w:val="0"/>
+                <w:sz w:val="22"/>
+                <w:szCs w:val="22"/>
+                <w:lang w:eastAsia="es-ES"/>
+                <w14:ligatures w14:val="none"/>
+              </w:rPr>
+              <w:t xml:space="preserve">                   39.1435 </w:t>
+            </w:r>
+          </w:p>
+        </w:tc>
+        <w:tc>
+          <w:tcPr>
+            <w:tcW w:w="1661" w:type="dxa"/>
+            <w:tcBorders>
+              <w:top w:val="nil"/>
+              <w:left w:val="nil"/>
+              <w:bottom w:val="single" w:sz="4" w:space="0" w:color="auto"/>
+              <w:right w:val="single" w:sz="4" w:space="0" w:color="auto"/>
+            </w:tcBorders>
+            <w:noWrap/>
+            <w:vAlign w:val="bottom"/>
+            <w:hideMark/>
+          </w:tcPr>
+          <w:p>
+            <w:pPr>
+              <w:spacing w:after="0" w:line="240" w:lineRule="auto"/>
+              <w:rPr>
+                <w:rFonts w:ascii="Calibri" w:eastAsia="Times New Roman" w:hAnsi="Calibri" w:cs="Calibri"/>
+                <w:color w:val="000000"/>
+                <w:kern w:val="0"/>
+                <w:sz w:val="22"/>
+                <w:szCs w:val="22"/>
+                <w:lang w:eastAsia="es-ES"/>
+                <w14:ligatures w14:val="none"/>
+              </w:rPr>
+            </w:pPr>
+            <w:r>
+              <w:rPr>
+                <w:rFonts w:ascii="Calibri" w:eastAsia="Times New Roman" w:hAnsi="Calibri" w:cs="Calibri"/>
+                <w:color w:val="000000"/>
+                <w:kern w:val="0"/>
+                <w:sz w:val="22"/>
+                <w:szCs w:val="22"/>
+                <w:lang w:eastAsia="es-ES"/>
+                <w14:ligatures w14:val="none"/>
+              </w:rPr>
+              <w:t xml:space="preserve">               8.1045 </w:t>
+            </w:r>
+          </w:p>
+        </w:tc>
+      </w:tr>
+      <w:tr>
+        <w:trPr>
+          <w:trHeight w:val="286"/>
+        </w:trPr>
+        <w:tc>
+          <w:tcPr>
+            <w:tcW w:w="1057" w:type="dxa"/>
+            <w:tcBorders>
+              <w:top w:val="nil"/>
+              <w:left w:val="single" w:sz="4" w:space="0" w:color="auto"/>
+              <w:bottom w:val="single" w:sz="4" w:space="0" w:color="auto"/>
+              <w:right w:val="single" w:sz="4" w:space="0" w:color="auto"/>
+            </w:tcBorders>
+            <w:noWrap/>
+            <w:vAlign w:val="bottom"/>
+            <w:hideMark/>
+          </w:tcPr>
+          <w:p>
+            <w:pPr>
+              <w:spacing w:after="0" w:line="240" w:lineRule="auto"/>
+              <w:jc w:val="center"/>
+              <w:rPr>
+                <w:rFonts w:ascii="Calibri" w:eastAsia="Times New Roman" w:hAnsi="Calibri" w:cs="Calibri"/>
+                <w:color w:val="000000"/>
+                <w:kern w:val="0"/>
+                <w:sz w:val="22"/>
+                <w:szCs w:val="22"/>
+                <w:lang w:eastAsia="es-ES"/>
+                <w14:ligatures w14:val="none"/>
+              </w:rPr>
+            </w:pPr>
+            <w:r>
+              <w:rPr>
+                <w:rFonts w:ascii="Calibri" w:eastAsia="Times New Roman" w:hAnsi="Calibri" w:cs="Calibri"/>
+                <w:color w:val="000000"/>
+                <w:kern w:val="0"/>
+                <w:sz w:val="22"/>
+                <w:szCs w:val="22"/>
+                <w:lang w:eastAsia="es-ES"/>
+                <w14:ligatures w14:val="none"/>
+              </w:rPr>
+              <w:t>17</w:t>
+            </w:r>
+          </w:p>
+        </w:tc>
+        <w:tc>
+          <w:tcPr>
+            <w:tcW w:w="1432" w:type="dxa"/>
+            <w:tcBorders>
+              <w:top w:val="nil"/>
+              <w:left w:val="nil"/>
+              <w:bottom w:val="single" w:sz="4" w:space="0" w:color="auto"/>
+              <w:right w:val="single" w:sz="4" w:space="0" w:color="auto"/>
+            </w:tcBorders>
+            <w:noWrap/>
+            <w:vAlign w:val="bottom"/>
+            <w:hideMark/>
+          </w:tcPr>
+          <w:p>
+            <w:pPr>
+              <w:spacing w:after="0" w:line="240" w:lineRule="auto"/>
+              <w:rPr>
+                <w:rFonts w:ascii="Calibri" w:eastAsia="Times New Roman" w:hAnsi="Calibri" w:cs="Calibri"/>
+                <w:color w:val="000000"/>
+                <w:kern w:val="0"/>
+                <w:sz w:val="22"/>
+                <w:szCs w:val="22"/>
+                <w:lang w:eastAsia="es-ES"/>
+                <w14:ligatures w14:val="none"/>
+              </w:rPr>
+            </w:pPr>
+            <w:r>
+              <w:rPr>
+                <w:rFonts w:ascii="Calibri" w:eastAsia="Times New Roman" w:hAnsi="Calibri" w:cs="Calibri"/>
+                <w:color w:val="000000"/>
+                <w:kern w:val="0"/>
+                <w:sz w:val="22"/>
+                <w:szCs w:val="22"/>
+                <w:lang w:eastAsia="es-ES"/>
+                <w14:ligatures w14:val="none"/>
+              </w:rPr>
+              <w:t xml:space="preserve">         69.5448 </w:t>
+            </w:r>
+          </w:p>
+        </w:tc>
+        <w:tc>
+          <w:tcPr>
+            <w:tcW w:w="1432" w:type="dxa"/>
+            <w:tcBorders>
+              <w:top w:val="nil"/>
+              <w:left w:val="nil"/>
+              <w:bottom w:val="single" w:sz="4" w:space="0" w:color="auto"/>
+              <w:right w:val="single" w:sz="4" w:space="0" w:color="auto"/>
+            </w:tcBorders>
+            <w:noWrap/>
+            <w:vAlign w:val="bottom"/>
+            <w:hideMark/>
+          </w:tcPr>
+          <w:p>
+            <w:pPr>
+              <w:spacing w:after="0" w:line="240" w:lineRule="auto"/>
+              <w:rPr>
+                <w:rFonts w:ascii="Calibri" w:eastAsia="Times New Roman" w:hAnsi="Calibri" w:cs="Calibri"/>
+                <w:color w:val="000000"/>
+                <w:kern w:val="0"/>
+                <w:sz w:val="22"/>
+                <w:szCs w:val="22"/>
+                <w:lang w:eastAsia="es-ES"/>
+                <w14:ligatures w14:val="none"/>
+              </w:rPr>
+            </w:pPr>
+            <w:r>
+              <w:rPr>
+                <w:rFonts w:ascii="Calibri" w:eastAsia="Times New Roman" w:hAnsi="Calibri" w:cs="Calibri"/>
+                <w:color w:val="000000"/>
+                <w:kern w:val="0"/>
+                <w:sz w:val="22"/>
+                <w:szCs w:val="22"/>
+                <w:lang w:eastAsia="es-ES"/>
+                <w14:ligatures w14:val="none"/>
+              </w:rPr>
+              <w:t xml:space="preserve">         30.4552 </w:t>
+            </w:r>
+          </w:p>
+        </w:tc>
+        <w:tc>
+          <w:tcPr>
+            <w:tcW w:w="1960" w:type="dxa"/>
+            <w:tcBorders>
+              <w:top w:val="nil"/>
+              <w:left w:val="nil"/>
+              <w:bottom w:val="single" w:sz="4" w:space="0" w:color="auto"/>
+              <w:right w:val="single" w:sz="4" w:space="0" w:color="auto"/>
+            </w:tcBorders>
+            <w:noWrap/>
+            <w:vAlign w:val="bottom"/>
+            <w:hideMark/>
+          </w:tcPr>
+          <w:p>
+            <w:pPr>
+              <w:spacing w:after="0" w:line="240" w:lineRule="auto"/>
+              <w:rPr>
+                <w:rFonts w:ascii="Calibri" w:eastAsia="Times New Roman" w:hAnsi="Calibri" w:cs="Calibri"/>
+                <w:color w:val="000000"/>
+                <w:kern w:val="0"/>
+                <w:sz w:val="22"/>
+                <w:szCs w:val="22"/>
+                <w:lang w:eastAsia="es-ES"/>
+                <w14:ligatures w14:val="none"/>
+              </w:rPr>
+            </w:pPr>
+            <w:r>
+              <w:rPr>
+                <w:rFonts w:ascii="Calibri" w:eastAsia="Times New Roman" w:hAnsi="Calibri" w:cs="Calibri"/>
+                <w:color w:val="000000"/>
+                <w:kern w:val="0"/>
+                <w:sz w:val="22"/>
+                <w:szCs w:val="22"/>
+                <w:lang w:eastAsia="es-ES"/>
+                <w14:ligatures w14:val="none"/>
+              </w:rPr>
+              <w:t xml:space="preserve">                   32.4692 </w:t>
+            </w:r>
+          </w:p>
+        </w:tc>
+        <w:tc>
+          <w:tcPr>
+            <w:tcW w:w="1661" w:type="dxa"/>
+            <w:tcBorders>
+              <w:top w:val="nil"/>
+              <w:left w:val="nil"/>
+              <w:bottom w:val="single" w:sz="4" w:space="0" w:color="auto"/>
+              <w:right w:val="single" w:sz="4" w:space="0" w:color="auto"/>
+            </w:tcBorders>
+            <w:noWrap/>
+            <w:vAlign w:val="bottom"/>
+            <w:hideMark/>
+          </w:tcPr>
+          <w:p>
+            <w:pPr>
+              <w:spacing w:after="0" w:line="240" w:lineRule="auto"/>
+              <w:rPr>
+                <w:rFonts w:ascii="Calibri" w:eastAsia="Times New Roman" w:hAnsi="Calibri" w:cs="Calibri"/>
+                <w:color w:val="000000"/>
+                <w:kern w:val="0"/>
+                <w:sz w:val="22"/>
+                <w:szCs w:val="22"/>
+                <w:lang w:eastAsia="es-ES"/>
+                <w14:ligatures w14:val="none"/>
+              </w:rPr>
+            </w:pPr>
+            <w:r>
+              <w:rPr>
+                <w:rFonts w:ascii="Calibri" w:eastAsia="Times New Roman" w:hAnsi="Calibri" w:cs="Calibri"/>
+                <w:color w:val="000000"/>
+                <w:kern w:val="0"/>
+                <w:sz w:val="22"/>
+                <w:szCs w:val="22"/>
+                <w:lang w:eastAsia="es-ES"/>
+                <w14:ligatures w14:val="none"/>
+              </w:rPr>
+              <w:t xml:space="preserve">               9.8886 </w:t>
+            </w:r>
+          </w:p>
+        </w:tc>
+      </w:tr>
+      <w:tr>
+        <w:trPr>
+          <w:trHeight w:val="286"/>
+        </w:trPr>
+        <w:tc>
+          <w:tcPr>
+            <w:tcW w:w="1057" w:type="dxa"/>
+            <w:tcBorders>
+              <w:top w:val="nil"/>
+              <w:left w:val="single" w:sz="4" w:space="0" w:color="auto"/>
+              <w:bottom w:val="single" w:sz="4" w:space="0" w:color="auto"/>
+              <w:right w:val="single" w:sz="4" w:space="0" w:color="auto"/>
+            </w:tcBorders>
+            <w:noWrap/>
+            <w:vAlign w:val="bottom"/>
+            <w:hideMark/>
+          </w:tcPr>
+          <w:p>
+            <w:pPr>
+              <w:spacing w:after="0" w:line="240" w:lineRule="auto"/>
+              <w:jc w:val="center"/>
+              <w:rPr>
+                <w:rFonts w:ascii="Calibri" w:eastAsia="Times New Roman" w:hAnsi="Calibri" w:cs="Calibri"/>
+                <w:color w:val="000000"/>
+                <w:kern w:val="0"/>
+                <w:sz w:val="22"/>
+                <w:szCs w:val="22"/>
+                <w:lang w:eastAsia="es-ES"/>
+                <w14:ligatures w14:val="none"/>
+              </w:rPr>
+            </w:pPr>
+            <w:r>
+              <w:rPr>
+                <w:rFonts w:ascii="Calibri" w:eastAsia="Times New Roman" w:hAnsi="Calibri" w:cs="Calibri"/>
+                <w:color w:val="000000"/>
+                <w:kern w:val="0"/>
+                <w:sz w:val="22"/>
+                <w:szCs w:val="22"/>
+                <w:lang w:eastAsia="es-ES"/>
+                <w14:ligatures w14:val="none"/>
+              </w:rPr>
+              <w:t>32</w:t>
+            </w:r>
+          </w:p>
+        </w:tc>
+        <w:tc>
+          <w:tcPr>
+            <w:tcW w:w="1432" w:type="dxa"/>
+            <w:tcBorders>
+              <w:top w:val="nil"/>
+              <w:left w:val="nil"/>
+              <w:bottom w:val="single" w:sz="4" w:space="0" w:color="auto"/>
+              <w:right w:val="single" w:sz="4" w:space="0" w:color="auto"/>
+            </w:tcBorders>
+            <w:noWrap/>
+            <w:vAlign w:val="bottom"/>
+            <w:hideMark/>
+          </w:tcPr>
+          <w:p>
+            <w:pPr>
+              <w:spacing w:after="0" w:line="240" w:lineRule="auto"/>
+              <w:rPr>
+                <w:rFonts w:ascii="Calibri" w:eastAsia="Times New Roman" w:hAnsi="Calibri" w:cs="Calibri"/>
+                <w:color w:val="000000"/>
+                <w:kern w:val="0"/>
+                <w:sz w:val="22"/>
+                <w:szCs w:val="22"/>
+                <w:lang w:eastAsia="es-ES"/>
+                <w14:ligatures w14:val="none"/>
+              </w:rPr>
+            </w:pPr>
+            <w:r>
+              <w:rPr>
+                <w:rFonts w:ascii="Calibri" w:eastAsia="Times New Roman" w:hAnsi="Calibri" w:cs="Calibri"/>
+                <w:color w:val="000000"/>
+                <w:kern w:val="0"/>
+                <w:sz w:val="22"/>
+                <w:szCs w:val="22"/>
+                <w:lang w:eastAsia="es-ES"/>
+                <w14:ligatures w14:val="none"/>
+              </w:rPr>
+              <w:t xml:space="preserve">         54.1587 </w:t>
+            </w:r>
+          </w:p>
+        </w:tc>
+        <w:tc>
+          <w:tcPr>
+            <w:tcW w:w="1432" w:type="dxa"/>
+            <w:tcBorders>
+              <w:top w:val="nil"/>
+              <w:left w:val="nil"/>
+              <w:bottom w:val="single" w:sz="4" w:space="0" w:color="auto"/>
+              <w:right w:val="single" w:sz="4" w:space="0" w:color="auto"/>
+            </w:tcBorders>
+            <w:noWrap/>
+            <w:vAlign w:val="bottom"/>
+            <w:hideMark/>
+          </w:tcPr>
+          <w:p>
+            <w:pPr>
+              <w:spacing w:after="0" w:line="240" w:lineRule="auto"/>
+              <w:rPr>
+                <w:rFonts w:ascii="Calibri" w:eastAsia="Times New Roman" w:hAnsi="Calibri" w:cs="Calibri"/>
+                <w:color w:val="000000"/>
+                <w:kern w:val="0"/>
+                <w:sz w:val="22"/>
+                <w:szCs w:val="22"/>
+                <w:lang w:eastAsia="es-ES"/>
+                <w14:ligatures w14:val="none"/>
+              </w:rPr>
+            </w:pPr>
+            <w:r>
+              <w:rPr>
+                <w:rFonts w:ascii="Calibri" w:eastAsia="Times New Roman" w:hAnsi="Calibri" w:cs="Calibri"/>
+                <w:color w:val="000000"/>
+                <w:kern w:val="0"/>
+                <w:sz w:val="22"/>
+                <w:szCs w:val="22"/>
+                <w:lang w:eastAsia="es-ES"/>
+                <w14:ligatures w14:val="none"/>
+              </w:rPr>
+              <w:t xml:space="preserve">         45.8413 </w:t>
+            </w:r>
+          </w:p>
+        </w:tc>
+        <w:tc>
+          <w:tcPr>
+            <w:tcW w:w="1960" w:type="dxa"/>
+            <w:tcBorders>
+              <w:top w:val="nil"/>
+              <w:left w:val="nil"/>
+              <w:bottom w:val="single" w:sz="4" w:space="0" w:color="auto"/>
+              <w:right w:val="single" w:sz="4" w:space="0" w:color="auto"/>
+            </w:tcBorders>
+            <w:noWrap/>
+            <w:vAlign w:val="bottom"/>
+            <w:hideMark/>
+          </w:tcPr>
+          <w:p>
+            <w:pPr>
+              <w:spacing w:after="0" w:line="240" w:lineRule="auto"/>
+              <w:rPr>
+                <w:rFonts w:ascii="Calibri" w:eastAsia="Times New Roman" w:hAnsi="Calibri" w:cs="Calibri"/>
+                <w:color w:val="000000"/>
+                <w:kern w:val="0"/>
+                <w:sz w:val="22"/>
+                <w:szCs w:val="22"/>
+                <w:lang w:eastAsia="es-ES"/>
+                <w14:ligatures w14:val="none"/>
+              </w:rPr>
+            </w:pPr>
+            <w:r>
+              <w:rPr>
+                <w:rFonts w:ascii="Calibri" w:eastAsia="Times New Roman" w:hAnsi="Calibri" w:cs="Calibri"/>
+                <w:color w:val="000000"/>
+                <w:kern w:val="0"/>
+                <w:sz w:val="22"/>
+                <w:szCs w:val="22"/>
+                <w:lang w:eastAsia="es-ES"/>
+                <w14:ligatures w14:val="none"/>
+              </w:rPr>
+              <w:t xml:space="preserve">                     8.2641 </w:t>
+            </w:r>
+          </w:p>
+        </w:tc>
+        <w:tc>
+          <w:tcPr>
+            <w:tcW w:w="1661" w:type="dxa"/>
+            <w:tcBorders>
+              <w:top w:val="nil"/>
+              <w:left w:val="nil"/>
+              <w:bottom w:val="single" w:sz="4" w:space="0" w:color="auto"/>
+              <w:right w:val="single" w:sz="4" w:space="0" w:color="auto"/>
+            </w:tcBorders>
+            <w:noWrap/>
+            <w:vAlign w:val="bottom"/>
+            <w:hideMark/>
+          </w:tcPr>
+          <w:p>
+            <w:pPr>
+              <w:spacing w:after="0" w:line="240" w:lineRule="auto"/>
+              <w:rPr>
+                <w:rFonts w:ascii="Calibri" w:eastAsia="Times New Roman" w:hAnsi="Calibri" w:cs="Calibri"/>
+                <w:color w:val="000000"/>
+                <w:kern w:val="0"/>
+                <w:sz w:val="22"/>
+                <w:szCs w:val="22"/>
+                <w:lang w:eastAsia="es-ES"/>
+                <w14:ligatures w14:val="none"/>
+              </w:rPr>
+            </w:pPr>
+            <w:r>
+              <w:rPr>
+                <w:rFonts w:ascii="Calibri" w:eastAsia="Times New Roman" w:hAnsi="Calibri" w:cs="Calibri"/>
+                <w:color w:val="000000"/>
+                <w:kern w:val="0"/>
+                <w:sz w:val="22"/>
+                <w:szCs w:val="22"/>
+                <w:lang w:eastAsia="es-ES"/>
+                <w14:ligatures w14:val="none"/>
+              </w:rPr>
+              <w:t xml:space="preserve">               3.7884 </w:t>
+            </w:r>
+          </w:p>
+        </w:tc>
+      </w:tr>
+    </w:tbl>
+    <w:p>
+      <w:pPr>
+        <w:rPr>
+          <w:rFonts w:ascii="Times New Roman" w:hAnsi="Times New Roman" w:cs="Times New Roman"/>
+        </w:rPr>
+      </w:pPr>
+    </w:p>
+    <w:p>
+      <w:pPr>
+        <w:rPr>
+          <w:rFonts w:ascii="Times New Roman" w:hAnsi="Times New Roman" w:cs="Times New Roman"/>
+        </w:rPr>
+      </w:pPr>
+      <w:r>
+        <w:rPr>
+          <w:rFonts w:ascii="Times New Roman" w:hAnsi="Times New Roman" w:cs="Times New Roman"/>
+        </w:rPr>
+        <w:t xml:space="preserve">La Tabla 2 analiza la composición del </w:t>
+      </w:r>
+      <w:proofErr w:type="spellStart"/>
+      <w:r>
+        <w:rPr>
+          <w:rFonts w:ascii="Times New Roman" w:hAnsi="Times New Roman" w:cs="Times New Roman"/>
+        </w:rPr>
+        <w:t>bitstream</w:t>
+      </w:r>
+      <w:proofErr w:type="spellEnd"/>
+      <w:r>
+        <w:rPr>
+          <w:rFonts w:ascii="Times New Roman" w:hAnsi="Times New Roman" w:cs="Times New Roman"/>
+        </w:rPr>
+        <w:t xml:space="preserve"> final y la eficiencia perdida por transmitir los valores crudos sin codificar. La columna %</w:t>
+      </w:r>
+      <w:proofErr w:type="spellStart"/>
+      <w:r>
+        <w:rPr>
+          <w:rFonts w:ascii="Times New Roman" w:hAnsi="Times New Roman" w:cs="Times New Roman"/>
+        </w:rPr>
+        <w:t>bpp_raw</w:t>
+      </w:r>
+      <w:proofErr w:type="spellEnd"/>
+      <w:r>
+        <w:rPr>
+          <w:rFonts w:ascii="Times New Roman" w:hAnsi="Times New Roman" w:cs="Times New Roman"/>
+        </w:rPr>
+        <w:t xml:space="preserve"> muestra que la fracción del </w:t>
+      </w:r>
+      <w:proofErr w:type="spellStart"/>
+      <w:r>
+        <w:rPr>
+          <w:rFonts w:ascii="Times New Roman" w:hAnsi="Times New Roman" w:cs="Times New Roman"/>
+        </w:rPr>
+        <w:t>bitstream</w:t>
+      </w:r>
+      <w:proofErr w:type="spellEnd"/>
+      <w:r>
+        <w:rPr>
+          <w:rFonts w:ascii="Times New Roman" w:hAnsi="Times New Roman" w:cs="Times New Roman"/>
+        </w:rPr>
+        <w:t xml:space="preserve"> ocupada por los valores crudos crece consistentemente con el número de clases, pasando del 8.98% con 4 clases al 45.84% con 32 clases. Sin </w:t>
+      </w:r>
+      <w:r>
+        <w:rPr>
+          <w:rFonts w:ascii="Times New Roman" w:hAnsi="Times New Roman" w:cs="Times New Roman"/>
+        </w:rPr>
+        <w:lastRenderedPageBreak/>
+        <w:t xml:space="preserve">embargo, el </w:t>
+      </w:r>
+      <w:proofErr w:type="spellStart"/>
+      <w:r>
+        <w:rPr>
+          <w:rFonts w:ascii="Times New Roman" w:hAnsi="Times New Roman" w:cs="Times New Roman"/>
+        </w:rPr>
+        <w:t>overhead_raw</w:t>
+      </w:r>
+      <w:proofErr w:type="spellEnd"/>
+      <w:r>
+        <w:rPr>
+          <w:rFonts w:ascii="Times New Roman" w:hAnsi="Times New Roman" w:cs="Times New Roman"/>
+        </w:rPr>
+        <w:t xml:space="preserve">% — que indica </w:t>
+      </w:r>
+      <w:r>
+        <w:rPr>
+          <w:rFonts w:ascii="Times New Roman" w:hAnsi="Times New Roman" w:cs="Times New Roman"/>
+        </w:rPr>
+        <w:t>que</w:t>
+      </w:r>
+      <w:r>
+        <w:rPr>
+          <w:rFonts w:ascii="Times New Roman" w:hAnsi="Times New Roman" w:cs="Times New Roman"/>
+        </w:rPr>
+        <w:t xml:space="preserve"> el</w:t>
+      </w:r>
+      <w:r>
+        <w:rPr>
+          <w:rFonts w:ascii="Times New Roman" w:hAnsi="Times New Roman" w:cs="Times New Roman"/>
+        </w:rPr>
+        <w:t xml:space="preserve"> porcentaje de esos valores crudos son bits desperdiciados por no aplicar codificación por entropía — no sigue esta misma tendencia, sino que alcanza su punto máximo en 9 clases (39.14%) y decrece para 32 clases (8.26%). Esto</w:t>
+      </w:r>
+      <w:r>
+        <w:rPr>
+          <w:rFonts w:ascii="Times New Roman" w:hAnsi="Times New Roman" w:cs="Times New Roman"/>
+        </w:rPr>
+        <w:t xml:space="preserve"> podría ser debido a que</w:t>
+      </w:r>
+      <w:r>
+        <w:rPr>
+          <w:rFonts w:ascii="Times New Roman" w:hAnsi="Times New Roman" w:cs="Times New Roman"/>
+        </w:rPr>
+        <w:t>, con 32 clases, al ser potencia de 2,</w:t>
+      </w:r>
+      <w:r>
+        <w:rPr>
+          <w:rFonts w:ascii="Times New Roman" w:hAnsi="Times New Roman" w:cs="Times New Roman"/>
+        </w:rPr>
+        <w:t xml:space="preserve"> la</w:t>
+      </w:r>
+      <w:r>
+        <w:rPr>
+          <w:rFonts w:ascii="Times New Roman" w:hAnsi="Times New Roman" w:cs="Times New Roman"/>
+        </w:rPr>
+        <w:t xml:space="preserve"> tasa de bit por </w:t>
+      </w:r>
+      <w:r>
+        <w:rPr>
+          <w:rFonts w:ascii="Times New Roman" w:hAnsi="Times New Roman" w:cs="Times New Roman"/>
+        </w:rPr>
+        <w:t>píxel</w:t>
+      </w:r>
+      <w:r>
+        <w:rPr>
+          <w:rFonts w:ascii="Times New Roman" w:hAnsi="Times New Roman" w:cs="Times New Roman"/>
+        </w:rPr>
+        <w:t xml:space="preserve"> de</w:t>
+      </w:r>
+      <w:r>
+        <w:rPr>
+          <w:rFonts w:ascii="Times New Roman" w:hAnsi="Times New Roman" w:cs="Times New Roman"/>
+        </w:rPr>
+        <w:t xml:space="preserve"> la representación fija de </w:t>
+      </w:r>
+      <w:proofErr w:type="spellStart"/>
+      <w:r>
+        <w:rPr>
+          <w:rFonts w:ascii="Times New Roman" w:hAnsi="Times New Roman" w:cs="Times New Roman"/>
+        </w:rPr>
+        <w:t>ceil</w:t>
+      </w:r>
+      <w:proofErr w:type="spellEnd"/>
+      <w:r>
+        <w:rPr>
+          <w:rFonts w:ascii="Times New Roman" w:hAnsi="Times New Roman" w:cs="Times New Roman"/>
+        </w:rPr>
+        <w:t>(log2(32)) = 5 bits se aproximan más al límite teórico</w:t>
+      </w:r>
+      <w:r>
+        <w:rPr>
+          <w:rFonts w:ascii="Times New Roman" w:hAnsi="Times New Roman" w:cs="Times New Roman"/>
+        </w:rPr>
+        <w:t xml:space="preserve"> de lo valores crudos</w:t>
+      </w:r>
+      <w:r>
+        <w:rPr>
+          <w:rFonts w:ascii="Times New Roman" w:hAnsi="Times New Roman" w:cs="Times New Roman"/>
+        </w:rPr>
+        <w:t xml:space="preserve">, mientras que con 9 clases el redondeo de </w:t>
+      </w:r>
+      <w:proofErr w:type="spellStart"/>
+      <w:r>
+        <w:rPr>
+          <w:rFonts w:ascii="Times New Roman" w:hAnsi="Times New Roman" w:cs="Times New Roman"/>
+        </w:rPr>
+        <w:t>ceil</w:t>
+      </w:r>
+      <w:proofErr w:type="spellEnd"/>
+      <w:r>
+        <w:rPr>
+          <w:rFonts w:ascii="Times New Roman" w:hAnsi="Times New Roman" w:cs="Times New Roman"/>
+        </w:rPr>
+        <w:t xml:space="preserve">(log2(9)) = 4 bits </w:t>
+      </w:r>
+      <w:r>
+        <w:rPr>
+          <w:rFonts w:ascii="Times New Roman" w:hAnsi="Times New Roman" w:cs="Times New Roman"/>
+        </w:rPr>
+        <w:t xml:space="preserve">que </w:t>
+      </w:r>
+      <w:r>
+        <w:rPr>
+          <w:rFonts w:ascii="Times New Roman" w:hAnsi="Times New Roman" w:cs="Times New Roman"/>
+        </w:rPr>
+        <w:t>introducen mayor desperdicio relativo. El</w:t>
+      </w:r>
+      <w:r>
+        <w:rPr>
+          <w:rFonts w:ascii="Times New Roman" w:hAnsi="Times New Roman" w:cs="Times New Roman"/>
+        </w:rPr>
+        <w:t xml:space="preserve"> porcentaje de eficiencia perdida</w:t>
+      </w:r>
+      <w:r>
+        <w:rPr>
+          <w:rFonts w:ascii="Times New Roman" w:hAnsi="Times New Roman" w:cs="Times New Roman"/>
+        </w:rPr>
+        <w:t xml:space="preserve"> combina ambos efectos — cuánto del </w:t>
+      </w:r>
+      <w:proofErr w:type="spellStart"/>
+      <w:r>
+        <w:rPr>
+          <w:rFonts w:ascii="Times New Roman" w:hAnsi="Times New Roman" w:cs="Times New Roman"/>
+        </w:rPr>
+        <w:t>bitstream</w:t>
+      </w:r>
+      <w:proofErr w:type="spellEnd"/>
+      <w:r>
+        <w:rPr>
+          <w:rFonts w:ascii="Times New Roman" w:hAnsi="Times New Roman" w:cs="Times New Roman"/>
+        </w:rPr>
+        <w:t xml:space="preserve"> son </w:t>
+      </w:r>
+      <w:r>
+        <w:rPr>
+          <w:rFonts w:ascii="Times New Roman" w:hAnsi="Times New Roman" w:cs="Times New Roman"/>
+        </w:rPr>
+        <w:t>valores crudos</w:t>
+      </w:r>
+      <w:r>
+        <w:rPr>
+          <w:rFonts w:ascii="Times New Roman" w:hAnsi="Times New Roman" w:cs="Times New Roman"/>
+        </w:rPr>
+        <w:t xml:space="preserve"> y cuán ineficientemente se transmiten — representando el porcentaje del </w:t>
+      </w:r>
+      <w:proofErr w:type="spellStart"/>
+      <w:r>
+        <w:rPr>
+          <w:rFonts w:ascii="Times New Roman" w:hAnsi="Times New Roman" w:cs="Times New Roman"/>
+        </w:rPr>
+        <w:t>bpp_final</w:t>
+      </w:r>
+      <w:proofErr w:type="spellEnd"/>
+      <w:r>
+        <w:rPr>
+          <w:rFonts w:ascii="Times New Roman" w:hAnsi="Times New Roman" w:cs="Times New Roman"/>
+        </w:rPr>
+        <w:t xml:space="preserve"> que se desperdicia en total. Este es mayor para 17 clases (9.89%) que para 32 clases (3.79%), lo que significa que, aunque con 32 clases hay muchos </w:t>
+      </w:r>
+      <w:r>
+        <w:rPr>
+          <w:rFonts w:ascii="Times New Roman" w:hAnsi="Times New Roman" w:cs="Times New Roman"/>
+        </w:rPr>
+        <w:t xml:space="preserve">más </w:t>
+      </w:r>
+      <w:r>
+        <w:rPr>
+          <w:rFonts w:ascii="Times New Roman" w:hAnsi="Times New Roman" w:cs="Times New Roman"/>
+        </w:rPr>
+        <w:t>valores crudos</w:t>
+      </w:r>
+      <w:r>
+        <w:rPr>
+          <w:rFonts w:ascii="Times New Roman" w:hAnsi="Times New Roman" w:cs="Times New Roman"/>
+        </w:rPr>
+        <w:t xml:space="preserve">, el desperdicio real sobre el </w:t>
+      </w:r>
+      <w:proofErr w:type="spellStart"/>
+      <w:r>
+        <w:rPr>
+          <w:rFonts w:ascii="Times New Roman" w:hAnsi="Times New Roman" w:cs="Times New Roman"/>
+        </w:rPr>
+        <w:t>bitstream</w:t>
+      </w:r>
+      <w:proofErr w:type="spellEnd"/>
+      <w:r>
+        <w:rPr>
+          <w:rFonts w:ascii="Times New Roman" w:hAnsi="Times New Roman" w:cs="Times New Roman"/>
+        </w:rPr>
+        <w:t xml:space="preserve"> total es menor porque cada valor crudo se transmite con menos </w:t>
+      </w:r>
+      <w:proofErr w:type="spellStart"/>
+      <w:r>
+        <w:rPr>
+          <w:rFonts w:ascii="Times New Roman" w:hAnsi="Times New Roman" w:cs="Times New Roman"/>
+        </w:rPr>
+        <w:t>overhead</w:t>
+      </w:r>
+      <w:proofErr w:type="spellEnd"/>
+      <w:r>
+        <w:rPr>
+          <w:rFonts w:ascii="Times New Roman" w:hAnsi="Times New Roman" w:cs="Times New Roman"/>
+        </w:rPr>
+        <w:t xml:space="preserve"> relativo. Por tanto, el problema principal con 32 clases no es la ineficiencia de transmitir los </w:t>
+      </w:r>
+      <w:r>
+        <w:rPr>
+          <w:rFonts w:ascii="Times New Roman" w:hAnsi="Times New Roman" w:cs="Times New Roman"/>
+        </w:rPr>
+        <w:t>valores crudos</w:t>
+      </w:r>
+      <w:r>
+        <w:rPr>
+          <w:rFonts w:ascii="Times New Roman" w:hAnsi="Times New Roman" w:cs="Times New Roman"/>
+        </w:rPr>
+        <w:t xml:space="preserve"> sino su alta frecuencia — el 45.84% del </w:t>
+      </w:r>
+      <w:proofErr w:type="spellStart"/>
+      <w:r>
+        <w:rPr>
+          <w:rFonts w:ascii="Times New Roman" w:hAnsi="Times New Roman" w:cs="Times New Roman"/>
+        </w:rPr>
+        <w:t>bitstream</w:t>
+      </w:r>
+      <w:proofErr w:type="spellEnd"/>
+      <w:r>
+        <w:rPr>
+          <w:rFonts w:ascii="Times New Roman" w:hAnsi="Times New Roman" w:cs="Times New Roman"/>
+        </w:rPr>
+        <w:t xml:space="preserve"> son valores crudos que el predictor no pudo resolver, independientemente de cuán eficientemente se transmitan.</w:t>
       </w:r>
     </w:p>
     <w:sectPr>
@@ -4065,11 +4508,195 @@
       </w:rPr>
     </w:lvl>
   </w:abstractNum>
+  <w:abstractNum w:abstractNumId="2" w15:restartNumberingAfterBreak="0">
+    <w:nsid w:val="6F590C07"/>
+    <w:multiLevelType w:val="hybridMultilevel"/>
+    <w:tmpl w:val="81C49C06"/>
+    <w:lvl w:ilvl="0" w:tplc="0C0A000F">
+      <w:start w:val="1"/>
+      <w:numFmt w:val="decimal"/>
+      <w:lvlText w:val="%1."/>
+      <w:lvlJc w:val="left"/>
+      <w:pPr>
+        <w:ind w:left="720" w:hanging="360"/>
+      </w:pPr>
+      <w:rPr>
+        <w:rFonts w:hint="default"/>
+      </w:rPr>
+    </w:lvl>
+    <w:lvl w:ilvl="1" w:tplc="0C0A0019" w:tentative="1">
+      <w:start w:val="1"/>
+      <w:numFmt w:val="lowerLetter"/>
+      <w:lvlText w:val="%2."/>
+      <w:lvlJc w:val="left"/>
+      <w:pPr>
+        <w:ind w:left="1440" w:hanging="360"/>
+      </w:pPr>
+    </w:lvl>
+    <w:lvl w:ilvl="2" w:tplc="0C0A001B" w:tentative="1">
+      <w:start w:val="1"/>
+      <w:numFmt w:val="lowerRoman"/>
+      <w:lvlText w:val="%3."/>
+      <w:lvlJc w:val="right"/>
+      <w:pPr>
+        <w:ind w:left="2160" w:hanging="180"/>
+      </w:pPr>
+    </w:lvl>
+    <w:lvl w:ilvl="3" w:tplc="0C0A000F" w:tentative="1">
+      <w:start w:val="1"/>
+      <w:numFmt w:val="decimal"/>
+      <w:lvlText w:val="%4."/>
+      <w:lvlJc w:val="left"/>
+      <w:pPr>
+        <w:ind w:left="2880" w:hanging="360"/>
+      </w:pPr>
+    </w:lvl>
+    <w:lvl w:ilvl="4" w:tplc="0C0A0019" w:tentative="1">
+      <w:start w:val="1"/>
+      <w:numFmt w:val="lowerLetter"/>
+      <w:lvlText w:val="%5."/>
+      <w:lvlJc w:val="left"/>
+      <w:pPr>
+        <w:ind w:left="3600" w:hanging="360"/>
+      </w:pPr>
+    </w:lvl>
+    <w:lvl w:ilvl="5" w:tplc="0C0A001B" w:tentative="1">
+      <w:start w:val="1"/>
+      <w:numFmt w:val="lowerRoman"/>
+      <w:lvlText w:val="%6."/>
+      <w:lvlJc w:val="right"/>
+      <w:pPr>
+        <w:ind w:left="4320" w:hanging="180"/>
+      </w:pPr>
+    </w:lvl>
+    <w:lvl w:ilvl="6" w:tplc="0C0A000F" w:tentative="1">
+      <w:start w:val="1"/>
+      <w:numFmt w:val="decimal"/>
+      <w:lvlText w:val="%7."/>
+      <w:lvlJc w:val="left"/>
+      <w:pPr>
+        <w:ind w:left="5040" w:hanging="360"/>
+      </w:pPr>
+    </w:lvl>
+    <w:lvl w:ilvl="7" w:tplc="0C0A0019" w:tentative="1">
+      <w:start w:val="1"/>
+      <w:numFmt w:val="lowerLetter"/>
+      <w:lvlText w:val="%8."/>
+      <w:lvlJc w:val="left"/>
+      <w:pPr>
+        <w:ind w:left="5760" w:hanging="360"/>
+      </w:pPr>
+    </w:lvl>
+    <w:lvl w:ilvl="8" w:tplc="0C0A001B" w:tentative="1">
+      <w:start w:val="1"/>
+      <w:numFmt w:val="lowerRoman"/>
+      <w:lvlText w:val="%9."/>
+      <w:lvlJc w:val="right"/>
+      <w:pPr>
+        <w:ind w:left="6480" w:hanging="180"/>
+      </w:pPr>
+    </w:lvl>
+  </w:abstractNum>
+  <w:abstractNum w:abstractNumId="3" w15:restartNumberingAfterBreak="0">
+    <w:nsid w:val="7C8D7920"/>
+    <w:multiLevelType w:val="hybridMultilevel"/>
+    <w:tmpl w:val="C6B6D172"/>
+    <w:lvl w:ilvl="0" w:tplc="0C0A000F">
+      <w:start w:val="1"/>
+      <w:numFmt w:val="decimal"/>
+      <w:lvlText w:val="%1."/>
+      <w:lvlJc w:val="left"/>
+      <w:pPr>
+        <w:ind w:left="720" w:hanging="360"/>
+      </w:pPr>
+      <w:rPr>
+        <w:rFonts w:hint="default"/>
+      </w:rPr>
+    </w:lvl>
+    <w:lvl w:ilvl="1" w:tplc="0C0A0019" w:tentative="1">
+      <w:start w:val="1"/>
+      <w:numFmt w:val="lowerLetter"/>
+      <w:lvlText w:val="%2."/>
+      <w:lvlJc w:val="left"/>
+      <w:pPr>
+        <w:ind w:left="1440" w:hanging="360"/>
+      </w:pPr>
+    </w:lvl>
+    <w:lvl w:ilvl="2" w:tplc="0C0A001B" w:tentative="1">
+      <w:start w:val="1"/>
+      <w:numFmt w:val="lowerRoman"/>
+      <w:lvlText w:val="%3."/>
+      <w:lvlJc w:val="right"/>
+      <w:pPr>
+        <w:ind w:left="2160" w:hanging="180"/>
+      </w:pPr>
+    </w:lvl>
+    <w:lvl w:ilvl="3" w:tplc="0C0A000F" w:tentative="1">
+      <w:start w:val="1"/>
+      <w:numFmt w:val="decimal"/>
+      <w:lvlText w:val="%4."/>
+      <w:lvlJc w:val="left"/>
+      <w:pPr>
+        <w:ind w:left="2880" w:hanging="360"/>
+      </w:pPr>
+    </w:lvl>
+    <w:lvl w:ilvl="4" w:tplc="0C0A0019" w:tentative="1">
+      <w:start w:val="1"/>
+      <w:numFmt w:val="lowerLetter"/>
+      <w:lvlText w:val="%5."/>
+      <w:lvlJc w:val="left"/>
+      <w:pPr>
+        <w:ind w:left="3600" w:hanging="360"/>
+      </w:pPr>
+    </w:lvl>
+    <w:lvl w:ilvl="5" w:tplc="0C0A001B" w:tentative="1">
+      <w:start w:val="1"/>
+      <w:numFmt w:val="lowerRoman"/>
+      <w:lvlText w:val="%6."/>
+      <w:lvlJc w:val="right"/>
+      <w:pPr>
+        <w:ind w:left="4320" w:hanging="180"/>
+      </w:pPr>
+    </w:lvl>
+    <w:lvl w:ilvl="6" w:tplc="0C0A000F" w:tentative="1">
+      <w:start w:val="1"/>
+      <w:numFmt w:val="decimal"/>
+      <w:lvlText w:val="%7."/>
+      <w:lvlJc w:val="left"/>
+      <w:pPr>
+        <w:ind w:left="5040" w:hanging="360"/>
+      </w:pPr>
+    </w:lvl>
+    <w:lvl w:ilvl="7" w:tplc="0C0A0019" w:tentative="1">
+      <w:start w:val="1"/>
+      <w:numFmt w:val="lowerLetter"/>
+      <w:lvlText w:val="%8."/>
+      <w:lvlJc w:val="left"/>
+      <w:pPr>
+        <w:ind w:left="5760" w:hanging="360"/>
+      </w:pPr>
+    </w:lvl>
+    <w:lvl w:ilvl="8" w:tplc="0C0A001B" w:tentative="1">
+      <w:start w:val="1"/>
+      <w:numFmt w:val="lowerRoman"/>
+      <w:lvlText w:val="%9."/>
+      <w:lvlJc w:val="right"/>
+      <w:pPr>
+        <w:ind w:left="6480" w:hanging="180"/>
+      </w:pPr>
+    </w:lvl>
+  </w:abstractNum>
   <w:num w:numId="1" w16cid:durableId="23672323">
     <w:abstractNumId w:val="0"/>
   </w:num>
   <w:num w:numId="2" w16cid:durableId="579221542">
     <w:abstractNumId w:val="1"/>
+  </w:num>
+  <w:num w:numId="3" w16cid:durableId="2103379566">
+    <w:abstractNumId w:val="3"/>
+  </w:num>
+  <w:num w:numId="4" w16cid:durableId="982541450">
+    <w:abstractNumId w:val="2"/>
   </w:num>
 </w:numbering>
 </file>

--- a/analisis/Borrador.docx
+++ b/analisis/Borrador.docx
@@ -55,86 +55,8 @@
         <w:rPr>
           <w:rFonts w:ascii="Times New Roman" w:hAnsi="Times New Roman" w:cs="Times New Roman"/>
         </w:rPr>
-        <w:t xml:space="preserve"> </w:t>
-      </w:r>
-      <w:proofErr w:type="spellStart"/>
-      <w:r>
-        <w:rPr>
-          <w:rFonts w:ascii="Times New Roman" w:hAnsi="Times New Roman" w:cs="Times New Roman"/>
-        </w:rPr>
-        <w:t>Lossless</w:t>
-      </w:r>
-      <w:proofErr w:type="spellEnd"/>
-      <w:r>
-        <w:rPr>
-          <w:rFonts w:ascii="Times New Roman" w:hAnsi="Times New Roman" w:cs="Times New Roman"/>
-        </w:rPr>
-        <w:t xml:space="preserve"> </w:t>
-      </w:r>
-      <w:proofErr w:type="spellStart"/>
-      <w:r>
-        <w:rPr>
-          <w:rFonts w:ascii="Times New Roman" w:hAnsi="Times New Roman" w:cs="Times New Roman"/>
-        </w:rPr>
-        <w:t>Compression</w:t>
-      </w:r>
-      <w:proofErr w:type="spellEnd"/>
-      <w:r>
-        <w:rPr>
-          <w:rFonts w:ascii="Times New Roman" w:hAnsi="Times New Roman" w:cs="Times New Roman"/>
-        </w:rPr>
-        <w:t xml:space="preserve"> </w:t>
-      </w:r>
-      <w:proofErr w:type="spellStart"/>
-      <w:r>
-        <w:rPr>
-          <w:rFonts w:ascii="Times New Roman" w:hAnsi="Times New Roman" w:cs="Times New Roman"/>
-        </w:rPr>
-        <w:t>of</w:t>
-      </w:r>
-      <w:proofErr w:type="spellEnd"/>
-      <w:r>
-        <w:rPr>
-          <w:rFonts w:ascii="Times New Roman" w:hAnsi="Times New Roman" w:cs="Times New Roman"/>
-        </w:rPr>
-        <w:t xml:space="preserve"> </w:t>
-      </w:r>
-      <w:proofErr w:type="spellStart"/>
-      <w:r>
-        <w:rPr>
-          <w:rFonts w:ascii="Times New Roman" w:hAnsi="Times New Roman" w:cs="Times New Roman"/>
-        </w:rPr>
-        <w:t>Classification</w:t>
-      </w:r>
-      <w:proofErr w:type="spellEnd"/>
-      <w:r>
-        <w:rPr>
-          <w:rFonts w:ascii="Times New Roman" w:hAnsi="Times New Roman" w:cs="Times New Roman"/>
-        </w:rPr>
-        <w:t xml:space="preserve"> </w:t>
-      </w:r>
-      <w:proofErr w:type="spellStart"/>
-      <w:r>
-        <w:rPr>
-          <w:rFonts w:ascii="Times New Roman" w:hAnsi="Times New Roman" w:cs="Times New Roman"/>
-        </w:rPr>
-        <w:t>Map</w:t>
-      </w:r>
-      <w:proofErr w:type="spellEnd"/>
-      <w:r>
-        <w:rPr>
-          <w:rFonts w:ascii="Times New Roman" w:hAnsi="Times New Roman" w:cs="Times New Roman"/>
-        </w:rPr>
-        <w:t xml:space="preserve"> </w:t>
-      </w:r>
-      <w:proofErr w:type="spellStart"/>
-      <w:r>
-        <w:rPr>
-          <w:rFonts w:ascii="Times New Roman" w:hAnsi="Times New Roman" w:cs="Times New Roman"/>
-        </w:rPr>
-        <w:t>Images</w:t>
-      </w:r>
-      <w:proofErr w:type="spellEnd"/>
+        <w:t xml:space="preserve"> Lossless Compression of Classification Map Images</w:t>
+      </w:r>
     </w:p>
     <w:p>
       <w:pPr>
@@ -258,44 +180,40 @@
           <w:bCs/>
           <w:u w:val="single"/>
         </w:rPr>
-        <w:t xml:space="preserve">pipeline replicado vs </w:t>
-      </w:r>
-      <w:proofErr w:type="spellStart"/>
-      <w:r>
+        <w:t xml:space="preserve">pipeline replicado vs paper </w:t>
+      </w:r>
+    </w:p>
+    <w:p>
+      <w:pPr>
         <w:rPr>
           <w:rFonts w:ascii="Times New Roman" w:hAnsi="Times New Roman" w:cs="Times New Roman"/>
           <w:b/>
           <w:bCs/>
-          <w:u w:val="single"/>
-        </w:rPr>
-        <w:t>paper</w:t>
-      </w:r>
-      <w:proofErr w:type="spellEnd"/>
+        </w:rPr>
+      </w:pPr>
       <w:r>
         <w:rPr>
           <w:rFonts w:ascii="Times New Roman" w:hAnsi="Times New Roman" w:cs="Times New Roman"/>
           <w:b/>
           <w:bCs/>
-          <w:u w:val="single"/>
-        </w:rPr>
-        <w:t xml:space="preserve"> </w:t>
-      </w:r>
-    </w:p>
-    <w:p>
-      <w:pPr>
+        </w:rPr>
+        <w:t>Tabla 1. C</w:t>
+      </w:r>
+      <w:r>
         <w:rPr>
           <w:rFonts w:ascii="Times New Roman" w:hAnsi="Times New Roman" w:cs="Times New Roman"/>
           <w:b/>
           <w:bCs/>
         </w:rPr>
-      </w:pPr>
+        <w:t>omparación de b</w:t>
+      </w:r>
       <w:r>
         <w:rPr>
           <w:rFonts w:ascii="Times New Roman" w:hAnsi="Times New Roman" w:cs="Times New Roman"/>
           <w:b/>
           <w:bCs/>
         </w:rPr>
-        <w:t>Tabla 1. C</w:t>
+        <w:t>it-rate</w:t>
       </w:r>
       <w:r>
         <w:rPr>
@@ -303,7 +221,7 @@
           <w:b/>
           <w:bCs/>
         </w:rPr>
-        <w:t>omparación de b</w:t>
+        <w:t>(bps)</w:t>
       </w:r>
       <w:r>
         <w:rPr>
@@ -311,25 +229,7 @@
           <w:b/>
           <w:bCs/>
         </w:rPr>
-        <w:t xml:space="preserve">it-rate del </w:t>
-      </w:r>
-      <w:proofErr w:type="spellStart"/>
-      <w:r>
-        <w:rPr>
-          <w:rFonts w:ascii="Times New Roman" w:hAnsi="Times New Roman" w:cs="Times New Roman"/>
-          <w:b/>
-          <w:bCs/>
-        </w:rPr>
-        <w:t>paper</w:t>
-      </w:r>
-      <w:proofErr w:type="spellEnd"/>
-      <w:r>
-        <w:rPr>
-          <w:rFonts w:ascii="Times New Roman" w:hAnsi="Times New Roman" w:cs="Times New Roman"/>
-          <w:b/>
-          <w:bCs/>
-        </w:rPr>
-        <w:t xml:space="preserve"> vs el obtenido con el nuevo pipeline</w:t>
+        <w:t xml:space="preserve"> del paper vs el obtenido con el nuevo pipeline</w:t>
       </w:r>
       <w:r>
         <w:rPr>
@@ -342,18 +242,16 @@
     </w:p>
     <w:tbl>
       <w:tblPr>
-        <w:tblW w:w="6180" w:type="dxa"/>
-        <w:tblInd w:w="1157" w:type="dxa"/>
-        <w:tblCellMar>
-          <w:left w:w="70" w:type="dxa"/>
-          <w:right w:w="70" w:type="dxa"/>
-        </w:tblCellMar>
+        <w:tblStyle w:val="Tablaconcuadrcula"/>
+        <w:tblW w:w="7337" w:type="dxa"/>
+        <w:tblInd w:w="575" w:type="dxa"/>
         <w:tblLook w:val="04A0" w:firstRow="1" w:lastRow="0" w:firstColumn="1" w:lastColumn="0" w:noHBand="0" w:noVBand="1"/>
       </w:tblPr>
       <w:tblGrid>
         <w:gridCol w:w="1413"/>
         <w:gridCol w:w="1677"/>
         <w:gridCol w:w="1545"/>
+        <w:gridCol w:w="1304"/>
         <w:gridCol w:w="1545"/>
       </w:tblGrid>
       <w:tr>
@@ -363,18 +261,11 @@
         <w:tc>
           <w:tcPr>
             <w:tcW w:w="1413" w:type="dxa"/>
-            <w:tcBorders>
-              <w:top w:val="single" w:sz="4" w:space="0" w:color="auto"/>
-              <w:left w:val="single" w:sz="4" w:space="0" w:color="auto"/>
-              <w:bottom w:val="single" w:sz="4" w:space="0" w:color="auto"/>
-              <w:right w:val="single" w:sz="4" w:space="0" w:color="auto"/>
-            </w:tcBorders>
             <w:noWrap/>
             <w:hideMark/>
           </w:tcPr>
           <w:p>
             <w:pPr>
-              <w:spacing w:after="0" w:line="240" w:lineRule="auto"/>
               <w:jc w:val="center"/>
               <w:rPr>
                 <w:rFonts w:ascii="Times New Roman" w:eastAsia="Times New Roman" w:hAnsi="Times New Roman" w:cs="Times New Roman"/>
@@ -387,7 +278,6 @@
                 <w14:ligatures w14:val="none"/>
               </w:rPr>
             </w:pPr>
-            <w:proofErr w:type="spellStart"/>
             <w:r>
               <w:rPr>
                 <w:rFonts w:ascii="Times New Roman" w:eastAsia="Times New Roman" w:hAnsi="Times New Roman" w:cs="Times New Roman"/>
@@ -401,24 +291,16 @@
               </w:rPr>
               <w:t>n_clases</w:t>
             </w:r>
-            <w:proofErr w:type="spellEnd"/>
           </w:p>
         </w:tc>
         <w:tc>
           <w:tcPr>
             <w:tcW w:w="1677" w:type="dxa"/>
-            <w:tcBorders>
-              <w:top w:val="single" w:sz="4" w:space="0" w:color="auto"/>
-              <w:left w:val="nil"/>
-              <w:bottom w:val="single" w:sz="4" w:space="0" w:color="auto"/>
-              <w:right w:val="single" w:sz="4" w:space="0" w:color="auto"/>
-            </w:tcBorders>
             <w:noWrap/>
             <w:hideMark/>
           </w:tcPr>
           <w:p>
             <w:pPr>
-              <w:spacing w:after="0" w:line="240" w:lineRule="auto"/>
               <w:jc w:val="center"/>
               <w:rPr>
                 <w:rFonts w:ascii="Times New Roman" w:eastAsia="Times New Roman" w:hAnsi="Times New Roman" w:cs="Times New Roman"/>
@@ -431,7 +313,6 @@
                 <w14:ligatures w14:val="none"/>
               </w:rPr>
             </w:pPr>
-            <w:proofErr w:type="spellStart"/>
             <w:r>
               <w:rPr>
                 <w:rFonts w:ascii="Times New Roman" w:eastAsia="Times New Roman" w:hAnsi="Times New Roman" w:cs="Times New Roman"/>
@@ -443,27 +324,9 @@
                 <w:lang w:eastAsia="es-ES"/>
                 <w14:ligatures w14:val="none"/>
               </w:rPr>
-              <w:t>bbp_paper</w:t>
-            </w:r>
-            <w:proofErr w:type="spellEnd"/>
-          </w:p>
-        </w:tc>
-        <w:tc>
-          <w:tcPr>
-            <w:tcW w:w="1545" w:type="dxa"/>
-            <w:tcBorders>
-              <w:top w:val="single" w:sz="4" w:space="0" w:color="auto"/>
-              <w:left w:val="nil"/>
-              <w:bottom w:val="single" w:sz="4" w:space="0" w:color="auto"/>
-              <w:right w:val="single" w:sz="4" w:space="0" w:color="auto"/>
-            </w:tcBorders>
-            <w:noWrap/>
-            <w:hideMark/>
-          </w:tcPr>
-          <w:p>
-            <w:pPr>
-              <w:spacing w:after="0" w:line="240" w:lineRule="auto"/>
-              <w:jc w:val="center"/>
+              <w:t>bp</w:t>
+            </w:r>
+            <w:r>
               <w:rPr>
                 <w:rFonts w:ascii="Times New Roman" w:eastAsia="Times New Roman" w:hAnsi="Times New Roman" w:cs="Times New Roman"/>
                 <w:b/>
@@ -474,8 +337,8 @@
                 <w:lang w:eastAsia="es-ES"/>
                 <w14:ligatures w14:val="none"/>
               </w:rPr>
-            </w:pPr>
-            <w:proofErr w:type="spellStart"/>
+              <w:t>s</w:t>
+            </w:r>
             <w:r>
               <w:rPr>
                 <w:rFonts w:ascii="Times New Roman" w:eastAsia="Times New Roman" w:hAnsi="Times New Roman" w:cs="Times New Roman"/>
@@ -487,26 +350,18 @@
                 <w:lang w:eastAsia="es-ES"/>
                 <w14:ligatures w14:val="none"/>
               </w:rPr>
-              <w:t>bpp_total</w:t>
-            </w:r>
-            <w:proofErr w:type="spellEnd"/>
+              <w:t>_paper</w:t>
+            </w:r>
           </w:p>
         </w:tc>
         <w:tc>
           <w:tcPr>
             <w:tcW w:w="1545" w:type="dxa"/>
-            <w:tcBorders>
-              <w:top w:val="single" w:sz="4" w:space="0" w:color="auto"/>
-              <w:left w:val="nil"/>
-              <w:bottom w:val="single" w:sz="4" w:space="0" w:color="auto"/>
-              <w:right w:val="single" w:sz="4" w:space="0" w:color="auto"/>
-            </w:tcBorders>
             <w:noWrap/>
             <w:hideMark/>
           </w:tcPr>
           <w:p>
             <w:pPr>
-              <w:spacing w:after="0" w:line="240" w:lineRule="auto"/>
               <w:jc w:val="center"/>
               <w:rPr>
                 <w:rFonts w:ascii="Times New Roman" w:eastAsia="Times New Roman" w:hAnsi="Times New Roman" w:cs="Times New Roman"/>
@@ -519,7 +374,6 @@
                 <w14:ligatures w14:val="none"/>
               </w:rPr>
             </w:pPr>
-            <w:proofErr w:type="spellStart"/>
             <w:r>
               <w:rPr>
                 <w:rFonts w:ascii="Times New Roman" w:eastAsia="Times New Roman" w:hAnsi="Times New Roman" w:cs="Times New Roman"/>
@@ -531,9 +385,8 @@
                 <w:lang w:eastAsia="es-ES"/>
                 <w14:ligatures w14:val="none"/>
               </w:rPr>
-              <w:t>diff</w:t>
-            </w:r>
-            <w:proofErr w:type="spellEnd"/>
+              <w:t>bp</w:t>
+            </w:r>
             <w:r>
               <w:rPr>
                 <w:rFonts w:ascii="Times New Roman" w:eastAsia="Times New Roman" w:hAnsi="Times New Roman" w:cs="Times New Roman"/>
@@ -545,7 +398,88 @@
                 <w:lang w:eastAsia="es-ES"/>
                 <w14:ligatures w14:val="none"/>
               </w:rPr>
-              <w:t xml:space="preserve"> %</w:t>
+              <w:t>s</w:t>
+            </w:r>
+            <w:r>
+              <w:rPr>
+                <w:rFonts w:ascii="Times New Roman" w:eastAsia="Times New Roman" w:hAnsi="Times New Roman" w:cs="Times New Roman"/>
+                <w:b/>
+                <w:bCs/>
+                <w:kern w:val="0"/>
+                <w:sz w:val="22"/>
+                <w:szCs w:val="22"/>
+                <w:lang w:eastAsia="es-ES"/>
+                <w14:ligatures w14:val="none"/>
+              </w:rPr>
+              <w:t>_total</w:t>
+            </w:r>
+          </w:p>
+        </w:tc>
+        <w:tc>
+          <w:tcPr>
+            <w:tcW w:w="1157" w:type="dxa"/>
+          </w:tcPr>
+          <w:p>
+            <w:pPr>
+              <w:jc w:val="center"/>
+              <w:rPr>
+                <w:rFonts w:ascii="Times New Roman" w:eastAsia="Times New Roman" w:hAnsi="Times New Roman" w:cs="Times New Roman"/>
+                <w:b/>
+                <w:bCs/>
+                <w:kern w:val="0"/>
+                <w:sz w:val="22"/>
+                <w:szCs w:val="22"/>
+                <w:lang w:eastAsia="es-ES"/>
+                <w14:ligatures w14:val="none"/>
+              </w:rPr>
+            </w:pPr>
+            <w:r>
+              <w:rPr>
+                <w:rFonts w:ascii="Times New Roman" w:eastAsia="Times New Roman" w:hAnsi="Times New Roman" w:cs="Times New Roman"/>
+                <w:b/>
+                <w:bCs/>
+                <w:kern w:val="0"/>
+                <w:sz w:val="22"/>
+                <w:szCs w:val="22"/>
+                <w:lang w:eastAsia="es-ES"/>
+                <w14:ligatures w14:val="none"/>
+              </w:rPr>
+              <w:t>bps_total_2</w:t>
+            </w:r>
+          </w:p>
+        </w:tc>
+        <w:tc>
+          <w:tcPr>
+            <w:tcW w:w="1545" w:type="dxa"/>
+            <w:noWrap/>
+            <w:hideMark/>
+          </w:tcPr>
+          <w:p>
+            <w:pPr>
+              <w:jc w:val="center"/>
+              <w:rPr>
+                <w:rFonts w:ascii="Times New Roman" w:eastAsia="Times New Roman" w:hAnsi="Times New Roman" w:cs="Times New Roman"/>
+                <w:b/>
+                <w:bCs/>
+                <w:kern w:val="0"/>
+                <w:sz w:val="22"/>
+                <w:szCs w:val="22"/>
+                <w:lang w:eastAsia="es-ES"/>
+                <w14:ligatures w14:val="none"/>
+              </w:rPr>
+            </w:pPr>
+            <w:r>
+              <w:rPr>
+                <w:rFonts w:ascii="Times New Roman" w:eastAsia="Times New Roman" w:hAnsi="Times New Roman" w:cs="Times New Roman"/>
+                <w:b/>
+                <w:bCs/>
+                <w:kern w:val="0"/>
+                <w:sz w:val="22"/>
+                <w:szCs w:val="22"/>
+                <w:lang w:eastAsia="es-ES"/>
+                <w14:ligatures w14:val="none"/>
+              </w:rPr>
+              <w:t>diff %</w:t>
             </w:r>
           </w:p>
         </w:tc>
@@ -557,19 +491,11 @@
         <w:tc>
           <w:tcPr>
             <w:tcW w:w="1413" w:type="dxa"/>
-            <w:tcBorders>
-              <w:top w:val="nil"/>
-              <w:left w:val="single" w:sz="4" w:space="0" w:color="auto"/>
-              <w:bottom w:val="single" w:sz="4" w:space="0" w:color="auto"/>
-              <w:right w:val="single" w:sz="4" w:space="0" w:color="auto"/>
-            </w:tcBorders>
             <w:noWrap/>
-            <w:vAlign w:val="bottom"/>
             <w:hideMark/>
           </w:tcPr>
           <w:p>
             <w:pPr>
-              <w:spacing w:after="0" w:line="240" w:lineRule="auto"/>
               <w:jc w:val="center"/>
               <w:rPr>
                 <w:rFonts w:ascii="Times New Roman" w:eastAsia="Times New Roman" w:hAnsi="Times New Roman" w:cs="Times New Roman"/>
@@ -598,19 +524,11 @@
         <w:tc>
           <w:tcPr>
             <w:tcW w:w="1677" w:type="dxa"/>
-            <w:tcBorders>
-              <w:top w:val="nil"/>
-              <w:left w:val="nil"/>
-              <w:bottom w:val="single" w:sz="4" w:space="0" w:color="auto"/>
-              <w:right w:val="single" w:sz="4" w:space="0" w:color="auto"/>
-            </w:tcBorders>
             <w:noWrap/>
-            <w:vAlign w:val="bottom"/>
             <w:hideMark/>
           </w:tcPr>
           <w:p>
             <w:pPr>
-              <w:spacing w:after="0" w:line="240" w:lineRule="auto"/>
               <w:rPr>
                 <w:rFonts w:ascii="Times New Roman" w:eastAsia="Times New Roman" w:hAnsi="Times New Roman" w:cs="Times New Roman"/>
                 <w:color w:val="000000"/>
@@ -638,19 +556,11 @@
         <w:tc>
           <w:tcPr>
             <w:tcW w:w="1545" w:type="dxa"/>
-            <w:tcBorders>
-              <w:top w:val="nil"/>
-              <w:left w:val="nil"/>
-              <w:bottom w:val="single" w:sz="4" w:space="0" w:color="auto"/>
-              <w:right w:val="single" w:sz="4" w:space="0" w:color="auto"/>
-            </w:tcBorders>
             <w:noWrap/>
-            <w:vAlign w:val="bottom"/>
             <w:hideMark/>
           </w:tcPr>
           <w:p>
             <w:pPr>
-              <w:spacing w:after="0" w:line="240" w:lineRule="auto"/>
               <w:rPr>
                 <w:rFonts w:ascii="Times New Roman" w:eastAsia="Times New Roman" w:hAnsi="Times New Roman" w:cs="Times New Roman"/>
                 <w:color w:val="000000"/>
@@ -677,20 +587,43 @@
         </w:tc>
         <w:tc>
           <w:tcPr>
+            <w:tcW w:w="1157" w:type="dxa"/>
+          </w:tcPr>
+          <w:p>
+            <w:pPr>
+              <w:jc w:val="center"/>
+              <w:rPr>
+                <w:rFonts w:ascii="Times New Roman" w:eastAsia="Times New Roman" w:hAnsi="Times New Roman" w:cs="Times New Roman"/>
+                <w:color w:val="000000"/>
+                <w:kern w:val="0"/>
+                <w:sz w:val="22"/>
+                <w:szCs w:val="22"/>
+                <w:lang w:eastAsia="es-ES"/>
+                <w14:ligatures w14:val="none"/>
+              </w:rPr>
+            </w:pPr>
+            <w:r>
+              <w:rPr>
+                <w:rFonts w:ascii="Times New Roman" w:eastAsia="Times New Roman" w:hAnsi="Times New Roman" w:cs="Times New Roman"/>
+                <w:color w:val="000000"/>
+                <w:kern w:val="0"/>
+                <w:sz w:val="22"/>
+                <w:szCs w:val="22"/>
+                <w:lang w:eastAsia="es-ES"/>
+                <w14:ligatures w14:val="none"/>
+              </w:rPr>
+              <w:t>0.1826</w:t>
+            </w:r>
+          </w:p>
+        </w:tc>
+        <w:tc>
+          <w:tcPr>
             <w:tcW w:w="1545" w:type="dxa"/>
-            <w:tcBorders>
-              <w:top w:val="nil"/>
-              <w:left w:val="nil"/>
-              <w:bottom w:val="single" w:sz="4" w:space="0" w:color="auto"/>
-              <w:right w:val="single" w:sz="4" w:space="0" w:color="auto"/>
-            </w:tcBorders>
             <w:noWrap/>
-            <w:vAlign w:val="bottom"/>
             <w:hideMark/>
           </w:tcPr>
           <w:p>
             <w:pPr>
-              <w:spacing w:after="0" w:line="240" w:lineRule="auto"/>
               <w:jc w:val="center"/>
               <w:rPr>
                 <w:rFonts w:ascii="Times New Roman" w:eastAsia="Times New Roman" w:hAnsi="Times New Roman" w:cs="Times New Roman"/>
@@ -724,19 +657,11 @@
         <w:tc>
           <w:tcPr>
             <w:tcW w:w="1413" w:type="dxa"/>
-            <w:tcBorders>
-              <w:top w:val="nil"/>
-              <w:left w:val="single" w:sz="4" w:space="0" w:color="auto"/>
-              <w:bottom w:val="single" w:sz="4" w:space="0" w:color="auto"/>
-              <w:right w:val="single" w:sz="4" w:space="0" w:color="auto"/>
-            </w:tcBorders>
             <w:noWrap/>
-            <w:vAlign w:val="bottom"/>
             <w:hideMark/>
           </w:tcPr>
           <w:p>
             <w:pPr>
-              <w:spacing w:after="0" w:line="240" w:lineRule="auto"/>
               <w:jc w:val="center"/>
               <w:rPr>
                 <w:rFonts w:ascii="Times New Roman" w:eastAsia="Times New Roman" w:hAnsi="Times New Roman" w:cs="Times New Roman"/>
@@ -765,19 +690,11 @@
         <w:tc>
           <w:tcPr>
             <w:tcW w:w="1677" w:type="dxa"/>
-            <w:tcBorders>
-              <w:top w:val="nil"/>
-              <w:left w:val="nil"/>
-              <w:bottom w:val="single" w:sz="4" w:space="0" w:color="auto"/>
-              <w:right w:val="single" w:sz="4" w:space="0" w:color="auto"/>
-            </w:tcBorders>
             <w:noWrap/>
-            <w:vAlign w:val="bottom"/>
             <w:hideMark/>
           </w:tcPr>
           <w:p>
             <w:pPr>
-              <w:spacing w:after="0" w:line="240" w:lineRule="auto"/>
               <w:rPr>
                 <w:rFonts w:ascii="Times New Roman" w:eastAsia="Times New Roman" w:hAnsi="Times New Roman" w:cs="Times New Roman"/>
                 <w:color w:val="000000"/>
@@ -805,19 +722,11 @@
         <w:tc>
           <w:tcPr>
             <w:tcW w:w="1545" w:type="dxa"/>
-            <w:tcBorders>
-              <w:top w:val="nil"/>
-              <w:left w:val="nil"/>
-              <w:bottom w:val="single" w:sz="4" w:space="0" w:color="auto"/>
-              <w:right w:val="single" w:sz="4" w:space="0" w:color="auto"/>
-            </w:tcBorders>
             <w:noWrap/>
-            <w:vAlign w:val="bottom"/>
             <w:hideMark/>
           </w:tcPr>
           <w:p>
             <w:pPr>
-              <w:spacing w:after="0" w:line="240" w:lineRule="auto"/>
               <w:rPr>
                 <w:rFonts w:ascii="Times New Roman" w:eastAsia="Times New Roman" w:hAnsi="Times New Roman" w:cs="Times New Roman"/>
                 <w:color w:val="000000"/>
@@ -844,20 +753,43 @@
         </w:tc>
         <w:tc>
           <w:tcPr>
+            <w:tcW w:w="1157" w:type="dxa"/>
+          </w:tcPr>
+          <w:p>
+            <w:pPr>
+              <w:jc w:val="center"/>
+              <w:rPr>
+                <w:rFonts w:ascii="Times New Roman" w:eastAsia="Times New Roman" w:hAnsi="Times New Roman" w:cs="Times New Roman"/>
+                <w:color w:val="000000"/>
+                <w:kern w:val="0"/>
+                <w:sz w:val="22"/>
+                <w:szCs w:val="22"/>
+                <w:lang w:eastAsia="es-ES"/>
+                <w14:ligatures w14:val="none"/>
+              </w:rPr>
+            </w:pPr>
+            <w:r>
+              <w:rPr>
+                <w:rFonts w:ascii="Times New Roman" w:eastAsia="Times New Roman" w:hAnsi="Times New Roman" w:cs="Times New Roman"/>
+                <w:color w:val="000000"/>
+                <w:kern w:val="0"/>
+                <w:sz w:val="22"/>
+                <w:szCs w:val="22"/>
+                <w:lang w:eastAsia="es-ES"/>
+                <w14:ligatures w14:val="none"/>
+              </w:rPr>
+              <w:t>0.2840</w:t>
+            </w:r>
+          </w:p>
+        </w:tc>
+        <w:tc>
+          <w:tcPr>
             <w:tcW w:w="1545" w:type="dxa"/>
-            <w:tcBorders>
-              <w:top w:val="nil"/>
-              <w:left w:val="nil"/>
-              <w:bottom w:val="single" w:sz="4" w:space="0" w:color="auto"/>
-              <w:right w:val="single" w:sz="4" w:space="0" w:color="auto"/>
-            </w:tcBorders>
             <w:noWrap/>
-            <w:vAlign w:val="bottom"/>
             <w:hideMark/>
           </w:tcPr>
           <w:p>
             <w:pPr>
-              <w:spacing w:after="0" w:line="240" w:lineRule="auto"/>
               <w:jc w:val="center"/>
               <w:rPr>
                 <w:rFonts w:ascii="Times New Roman" w:eastAsia="Times New Roman" w:hAnsi="Times New Roman" w:cs="Times New Roman"/>
@@ -891,19 +823,11 @@
         <w:tc>
           <w:tcPr>
             <w:tcW w:w="1413" w:type="dxa"/>
-            <w:tcBorders>
-              <w:top w:val="nil"/>
-              <w:left w:val="single" w:sz="4" w:space="0" w:color="auto"/>
-              <w:bottom w:val="single" w:sz="4" w:space="0" w:color="auto"/>
-              <w:right w:val="single" w:sz="4" w:space="0" w:color="auto"/>
-            </w:tcBorders>
             <w:noWrap/>
-            <w:vAlign w:val="bottom"/>
             <w:hideMark/>
           </w:tcPr>
           <w:p>
             <w:pPr>
-              <w:spacing w:after="0" w:line="240" w:lineRule="auto"/>
               <w:jc w:val="center"/>
               <w:rPr>
                 <w:rFonts w:ascii="Times New Roman" w:eastAsia="Times New Roman" w:hAnsi="Times New Roman" w:cs="Times New Roman"/>
@@ -932,19 +856,11 @@
         <w:tc>
           <w:tcPr>
             <w:tcW w:w="1677" w:type="dxa"/>
-            <w:tcBorders>
-              <w:top w:val="nil"/>
-              <w:left w:val="nil"/>
-              <w:bottom w:val="single" w:sz="4" w:space="0" w:color="auto"/>
-              <w:right w:val="single" w:sz="4" w:space="0" w:color="auto"/>
-            </w:tcBorders>
             <w:noWrap/>
-            <w:vAlign w:val="bottom"/>
             <w:hideMark/>
           </w:tcPr>
           <w:p>
             <w:pPr>
-              <w:spacing w:after="0" w:line="240" w:lineRule="auto"/>
               <w:rPr>
                 <w:rFonts w:ascii="Times New Roman" w:eastAsia="Times New Roman" w:hAnsi="Times New Roman" w:cs="Times New Roman"/>
                 <w:color w:val="000000"/>
@@ -972,19 +888,11 @@
         <w:tc>
           <w:tcPr>
             <w:tcW w:w="1545" w:type="dxa"/>
-            <w:tcBorders>
-              <w:top w:val="nil"/>
-              <w:left w:val="nil"/>
-              <w:bottom w:val="single" w:sz="4" w:space="0" w:color="auto"/>
-              <w:right w:val="single" w:sz="4" w:space="0" w:color="auto"/>
-            </w:tcBorders>
             <w:noWrap/>
-            <w:vAlign w:val="bottom"/>
             <w:hideMark/>
           </w:tcPr>
           <w:p>
             <w:pPr>
-              <w:spacing w:after="0" w:line="240" w:lineRule="auto"/>
               <w:rPr>
                 <w:rFonts w:ascii="Times New Roman" w:eastAsia="Times New Roman" w:hAnsi="Times New Roman" w:cs="Times New Roman"/>
                 <w:color w:val="000000"/>
@@ -1011,20 +919,43 @@
         </w:tc>
         <w:tc>
           <w:tcPr>
+            <w:tcW w:w="1157" w:type="dxa"/>
+          </w:tcPr>
+          <w:p>
+            <w:pPr>
+              <w:jc w:val="center"/>
+              <w:rPr>
+                <w:rFonts w:ascii="Times New Roman" w:eastAsia="Times New Roman" w:hAnsi="Times New Roman" w:cs="Times New Roman"/>
+                <w:color w:val="000000"/>
+                <w:kern w:val="0"/>
+                <w:sz w:val="22"/>
+                <w:szCs w:val="22"/>
+                <w:lang w:eastAsia="es-ES"/>
+                <w14:ligatures w14:val="none"/>
+              </w:rPr>
+            </w:pPr>
+            <w:r>
+              <w:rPr>
+                <w:rFonts w:ascii="Times New Roman" w:eastAsia="Times New Roman" w:hAnsi="Times New Roman" w:cs="Times New Roman"/>
+                <w:color w:val="000000"/>
+                <w:kern w:val="0"/>
+                <w:sz w:val="22"/>
+                <w:szCs w:val="22"/>
+                <w:lang w:eastAsia="es-ES"/>
+                <w14:ligatures w14:val="none"/>
+              </w:rPr>
+              <w:t>0.4926</w:t>
+            </w:r>
+          </w:p>
+        </w:tc>
+        <w:tc>
+          <w:tcPr>
             <w:tcW w:w="1545" w:type="dxa"/>
-            <w:tcBorders>
-              <w:top w:val="nil"/>
-              <w:left w:val="nil"/>
-              <w:bottom w:val="single" w:sz="4" w:space="0" w:color="auto"/>
-              <w:right w:val="single" w:sz="4" w:space="0" w:color="auto"/>
-            </w:tcBorders>
             <w:noWrap/>
-            <w:vAlign w:val="bottom"/>
             <w:hideMark/>
           </w:tcPr>
           <w:p>
             <w:pPr>
-              <w:spacing w:after="0" w:line="240" w:lineRule="auto"/>
               <w:jc w:val="center"/>
               <w:rPr>
                 <w:rFonts w:ascii="Times New Roman" w:eastAsia="Times New Roman" w:hAnsi="Times New Roman" w:cs="Times New Roman"/>
@@ -1058,19 +989,11 @@
         <w:tc>
           <w:tcPr>
             <w:tcW w:w="1413" w:type="dxa"/>
-            <w:tcBorders>
-              <w:top w:val="nil"/>
-              <w:left w:val="single" w:sz="4" w:space="0" w:color="auto"/>
-              <w:bottom w:val="single" w:sz="4" w:space="0" w:color="auto"/>
-              <w:right w:val="single" w:sz="4" w:space="0" w:color="auto"/>
-            </w:tcBorders>
             <w:noWrap/>
-            <w:vAlign w:val="bottom"/>
             <w:hideMark/>
           </w:tcPr>
           <w:p>
             <w:pPr>
-              <w:spacing w:after="0" w:line="240" w:lineRule="auto"/>
               <w:jc w:val="center"/>
               <w:rPr>
                 <w:rFonts w:ascii="Times New Roman" w:eastAsia="Times New Roman" w:hAnsi="Times New Roman" w:cs="Times New Roman"/>
@@ -1099,19 +1022,11 @@
         <w:tc>
           <w:tcPr>
             <w:tcW w:w="1677" w:type="dxa"/>
-            <w:tcBorders>
-              <w:top w:val="nil"/>
-              <w:left w:val="nil"/>
-              <w:bottom w:val="single" w:sz="4" w:space="0" w:color="auto"/>
-              <w:right w:val="single" w:sz="4" w:space="0" w:color="auto"/>
-            </w:tcBorders>
             <w:noWrap/>
-            <w:vAlign w:val="bottom"/>
             <w:hideMark/>
           </w:tcPr>
           <w:p>
             <w:pPr>
-              <w:spacing w:after="0" w:line="240" w:lineRule="auto"/>
               <w:rPr>
                 <w:rFonts w:ascii="Times New Roman" w:eastAsia="Times New Roman" w:hAnsi="Times New Roman" w:cs="Times New Roman"/>
                 <w:color w:val="000000"/>
@@ -1139,19 +1054,11 @@
         <w:tc>
           <w:tcPr>
             <w:tcW w:w="1545" w:type="dxa"/>
-            <w:tcBorders>
-              <w:top w:val="nil"/>
-              <w:left w:val="nil"/>
-              <w:bottom w:val="single" w:sz="4" w:space="0" w:color="auto"/>
-              <w:right w:val="single" w:sz="4" w:space="0" w:color="auto"/>
-            </w:tcBorders>
             <w:noWrap/>
-            <w:vAlign w:val="bottom"/>
             <w:hideMark/>
           </w:tcPr>
           <w:p>
             <w:pPr>
-              <w:spacing w:after="0" w:line="240" w:lineRule="auto"/>
               <w:rPr>
                 <w:rFonts w:ascii="Times New Roman" w:eastAsia="Times New Roman" w:hAnsi="Times New Roman" w:cs="Times New Roman"/>
                 <w:color w:val="000000"/>
@@ -1178,20 +1085,43 @@
         </w:tc>
         <w:tc>
           <w:tcPr>
+            <w:tcW w:w="1157" w:type="dxa"/>
+          </w:tcPr>
+          <w:p>
+            <w:pPr>
+              <w:jc w:val="center"/>
+              <w:rPr>
+                <w:rFonts w:ascii="Times New Roman" w:eastAsia="Times New Roman" w:hAnsi="Times New Roman" w:cs="Times New Roman"/>
+                <w:color w:val="000000"/>
+                <w:kern w:val="0"/>
+                <w:sz w:val="22"/>
+                <w:szCs w:val="22"/>
+                <w:lang w:eastAsia="es-ES"/>
+                <w14:ligatures w14:val="none"/>
+              </w:rPr>
+            </w:pPr>
+            <w:r>
+              <w:rPr>
+                <w:rFonts w:ascii="Times New Roman" w:eastAsia="Times New Roman" w:hAnsi="Times New Roman" w:cs="Times New Roman"/>
+                <w:color w:val="000000"/>
+                <w:kern w:val="0"/>
+                <w:sz w:val="22"/>
+                <w:szCs w:val="22"/>
+                <w:lang w:eastAsia="es-ES"/>
+                <w14:ligatures w14:val="none"/>
+              </w:rPr>
+              <w:t>0.9218</w:t>
+            </w:r>
+          </w:p>
+        </w:tc>
+        <w:tc>
+          <w:tcPr>
             <w:tcW w:w="1545" w:type="dxa"/>
-            <w:tcBorders>
-              <w:top w:val="nil"/>
-              <w:left w:val="nil"/>
-              <w:bottom w:val="single" w:sz="4" w:space="0" w:color="auto"/>
-              <w:right w:val="single" w:sz="4" w:space="0" w:color="auto"/>
-            </w:tcBorders>
             <w:noWrap/>
-            <w:vAlign w:val="bottom"/>
             <w:hideMark/>
           </w:tcPr>
           <w:p>
             <w:pPr>
-              <w:spacing w:after="0" w:line="240" w:lineRule="auto"/>
               <w:jc w:val="center"/>
               <w:rPr>
                 <w:rFonts w:ascii="Times New Roman" w:eastAsia="Times New Roman" w:hAnsi="Times New Roman" w:cs="Times New Roman"/>
@@ -1225,19 +1155,11 @@
         <w:tc>
           <w:tcPr>
             <w:tcW w:w="1413" w:type="dxa"/>
-            <w:tcBorders>
-              <w:top w:val="nil"/>
-              <w:left w:val="single" w:sz="4" w:space="0" w:color="auto"/>
-              <w:bottom w:val="single" w:sz="4" w:space="0" w:color="auto"/>
-              <w:right w:val="single" w:sz="4" w:space="0" w:color="auto"/>
-            </w:tcBorders>
             <w:noWrap/>
-            <w:vAlign w:val="bottom"/>
             <w:hideMark/>
           </w:tcPr>
           <w:p>
             <w:pPr>
-              <w:spacing w:after="0" w:line="240" w:lineRule="auto"/>
               <w:jc w:val="center"/>
               <w:rPr>
                 <w:rFonts w:ascii="Times New Roman" w:eastAsia="Times New Roman" w:hAnsi="Times New Roman" w:cs="Times New Roman"/>
@@ -1266,19 +1188,11 @@
         <w:tc>
           <w:tcPr>
             <w:tcW w:w="1677" w:type="dxa"/>
-            <w:tcBorders>
-              <w:top w:val="nil"/>
-              <w:left w:val="nil"/>
-              <w:bottom w:val="single" w:sz="4" w:space="0" w:color="auto"/>
-              <w:right w:val="single" w:sz="4" w:space="0" w:color="auto"/>
-            </w:tcBorders>
             <w:noWrap/>
-            <w:vAlign w:val="bottom"/>
             <w:hideMark/>
           </w:tcPr>
           <w:p>
             <w:pPr>
-              <w:spacing w:after="0" w:line="240" w:lineRule="auto"/>
               <w:rPr>
                 <w:rFonts w:ascii="Times New Roman" w:eastAsia="Times New Roman" w:hAnsi="Times New Roman" w:cs="Times New Roman"/>
                 <w:color w:val="000000"/>
@@ -1306,19 +1220,11 @@
         <w:tc>
           <w:tcPr>
             <w:tcW w:w="1545" w:type="dxa"/>
-            <w:tcBorders>
-              <w:top w:val="nil"/>
-              <w:left w:val="nil"/>
-              <w:bottom w:val="single" w:sz="4" w:space="0" w:color="auto"/>
-              <w:right w:val="single" w:sz="4" w:space="0" w:color="auto"/>
-            </w:tcBorders>
             <w:noWrap/>
-            <w:vAlign w:val="bottom"/>
             <w:hideMark/>
           </w:tcPr>
           <w:p>
             <w:pPr>
-              <w:spacing w:after="0" w:line="240" w:lineRule="auto"/>
               <w:rPr>
                 <w:rFonts w:ascii="Times New Roman" w:eastAsia="Times New Roman" w:hAnsi="Times New Roman" w:cs="Times New Roman"/>
                 <w:color w:val="000000"/>
@@ -1345,20 +1251,43 @@
         </w:tc>
         <w:tc>
           <w:tcPr>
+            <w:tcW w:w="1157" w:type="dxa"/>
+          </w:tcPr>
+          <w:p>
+            <w:pPr>
+              <w:jc w:val="center"/>
+              <w:rPr>
+                <w:rFonts w:ascii="Times New Roman" w:eastAsia="Times New Roman" w:hAnsi="Times New Roman" w:cs="Times New Roman"/>
+                <w:color w:val="000000"/>
+                <w:kern w:val="0"/>
+                <w:sz w:val="22"/>
+                <w:szCs w:val="22"/>
+                <w:lang w:eastAsia="es-ES"/>
+                <w14:ligatures w14:val="none"/>
+              </w:rPr>
+            </w:pPr>
+            <w:r>
+              <w:rPr>
+                <w:rFonts w:ascii="Times New Roman" w:eastAsia="Times New Roman" w:hAnsi="Times New Roman" w:cs="Times New Roman"/>
+                <w:color w:val="000000"/>
+                <w:kern w:val="0"/>
+                <w:sz w:val="22"/>
+                <w:szCs w:val="22"/>
+                <w:lang w:eastAsia="es-ES"/>
+                <w14:ligatures w14:val="none"/>
+              </w:rPr>
+              <w:t>2.4269</w:t>
+            </w:r>
+          </w:p>
+        </w:tc>
+        <w:tc>
+          <w:tcPr>
             <w:tcW w:w="1545" w:type="dxa"/>
-            <w:tcBorders>
-              <w:top w:val="nil"/>
-              <w:left w:val="nil"/>
-              <w:bottom w:val="single" w:sz="4" w:space="0" w:color="auto"/>
-              <w:right w:val="single" w:sz="4" w:space="0" w:color="auto"/>
-            </w:tcBorders>
             <w:noWrap/>
-            <w:vAlign w:val="bottom"/>
             <w:hideMark/>
           </w:tcPr>
           <w:p>
             <w:pPr>
-              <w:spacing w:after="0" w:line="240" w:lineRule="auto"/>
               <w:jc w:val="center"/>
               <w:rPr>
                 <w:rFonts w:ascii="Times New Roman" w:eastAsia="Times New Roman" w:hAnsi="Times New Roman" w:cs="Times New Roman"/>
@@ -1403,71 +1332,67 @@
         <w:rPr>
           <w:rFonts w:ascii="Times New Roman" w:hAnsi="Times New Roman" w:cs="Times New Roman"/>
         </w:rPr>
-        <w:t>La Tabla 1 presenta una comparación entre los bit-</w:t>
-      </w:r>
-      <w:proofErr w:type="spellStart"/>
-      <w:r>
-        <w:rPr>
-          <w:rFonts w:ascii="Times New Roman" w:hAnsi="Times New Roman" w:cs="Times New Roman"/>
-        </w:rPr>
-        <w:t>rates</w:t>
-      </w:r>
-      <w:proofErr w:type="spellEnd"/>
-      <w:r>
-        <w:rPr>
-          <w:rFonts w:ascii="Times New Roman" w:hAnsi="Times New Roman" w:cs="Times New Roman"/>
-        </w:rPr>
-        <w:t xml:space="preserve"> reportados en el </w:t>
-      </w:r>
-      <w:proofErr w:type="spellStart"/>
-      <w:proofErr w:type="gramStart"/>
-      <w:r>
-        <w:rPr>
-          <w:rFonts w:ascii="Times New Roman" w:hAnsi="Times New Roman" w:cs="Times New Roman"/>
-        </w:rPr>
-        <w:t>paper</w:t>
-      </w:r>
-      <w:proofErr w:type="spellEnd"/>
-      <w:proofErr w:type="gramEnd"/>
-      <w:r>
-        <w:rPr>
-          <w:rFonts w:ascii="Times New Roman" w:hAnsi="Times New Roman" w:cs="Times New Roman"/>
-        </w:rPr>
-        <w:t xml:space="preserve"> original y los obtenidos con el pipeline implementado. En todos los casos los valores obtenidos son ligeramente superiores a los del </w:t>
-      </w:r>
-      <w:proofErr w:type="spellStart"/>
-      <w:r>
-        <w:rPr>
-          <w:rFonts w:ascii="Times New Roman" w:hAnsi="Times New Roman" w:cs="Times New Roman"/>
-        </w:rPr>
-        <w:t>paper</w:t>
-      </w:r>
-      <w:proofErr w:type="spellEnd"/>
-      <w:r>
-        <w:rPr>
-          <w:rFonts w:ascii="Times New Roman" w:hAnsi="Times New Roman" w:cs="Times New Roman"/>
-        </w:rPr>
-        <w:t xml:space="preserve">, con diferencias relativas que van del 0.54% para el mapa de 32 clases hasta el 3.81% para el mapa de 4 clases. </w:t>
-      </w:r>
-      <w:r>
-        <w:rPr>
-          <w:rFonts w:ascii="Times New Roman" w:hAnsi="Times New Roman" w:cs="Times New Roman"/>
-        </w:rPr>
-        <w:t xml:space="preserve">Las diferencias observadas son consistentemente pequeñas y no atribuibles a un factor único identificable. Dado que el arithmetic </w:t>
-      </w:r>
-      <w:proofErr w:type="spellStart"/>
-      <w:r>
-        <w:rPr>
-          <w:rFonts w:ascii="Times New Roman" w:hAnsi="Times New Roman" w:cs="Times New Roman"/>
-        </w:rPr>
-        <w:t>coder</w:t>
-      </w:r>
-      <w:proofErr w:type="spellEnd"/>
-      <w:r>
-        <w:rPr>
-          <w:rFonts w:ascii="Times New Roman" w:hAnsi="Times New Roman" w:cs="Times New Roman"/>
-        </w:rPr>
-        <w:t xml:space="preserve"> opera con una eficiencia </w:t>
+        <w:t xml:space="preserve">La Tabla 1 presenta una comparación entre los </w:t>
+      </w:r>
+      <w:r>
+        <w:rPr>
+          <w:rFonts w:ascii="Times New Roman" w:hAnsi="Times New Roman" w:cs="Times New Roman"/>
+        </w:rPr>
+        <w:t xml:space="preserve">compressed </w:t>
+      </w:r>
+      <w:r>
+        <w:rPr>
+          <w:rFonts w:ascii="Times New Roman" w:hAnsi="Times New Roman" w:cs="Times New Roman"/>
+        </w:rPr>
+        <w:t>bit-rates reportados en el paper original y los obtenidos con el pipeline implementado</w:t>
+      </w:r>
+      <w:r>
+        <w:rPr>
+          <w:rFonts w:ascii="Times New Roman" w:hAnsi="Times New Roman" w:cs="Times New Roman"/>
+        </w:rPr>
+        <w:t xml:space="preserve">, una de manera adaptativa y </w:t>
+      </w:r>
+      <w:r>
+        <w:rPr>
+          <w:rFonts w:ascii="Times New Roman" w:hAnsi="Times New Roman" w:cs="Times New Roman"/>
+        </w:rPr>
+        <w:t>no adaptativa</w:t>
+      </w:r>
+      <w:r>
+        <w:rPr>
+          <w:rFonts w:ascii="Times New Roman" w:hAnsi="Times New Roman" w:cs="Times New Roman"/>
+        </w:rPr>
+        <w:t>.</w:t>
+      </w:r>
+      <w:r>
+        <w:rPr>
+          <w:rFonts w:ascii="Times New Roman" w:hAnsi="Times New Roman" w:cs="Times New Roman"/>
+        </w:rPr>
+        <w:t xml:space="preserve"> Se obtiene una pequeña ganancia del</w:t>
+      </w:r>
+      <w:r>
+        <w:rPr>
+          <w:rFonts w:ascii="Times New Roman" w:hAnsi="Times New Roman" w:cs="Times New Roman"/>
+        </w:rPr>
+        <w:t xml:space="preserve"> compressed</w:t>
+      </w:r>
+      <w:r>
+        <w:rPr>
+          <w:rFonts w:ascii="Times New Roman" w:hAnsi="Times New Roman" w:cs="Times New Roman"/>
+        </w:rPr>
+        <w:t xml:space="preserve"> bit-rate con un modelo no adaptativo.</w:t>
+      </w:r>
+      <w:r>
+        <w:rPr>
+          <w:rFonts w:ascii="Times New Roman" w:hAnsi="Times New Roman" w:cs="Times New Roman"/>
+        </w:rPr>
+        <w:t xml:space="preserve"> En todos los casos los valores obtenidos son ligeramente superiores a los del paper, con diferencias relativas que van del 0.54% para el mapa de 32 clases hasta el 3.81% para el mapa de 4 clases. </w:t>
+      </w:r>
+      <w:r>
+        <w:rPr>
+          <w:rFonts w:ascii="Times New Roman" w:hAnsi="Times New Roman" w:cs="Times New Roman"/>
+        </w:rPr>
+        <w:t xml:space="preserve">Las diferencias observadas son consistentemente pequeñas y no atribuibles a un factor único identificable. Dado que el arithmetic coder opera con una eficiencia </w:t>
       </w:r>
       <w:r>
         <w:rPr>
@@ -1491,29 +1416,19 @@
         <w:rPr>
           <w:rFonts w:ascii="Times New Roman" w:hAnsi="Times New Roman" w:cs="Times New Roman"/>
         </w:rPr>
-        <w:t xml:space="preserve"> que se deba a detalles de implementación que el </w:t>
-      </w:r>
-      <w:proofErr w:type="spellStart"/>
-      <w:proofErr w:type="gramStart"/>
-      <w:r>
-        <w:rPr>
-          <w:rFonts w:ascii="Times New Roman" w:hAnsi="Times New Roman" w:cs="Times New Roman"/>
-        </w:rPr>
-        <w:t>paper</w:t>
-      </w:r>
-      <w:proofErr w:type="spellEnd"/>
-      <w:proofErr w:type="gramEnd"/>
-      <w:r>
-        <w:rPr>
-          <w:rFonts w:ascii="Times New Roman" w:hAnsi="Times New Roman" w:cs="Times New Roman"/>
-        </w:rPr>
-        <w:t xml:space="preserve"> no especifica explícitamente, como el manejo de píxeles en los bordes de la imagen o la inicialización del modelo de probabilidades</w:t>
+        <w:t xml:space="preserve"> que se deba a detalles de implementación que el paper no especifica explícitamente, como el manejo de píxeles en los bordes de la imagen o la inicialización del modelo de probabilidades</w:t>
       </w:r>
       <w:r>
         <w:rPr>
           <w:rFonts w:ascii="Times New Roman" w:hAnsi="Times New Roman" w:cs="Times New Roman"/>
         </w:rPr>
         <w:t xml:space="preserve"> (pendiente de ver)</w:t>
+      </w:r>
+      <w:r>
+        <w:rPr>
+          <w:rFonts w:ascii="Times New Roman" w:hAnsi="Times New Roman" w:cs="Times New Roman"/>
+        </w:rPr>
+        <w:t xml:space="preserve">. </w:t>
       </w:r>
     </w:p>
     <w:p>
@@ -1532,70 +1447,30 @@
           <w:bCs/>
           <w:u w:val="single"/>
         </w:rPr>
-        <w:t xml:space="preserve">Análisis de la ganancia en la implementación de un </w:t>
-      </w:r>
-      <w:proofErr w:type="spellStart"/>
-      <w:r>
+        <w:t>Análisis de la ganancia en la implementación de un context model basada en patrones</w:t>
+      </w:r>
+    </w:p>
+    <w:p>
+      <w:pPr>
         <w:rPr>
           <w:rFonts w:ascii="Times New Roman" w:hAnsi="Times New Roman" w:cs="Times New Roman"/>
           <w:b/>
           <w:bCs/>
-          <w:u w:val="single"/>
-        </w:rPr>
-        <w:t>context</w:t>
-      </w:r>
-      <w:proofErr w:type="spellEnd"/>
+        </w:rPr>
+      </w:pPr>
       <w:r>
         <w:rPr>
           <w:rFonts w:ascii="Times New Roman" w:hAnsi="Times New Roman" w:cs="Times New Roman"/>
           <w:b/>
           <w:bCs/>
-          <w:u w:val="single"/>
-        </w:rPr>
-        <w:t xml:space="preserve"> </w:t>
-      </w:r>
-      <w:proofErr w:type="spellStart"/>
-      <w:r>
-        <w:rPr>
-          <w:rFonts w:ascii="Times New Roman" w:hAnsi="Times New Roman" w:cs="Times New Roman"/>
-          <w:b/>
-          <w:bCs/>
-          <w:u w:val="single"/>
-        </w:rPr>
-        <w:t>model</w:t>
-      </w:r>
-      <w:proofErr w:type="spellEnd"/>
-      <w:r>
-        <w:rPr>
-          <w:rFonts w:ascii="Times New Roman" w:hAnsi="Times New Roman" w:cs="Times New Roman"/>
-          <w:b/>
-          <w:bCs/>
-          <w:u w:val="single"/>
-        </w:rPr>
-        <w:t xml:space="preserve"> basada en patrones</w:t>
+        </w:rPr>
+        <w:t xml:space="preserve">Fig 1. Ganancia del modelado de contexto sobre los bits de decisión </w:t>
       </w:r>
     </w:p>
     <w:p>
       <w:pPr>
         <w:rPr>
           <w:rFonts w:ascii="Times New Roman" w:hAnsi="Times New Roman" w:cs="Times New Roman"/>
-          <w:b/>
-          <w:bCs/>
-        </w:rPr>
-      </w:pPr>
-      <w:r>
-        <w:rPr>
-          <w:rFonts w:ascii="Times New Roman" w:hAnsi="Times New Roman" w:cs="Times New Roman"/>
-          <w:b/>
-          <w:bCs/>
-        </w:rPr>
-        <w:t xml:space="preserve">Fig 1. Ganancia del modelado de contexto sobre los bits de decisión </w:t>
-      </w:r>
-    </w:p>
-    <w:p>
-      <w:pPr>
-        <w:rPr>
-          <w:rFonts w:ascii="Times New Roman" w:hAnsi="Times New Roman" w:cs="Times New Roman"/>
         </w:rPr>
       </w:pPr>
       <w:r>
@@ -1604,10 +1479,10 @@
         </w:rPr>
         <w:lastRenderedPageBreak/>
         <w:drawing>
-          <wp:inline distT="0" distB="0" distL="0" distR="0" wp14:anchorId="5A3A5936" wp14:editId="148F2F31">
+          <wp:inline distT="0" distB="0" distL="0" distR="0" wp14:anchorId="0F6A4227" wp14:editId="6C92CF8F">
             <wp:extent cx="5400040" cy="3322955"/>
             <wp:effectExtent l="0" t="0" r="0" b="0"/>
-            <wp:docPr id="84458852" name="Imagen 1"/>
+            <wp:docPr id="1130115964" name="Imagen 1"/>
             <wp:cNvGraphicFramePr>
               <a:graphicFrameLocks xmlns:a="http://schemas.openxmlformats.org/drawingml/2006/main" noChangeAspect="1"/>
             </wp:cNvGraphicFramePr>
@@ -1615,7 +1490,7 @@
               <a:graphicData uri="http://schemas.openxmlformats.org/drawingml/2006/picture">
                 <pic:pic xmlns:pic="http://schemas.openxmlformats.org/drawingml/2006/picture">
                   <pic:nvPicPr>
-                    <pic:cNvPr id="0" name="Picture 3"/>
+                    <pic:cNvPr id="0" name="Picture 1"/>
                     <pic:cNvPicPr>
                       <a:picLocks noChangeAspect="1" noChangeArrowheads="1"/>
                     </pic:cNvPicPr>
@@ -1675,7 +1550,31 @@
         <w:rPr>
           <w:rFonts w:ascii="Times New Roman" w:hAnsi="Times New Roman" w:cs="Times New Roman"/>
         </w:rPr>
-        <w:t xml:space="preserve"> compara la entropía de los bits de decisión antes y después de aplicar el model</w:t>
+        <w:t xml:space="preserve"> compara la entropía de los bits de decisión</w:t>
+      </w:r>
+      <w:r>
+        <w:rPr>
+          <w:rFonts w:ascii="Times New Roman" w:hAnsi="Times New Roman" w:cs="Times New Roman"/>
+        </w:rPr>
+        <w:t xml:space="preserve"> como secuencia por cada píxel y</w:t>
+      </w:r>
+      <w:r>
+        <w:rPr>
+          <w:rFonts w:ascii="Times New Roman" w:hAnsi="Times New Roman" w:cs="Times New Roman"/>
+        </w:rPr>
+        <w:t xml:space="preserve"> </w:t>
+      </w:r>
+      <w:r>
+        <w:rPr>
+          <w:rFonts w:ascii="Times New Roman" w:hAnsi="Times New Roman" w:cs="Times New Roman"/>
+        </w:rPr>
+        <w:t>como bits individuales antes</w:t>
+      </w:r>
+      <w:r>
+        <w:rPr>
+          <w:rFonts w:ascii="Times New Roman" w:hAnsi="Times New Roman" w:cs="Times New Roman"/>
+        </w:rPr>
+        <w:t xml:space="preserve"> y después de aplicar el model</w:t>
       </w:r>
       <w:r>
         <w:rPr>
@@ -1687,49 +1586,25 @@
         <w:rPr>
           <w:rFonts w:ascii="Times New Roman" w:hAnsi="Times New Roman" w:cs="Times New Roman"/>
         </w:rPr>
-        <w:t xml:space="preserve"> de contexto </w:t>
-      </w:r>
-      <w:proofErr w:type="spellStart"/>
-      <w:r>
-        <w:rPr>
-          <w:rFonts w:ascii="Times New Roman" w:hAnsi="Times New Roman" w:cs="Times New Roman"/>
-        </w:rPr>
-        <w:t>pattern-based</w:t>
-      </w:r>
-      <w:proofErr w:type="spellEnd"/>
-      <w:r>
-        <w:rPr>
-          <w:rFonts w:ascii="Times New Roman" w:hAnsi="Times New Roman" w:cs="Times New Roman"/>
-        </w:rPr>
-        <w:t xml:space="preserve">. En todos los casos el </w:t>
-      </w:r>
-      <w:proofErr w:type="spellStart"/>
-      <w:r>
-        <w:rPr>
-          <w:rFonts w:ascii="Times New Roman" w:hAnsi="Times New Roman" w:cs="Times New Roman"/>
-        </w:rPr>
-        <w:t>context</w:t>
-      </w:r>
-      <w:proofErr w:type="spellEnd"/>
-      <w:r>
-        <w:rPr>
-          <w:rFonts w:ascii="Times New Roman" w:hAnsi="Times New Roman" w:cs="Times New Roman"/>
-        </w:rPr>
-        <w:t xml:space="preserve"> </w:t>
-      </w:r>
-      <w:proofErr w:type="spellStart"/>
-      <w:r>
-        <w:rPr>
-          <w:rFonts w:ascii="Times New Roman" w:hAnsi="Times New Roman" w:cs="Times New Roman"/>
-        </w:rPr>
-        <w:t>model</w:t>
-      </w:r>
-      <w:proofErr w:type="spellEnd"/>
-      <w:r>
-        <w:rPr>
-          <w:rFonts w:ascii="Times New Roman" w:hAnsi="Times New Roman" w:cs="Times New Roman"/>
-        </w:rPr>
-        <w:t xml:space="preserve"> reduce consistentemente la entropía, </w:t>
+        <w:t xml:space="preserve"> de contexto pattern-based.</w:t>
+      </w:r>
+      <w:r>
+        <w:rPr>
+          <w:rFonts w:ascii="Times New Roman" w:hAnsi="Times New Roman" w:cs="Times New Roman"/>
+        </w:rPr>
+        <w:t xml:space="preserve"> Tratar los bits individuales reduce la entropía </w:t>
+      </w:r>
+      <w:r>
+        <w:rPr>
+          <w:rFonts w:ascii="Times New Roman" w:hAnsi="Times New Roman" w:cs="Times New Roman"/>
+        </w:rPr>
+        <w:t>y e</w:t>
+      </w:r>
+      <w:r>
+        <w:rPr>
+          <w:rFonts w:ascii="Times New Roman" w:hAnsi="Times New Roman" w:cs="Times New Roman"/>
+        </w:rPr>
+        <w:t xml:space="preserve">n todos los casos el context model reduce consistentemente la entropía, </w:t>
       </w:r>
       <w:r>
         <w:rPr>
@@ -1760,7 +1635,25 @@
           <w:bCs/>
           <w:u w:val="single"/>
         </w:rPr>
-        <w:t>Análisis del bit-rate desglosado por bit de decisión y valores crudos</w:t>
+        <w:t>Análisis del bit-rate</w:t>
+      </w:r>
+      <w:r>
+        <w:rPr>
+          <w:rFonts w:ascii="Times New Roman" w:hAnsi="Times New Roman" w:cs="Times New Roman"/>
+          <w:b/>
+          <w:bCs/>
+          <w:u w:val="single"/>
+        </w:rPr>
+        <w:t xml:space="preserve"> de</w:t>
+      </w:r>
+      <w:r>
+        <w:rPr>
+          <w:rFonts w:ascii="Times New Roman" w:hAnsi="Times New Roman" w:cs="Times New Roman"/>
+          <w:b/>
+          <w:bCs/>
+          <w:u w:val="single"/>
+        </w:rPr>
+        <w:t xml:space="preserve"> valores crudos</w:t>
       </w:r>
     </w:p>
     <w:p>
@@ -1791,7 +1684,39 @@
           <w:b/>
           <w:bCs/>
         </w:rPr>
-        <w:t>. Desglose del límite teórico y bit-rate de los bits decisión y valores crudos</w:t>
+        <w:t xml:space="preserve">. </w:t>
+      </w:r>
+      <w:r>
+        <w:rPr>
+          <w:rFonts w:ascii="Times New Roman" w:hAnsi="Times New Roman" w:cs="Times New Roman"/>
+          <w:b/>
+          <w:bCs/>
+        </w:rPr>
+        <w:t xml:space="preserve">Comparación </w:t>
+      </w:r>
+      <w:r>
+        <w:rPr>
+          <w:rFonts w:ascii="Times New Roman" w:hAnsi="Times New Roman" w:cs="Times New Roman"/>
+          <w:b/>
+          <w:bCs/>
+        </w:rPr>
+        <w:t>del límite teórico y bit-rate d</w:t>
+      </w:r>
+      <w:r>
+        <w:rPr>
+          <w:rFonts w:ascii="Times New Roman" w:hAnsi="Times New Roman" w:cs="Times New Roman"/>
+          <w:b/>
+          <w:bCs/>
+        </w:rPr>
+        <w:t>e los</w:t>
+      </w:r>
+      <w:r>
+        <w:rPr>
+          <w:rFonts w:ascii="Times New Roman" w:hAnsi="Times New Roman" w:cs="Times New Roman"/>
+          <w:b/>
+          <w:bCs/>
+        </w:rPr>
+        <w:t xml:space="preserve"> valores crudos</w:t>
       </w:r>
       <w:r>
         <w:rPr>
@@ -1811,10 +1736,10 @@
           <w:noProof/>
         </w:rPr>
         <w:drawing>
-          <wp:inline distT="0" distB="0" distL="0" distR="0" wp14:anchorId="34B8585B" wp14:editId="1F226816">
+          <wp:inline distT="0" distB="0" distL="0" distR="0" wp14:anchorId="5544581F" wp14:editId="0967C23A">
             <wp:extent cx="5400040" cy="3322955"/>
             <wp:effectExtent l="0" t="0" r="0" b="0"/>
-            <wp:docPr id="1392746991" name="Imagen 1"/>
+            <wp:docPr id="2009350764" name="Imagen 2"/>
             <wp:cNvGraphicFramePr>
               <a:graphicFrameLocks xmlns:a="http://schemas.openxmlformats.org/drawingml/2006/main" noChangeAspect="1"/>
             </wp:cNvGraphicFramePr>
@@ -1822,7 +1747,7 @@
               <a:graphicData uri="http://schemas.openxmlformats.org/drawingml/2006/picture">
                 <pic:pic xmlns:pic="http://schemas.openxmlformats.org/drawingml/2006/picture">
                   <pic:nvPicPr>
-                    <pic:cNvPr id="0" name="Picture 1"/>
+                    <pic:cNvPr id="0" name="Picture 3"/>
                     <pic:cNvPicPr>
                       <a:picLocks noChangeAspect="1" noChangeArrowheads="1"/>
                     </pic:cNvPicPr>
@@ -1870,6 +1795,7 @@
         <w:rPr>
           <w:rFonts w:ascii="Times New Roman" w:hAnsi="Times New Roman" w:cs="Times New Roman"/>
         </w:rPr>
+        <w:lastRenderedPageBreak/>
         <w:t xml:space="preserve">La Figura </w:t>
       </w:r>
       <w:r>
@@ -1882,7 +1808,31 @@
         <w:rPr>
           <w:rFonts w:ascii="Times New Roman" w:hAnsi="Times New Roman" w:cs="Times New Roman"/>
         </w:rPr>
-        <w:t xml:space="preserve"> compara los límites de entropía teóricos y las tasas de bits reales para los bits de decisión y los valores </w:t>
+        <w:t xml:space="preserve"> compara </w:t>
+      </w:r>
+      <w:r>
+        <w:rPr>
+          <w:rFonts w:ascii="Times New Roman" w:hAnsi="Times New Roman" w:cs="Times New Roman"/>
+        </w:rPr>
+        <w:t>el</w:t>
+      </w:r>
+      <w:r>
+        <w:rPr>
+          <w:rFonts w:ascii="Times New Roman" w:hAnsi="Times New Roman" w:cs="Times New Roman"/>
+        </w:rPr>
+        <w:t xml:space="preserve"> límite de entropía teóricos y la tasa de bits reales </w:t>
+      </w:r>
+      <w:r>
+        <w:rPr>
+          <w:rFonts w:ascii="Times New Roman" w:hAnsi="Times New Roman" w:cs="Times New Roman"/>
+        </w:rPr>
+        <w:t>para los</w:t>
+      </w:r>
+      <w:r>
+        <w:rPr>
+          <w:rFonts w:ascii="Times New Roman" w:hAnsi="Times New Roman" w:cs="Times New Roman"/>
+        </w:rPr>
+        <w:t xml:space="preserve"> valores </w:t>
       </w:r>
       <w:r>
         <w:rPr>
@@ -1900,14 +1850,19 @@
         <w:rPr>
           <w:rFonts w:ascii="Times New Roman" w:hAnsi="Times New Roman" w:cs="Times New Roman"/>
         </w:rPr>
-        <w:t xml:space="preserve">. Para los bits de decisión, el límite </w:t>
-      </w:r>
-      <w:r>
-        <w:rPr>
-          <w:rFonts w:ascii="Times New Roman" w:hAnsi="Times New Roman" w:cs="Times New Roman"/>
-        </w:rPr>
-        <w:lastRenderedPageBreak/>
-        <w:t xml:space="preserve">teórico y la tasa de bits </w:t>
+        <w:t xml:space="preserve">. </w:t>
+      </w:r>
+      <w:r>
+        <w:rPr>
+          <w:rFonts w:ascii="Times New Roman" w:hAnsi="Times New Roman" w:cs="Times New Roman"/>
+        </w:rPr>
+        <w:t>L</w:t>
+      </w:r>
+      <w:r>
+        <w:rPr>
+          <w:rFonts w:ascii="Times New Roman" w:hAnsi="Times New Roman" w:cs="Times New Roman"/>
+        </w:rPr>
+        <w:t xml:space="preserve">a tasa de bits </w:t>
       </w:r>
       <w:r>
         <w:rPr>
@@ -1919,54 +1874,6 @@
         <w:rPr>
           <w:rFonts w:ascii="Times New Roman" w:hAnsi="Times New Roman" w:cs="Times New Roman"/>
         </w:rPr>
-        <w:t xml:space="preserve"> son casi idénticos en todos los mapas, </w:t>
-      </w:r>
-      <w:r>
-        <w:rPr>
-          <w:rFonts w:ascii="Times New Roman" w:hAnsi="Times New Roman" w:cs="Times New Roman"/>
-        </w:rPr>
-        <w:t>pues como se mencion</w:t>
-      </w:r>
-      <w:r>
-        <w:rPr>
-          <w:rFonts w:ascii="Times New Roman" w:hAnsi="Times New Roman" w:cs="Times New Roman"/>
-        </w:rPr>
-        <w:t>a</w:t>
-      </w:r>
-      <w:r>
-        <w:rPr>
-          <w:rFonts w:ascii="Times New Roman" w:hAnsi="Times New Roman" w:cs="Times New Roman"/>
-        </w:rPr>
-        <w:t xml:space="preserve"> antes</w:t>
-      </w:r>
-      <w:r>
-        <w:rPr>
-          <w:rFonts w:ascii="Times New Roman" w:hAnsi="Times New Roman" w:cs="Times New Roman"/>
-        </w:rPr>
-        <w:t xml:space="preserve"> el codificador aritmético opera muy cerca del límite de Shannon </w:t>
-      </w:r>
-      <w:r>
-        <w:rPr>
-          <w:rFonts w:ascii="Times New Roman" w:hAnsi="Times New Roman" w:cs="Times New Roman"/>
-        </w:rPr>
-        <w:t>con eficiencia promedio del 99%</w:t>
-      </w:r>
-      <w:r>
-        <w:rPr>
-          <w:rFonts w:ascii="Times New Roman" w:hAnsi="Times New Roman" w:cs="Times New Roman"/>
-        </w:rPr>
-        <w:t xml:space="preserve">. Sin embargo, para los valores brutos, la tasa de bits </w:t>
-      </w:r>
-      <w:r>
-        <w:rPr>
-          <w:rFonts w:ascii="Times New Roman" w:hAnsi="Times New Roman" w:cs="Times New Roman"/>
-        </w:rPr>
-        <w:t>final</w:t>
-      </w:r>
-      <w:r>
-        <w:rPr>
-          <w:rFonts w:ascii="Times New Roman" w:hAnsi="Times New Roman" w:cs="Times New Roman"/>
-        </w:rPr>
         <w:t xml:space="preserve"> es consistentemente mayor que la entropía teórica, y esta diferencia se amplía con el número de clases. Esta sobrecarga</w:t>
       </w:r>
       <w:r>
@@ -1993,41 +1900,13 @@
         </w:rPr>
         <w:t xml:space="preserve">que los valores brutos se transmiten sin codificar utilizando un </w:t>
       </w:r>
-      <w:proofErr w:type="spellStart"/>
       <w:r>
         <w:rPr>
           <w:rFonts w:ascii="Times New Roman" w:hAnsi="Times New Roman" w:cs="Times New Roman"/>
           <w:i/>
           <w:iCs/>
         </w:rPr>
-        <w:t>ceil</w:t>
-      </w:r>
-      <w:proofErr w:type="spellEnd"/>
-      <w:r>
-        <w:rPr>
-          <w:rFonts w:ascii="Times New Roman" w:hAnsi="Times New Roman" w:cs="Times New Roman"/>
-          <w:i/>
-          <w:iCs/>
-        </w:rPr>
-        <w:t>(log2(</w:t>
-      </w:r>
-      <w:proofErr w:type="spellStart"/>
-      <w:r>
-        <w:rPr>
-          <w:rFonts w:ascii="Times New Roman" w:hAnsi="Times New Roman" w:cs="Times New Roman"/>
-          <w:i/>
-          <w:iCs/>
-        </w:rPr>
-        <w:t>n_classes</w:t>
-      </w:r>
-      <w:proofErr w:type="spellEnd"/>
-      <w:r>
-        <w:rPr>
-          <w:rFonts w:ascii="Times New Roman" w:hAnsi="Times New Roman" w:cs="Times New Roman"/>
-          <w:i/>
-          <w:iCs/>
-        </w:rPr>
-        <w:t>))</w:t>
+        <w:t>ceil(log2(n_classes))</w:t>
       </w:r>
       <w:r>
         <w:rPr>
@@ -2057,21 +1936,7 @@
         <w:rPr>
           <w:rFonts w:ascii="Times New Roman" w:hAnsi="Times New Roman" w:cs="Times New Roman"/>
         </w:rPr>
-        <w:t xml:space="preserve">El análisis detallado de esta ineficiencia y su impacto sobre el </w:t>
-      </w:r>
-      <w:proofErr w:type="spellStart"/>
-      <w:r>
-        <w:rPr>
-          <w:rFonts w:ascii="Times New Roman" w:hAnsi="Times New Roman" w:cs="Times New Roman"/>
-        </w:rPr>
-        <w:t>bitstream</w:t>
-      </w:r>
-      <w:proofErr w:type="spellEnd"/>
-      <w:r>
-        <w:rPr>
-          <w:rFonts w:ascii="Times New Roman" w:hAnsi="Times New Roman" w:cs="Times New Roman"/>
-        </w:rPr>
-        <w:t xml:space="preserve"> total se presenta en la Tabla 2.</w:t>
+        <w:t>El análisis detallado de esta ineficiencia y su impacto sobre el bitstream total se presenta en la Tabla 2.</w:t>
       </w:r>
     </w:p>
     <w:p>
@@ -2248,31 +2113,13 @@
         <w:rPr>
           <w:rFonts w:ascii="Times New Roman" w:hAnsi="Times New Roman" w:cs="Times New Roman"/>
         </w:rPr>
-        <w:t>(píxeles que no coinciden con ninguno de sus cuatro vecinos y deben transmitirse como valores sin procesar) crece hasta el 22 % de todos los píxeles. Los casos que requieren 3 o 4 decisiones siguen siendo marginales en todos los mapas, lo que</w:t>
-      </w:r>
-      <w:r>
-        <w:rPr>
-          <w:rFonts w:ascii="Times New Roman" w:hAnsi="Times New Roman" w:cs="Times New Roman"/>
-        </w:rPr>
-        <w:t xml:space="preserve"> puede</w:t>
-      </w:r>
-      <w:r>
-        <w:rPr>
-          <w:rFonts w:ascii="Times New Roman" w:hAnsi="Times New Roman" w:cs="Times New Roman"/>
-        </w:rPr>
-        <w:t xml:space="preserve"> confirma</w:t>
-      </w:r>
-      <w:r>
-        <w:rPr>
-          <w:rFonts w:ascii="Times New Roman" w:hAnsi="Times New Roman" w:cs="Times New Roman"/>
-        </w:rPr>
-        <w:t>r</w:t>
-      </w:r>
-      <w:r>
-        <w:rPr>
-          <w:rFonts w:ascii="Times New Roman" w:hAnsi="Times New Roman" w:cs="Times New Roman"/>
-        </w:rPr>
-        <w:t xml:space="preserve"> que el predictor rara vez necesita consultar a los segundos y cuartos vecinos. </w:t>
+        <w:t>(píxeles que no coinciden con ninguno de sus cuatro vecinos y deben transmitirse como valores sin procesar) crece hasta el 22 % de todos los píxeles.</w:t>
+      </w:r>
+      <w:r>
+        <w:rPr>
+          <w:rFonts w:ascii="Times New Roman" w:hAnsi="Times New Roman" w:cs="Times New Roman"/>
+        </w:rPr>
+        <w:t xml:space="preserve"> </w:t>
       </w:r>
       <w:r>
         <w:rPr>
@@ -2327,25 +2174,88 @@
           <w:bCs/>
           <w:u w:val="single"/>
         </w:rPr>
-        <w:lastRenderedPageBreak/>
-        <w:t xml:space="preserve">Análisis de los contextos </w:t>
+        <w:t xml:space="preserve">Modificación en predicción </w:t>
       </w:r>
     </w:p>
     <w:p>
       <w:pPr>
         <w:rPr>
           <w:rFonts w:ascii="Times New Roman" w:hAnsi="Times New Roman" w:cs="Times New Roman"/>
+        </w:rPr>
+      </w:pPr>
+      <w:r>
+        <w:rPr>
+          <w:rFonts w:ascii="Times New Roman" w:hAnsi="Times New Roman" w:cs="Times New Roman"/>
+        </w:rPr>
+        <w:lastRenderedPageBreak/>
+        <w:t>Dado el análisis anterior en que l</w:t>
+      </w:r>
+      <w:r>
+        <w:rPr>
+          <w:rFonts w:ascii="Times New Roman" w:hAnsi="Times New Roman" w:cs="Times New Roman"/>
+        </w:rPr>
+        <w:t>os casos que requieren 3 o 4 decisiones siguen siendo marginales en todos los mapas, lo que</w:t>
+      </w:r>
+      <w:r>
+        <w:rPr>
+          <w:rFonts w:ascii="Times New Roman" w:hAnsi="Times New Roman" w:cs="Times New Roman"/>
+        </w:rPr>
+        <w:t xml:space="preserve"> dice</w:t>
+      </w:r>
+      <w:r>
+        <w:rPr>
+          <w:rFonts w:ascii="Times New Roman" w:hAnsi="Times New Roman" w:cs="Times New Roman"/>
+        </w:rPr>
+        <w:t xml:space="preserve"> que el predictor rara vez necesita consultar a los segundos y cuartos vecinos.</w:t>
+      </w:r>
+      <w:r>
+        <w:rPr>
+          <w:rFonts w:ascii="Times New Roman" w:hAnsi="Times New Roman" w:cs="Times New Roman"/>
+        </w:rPr>
+        <w:t xml:space="preserve"> Se ha hecho u</w:t>
+      </w:r>
+      <w:r>
+        <w:rPr>
+          <w:rFonts w:ascii="Times New Roman" w:hAnsi="Times New Roman" w:cs="Times New Roman"/>
+        </w:rPr>
+        <w:t>na modificación en el pipeline, únicamente con dos preguntas para el predictor.</w:t>
+      </w:r>
+      <w:r>
+        <w:rPr>
+          <w:rFonts w:ascii="Times New Roman" w:hAnsi="Times New Roman" w:cs="Times New Roman"/>
+        </w:rPr>
+        <w:t xml:space="preserve"> </w:t>
+      </w:r>
+      <w:r>
+        <w:rPr>
+          <w:rFonts w:ascii="Times New Roman" w:hAnsi="Times New Roman" w:cs="Times New Roman"/>
+        </w:rPr>
+        <w:t>Generando resultados interesantes.</w:t>
+      </w:r>
+      <w:r>
+        <w:rPr>
+          <w:rFonts w:ascii="Times New Roman" w:hAnsi="Times New Roman" w:cs="Times New Roman"/>
+        </w:rPr>
+        <w:tab/>
+      </w:r>
+    </w:p>
+    <w:p>
+      <w:pPr>
+        <w:rPr>
+          <w:rFonts w:ascii="Times New Roman" w:hAnsi="Times New Roman" w:cs="Times New Roman"/>
           <w:b/>
           <w:bCs/>
         </w:rPr>
       </w:pPr>
+      <w:commentRangeStart w:id="0"/>
+      <w:commentRangeStart w:id="1"/>
       <w:r>
         <w:rPr>
           <w:rFonts w:ascii="Times New Roman" w:hAnsi="Times New Roman" w:cs="Times New Roman"/>
           <w:b/>
           <w:bCs/>
         </w:rPr>
-        <w:t xml:space="preserve">Fig </w:t>
+        <w:t xml:space="preserve">Tabla </w:t>
       </w:r>
       <w:r>
         <w:rPr>
@@ -2353,7 +2263,7 @@
           <w:b/>
           <w:bCs/>
         </w:rPr>
-        <w:t>4</w:t>
+        <w:t>2</w:t>
       </w:r>
       <w:r>
         <w:rPr>
@@ -2361,7 +2271,7 @@
           <w:b/>
           <w:bCs/>
         </w:rPr>
-        <w:t xml:space="preserve">. Activación de contexto por </w:t>
+        <w:t xml:space="preserve">. Comparación </w:t>
       </w:r>
       <w:r>
         <w:rPr>
@@ -2369,16 +2279,891 @@
           <w:b/>
           <w:bCs/>
         </w:rPr>
-        <w:t>número de</w:t>
-      </w:r>
-      <w:r>
-        <w:rPr>
+        <w:t>de predicción de con 4 preguntas vs con 2 preguntas.</w:t>
+      </w:r>
+      <w:commentRangeEnd w:id="0"/>
+      <w:r>
+        <w:rPr>
+          <w:rStyle w:val="Refdecomentario"/>
           <w:rFonts w:ascii="Times New Roman" w:hAnsi="Times New Roman" w:cs="Times New Roman"/>
           <w:b/>
           <w:bCs/>
-        </w:rPr>
-        <w:t xml:space="preserve"> clases </w:t>
-      </w:r>
+          <w:sz w:val="24"/>
+          <w:szCs w:val="24"/>
+        </w:rPr>
+        <w:commentReference w:id="0"/>
+      </w:r>
+      <w:commentRangeEnd w:id="1"/>
+      <w:r>
+        <w:rPr>
+          <w:rStyle w:val="Refdecomentario"/>
+          <w:rFonts w:ascii="Times New Roman" w:hAnsi="Times New Roman" w:cs="Times New Roman"/>
+          <w:b/>
+          <w:bCs/>
+          <w:sz w:val="24"/>
+          <w:szCs w:val="24"/>
+        </w:rPr>
+        <w:commentReference w:id="1"/>
+      </w:r>
+    </w:p>
+    <w:tbl>
+      <w:tblPr>
+        <w:tblW w:w="5448" w:type="dxa"/>
+        <w:tblInd w:w="1210" w:type="dxa"/>
+        <w:tblCellMar>
+          <w:left w:w="70" w:type="dxa"/>
+          <w:right w:w="70" w:type="dxa"/>
+        </w:tblCellMar>
+        <w:tblLook w:val="04A0" w:firstRow="1" w:lastRow="0" w:firstColumn="1" w:lastColumn="0" w:noHBand="0" w:noVBand="1"/>
+      </w:tblPr>
+      <w:tblGrid>
+        <w:gridCol w:w="1446"/>
+        <w:gridCol w:w="2159"/>
+        <w:gridCol w:w="1843"/>
+      </w:tblGrid>
+      <w:tr>
+        <w:trPr>
+          <w:trHeight w:val="289"/>
+        </w:trPr>
+        <w:tc>
+          <w:tcPr>
+            <w:tcW w:w="1446" w:type="dxa"/>
+            <w:tcBorders>
+              <w:top w:val="single" w:sz="4" w:space="0" w:color="auto"/>
+              <w:left w:val="single" w:sz="4" w:space="0" w:color="auto"/>
+              <w:bottom w:val="single" w:sz="4" w:space="0" w:color="auto"/>
+              <w:right w:val="single" w:sz="4" w:space="0" w:color="auto"/>
+            </w:tcBorders>
+            <w:noWrap/>
+            <w:hideMark/>
+          </w:tcPr>
+          <w:p>
+            <w:pPr>
+              <w:spacing w:after="0" w:line="240" w:lineRule="auto"/>
+              <w:jc w:val="right"/>
+              <w:rPr>
+                <w:rFonts w:ascii="Calibri" w:eastAsia="Times New Roman" w:hAnsi="Calibri" w:cs="Calibri"/>
+                <w:b/>
+                <w:bCs/>
+                <w:kern w:val="0"/>
+                <w:sz w:val="22"/>
+                <w:szCs w:val="22"/>
+                <w:lang w:eastAsia="es-ES"/>
+                <w14:ligatures w14:val="none"/>
+              </w:rPr>
+            </w:pPr>
+            <w:r>
+              <w:rPr>
+                <w:rFonts w:ascii="Calibri" w:eastAsia="Times New Roman" w:hAnsi="Calibri" w:cs="Calibri"/>
+                <w:b/>
+                <w:bCs/>
+                <w:kern w:val="0"/>
+                <w:sz w:val="22"/>
+                <w:szCs w:val="22"/>
+                <w:lang w:eastAsia="es-ES"/>
+                <w14:ligatures w14:val="none"/>
+              </w:rPr>
+              <w:t>n_clases</w:t>
+            </w:r>
+          </w:p>
+        </w:tc>
+        <w:tc>
+          <w:tcPr>
+            <w:tcW w:w="2159" w:type="dxa"/>
+            <w:tcBorders>
+              <w:top w:val="single" w:sz="4" w:space="0" w:color="auto"/>
+              <w:left w:val="nil"/>
+              <w:bottom w:val="single" w:sz="4" w:space="0" w:color="auto"/>
+              <w:right w:val="single" w:sz="4" w:space="0" w:color="auto"/>
+            </w:tcBorders>
+            <w:noWrap/>
+            <w:hideMark/>
+          </w:tcPr>
+          <w:p>
+            <w:pPr>
+              <w:spacing w:after="0" w:line="240" w:lineRule="auto"/>
+              <w:jc w:val="right"/>
+              <w:rPr>
+                <w:rFonts w:ascii="Calibri" w:eastAsia="Times New Roman" w:hAnsi="Calibri" w:cs="Calibri"/>
+                <w:b/>
+                <w:bCs/>
+                <w:kern w:val="0"/>
+                <w:sz w:val="22"/>
+                <w:szCs w:val="22"/>
+                <w:lang w:eastAsia="es-ES"/>
+                <w14:ligatures w14:val="none"/>
+              </w:rPr>
+            </w:pPr>
+            <w:r>
+              <w:rPr>
+                <w:rFonts w:ascii="Calibri" w:eastAsia="Times New Roman" w:hAnsi="Calibri" w:cs="Calibri"/>
+                <w:b/>
+                <w:bCs/>
+                <w:kern w:val="0"/>
+                <w:sz w:val="22"/>
+                <w:szCs w:val="22"/>
+                <w:lang w:eastAsia="es-ES"/>
+                <w14:ligatures w14:val="none"/>
+              </w:rPr>
+              <w:t xml:space="preserve">4 preguntas </w:t>
+            </w:r>
+            <w:r>
+              <w:rPr>
+                <w:rFonts w:ascii="Calibri" w:eastAsia="Times New Roman" w:hAnsi="Calibri" w:cs="Calibri"/>
+                <w:b/>
+                <w:bCs/>
+                <w:kern w:val="0"/>
+                <w:sz w:val="22"/>
+                <w:szCs w:val="22"/>
+                <w:lang w:eastAsia="es-ES"/>
+                <w14:ligatures w14:val="none"/>
+              </w:rPr>
+              <w:t>(</w:t>
+            </w:r>
+            <w:r>
+              <w:rPr>
+                <w:rFonts w:ascii="Calibri" w:eastAsia="Times New Roman" w:hAnsi="Calibri" w:cs="Calibri"/>
+                <w:b/>
+                <w:bCs/>
+                <w:kern w:val="0"/>
+                <w:sz w:val="22"/>
+                <w:szCs w:val="22"/>
+                <w:lang w:eastAsia="es-ES"/>
+                <w14:ligatures w14:val="none"/>
+              </w:rPr>
+              <w:t>bps</w:t>
+            </w:r>
+            <w:r>
+              <w:rPr>
+                <w:rFonts w:ascii="Calibri" w:eastAsia="Times New Roman" w:hAnsi="Calibri" w:cs="Calibri"/>
+                <w:b/>
+                <w:bCs/>
+                <w:kern w:val="0"/>
+                <w:sz w:val="22"/>
+                <w:szCs w:val="22"/>
+                <w:lang w:eastAsia="es-ES"/>
+                <w14:ligatures w14:val="none"/>
+              </w:rPr>
+              <w:t>)</w:t>
+            </w:r>
+          </w:p>
+        </w:tc>
+        <w:tc>
+          <w:tcPr>
+            <w:tcW w:w="1843" w:type="dxa"/>
+            <w:tcBorders>
+              <w:top w:val="single" w:sz="4" w:space="0" w:color="auto"/>
+              <w:left w:val="nil"/>
+              <w:bottom w:val="single" w:sz="4" w:space="0" w:color="auto"/>
+              <w:right w:val="single" w:sz="4" w:space="0" w:color="auto"/>
+            </w:tcBorders>
+            <w:noWrap/>
+            <w:hideMark/>
+          </w:tcPr>
+          <w:p>
+            <w:pPr>
+              <w:spacing w:after="0" w:line="240" w:lineRule="auto"/>
+              <w:jc w:val="right"/>
+              <w:rPr>
+                <w:rFonts w:ascii="Calibri" w:eastAsia="Times New Roman" w:hAnsi="Calibri" w:cs="Calibri"/>
+                <w:b/>
+                <w:bCs/>
+                <w:kern w:val="0"/>
+                <w:sz w:val="22"/>
+                <w:szCs w:val="22"/>
+                <w:lang w:eastAsia="es-ES"/>
+                <w14:ligatures w14:val="none"/>
+              </w:rPr>
+            </w:pPr>
+            <w:r>
+              <w:rPr>
+                <w:rFonts w:ascii="Calibri" w:eastAsia="Times New Roman" w:hAnsi="Calibri" w:cs="Calibri"/>
+                <w:b/>
+                <w:bCs/>
+                <w:kern w:val="0"/>
+                <w:sz w:val="22"/>
+                <w:szCs w:val="22"/>
+                <w:lang w:eastAsia="es-ES"/>
+                <w14:ligatures w14:val="none"/>
+              </w:rPr>
+              <w:t>2</w:t>
+            </w:r>
+            <w:r>
+              <w:rPr>
+                <w:rFonts w:ascii="Calibri" w:eastAsia="Times New Roman" w:hAnsi="Calibri" w:cs="Calibri"/>
+                <w:b/>
+                <w:bCs/>
+                <w:kern w:val="0"/>
+                <w:sz w:val="22"/>
+                <w:szCs w:val="22"/>
+                <w:lang w:eastAsia="es-ES"/>
+                <w14:ligatures w14:val="none"/>
+              </w:rPr>
+              <w:t xml:space="preserve"> preguntas</w:t>
+            </w:r>
+            <w:r>
+              <w:rPr>
+                <w:rFonts w:ascii="Calibri" w:eastAsia="Times New Roman" w:hAnsi="Calibri" w:cs="Calibri"/>
+                <w:b/>
+                <w:bCs/>
+                <w:kern w:val="0"/>
+                <w:sz w:val="22"/>
+                <w:szCs w:val="22"/>
+                <w:lang w:eastAsia="es-ES"/>
+                <w14:ligatures w14:val="none"/>
+              </w:rPr>
+              <w:t xml:space="preserve"> (bps)</w:t>
+            </w:r>
+          </w:p>
+        </w:tc>
+      </w:tr>
+      <w:tr>
+        <w:trPr>
+          <w:trHeight w:val="289"/>
+        </w:trPr>
+        <w:tc>
+          <w:tcPr>
+            <w:tcW w:w="1446" w:type="dxa"/>
+            <w:tcBorders>
+              <w:top w:val="nil"/>
+              <w:left w:val="single" w:sz="4" w:space="0" w:color="auto"/>
+              <w:bottom w:val="single" w:sz="4" w:space="0" w:color="auto"/>
+              <w:right w:val="single" w:sz="4" w:space="0" w:color="auto"/>
+            </w:tcBorders>
+            <w:noWrap/>
+            <w:vAlign w:val="bottom"/>
+            <w:hideMark/>
+          </w:tcPr>
+          <w:p>
+            <w:pPr>
+              <w:spacing w:after="0" w:line="240" w:lineRule="auto"/>
+              <w:jc w:val="right"/>
+              <w:rPr>
+                <w:rFonts w:ascii="Calibri" w:eastAsia="Times New Roman" w:hAnsi="Calibri" w:cs="Calibri"/>
+                <w:color w:val="000000"/>
+                <w:kern w:val="0"/>
+                <w:sz w:val="22"/>
+                <w:szCs w:val="22"/>
+                <w:lang w:eastAsia="es-ES"/>
+                <w14:ligatures w14:val="none"/>
+              </w:rPr>
+            </w:pPr>
+            <w:r>
+              <w:rPr>
+                <w:rFonts w:ascii="Calibri" w:eastAsia="Times New Roman" w:hAnsi="Calibri" w:cs="Calibri"/>
+                <w:color w:val="000000"/>
+                <w:kern w:val="0"/>
+                <w:sz w:val="22"/>
+                <w:szCs w:val="22"/>
+                <w:lang w:eastAsia="es-ES"/>
+                <w14:ligatures w14:val="none"/>
+              </w:rPr>
+              <w:t>4</w:t>
+            </w:r>
+          </w:p>
+        </w:tc>
+        <w:tc>
+          <w:tcPr>
+            <w:tcW w:w="2159" w:type="dxa"/>
+            <w:tcBorders>
+              <w:top w:val="nil"/>
+              <w:left w:val="nil"/>
+              <w:bottom w:val="single" w:sz="4" w:space="0" w:color="auto"/>
+              <w:right w:val="single" w:sz="4" w:space="0" w:color="auto"/>
+            </w:tcBorders>
+            <w:noWrap/>
+            <w:vAlign w:val="bottom"/>
+            <w:hideMark/>
+          </w:tcPr>
+          <w:p>
+            <w:pPr>
+              <w:spacing w:after="0" w:line="240" w:lineRule="auto"/>
+              <w:jc w:val="right"/>
+              <w:rPr>
+                <w:rFonts w:ascii="Calibri" w:eastAsia="Times New Roman" w:hAnsi="Calibri" w:cs="Calibri"/>
+                <w:color w:val="000000"/>
+                <w:kern w:val="0"/>
+                <w:sz w:val="22"/>
+                <w:szCs w:val="22"/>
+                <w:lang w:eastAsia="es-ES"/>
+                <w14:ligatures w14:val="none"/>
+              </w:rPr>
+            </w:pPr>
+            <w:r>
+              <w:rPr>
+                <w:rFonts w:ascii="Calibri" w:eastAsia="Times New Roman" w:hAnsi="Calibri" w:cs="Calibri"/>
+                <w:color w:val="000000"/>
+                <w:kern w:val="0"/>
+                <w:sz w:val="22"/>
+                <w:szCs w:val="22"/>
+                <w:lang w:eastAsia="es-ES"/>
+                <w14:ligatures w14:val="none"/>
+              </w:rPr>
+              <w:t>0.183116602</w:t>
+            </w:r>
+          </w:p>
+        </w:tc>
+        <w:tc>
+          <w:tcPr>
+            <w:tcW w:w="1843" w:type="dxa"/>
+            <w:tcBorders>
+              <w:top w:val="nil"/>
+              <w:left w:val="nil"/>
+              <w:bottom w:val="single" w:sz="4" w:space="0" w:color="auto"/>
+              <w:right w:val="single" w:sz="4" w:space="0" w:color="auto"/>
+            </w:tcBorders>
+            <w:noWrap/>
+            <w:vAlign w:val="bottom"/>
+            <w:hideMark/>
+          </w:tcPr>
+          <w:p>
+            <w:pPr>
+              <w:spacing w:after="0" w:line="240" w:lineRule="auto"/>
+              <w:jc w:val="right"/>
+              <w:rPr>
+                <w:rFonts w:ascii="Calibri" w:eastAsia="Times New Roman" w:hAnsi="Calibri" w:cs="Calibri"/>
+                <w:color w:val="000000"/>
+                <w:kern w:val="0"/>
+                <w:sz w:val="22"/>
+                <w:szCs w:val="22"/>
+                <w:lang w:eastAsia="es-ES"/>
+                <w14:ligatures w14:val="none"/>
+              </w:rPr>
+            </w:pPr>
+            <w:r>
+              <w:rPr>
+                <w:rFonts w:ascii="Calibri" w:eastAsia="Times New Roman" w:hAnsi="Calibri" w:cs="Calibri"/>
+                <w:color w:val="000000"/>
+                <w:kern w:val="0"/>
+                <w:sz w:val="22"/>
+                <w:szCs w:val="22"/>
+                <w:lang w:eastAsia="es-ES"/>
+                <w14:ligatures w14:val="none"/>
+              </w:rPr>
+              <w:t>0.196165004</w:t>
+            </w:r>
+          </w:p>
+        </w:tc>
+      </w:tr>
+      <w:tr>
+        <w:trPr>
+          <w:trHeight w:val="289"/>
+        </w:trPr>
+        <w:tc>
+          <w:tcPr>
+            <w:tcW w:w="1446" w:type="dxa"/>
+            <w:tcBorders>
+              <w:top w:val="nil"/>
+              <w:left w:val="single" w:sz="4" w:space="0" w:color="auto"/>
+              <w:bottom w:val="single" w:sz="4" w:space="0" w:color="auto"/>
+              <w:right w:val="single" w:sz="4" w:space="0" w:color="auto"/>
+            </w:tcBorders>
+            <w:noWrap/>
+            <w:vAlign w:val="bottom"/>
+            <w:hideMark/>
+          </w:tcPr>
+          <w:p>
+            <w:pPr>
+              <w:spacing w:after="0" w:line="240" w:lineRule="auto"/>
+              <w:jc w:val="right"/>
+              <w:rPr>
+                <w:rFonts w:ascii="Calibri" w:eastAsia="Times New Roman" w:hAnsi="Calibri" w:cs="Calibri"/>
+                <w:color w:val="000000"/>
+                <w:kern w:val="0"/>
+                <w:sz w:val="22"/>
+                <w:szCs w:val="22"/>
+                <w:lang w:eastAsia="es-ES"/>
+                <w14:ligatures w14:val="none"/>
+              </w:rPr>
+            </w:pPr>
+            <w:r>
+              <w:rPr>
+                <w:rFonts w:ascii="Calibri" w:eastAsia="Times New Roman" w:hAnsi="Calibri" w:cs="Calibri"/>
+                <w:color w:val="000000"/>
+                <w:kern w:val="0"/>
+                <w:sz w:val="22"/>
+                <w:szCs w:val="22"/>
+                <w:lang w:eastAsia="es-ES"/>
+                <w14:ligatures w14:val="none"/>
+              </w:rPr>
+              <w:t>7</w:t>
+            </w:r>
+          </w:p>
+        </w:tc>
+        <w:tc>
+          <w:tcPr>
+            <w:tcW w:w="2159" w:type="dxa"/>
+            <w:tcBorders>
+              <w:top w:val="nil"/>
+              <w:left w:val="nil"/>
+              <w:bottom w:val="single" w:sz="4" w:space="0" w:color="auto"/>
+              <w:right w:val="single" w:sz="4" w:space="0" w:color="auto"/>
+            </w:tcBorders>
+            <w:noWrap/>
+            <w:vAlign w:val="bottom"/>
+            <w:hideMark/>
+          </w:tcPr>
+          <w:p>
+            <w:pPr>
+              <w:spacing w:after="0" w:line="240" w:lineRule="auto"/>
+              <w:jc w:val="right"/>
+              <w:rPr>
+                <w:rFonts w:ascii="Calibri" w:eastAsia="Times New Roman" w:hAnsi="Calibri" w:cs="Calibri"/>
+                <w:color w:val="000000"/>
+                <w:kern w:val="0"/>
+                <w:sz w:val="22"/>
+                <w:szCs w:val="22"/>
+                <w:lang w:eastAsia="es-ES"/>
+                <w14:ligatures w14:val="none"/>
+              </w:rPr>
+            </w:pPr>
+            <w:r>
+              <w:rPr>
+                <w:rFonts w:ascii="Calibri" w:eastAsia="Times New Roman" w:hAnsi="Calibri" w:cs="Calibri"/>
+                <w:color w:val="000000"/>
+                <w:kern w:val="0"/>
+                <w:sz w:val="22"/>
+                <w:szCs w:val="22"/>
+                <w:lang w:eastAsia="es-ES"/>
+                <w14:ligatures w14:val="none"/>
+              </w:rPr>
+              <w:t>0.284535958</w:t>
+            </w:r>
+          </w:p>
+        </w:tc>
+        <w:tc>
+          <w:tcPr>
+            <w:tcW w:w="1843" w:type="dxa"/>
+            <w:tcBorders>
+              <w:top w:val="nil"/>
+              <w:left w:val="nil"/>
+              <w:bottom w:val="single" w:sz="4" w:space="0" w:color="auto"/>
+              <w:right w:val="single" w:sz="4" w:space="0" w:color="auto"/>
+            </w:tcBorders>
+            <w:noWrap/>
+            <w:vAlign w:val="bottom"/>
+            <w:hideMark/>
+          </w:tcPr>
+          <w:p>
+            <w:pPr>
+              <w:spacing w:after="0" w:line="240" w:lineRule="auto"/>
+              <w:jc w:val="right"/>
+              <w:rPr>
+                <w:rFonts w:ascii="Calibri" w:eastAsia="Times New Roman" w:hAnsi="Calibri" w:cs="Calibri"/>
+                <w:color w:val="000000"/>
+                <w:kern w:val="0"/>
+                <w:sz w:val="22"/>
+                <w:szCs w:val="22"/>
+                <w:lang w:eastAsia="es-ES"/>
+                <w14:ligatures w14:val="none"/>
+              </w:rPr>
+            </w:pPr>
+            <w:r>
+              <w:rPr>
+                <w:rFonts w:ascii="Calibri" w:eastAsia="Times New Roman" w:hAnsi="Calibri" w:cs="Calibri"/>
+                <w:color w:val="000000"/>
+                <w:kern w:val="0"/>
+                <w:sz w:val="22"/>
+                <w:szCs w:val="22"/>
+                <w:lang w:eastAsia="es-ES"/>
+                <w14:ligatures w14:val="none"/>
+              </w:rPr>
+              <w:t>0.313552906</w:t>
+            </w:r>
+          </w:p>
+        </w:tc>
+      </w:tr>
+      <w:tr>
+        <w:trPr>
+          <w:trHeight w:val="289"/>
+        </w:trPr>
+        <w:tc>
+          <w:tcPr>
+            <w:tcW w:w="1446" w:type="dxa"/>
+            <w:tcBorders>
+              <w:top w:val="nil"/>
+              <w:left w:val="single" w:sz="4" w:space="0" w:color="auto"/>
+              <w:bottom w:val="single" w:sz="4" w:space="0" w:color="auto"/>
+              <w:right w:val="single" w:sz="4" w:space="0" w:color="auto"/>
+            </w:tcBorders>
+            <w:noWrap/>
+            <w:vAlign w:val="bottom"/>
+            <w:hideMark/>
+          </w:tcPr>
+          <w:p>
+            <w:pPr>
+              <w:spacing w:after="0" w:line="240" w:lineRule="auto"/>
+              <w:jc w:val="right"/>
+              <w:rPr>
+                <w:rFonts w:ascii="Calibri" w:eastAsia="Times New Roman" w:hAnsi="Calibri" w:cs="Calibri"/>
+                <w:color w:val="000000"/>
+                <w:kern w:val="0"/>
+                <w:sz w:val="22"/>
+                <w:szCs w:val="22"/>
+                <w:lang w:eastAsia="es-ES"/>
+                <w14:ligatures w14:val="none"/>
+              </w:rPr>
+            </w:pPr>
+            <w:r>
+              <w:rPr>
+                <w:rFonts w:ascii="Calibri" w:eastAsia="Times New Roman" w:hAnsi="Calibri" w:cs="Calibri"/>
+                <w:color w:val="000000"/>
+                <w:kern w:val="0"/>
+                <w:sz w:val="22"/>
+                <w:szCs w:val="22"/>
+                <w:lang w:eastAsia="es-ES"/>
+                <w14:ligatures w14:val="none"/>
+              </w:rPr>
+              <w:t>9</w:t>
+            </w:r>
+          </w:p>
+        </w:tc>
+        <w:tc>
+          <w:tcPr>
+            <w:tcW w:w="2159" w:type="dxa"/>
+            <w:tcBorders>
+              <w:top w:val="nil"/>
+              <w:left w:val="nil"/>
+              <w:bottom w:val="single" w:sz="4" w:space="0" w:color="auto"/>
+              <w:right w:val="single" w:sz="4" w:space="0" w:color="auto"/>
+            </w:tcBorders>
+            <w:noWrap/>
+            <w:vAlign w:val="bottom"/>
+            <w:hideMark/>
+          </w:tcPr>
+          <w:p>
+            <w:pPr>
+              <w:spacing w:after="0" w:line="240" w:lineRule="auto"/>
+              <w:jc w:val="right"/>
+              <w:rPr>
+                <w:rFonts w:ascii="Calibri" w:eastAsia="Times New Roman" w:hAnsi="Calibri" w:cs="Calibri"/>
+                <w:color w:val="000000"/>
+                <w:kern w:val="0"/>
+                <w:sz w:val="22"/>
+                <w:szCs w:val="22"/>
+                <w:lang w:eastAsia="es-ES"/>
+                <w14:ligatures w14:val="none"/>
+              </w:rPr>
+            </w:pPr>
+            <w:r>
+              <w:rPr>
+                <w:rFonts w:ascii="Calibri" w:eastAsia="Times New Roman" w:hAnsi="Calibri" w:cs="Calibri"/>
+                <w:color w:val="000000"/>
+                <w:kern w:val="0"/>
+                <w:sz w:val="22"/>
+                <w:szCs w:val="22"/>
+                <w:lang w:eastAsia="es-ES"/>
+                <w14:ligatures w14:val="none"/>
+              </w:rPr>
+              <w:t>0.493176786</w:t>
+            </w:r>
+          </w:p>
+        </w:tc>
+        <w:tc>
+          <w:tcPr>
+            <w:tcW w:w="1843" w:type="dxa"/>
+            <w:tcBorders>
+              <w:top w:val="nil"/>
+              <w:left w:val="nil"/>
+              <w:bottom w:val="single" w:sz="4" w:space="0" w:color="auto"/>
+              <w:right w:val="single" w:sz="4" w:space="0" w:color="auto"/>
+            </w:tcBorders>
+            <w:noWrap/>
+            <w:vAlign w:val="bottom"/>
+            <w:hideMark/>
+          </w:tcPr>
+          <w:p>
+            <w:pPr>
+              <w:spacing w:after="0" w:line="240" w:lineRule="auto"/>
+              <w:jc w:val="right"/>
+              <w:rPr>
+                <w:rFonts w:ascii="Calibri" w:eastAsia="Times New Roman" w:hAnsi="Calibri" w:cs="Calibri"/>
+                <w:color w:val="000000"/>
+                <w:kern w:val="0"/>
+                <w:sz w:val="22"/>
+                <w:szCs w:val="22"/>
+                <w:lang w:eastAsia="es-ES"/>
+                <w14:ligatures w14:val="none"/>
+              </w:rPr>
+            </w:pPr>
+            <w:r>
+              <w:rPr>
+                <w:rFonts w:ascii="Calibri" w:eastAsia="Times New Roman" w:hAnsi="Calibri" w:cs="Calibri"/>
+                <w:color w:val="000000"/>
+                <w:kern w:val="0"/>
+                <w:sz w:val="22"/>
+                <w:szCs w:val="22"/>
+                <w:lang w:eastAsia="es-ES"/>
+                <w14:ligatures w14:val="none"/>
+              </w:rPr>
+              <w:t>0.553284685</w:t>
+            </w:r>
+          </w:p>
+        </w:tc>
+      </w:tr>
+      <w:tr>
+        <w:trPr>
+          <w:trHeight w:val="289"/>
+        </w:trPr>
+        <w:tc>
+          <w:tcPr>
+            <w:tcW w:w="1446" w:type="dxa"/>
+            <w:tcBorders>
+              <w:top w:val="nil"/>
+              <w:left w:val="single" w:sz="4" w:space="0" w:color="auto"/>
+              <w:bottom w:val="single" w:sz="4" w:space="0" w:color="auto"/>
+              <w:right w:val="single" w:sz="4" w:space="0" w:color="auto"/>
+            </w:tcBorders>
+            <w:noWrap/>
+            <w:vAlign w:val="bottom"/>
+            <w:hideMark/>
+          </w:tcPr>
+          <w:p>
+            <w:pPr>
+              <w:spacing w:after="0" w:line="240" w:lineRule="auto"/>
+              <w:jc w:val="right"/>
+              <w:rPr>
+                <w:rFonts w:ascii="Calibri" w:eastAsia="Times New Roman" w:hAnsi="Calibri" w:cs="Calibri"/>
+                <w:color w:val="000000"/>
+                <w:kern w:val="0"/>
+                <w:sz w:val="22"/>
+                <w:szCs w:val="22"/>
+                <w:lang w:eastAsia="es-ES"/>
+                <w14:ligatures w14:val="none"/>
+              </w:rPr>
+            </w:pPr>
+            <w:r>
+              <w:rPr>
+                <w:rFonts w:ascii="Calibri" w:eastAsia="Times New Roman" w:hAnsi="Calibri" w:cs="Calibri"/>
+                <w:color w:val="000000"/>
+                <w:kern w:val="0"/>
+                <w:sz w:val="22"/>
+                <w:szCs w:val="22"/>
+                <w:lang w:eastAsia="es-ES"/>
+                <w14:ligatures w14:val="none"/>
+              </w:rPr>
+              <w:t>17</w:t>
+            </w:r>
+          </w:p>
+        </w:tc>
+        <w:tc>
+          <w:tcPr>
+            <w:tcW w:w="2159" w:type="dxa"/>
+            <w:tcBorders>
+              <w:top w:val="nil"/>
+              <w:left w:val="nil"/>
+              <w:bottom w:val="single" w:sz="4" w:space="0" w:color="auto"/>
+              <w:right w:val="single" w:sz="4" w:space="0" w:color="auto"/>
+            </w:tcBorders>
+            <w:noWrap/>
+            <w:vAlign w:val="bottom"/>
+            <w:hideMark/>
+          </w:tcPr>
+          <w:p>
+            <w:pPr>
+              <w:spacing w:after="0" w:line="240" w:lineRule="auto"/>
+              <w:jc w:val="right"/>
+              <w:rPr>
+                <w:rFonts w:ascii="Calibri" w:eastAsia="Times New Roman" w:hAnsi="Calibri" w:cs="Calibri"/>
+                <w:color w:val="000000"/>
+                <w:kern w:val="0"/>
+                <w:sz w:val="22"/>
+                <w:szCs w:val="22"/>
+                <w:lang w:eastAsia="es-ES"/>
+                <w14:ligatures w14:val="none"/>
+              </w:rPr>
+            </w:pPr>
+            <w:r>
+              <w:rPr>
+                <w:rFonts w:ascii="Calibri" w:eastAsia="Times New Roman" w:hAnsi="Calibri" w:cs="Calibri"/>
+                <w:color w:val="000000"/>
+                <w:kern w:val="0"/>
+                <w:sz w:val="22"/>
+                <w:szCs w:val="22"/>
+                <w:lang w:eastAsia="es-ES"/>
+                <w14:ligatures w14:val="none"/>
+              </w:rPr>
+              <w:t>0.922485749</w:t>
+            </w:r>
+          </w:p>
+        </w:tc>
+        <w:tc>
+          <w:tcPr>
+            <w:tcW w:w="1843" w:type="dxa"/>
+            <w:tcBorders>
+              <w:top w:val="nil"/>
+              <w:left w:val="nil"/>
+              <w:bottom w:val="single" w:sz="4" w:space="0" w:color="auto"/>
+              <w:right w:val="single" w:sz="4" w:space="0" w:color="auto"/>
+            </w:tcBorders>
+            <w:noWrap/>
+            <w:vAlign w:val="bottom"/>
+            <w:hideMark/>
+          </w:tcPr>
+          <w:p>
+            <w:pPr>
+              <w:spacing w:after="0" w:line="240" w:lineRule="auto"/>
+              <w:jc w:val="right"/>
+              <w:rPr>
+                <w:rFonts w:ascii="Calibri" w:eastAsia="Times New Roman" w:hAnsi="Calibri" w:cs="Calibri"/>
+                <w:color w:val="000000"/>
+                <w:kern w:val="0"/>
+                <w:sz w:val="22"/>
+                <w:szCs w:val="22"/>
+                <w:lang w:eastAsia="es-ES"/>
+                <w14:ligatures w14:val="none"/>
+              </w:rPr>
+            </w:pPr>
+            <w:r>
+              <w:rPr>
+                <w:rFonts w:ascii="Calibri" w:eastAsia="Times New Roman" w:hAnsi="Calibri" w:cs="Calibri"/>
+                <w:color w:val="000000"/>
+                <w:kern w:val="0"/>
+                <w:sz w:val="22"/>
+                <w:szCs w:val="22"/>
+                <w:lang w:eastAsia="es-ES"/>
+                <w14:ligatures w14:val="none"/>
+              </w:rPr>
+              <w:t>1.042730176</w:t>
+            </w:r>
+          </w:p>
+        </w:tc>
+      </w:tr>
+      <w:tr>
+        <w:trPr>
+          <w:trHeight w:val="289"/>
+        </w:trPr>
+        <w:tc>
+          <w:tcPr>
+            <w:tcW w:w="1446" w:type="dxa"/>
+            <w:tcBorders>
+              <w:top w:val="nil"/>
+              <w:left w:val="single" w:sz="4" w:space="0" w:color="auto"/>
+              <w:bottom w:val="single" w:sz="4" w:space="0" w:color="auto"/>
+              <w:right w:val="single" w:sz="4" w:space="0" w:color="auto"/>
+            </w:tcBorders>
+            <w:noWrap/>
+            <w:vAlign w:val="bottom"/>
+            <w:hideMark/>
+          </w:tcPr>
+          <w:p>
+            <w:pPr>
+              <w:spacing w:after="0" w:line="240" w:lineRule="auto"/>
+              <w:jc w:val="right"/>
+              <w:rPr>
+                <w:rFonts w:ascii="Calibri" w:eastAsia="Times New Roman" w:hAnsi="Calibri" w:cs="Calibri"/>
+                <w:color w:val="000000"/>
+                <w:kern w:val="0"/>
+                <w:sz w:val="22"/>
+                <w:szCs w:val="22"/>
+                <w:lang w:eastAsia="es-ES"/>
+                <w14:ligatures w14:val="none"/>
+              </w:rPr>
+            </w:pPr>
+            <w:r>
+              <w:rPr>
+                <w:rFonts w:ascii="Calibri" w:eastAsia="Times New Roman" w:hAnsi="Calibri" w:cs="Calibri"/>
+                <w:color w:val="000000"/>
+                <w:kern w:val="0"/>
+                <w:sz w:val="22"/>
+                <w:szCs w:val="22"/>
+                <w:lang w:eastAsia="es-ES"/>
+                <w14:ligatures w14:val="none"/>
+              </w:rPr>
+              <w:t>32</w:t>
+            </w:r>
+          </w:p>
+        </w:tc>
+        <w:tc>
+          <w:tcPr>
+            <w:tcW w:w="2159" w:type="dxa"/>
+            <w:tcBorders>
+              <w:top w:val="nil"/>
+              <w:left w:val="nil"/>
+              <w:bottom w:val="single" w:sz="4" w:space="0" w:color="auto"/>
+              <w:right w:val="single" w:sz="4" w:space="0" w:color="auto"/>
+            </w:tcBorders>
+            <w:noWrap/>
+            <w:vAlign w:val="bottom"/>
+            <w:hideMark/>
+          </w:tcPr>
+          <w:p>
+            <w:pPr>
+              <w:spacing w:after="0" w:line="240" w:lineRule="auto"/>
+              <w:jc w:val="right"/>
+              <w:rPr>
+                <w:rFonts w:ascii="Calibri" w:eastAsia="Times New Roman" w:hAnsi="Calibri" w:cs="Calibri"/>
+                <w:color w:val="000000"/>
+                <w:kern w:val="0"/>
+                <w:sz w:val="22"/>
+                <w:szCs w:val="22"/>
+                <w:lang w:eastAsia="es-ES"/>
+                <w14:ligatures w14:val="none"/>
+              </w:rPr>
+            </w:pPr>
+            <w:r>
+              <w:rPr>
+                <w:rFonts w:ascii="Calibri" w:eastAsia="Times New Roman" w:hAnsi="Calibri" w:cs="Calibri"/>
+                <w:color w:val="000000"/>
+                <w:kern w:val="0"/>
+                <w:sz w:val="22"/>
+                <w:szCs w:val="22"/>
+                <w:lang w:eastAsia="es-ES"/>
+                <w14:ligatures w14:val="none"/>
+              </w:rPr>
+              <w:t>2.42761986</w:t>
+            </w:r>
+          </w:p>
+        </w:tc>
+        <w:tc>
+          <w:tcPr>
+            <w:tcW w:w="1843" w:type="dxa"/>
+            <w:tcBorders>
+              <w:top w:val="nil"/>
+              <w:left w:val="nil"/>
+              <w:bottom w:val="single" w:sz="4" w:space="0" w:color="auto"/>
+              <w:right w:val="single" w:sz="4" w:space="0" w:color="auto"/>
+            </w:tcBorders>
+            <w:noWrap/>
+            <w:vAlign w:val="bottom"/>
+            <w:hideMark/>
+          </w:tcPr>
+          <w:p>
+            <w:pPr>
+              <w:spacing w:after="0" w:line="240" w:lineRule="auto"/>
+              <w:jc w:val="right"/>
+              <w:rPr>
+                <w:rFonts w:ascii="Calibri" w:eastAsia="Times New Roman" w:hAnsi="Calibri" w:cs="Calibri"/>
+                <w:color w:val="000000"/>
+                <w:kern w:val="0"/>
+                <w:sz w:val="22"/>
+                <w:szCs w:val="22"/>
+                <w:lang w:eastAsia="es-ES"/>
+                <w14:ligatures w14:val="none"/>
+              </w:rPr>
+            </w:pPr>
+            <w:r>
+              <w:rPr>
+                <w:rFonts w:ascii="Calibri" w:eastAsia="Times New Roman" w:hAnsi="Calibri" w:cs="Calibri"/>
+                <w:color w:val="000000"/>
+                <w:kern w:val="0"/>
+                <w:sz w:val="22"/>
+                <w:szCs w:val="22"/>
+                <w:lang w:eastAsia="es-ES"/>
+                <w14:ligatures w14:val="none"/>
+              </w:rPr>
+              <w:t>2.634921493</w:t>
+            </w:r>
+          </w:p>
+        </w:tc>
+      </w:tr>
+    </w:tbl>
+    <w:p>
+      <w:pPr>
+        <w:rPr>
+          <w:rFonts w:ascii="Times New Roman" w:hAnsi="Times New Roman" w:cs="Times New Roman"/>
+        </w:rPr>
+      </w:pPr>
     </w:p>
     <w:p>
       <w:pPr>
@@ -2388,13 +3173,162 @@
       </w:pPr>
       <w:r>
         <w:rPr>
+          <w:rFonts w:ascii="Times New Roman" w:hAnsi="Times New Roman" w:cs="Times New Roman"/>
+        </w:rPr>
+        <w:t xml:space="preserve">En la tabla Tabla2 vemos el impacto de cambiar el algoritmo de predicción. </w:t>
+      </w:r>
+      <w:r>
+        <w:rPr>
+          <w:rFonts w:ascii="Times New Roman" w:hAnsi="Times New Roman" w:cs="Times New Roman"/>
+        </w:rPr>
+        <w:t>En general el bit rate aumenta haciendo solo 2 preguntas esto</w:t>
+      </w:r>
+      <w:r>
+        <w:rPr>
+          <w:rFonts w:ascii="Times New Roman" w:hAnsi="Times New Roman" w:cs="Times New Roman"/>
+        </w:rPr>
+        <w:t xml:space="preserve"> debido a que el porcentaje de valores que no hacen match incrementa teniendo solo dos preguntas. </w:t>
+      </w:r>
+      <w:r>
+        <w:rPr>
+          <w:rFonts w:ascii="Times New Roman" w:hAnsi="Times New Roman" w:cs="Times New Roman"/>
+        </w:rPr>
+        <w:t xml:space="preserve">Es algo a tener en consideración </w:t>
+      </w:r>
+      <w:r>
+        <w:rPr>
+          <w:rFonts w:ascii="Times New Roman" w:hAnsi="Times New Roman" w:cs="Times New Roman"/>
+        </w:rPr>
+        <w:t>pues</w:t>
+      </w:r>
+      <w:r>
+        <w:rPr>
+          <w:rFonts w:ascii="Times New Roman" w:hAnsi="Times New Roman" w:cs="Times New Roman"/>
+        </w:rPr>
+        <w:t xml:space="preserve"> se poder ver </w:t>
+      </w:r>
+      <w:r>
+        <w:rPr>
+          <w:rFonts w:ascii="Times New Roman" w:hAnsi="Times New Roman" w:cs="Times New Roman"/>
+        </w:rPr>
+        <w:t>que las preguntas 3 y 4, aunque raras, tienen un impacto no despreciable</w:t>
+      </w:r>
+      <w:r>
+        <w:rPr>
+          <w:rFonts w:ascii="Times New Roman" w:hAnsi="Times New Roman" w:cs="Times New Roman"/>
+        </w:rPr>
+        <w:t xml:space="preserve">. </w:t>
+      </w:r>
+      <w:commentRangeStart w:id="2"/>
+      <w:r>
+        <w:rPr>
+          <w:rFonts w:ascii="Times New Roman" w:hAnsi="Times New Roman" w:cs="Times New Roman"/>
+        </w:rPr>
+        <w:t xml:space="preserve">También cabe señalar que se reducen los contextos de 37 a 25. </w:t>
+      </w:r>
+      <w:commentRangeEnd w:id="2"/>
+      <w:r>
+        <w:rPr>
+          <w:rStyle w:val="Refdecomentario"/>
+          <w:rFonts w:ascii="Times New Roman" w:hAnsi="Times New Roman" w:cs="Times New Roman"/>
+          <w:sz w:val="24"/>
+          <w:szCs w:val="24"/>
+        </w:rPr>
+        <w:commentReference w:id="2"/>
+      </w:r>
+    </w:p>
+    <w:p>
+      <w:pPr>
+        <w:rPr>
+          <w:rFonts w:ascii="Times New Roman" w:hAnsi="Times New Roman" w:cs="Times New Roman"/>
+          <w:b/>
+          <w:bCs/>
+          <w:u w:val="single"/>
+        </w:rPr>
+      </w:pPr>
+      <w:r>
+        <w:rPr>
+          <w:rFonts w:ascii="Times New Roman" w:hAnsi="Times New Roman" w:cs="Times New Roman"/>
+          <w:b/>
+          <w:bCs/>
+          <w:u w:val="single"/>
+        </w:rPr>
+        <w:t xml:space="preserve">Análisis de los contextos </w:t>
+      </w:r>
+    </w:p>
+    <w:p>
+      <w:pPr>
+        <w:rPr>
+          <w:rFonts w:ascii="Times New Roman" w:hAnsi="Times New Roman" w:cs="Times New Roman"/>
+          <w:b/>
+          <w:bCs/>
+        </w:rPr>
+      </w:pPr>
+      <w:r>
+        <w:rPr>
+          <w:rFonts w:ascii="Times New Roman" w:hAnsi="Times New Roman" w:cs="Times New Roman"/>
+          <w:b/>
+          <w:bCs/>
+        </w:rPr>
+        <w:t xml:space="preserve">Fig </w:t>
+      </w:r>
+      <w:r>
+        <w:rPr>
+          <w:rFonts w:ascii="Times New Roman" w:hAnsi="Times New Roman" w:cs="Times New Roman"/>
+          <w:b/>
+          <w:bCs/>
+        </w:rPr>
+        <w:t>4</w:t>
+      </w:r>
+      <w:r>
+        <w:rPr>
+          <w:rFonts w:ascii="Times New Roman" w:hAnsi="Times New Roman" w:cs="Times New Roman"/>
+          <w:b/>
+          <w:bCs/>
+        </w:rPr>
+        <w:t xml:space="preserve">. Activación de contexto por </w:t>
+      </w:r>
+      <w:r>
+        <w:rPr>
+          <w:rFonts w:ascii="Times New Roman" w:hAnsi="Times New Roman" w:cs="Times New Roman"/>
+          <w:b/>
+          <w:bCs/>
+        </w:rPr>
+        <w:t>número de</w:t>
+      </w:r>
+      <w:r>
+        <w:rPr>
+          <w:rFonts w:ascii="Times New Roman" w:hAnsi="Times New Roman" w:cs="Times New Roman"/>
+          <w:b/>
+          <w:bCs/>
+        </w:rPr>
+        <w:t xml:space="preserve"> clases </w:t>
+      </w:r>
+      <w:r>
+        <w:rPr>
+          <w:rFonts w:ascii="Times New Roman" w:hAnsi="Times New Roman" w:cs="Times New Roman"/>
+          <w:b/>
+          <w:bCs/>
+        </w:rPr>
+        <w:t xml:space="preserve">escala logarítmica </w:t>
+      </w:r>
+    </w:p>
+    <w:p>
+      <w:pPr>
+        <w:rPr>
+          <w:rFonts w:ascii="Times New Roman" w:hAnsi="Times New Roman" w:cs="Times New Roman"/>
+        </w:rPr>
+      </w:pPr>
+      <w:r>
+        <w:rPr>
           <w:noProof/>
         </w:rPr>
+        <w:lastRenderedPageBreak/>
         <w:drawing>
-          <wp:inline distT="0" distB="0" distL="0" distR="0" wp14:anchorId="7F87FE69" wp14:editId="0196FA81">
-            <wp:extent cx="5400040" cy="2160270"/>
+          <wp:inline distT="0" distB="0" distL="0" distR="0" wp14:anchorId="4E84E3E2" wp14:editId="213ABD31">
+            <wp:extent cx="5400040" cy="7800340"/>
             <wp:effectExtent l="0" t="0" r="0" b="0"/>
-            <wp:docPr id="1241817804" name="Imagen 3"/>
+            <wp:docPr id="131470102" name="Imagen 3"/>
             <wp:cNvGraphicFramePr>
               <a:graphicFrameLocks xmlns:a="http://schemas.openxmlformats.org/drawingml/2006/main" noChangeAspect="1"/>
             </wp:cNvGraphicFramePr>
@@ -2402,13 +3336,13 @@
               <a:graphicData uri="http://schemas.openxmlformats.org/drawingml/2006/picture">
                 <pic:pic xmlns:pic="http://schemas.openxmlformats.org/drawingml/2006/picture">
                   <pic:nvPicPr>
-                    <pic:cNvPr id="0" name="Picture 45"/>
+                    <pic:cNvPr id="0" name="Picture 5"/>
                     <pic:cNvPicPr>
                       <a:picLocks noChangeAspect="1" noChangeArrowheads="1"/>
                     </pic:cNvPicPr>
                   </pic:nvPicPr>
                   <pic:blipFill>
-                    <a:blip r:embed="rId9" cstate="print">
+                    <a:blip r:embed="rId13" cstate="print">
                       <a:extLst>
                         <a:ext uri="{28A0092B-C50C-407E-A947-70E740481C1C}">
                           <a14:useLocalDpi xmlns:a14="http://schemas.microsoft.com/office/drawing/2010/main" val="0"/>
@@ -2423,7 +3357,7 @@
                   <pic:spPr bwMode="auto">
                     <a:xfrm>
                       <a:off x="0" y="0"/>
-                      <a:ext cx="5400040" cy="2160270"/>
+                      <a:ext cx="5400040" cy="7800340"/>
                     </a:xfrm>
                     <a:prstGeom prst="rect">
                       <a:avLst/>
@@ -2444,96 +3378,276 @@
       <w:pPr>
         <w:rPr>
           <w:rFonts w:ascii="Times New Roman" w:hAnsi="Times New Roman" w:cs="Times New Roman"/>
-        </w:rPr>
-      </w:pPr>
-      <w:r>
-        <w:rPr>
-          <w:rFonts w:ascii="Times New Roman" w:hAnsi="Times New Roman" w:cs="Times New Roman"/>
-        </w:rPr>
-        <w:t xml:space="preserve">La Figura </w:t>
-      </w:r>
-      <w:r>
-        <w:rPr>
-          <w:rFonts w:ascii="Times New Roman" w:hAnsi="Times New Roman" w:cs="Times New Roman"/>
-        </w:rPr>
-        <w:t>3</w:t>
-      </w:r>
-      <w:r>
-        <w:rPr>
-          <w:rFonts w:ascii="Times New Roman" w:hAnsi="Times New Roman" w:cs="Times New Roman"/>
-        </w:rPr>
-        <w:t xml:space="preserve"> muestra el mapa de calor de frecuencia de activación de contexto para los 37 contextos basados ​​en patrones en los cinco mapas de clasificación. El contexto 0, correspondiente al patrón AAAA donde todos los píxeles vecinos pertenecen a la misma región, es consistentemente el más activo en todos los mapas, lo cual </w:t>
-      </w:r>
-      <w:r>
-        <w:rPr>
-          <w:rFonts w:ascii="Times New Roman" w:hAnsi="Times New Roman" w:cs="Times New Roman"/>
-        </w:rPr>
-        <w:t>puede ser</w:t>
-      </w:r>
-      <w:r>
-        <w:rPr>
-          <w:rFonts w:ascii="Times New Roman" w:hAnsi="Times New Roman" w:cs="Times New Roman"/>
-        </w:rPr>
-        <w:t xml:space="preserve"> esperado dadas las grandes regiones homogéneas de los mapas de clasificación. En contraste, los contextos 23 y 30, que corresponden a patrones más complejos con vecindarios muy diversos, muestran una activación mínima, particularmente con pocas clases, apareciendo casi en blanco en el mapa de calor. Una observación clave es que, a medida que aumenta el número de clases, la distribución de activación se vuelve cada vez más uniforme en todos los contextos: la fila correspondiente a 32 clases muestra niveles de activación similares en la mayoría de los contextos, mientras que el mapa de 4 clases exhibe un fuerte contraste entre los contextos de uso frecuente y los de uso poco frecuente. Esta homogeneización indica </w:t>
-      </w:r>
-      <w:r>
-        <w:rPr>
-          <w:rFonts w:ascii="Times New Roman" w:hAnsi="Times New Roman" w:cs="Times New Roman"/>
-        </w:rPr>
-        <w:t>que,</w:t>
-      </w:r>
-      <w:r>
-        <w:rPr>
-          <w:rFonts w:ascii="Times New Roman" w:hAnsi="Times New Roman" w:cs="Times New Roman"/>
-        </w:rPr>
-        <w:t xml:space="preserve"> con más clases, el modelo de contexto debe manejar una mayor variedad de configuraciones de vecindario, lo que reduce el predominio de patrones homogéneos simples</w:t>
-      </w:r>
-      <w:r>
-        <w:rPr>
-          <w:rFonts w:ascii="Times New Roman" w:hAnsi="Times New Roman" w:cs="Times New Roman"/>
-        </w:rPr>
-        <w:t>.</w:t>
+          <w:b/>
+          <w:bCs/>
+        </w:rPr>
+      </w:pPr>
+      <w:r>
+        <w:rPr>
+          <w:rFonts w:ascii="Times New Roman" w:hAnsi="Times New Roman" w:cs="Times New Roman"/>
+          <w:b/>
+          <w:bCs/>
+        </w:rPr>
+        <w:t xml:space="preserve">Fig </w:t>
+      </w:r>
+      <w:r>
+        <w:rPr>
+          <w:rFonts w:ascii="Times New Roman" w:hAnsi="Times New Roman" w:cs="Times New Roman"/>
+          <w:b/>
+          <w:bCs/>
+        </w:rPr>
+        <w:t>5</w:t>
+      </w:r>
+      <w:r>
+        <w:rPr>
+          <w:rFonts w:ascii="Times New Roman" w:hAnsi="Times New Roman" w:cs="Times New Roman"/>
+          <w:b/>
+          <w:bCs/>
+        </w:rPr>
+        <w:t xml:space="preserve">. Activación de contexto por </w:t>
+      </w:r>
+      <w:r>
+        <w:rPr>
+          <w:rFonts w:ascii="Times New Roman" w:hAnsi="Times New Roman" w:cs="Times New Roman"/>
+          <w:b/>
+          <w:bCs/>
+        </w:rPr>
+        <w:t>número de</w:t>
+      </w:r>
+      <w:r>
+        <w:rPr>
+          <w:rFonts w:ascii="Times New Roman" w:hAnsi="Times New Roman" w:cs="Times New Roman"/>
+          <w:b/>
+          <w:bCs/>
+        </w:rPr>
+        <w:t xml:space="preserve"> clases </w:t>
+      </w:r>
+      <w:r>
+        <w:rPr>
+          <w:rFonts w:ascii="Times New Roman" w:hAnsi="Times New Roman" w:cs="Times New Roman"/>
+          <w:b/>
+          <w:bCs/>
+        </w:rPr>
+        <w:t xml:space="preserve">escala lineal </w:t>
       </w:r>
     </w:p>
     <w:p>
       <w:pPr>
         <w:rPr>
           <w:rFonts w:ascii="Times New Roman" w:hAnsi="Times New Roman" w:cs="Times New Roman"/>
+        </w:rPr>
+      </w:pPr>
+    </w:p>
+    <w:p>
+      <w:pPr>
+        <w:rPr>
+          <w:rFonts w:ascii="Times New Roman" w:hAnsi="Times New Roman" w:cs="Times New Roman"/>
+        </w:rPr>
+      </w:pPr>
+      <w:r>
+        <w:rPr>
+          <w:noProof/>
+        </w:rPr>
+        <w:lastRenderedPageBreak/>
+        <w:drawing>
+          <wp:inline distT="0" distB="0" distL="0" distR="0" wp14:anchorId="1177F6CA" wp14:editId="671B6691">
+            <wp:extent cx="5400040" cy="7800340"/>
+            <wp:effectExtent l="0" t="0" r="0" b="0"/>
+            <wp:docPr id="1370643848" name="Imagen 4"/>
+            <wp:cNvGraphicFramePr>
+              <a:graphicFrameLocks xmlns:a="http://schemas.openxmlformats.org/drawingml/2006/main" noChangeAspect="1"/>
+            </wp:cNvGraphicFramePr>
+            <a:graphic xmlns:a="http://schemas.openxmlformats.org/drawingml/2006/main">
+              <a:graphicData uri="http://schemas.openxmlformats.org/drawingml/2006/picture">
+                <pic:pic xmlns:pic="http://schemas.openxmlformats.org/drawingml/2006/picture">
+                  <pic:nvPicPr>
+                    <pic:cNvPr id="0" name="Picture 7"/>
+                    <pic:cNvPicPr>
+                      <a:picLocks noChangeAspect="1" noChangeArrowheads="1"/>
+                    </pic:cNvPicPr>
+                  </pic:nvPicPr>
+                  <pic:blipFill>
+                    <a:blip r:embed="rId14" cstate="print">
+                      <a:extLst>
+                        <a:ext uri="{28A0092B-C50C-407E-A947-70E740481C1C}">
+                          <a14:useLocalDpi xmlns:a14="http://schemas.microsoft.com/office/drawing/2010/main" val="0"/>
+                        </a:ext>
+                      </a:extLst>
+                    </a:blip>
+                    <a:srcRect/>
+                    <a:stretch>
+                      <a:fillRect/>
+                    </a:stretch>
+                  </pic:blipFill>
+                  <pic:spPr bwMode="auto">
+                    <a:xfrm>
+                      <a:off x="0" y="0"/>
+                      <a:ext cx="5400040" cy="7800340"/>
+                    </a:xfrm>
+                    <a:prstGeom prst="rect">
+                      <a:avLst/>
+                    </a:prstGeom>
+                    <a:noFill/>
+                    <a:ln>
+                      <a:noFill/>
+                    </a:ln>
+                  </pic:spPr>
+                </pic:pic>
+              </a:graphicData>
+            </a:graphic>
+          </wp:inline>
+        </w:drawing>
+      </w:r>
+    </w:p>
+    <w:p>
+      <w:pPr>
+        <w:rPr>
+          <w:rFonts w:ascii="Times New Roman" w:hAnsi="Times New Roman" w:cs="Times New Roman"/>
+        </w:rPr>
+      </w:pPr>
+      <w:r>
+        <w:rPr>
+          <w:rFonts w:ascii="Times New Roman" w:hAnsi="Times New Roman" w:cs="Times New Roman"/>
+        </w:rPr>
+        <w:t xml:space="preserve">La Figura </w:t>
+      </w:r>
+      <w:r>
+        <w:rPr>
+          <w:rFonts w:ascii="Times New Roman" w:hAnsi="Times New Roman" w:cs="Times New Roman"/>
+        </w:rPr>
+        <w:t>4 y 5</w:t>
+      </w:r>
+      <w:r>
+        <w:rPr>
+          <w:rFonts w:ascii="Times New Roman" w:hAnsi="Times New Roman" w:cs="Times New Roman"/>
+        </w:rPr>
+        <w:t xml:space="preserve"> muestra los histogramas de activación de los 37 contextos basados en patrones, tanto en escala logarítmica como lineal.</w:t>
+      </w:r>
+      <w:r>
+        <w:rPr>
+          <w:rFonts w:ascii="Times New Roman" w:hAnsi="Times New Roman" w:cs="Times New Roman"/>
+        </w:rPr>
+        <w:t xml:space="preserve"> Con la</w:t>
+      </w:r>
+      <w:r>
+        <w:rPr>
+          <w:rFonts w:ascii="Times New Roman" w:hAnsi="Times New Roman" w:cs="Times New Roman"/>
+        </w:rPr>
+        <w:t xml:space="preserve"> escala logarítmica </w:t>
+      </w:r>
+      <w:r>
+        <w:rPr>
+          <w:rFonts w:ascii="Times New Roman" w:hAnsi="Times New Roman" w:cs="Times New Roman"/>
+        </w:rPr>
+        <w:t xml:space="preserve">se puede ver </w:t>
+      </w:r>
+      <w:r>
+        <w:rPr>
+          <w:rFonts w:ascii="Times New Roman" w:hAnsi="Times New Roman" w:cs="Times New Roman"/>
+        </w:rPr>
+        <w:t xml:space="preserve">que todos los contextos se activan en todos los mapas. </w:t>
+      </w:r>
+      <w:r>
+        <w:rPr>
+          <w:rFonts w:ascii="Times New Roman" w:hAnsi="Times New Roman" w:cs="Times New Roman"/>
+        </w:rPr>
+        <w:t>Con la</w:t>
+      </w:r>
+      <w:r>
+        <w:rPr>
+          <w:rFonts w:ascii="Times New Roman" w:hAnsi="Times New Roman" w:cs="Times New Roman"/>
+        </w:rPr>
+        <w:t xml:space="preserve"> escala lineal, en cambio, </w:t>
+      </w:r>
+      <w:r>
+        <w:rPr>
+          <w:rFonts w:ascii="Times New Roman" w:hAnsi="Times New Roman" w:cs="Times New Roman"/>
+        </w:rPr>
+        <w:t xml:space="preserve">se </w:t>
+      </w:r>
+      <w:r>
+        <w:rPr>
+          <w:rFonts w:ascii="Times New Roman" w:hAnsi="Times New Roman" w:cs="Times New Roman"/>
+        </w:rPr>
+        <w:t xml:space="preserve">revela el peso real de cada contexto en el bitstream. Para mapas con pocas clases, el </w:t>
+      </w:r>
+      <w:r>
+        <w:rPr>
+          <w:rFonts w:ascii="Times New Roman" w:hAnsi="Times New Roman" w:cs="Times New Roman"/>
+        </w:rPr>
+        <w:lastRenderedPageBreak/>
+        <w:t>contexto 0 — correspondiente al patrón AAAA, donde todos los píxeles vecinos pertenecen a la misma región — concentra la mayoría de las activaciones. A medida que aumenta el número de clases, esta dominancia se reduce progresivamente y la distribución de activación se vuelve más uniforme entre contextos, indicando que el predictor encuentra una mayor variedad de configuraciones de vecindario. Este aplanamiento de la distribución está directamente relacionado con el crecimiento del segmento de valores crudos observado en la Tabla 2: a más clases, menos píxeles se resuelven por coincidencia con un vecino y más contextos distintos deben gestionarse, reduciendo la efectividad global del predictor</w:t>
+      </w:r>
+      <w:r>
+        <w:rPr>
+          <w:rFonts w:ascii="Times New Roman" w:hAnsi="Times New Roman" w:cs="Times New Roman"/>
+        </w:rPr>
+        <w:t>.</w:t>
+      </w:r>
+    </w:p>
+    <w:p>
+      <w:pPr>
+        <w:rPr>
+          <w:rFonts w:ascii="Times New Roman" w:hAnsi="Times New Roman" w:cs="Times New Roman"/>
           <w:b/>
           <w:bCs/>
         </w:rPr>
       </w:pPr>
+      <w:commentRangeStart w:id="3"/>
+      <w:commentRangeStart w:id="4"/>
       <w:r>
         <w:rPr>
           <w:rFonts w:ascii="Times New Roman" w:hAnsi="Times New Roman" w:cs="Times New Roman"/>
           <w:b/>
           <w:bCs/>
         </w:rPr>
-        <w:t xml:space="preserve">Tabla 2. Análisis de eficiencia perdida por transmisión </w:t>
-      </w:r>
-      <w:proofErr w:type="spellStart"/>
+        <w:t>Tabla 2. Análisis</w:t>
+      </w:r>
       <w:r>
         <w:rPr>
           <w:rFonts w:ascii="Times New Roman" w:hAnsi="Times New Roman" w:cs="Times New Roman"/>
           <w:b/>
           <w:bCs/>
         </w:rPr>
-        <w:t>uncoded</w:t>
-      </w:r>
-      <w:proofErr w:type="spellEnd"/>
+        <w:t xml:space="preserve"> y desglose</w:t>
+      </w:r>
       <w:r>
         <w:rPr>
           <w:rFonts w:ascii="Times New Roman" w:hAnsi="Times New Roman" w:cs="Times New Roman"/>
           <w:b/>
           <w:bCs/>
         </w:rPr>
-        <w:t xml:space="preserve"> de valores crudos</w:t>
+        <w:t xml:space="preserve"> de eficiencia perdida por transmisión uncoded de valores crudos</w:t>
+      </w:r>
+      <w:commentRangeEnd w:id="3"/>
+      <w:r>
+        <w:rPr>
+          <w:rStyle w:val="Refdecomentario"/>
+          <w:rFonts w:ascii="Times New Roman" w:hAnsi="Times New Roman" w:cs="Times New Roman"/>
+          <w:b/>
+          <w:bCs/>
+          <w:sz w:val="24"/>
+          <w:szCs w:val="24"/>
+        </w:rPr>
+        <w:commentReference w:id="3"/>
+      </w:r>
+      <w:commentRangeEnd w:id="4"/>
+      <w:r>
+        <w:rPr>
+          <w:rStyle w:val="Refdecomentario"/>
+          <w:rFonts w:ascii="Times New Roman" w:hAnsi="Times New Roman" w:cs="Times New Roman"/>
+          <w:b/>
+          <w:bCs/>
+          <w:sz w:val="24"/>
+          <w:szCs w:val="24"/>
+        </w:rPr>
+        <w:commentReference w:id="4"/>
       </w:r>
     </w:p>
     <w:tbl>
       <w:tblPr>
-        <w:tblW w:w="7542" w:type="dxa"/>
-        <w:tblInd w:w="473" w:type="dxa"/>
+        <w:tblW w:w="5393" w:type="dxa"/>
+        <w:tblInd w:w="-5" w:type="dxa"/>
         <w:tblCellMar>
           <w:left w:w="70" w:type="dxa"/>
           <w:right w:w="70" w:type="dxa"/>
@@ -2541,19 +3655,17 @@
         <w:tblLook w:val="04A0" w:firstRow="1" w:lastRow="0" w:firstColumn="1" w:lastColumn="0" w:noHBand="0" w:noVBand="1"/>
       </w:tblPr>
       <w:tblGrid>
-        <w:gridCol w:w="1057"/>
-        <w:gridCol w:w="1432"/>
-        <w:gridCol w:w="1432"/>
-        <w:gridCol w:w="1960"/>
-        <w:gridCol w:w="1661"/>
+        <w:gridCol w:w="1228"/>
+        <w:gridCol w:w="1874"/>
+        <w:gridCol w:w="2291"/>
       </w:tblGrid>
       <w:tr>
         <w:trPr>
-          <w:trHeight w:val="286"/>
+          <w:trHeight w:val="19"/>
         </w:trPr>
         <w:tc>
           <w:tcPr>
-            <w:tcW w:w="1057" w:type="dxa"/>
+            <w:tcW w:w="1228" w:type="dxa"/>
             <w:tcBorders>
               <w:top w:val="single" w:sz="4" w:space="0" w:color="auto"/>
               <w:left w:val="single" w:sz="4" w:space="0" w:color="auto"/>
@@ -2578,7 +3690,6 @@
                 <w14:ligatures w14:val="none"/>
               </w:rPr>
             </w:pPr>
-            <w:proofErr w:type="spellStart"/>
             <w:r>
               <w:rPr>
                 <w:rFonts w:ascii="Calibri" w:eastAsia="Times New Roman" w:hAnsi="Calibri" w:cs="Calibri"/>
@@ -2592,12 +3703,11 @@
               </w:rPr>
               <w:t>n_clases</w:t>
             </w:r>
-            <w:proofErr w:type="spellEnd"/>
-          </w:p>
-        </w:tc>
-        <w:tc>
-          <w:tcPr>
-            <w:tcW w:w="1432" w:type="dxa"/>
+          </w:p>
+        </w:tc>
+        <w:tc>
+          <w:tcPr>
+            <w:tcW w:w="1874" w:type="dxa"/>
             <w:tcBorders>
               <w:top w:val="single" w:sz="4" w:space="0" w:color="auto"/>
               <w:left w:val="nil"/>
@@ -2633,28 +3743,13 @@
                 <w:lang w:eastAsia="es-ES"/>
                 <w14:ligatures w14:val="none"/>
               </w:rPr>
-              <w:t>%</w:t>
-            </w:r>
-            <w:proofErr w:type="spellStart"/>
-            <w:r>
-              <w:rPr>
-                <w:rFonts w:ascii="Calibri" w:eastAsia="Times New Roman" w:hAnsi="Calibri" w:cs="Calibri"/>
-                <w:b/>
-                <w:bCs/>
-                <w:kern w:val="0"/>
-                <w:sz w:val="22"/>
-                <w:szCs w:val="22"/>
-                <w:lang w:eastAsia="es-ES"/>
-                <w14:ligatures w14:val="none"/>
-              </w:rPr>
-              <w:t>bpp_bit</w:t>
-            </w:r>
-            <w:proofErr w:type="spellEnd"/>
-          </w:p>
-        </w:tc>
-        <w:tc>
-          <w:tcPr>
-            <w:tcW w:w="1432" w:type="dxa"/>
+              <w:t>bit_rate_final</w:t>
+            </w:r>
+          </w:p>
+        </w:tc>
+        <w:tc>
+          <w:tcPr>
+            <w:tcW w:w="2291" w:type="dxa"/>
             <w:tcBorders>
               <w:top w:val="single" w:sz="4" w:space="0" w:color="auto"/>
               <w:left w:val="nil"/>
@@ -2662,6 +3757,7 @@
               <w:right w:val="single" w:sz="4" w:space="0" w:color="auto"/>
             </w:tcBorders>
             <w:noWrap/>
+            <w:vAlign w:val="bottom"/>
             <w:hideMark/>
           </w:tcPr>
           <w:p>
@@ -2672,6 +3768,7 @@
                 <w:rFonts w:ascii="Calibri" w:eastAsia="Times New Roman" w:hAnsi="Calibri" w:cs="Calibri"/>
                 <w:b/>
                 <w:bCs/>
+                <w:color w:val="000000"/>
                 <w:kern w:val="0"/>
                 <w:sz w:val="22"/>
                 <w:szCs w:val="22"/>
@@ -2684,177 +3781,25 @@
                 <w:rFonts w:ascii="Calibri" w:eastAsia="Times New Roman" w:hAnsi="Calibri" w:cs="Calibri"/>
                 <w:b/>
                 <w:bCs/>
-                <w:kern w:val="0"/>
-                <w:sz w:val="22"/>
-                <w:szCs w:val="22"/>
-                <w:lang w:eastAsia="es-ES"/>
-                <w14:ligatures w14:val="none"/>
-              </w:rPr>
-              <w:t>%</w:t>
-            </w:r>
-            <w:proofErr w:type="spellStart"/>
-            <w:r>
-              <w:rPr>
-                <w:rFonts w:ascii="Calibri" w:eastAsia="Times New Roman" w:hAnsi="Calibri" w:cs="Calibri"/>
-                <w:b/>
-                <w:bCs/>
-                <w:kern w:val="0"/>
-                <w:sz w:val="22"/>
-                <w:szCs w:val="22"/>
-                <w:lang w:eastAsia="es-ES"/>
-                <w14:ligatures w14:val="none"/>
-              </w:rPr>
-              <w:t>bpp_raw</w:t>
-            </w:r>
-            <w:proofErr w:type="spellEnd"/>
-          </w:p>
-        </w:tc>
-        <w:tc>
-          <w:tcPr>
-            <w:tcW w:w="1960" w:type="dxa"/>
-            <w:tcBorders>
-              <w:top w:val="single" w:sz="4" w:space="0" w:color="auto"/>
-              <w:left w:val="nil"/>
-              <w:bottom w:val="single" w:sz="4" w:space="0" w:color="auto"/>
-              <w:right w:val="single" w:sz="4" w:space="0" w:color="auto"/>
-            </w:tcBorders>
-            <w:noWrap/>
-            <w:hideMark/>
-          </w:tcPr>
-          <w:p>
-            <w:pPr>
-              <w:spacing w:after="0" w:line="240" w:lineRule="auto"/>
-              <w:jc w:val="center"/>
-              <w:rPr>
-                <w:rFonts w:ascii="Calibri" w:eastAsia="Times New Roman" w:hAnsi="Calibri" w:cs="Calibri"/>
-                <w:b/>
-                <w:bCs/>
-                <w:kern w:val="0"/>
-                <w:sz w:val="22"/>
-                <w:szCs w:val="22"/>
-                <w:lang w:eastAsia="es-ES"/>
-                <w14:ligatures w14:val="none"/>
-              </w:rPr>
-            </w:pPr>
-            <w:proofErr w:type="spellStart"/>
-            <w:r>
-              <w:rPr>
-                <w:rFonts w:ascii="Calibri" w:eastAsia="Times New Roman" w:hAnsi="Calibri" w:cs="Calibri"/>
-                <w:b/>
-                <w:bCs/>
-                <w:kern w:val="0"/>
-                <w:sz w:val="22"/>
-                <w:szCs w:val="22"/>
-                <w:lang w:eastAsia="es-ES"/>
-                <w14:ligatures w14:val="none"/>
-              </w:rPr>
-              <w:t>overhead_raw</w:t>
-            </w:r>
-            <w:proofErr w:type="spellEnd"/>
-            <w:r>
-              <w:rPr>
-                <w:rFonts w:ascii="Calibri" w:eastAsia="Times New Roman" w:hAnsi="Calibri" w:cs="Calibri"/>
-                <w:b/>
-                <w:bCs/>
-                <w:kern w:val="0"/>
-                <w:sz w:val="22"/>
-                <w:szCs w:val="22"/>
-                <w:lang w:eastAsia="es-ES"/>
-                <w14:ligatures w14:val="none"/>
-              </w:rPr>
-              <w:t>%</w:t>
-            </w:r>
-          </w:p>
-        </w:tc>
-        <w:tc>
-          <w:tcPr>
-            <w:tcW w:w="1661" w:type="dxa"/>
-            <w:tcBorders>
-              <w:top w:val="single" w:sz="4" w:space="0" w:color="auto"/>
-              <w:left w:val="nil"/>
-              <w:bottom w:val="single" w:sz="4" w:space="0" w:color="auto"/>
-              <w:right w:val="single" w:sz="4" w:space="0" w:color="auto"/>
-            </w:tcBorders>
-            <w:noWrap/>
-            <w:hideMark/>
-          </w:tcPr>
-          <w:p>
-            <w:pPr>
-              <w:spacing w:after="0" w:line="240" w:lineRule="auto"/>
-              <w:jc w:val="center"/>
-              <w:rPr>
-                <w:rFonts w:ascii="Calibri" w:eastAsia="Times New Roman" w:hAnsi="Calibri" w:cs="Calibri"/>
-                <w:b/>
-                <w:bCs/>
-                <w:kern w:val="0"/>
-                <w:sz w:val="22"/>
-                <w:szCs w:val="22"/>
-                <w:lang w:eastAsia="es-ES"/>
-                <w14:ligatures w14:val="none"/>
-              </w:rPr>
-            </w:pPr>
-            <w:r>
-              <w:rPr>
-                <w:rFonts w:ascii="Calibri" w:eastAsia="Times New Roman" w:hAnsi="Calibri" w:cs="Calibri"/>
-                <w:b/>
-                <w:bCs/>
-                <w:kern w:val="0"/>
-                <w:sz w:val="22"/>
-                <w:szCs w:val="22"/>
-                <w:lang w:eastAsia="es-ES"/>
-                <w14:ligatures w14:val="none"/>
-              </w:rPr>
-              <w:t>%</w:t>
-            </w:r>
-            <w:r>
-              <w:rPr>
-                <w:rFonts w:ascii="Calibri" w:eastAsia="Times New Roman" w:hAnsi="Calibri" w:cs="Calibri"/>
-                <w:b/>
-                <w:bCs/>
-                <w:kern w:val="0"/>
-                <w:sz w:val="22"/>
-                <w:szCs w:val="22"/>
-                <w:lang w:eastAsia="es-ES"/>
-                <w14:ligatures w14:val="none"/>
-              </w:rPr>
-              <w:t xml:space="preserve"> de eficiencia</w:t>
-            </w:r>
-            <w:r>
-              <w:rPr>
-                <w:rFonts w:ascii="Calibri" w:eastAsia="Times New Roman" w:hAnsi="Calibri" w:cs="Calibri"/>
-                <w:b/>
-                <w:bCs/>
-                <w:kern w:val="0"/>
-                <w:sz w:val="22"/>
-                <w:szCs w:val="22"/>
-                <w:lang w:eastAsia="es-ES"/>
-                <w14:ligatures w14:val="none"/>
-              </w:rPr>
-              <w:t xml:space="preserve"> total</w:t>
-            </w:r>
-            <w:r>
-              <w:rPr>
-                <w:rFonts w:ascii="Calibri" w:eastAsia="Times New Roman" w:hAnsi="Calibri" w:cs="Calibri"/>
-                <w:b/>
-                <w:bCs/>
-                <w:kern w:val="0"/>
-                <w:sz w:val="22"/>
-                <w:szCs w:val="22"/>
-                <w:lang w:eastAsia="es-ES"/>
-                <w14:ligatures w14:val="none"/>
-              </w:rPr>
-              <w:t xml:space="preserve"> perdida</w:t>
+                <w:color w:val="000000"/>
+                <w:kern w:val="0"/>
+                <w:sz w:val="22"/>
+                <w:szCs w:val="22"/>
+                <w:lang w:eastAsia="es-ES"/>
+                <w14:ligatures w14:val="none"/>
+              </w:rPr>
+              <w:t>bit_rate_full_enconded</w:t>
             </w:r>
           </w:p>
         </w:tc>
       </w:tr>
       <w:tr>
         <w:trPr>
-          <w:trHeight w:val="286"/>
+          <w:trHeight w:val="270"/>
         </w:trPr>
         <w:tc>
           <w:tcPr>
-            <w:tcW w:w="1057" w:type="dxa"/>
+            <w:tcW w:w="1228" w:type="dxa"/>
             <w:tcBorders>
               <w:top w:val="nil"/>
               <w:left w:val="single" w:sz="4" w:space="0" w:color="auto"/>
@@ -2895,7 +3840,7 @@
         </w:tc>
         <w:tc>
           <w:tcPr>
-            <w:tcW w:w="1432" w:type="dxa"/>
+            <w:tcW w:w="1874" w:type="dxa"/>
             <w:tcBorders>
               <w:top w:val="nil"/>
               <w:left w:val="nil"/>
@@ -2909,33 +3854,34 @@
           <w:p>
             <w:pPr>
               <w:spacing w:after="0" w:line="240" w:lineRule="auto"/>
-              <w:rPr>
-                <w:rFonts w:ascii="Calibri" w:eastAsia="Times New Roman" w:hAnsi="Calibri" w:cs="Calibri"/>
-                <w:color w:val="000000"/>
-                <w:kern w:val="0"/>
-                <w:sz w:val="22"/>
-                <w:szCs w:val="22"/>
-                <w:lang w:eastAsia="es-ES"/>
-                <w14:ligatures w14:val="none"/>
-              </w:rPr>
-            </w:pPr>
-            <w:r>
-              <w:rPr>
-                <w:rFonts w:ascii="Calibri" w:eastAsia="Times New Roman" w:hAnsi="Calibri" w:cs="Calibri"/>
-                <w:color w:val="000000"/>
-                <w:kern w:val="0"/>
-                <w:sz w:val="22"/>
-                <w:szCs w:val="22"/>
-                <w:lang w:eastAsia="es-ES"/>
-                <w14:ligatures w14:val="none"/>
-              </w:rPr>
-              <w:t xml:space="preserve">         91.0155 </w:t>
-            </w:r>
-          </w:p>
-        </w:tc>
-        <w:tc>
-          <w:tcPr>
-            <w:tcW w:w="1432" w:type="dxa"/>
+              <w:jc w:val="center"/>
+              <w:rPr>
+                <w:rFonts w:ascii="Calibri" w:eastAsia="Times New Roman" w:hAnsi="Calibri" w:cs="Calibri"/>
+                <w:color w:val="000000"/>
+                <w:kern w:val="0"/>
+                <w:sz w:val="22"/>
+                <w:szCs w:val="22"/>
+                <w:lang w:eastAsia="es-ES"/>
+                <w14:ligatures w14:val="none"/>
+              </w:rPr>
+            </w:pPr>
+            <w:r>
+              <w:rPr>
+                <w:rFonts w:ascii="Calibri" w:eastAsia="Times New Roman" w:hAnsi="Calibri" w:cs="Calibri"/>
+                <w:color w:val="000000"/>
+                <w:kern w:val="0"/>
+                <w:sz w:val="22"/>
+                <w:szCs w:val="22"/>
+                <w:lang w:eastAsia="es-ES"/>
+                <w14:ligatures w14:val="none"/>
+              </w:rPr>
+              <w:t xml:space="preserve">             0.1831 </w:t>
+            </w:r>
+          </w:p>
+        </w:tc>
+        <w:tc>
+          <w:tcPr>
+            <w:tcW w:w="2291" w:type="dxa"/>
             <w:tcBorders>
               <w:top w:val="nil"/>
               <w:left w:val="nil"/>
@@ -2949,33 +3895,80 @@
           <w:p>
             <w:pPr>
               <w:spacing w:after="0" w:line="240" w:lineRule="auto"/>
-              <w:rPr>
-                <w:rFonts w:ascii="Calibri" w:eastAsia="Times New Roman" w:hAnsi="Calibri" w:cs="Calibri"/>
-                <w:color w:val="000000"/>
-                <w:kern w:val="0"/>
-                <w:sz w:val="22"/>
-                <w:szCs w:val="22"/>
-                <w:lang w:eastAsia="es-ES"/>
-                <w14:ligatures w14:val="none"/>
-              </w:rPr>
-            </w:pPr>
-            <w:r>
-              <w:rPr>
-                <w:rFonts w:ascii="Calibri" w:eastAsia="Times New Roman" w:hAnsi="Calibri" w:cs="Calibri"/>
-                <w:color w:val="000000"/>
-                <w:kern w:val="0"/>
-                <w:sz w:val="22"/>
-                <w:szCs w:val="22"/>
-                <w:lang w:eastAsia="es-ES"/>
-                <w14:ligatures w14:val="none"/>
-              </w:rPr>
-              <w:t xml:space="preserve">           8.9845 </w:t>
-            </w:r>
-          </w:p>
-        </w:tc>
-        <w:tc>
-          <w:tcPr>
-            <w:tcW w:w="1960" w:type="dxa"/>
+              <w:jc w:val="center"/>
+              <w:rPr>
+                <w:rFonts w:ascii="Calibri" w:eastAsia="Times New Roman" w:hAnsi="Calibri" w:cs="Calibri"/>
+                <w:color w:val="000000"/>
+                <w:kern w:val="0"/>
+                <w:sz w:val="22"/>
+                <w:szCs w:val="22"/>
+                <w:lang w:eastAsia="es-ES"/>
+                <w14:ligatures w14:val="none"/>
+              </w:rPr>
+            </w:pPr>
+            <w:r>
+              <w:rPr>
+                <w:rFonts w:ascii="Calibri" w:eastAsia="Times New Roman" w:hAnsi="Calibri" w:cs="Calibri"/>
+                <w:color w:val="000000"/>
+                <w:kern w:val="0"/>
+                <w:sz w:val="22"/>
+                <w:szCs w:val="22"/>
+                <w:lang w:eastAsia="es-ES"/>
+                <w14:ligatures w14:val="none"/>
+              </w:rPr>
+              <w:t xml:space="preserve">                              0.1790 </w:t>
+            </w:r>
+          </w:p>
+        </w:tc>
+      </w:tr>
+      <w:tr>
+        <w:trPr>
+          <w:trHeight w:val="19"/>
+        </w:trPr>
+        <w:tc>
+          <w:tcPr>
+            <w:tcW w:w="1228" w:type="dxa"/>
+            <w:tcBorders>
+              <w:top w:val="nil"/>
+              <w:left w:val="single" w:sz="4" w:space="0" w:color="auto"/>
+              <w:bottom w:val="single" w:sz="4" w:space="0" w:color="auto"/>
+              <w:right w:val="single" w:sz="4" w:space="0" w:color="auto"/>
+            </w:tcBorders>
+            <w:noWrap/>
+            <w:vAlign w:val="bottom"/>
+            <w:hideMark/>
+          </w:tcPr>
+          <w:p>
+            <w:pPr>
+              <w:spacing w:after="0" w:line="240" w:lineRule="auto"/>
+              <w:jc w:val="center"/>
+              <w:rPr>
+                <w:rFonts w:ascii="Calibri" w:eastAsia="Times New Roman" w:hAnsi="Calibri" w:cs="Calibri"/>
+                <w:color w:val="000000"/>
+                <w:kern w:val="0"/>
+                <w:sz w:val="22"/>
+                <w:szCs w:val="22"/>
+                <w:lang w:eastAsia="es-ES"/>
+                <w14:ligatures w14:val="none"/>
+              </w:rPr>
+            </w:pPr>
+            <w:r>
+              <w:rPr>
+                <w:rFonts w:ascii="Calibri" w:eastAsia="Times New Roman" w:hAnsi="Calibri" w:cs="Calibri"/>
+                <w:color w:val="000000"/>
+                <w:kern w:val="0"/>
+                <w:sz w:val="22"/>
+                <w:szCs w:val="22"/>
+                <w:lang w:eastAsia="es-ES"/>
+                <w14:ligatures w14:val="none"/>
+              </w:rPr>
+              <w:t>7</w:t>
+            </w:r>
+          </w:p>
+        </w:tc>
+        <w:tc>
+          <w:tcPr>
+            <w:tcW w:w="1874" w:type="dxa"/>
             <w:tcBorders>
               <w:top w:val="nil"/>
               <w:left w:val="nil"/>
@@ -2989,33 +3982,34 @@
           <w:p>
             <w:pPr>
               <w:spacing w:after="0" w:line="240" w:lineRule="auto"/>
-              <w:rPr>
-                <w:rFonts w:ascii="Calibri" w:eastAsia="Times New Roman" w:hAnsi="Calibri" w:cs="Calibri"/>
-                <w:color w:val="000000"/>
-                <w:kern w:val="0"/>
-                <w:sz w:val="22"/>
-                <w:szCs w:val="22"/>
-                <w:lang w:eastAsia="es-ES"/>
-                <w14:ligatures w14:val="none"/>
-              </w:rPr>
-            </w:pPr>
-            <w:r>
-              <w:rPr>
-                <w:rFonts w:ascii="Calibri" w:eastAsia="Times New Roman" w:hAnsi="Calibri" w:cs="Calibri"/>
-                <w:color w:val="000000"/>
-                <w:kern w:val="0"/>
-                <w:sz w:val="22"/>
-                <w:szCs w:val="22"/>
-                <w:lang w:eastAsia="es-ES"/>
-                <w14:ligatures w14:val="none"/>
-              </w:rPr>
-              <w:t xml:space="preserve">                   24.7657 </w:t>
-            </w:r>
-          </w:p>
-        </w:tc>
-        <w:tc>
-          <w:tcPr>
-            <w:tcW w:w="1661" w:type="dxa"/>
+              <w:jc w:val="center"/>
+              <w:rPr>
+                <w:rFonts w:ascii="Calibri" w:eastAsia="Times New Roman" w:hAnsi="Calibri" w:cs="Calibri"/>
+                <w:color w:val="000000"/>
+                <w:kern w:val="0"/>
+                <w:sz w:val="22"/>
+                <w:szCs w:val="22"/>
+                <w:lang w:eastAsia="es-ES"/>
+                <w14:ligatures w14:val="none"/>
+              </w:rPr>
+            </w:pPr>
+            <w:r>
+              <w:rPr>
+                <w:rFonts w:ascii="Calibri" w:eastAsia="Times New Roman" w:hAnsi="Calibri" w:cs="Calibri"/>
+                <w:color w:val="000000"/>
+                <w:kern w:val="0"/>
+                <w:sz w:val="22"/>
+                <w:szCs w:val="22"/>
+                <w:lang w:eastAsia="es-ES"/>
+                <w14:ligatures w14:val="none"/>
+              </w:rPr>
+              <w:t xml:space="preserve">             0.2845 </w:t>
+            </w:r>
+          </w:p>
+        </w:tc>
+        <w:tc>
+          <w:tcPr>
+            <w:tcW w:w="2291" w:type="dxa"/>
             <w:tcBorders>
               <w:top w:val="nil"/>
               <w:left w:val="nil"/>
@@ -3029,38 +4023,39 @@
           <w:p>
             <w:pPr>
               <w:spacing w:after="0" w:line="240" w:lineRule="auto"/>
-              <w:rPr>
-                <w:rFonts w:ascii="Calibri" w:eastAsia="Times New Roman" w:hAnsi="Calibri" w:cs="Calibri"/>
-                <w:color w:val="000000"/>
-                <w:kern w:val="0"/>
-                <w:sz w:val="22"/>
-                <w:szCs w:val="22"/>
-                <w:lang w:eastAsia="es-ES"/>
-                <w14:ligatures w14:val="none"/>
-              </w:rPr>
-            </w:pPr>
-            <w:r>
-              <w:rPr>
-                <w:rFonts w:ascii="Calibri" w:eastAsia="Times New Roman" w:hAnsi="Calibri" w:cs="Calibri"/>
-                <w:color w:val="000000"/>
-                <w:kern w:val="0"/>
-                <w:sz w:val="22"/>
-                <w:szCs w:val="22"/>
-                <w:lang w:eastAsia="es-ES"/>
-                <w14:ligatures w14:val="none"/>
-              </w:rPr>
-              <w:t xml:space="preserve">               2.2251 </w:t>
+              <w:jc w:val="center"/>
+              <w:rPr>
+                <w:rFonts w:ascii="Calibri" w:eastAsia="Times New Roman" w:hAnsi="Calibri" w:cs="Calibri"/>
+                <w:color w:val="000000"/>
+                <w:kern w:val="0"/>
+                <w:sz w:val="22"/>
+                <w:szCs w:val="22"/>
+                <w:lang w:eastAsia="es-ES"/>
+                <w14:ligatures w14:val="none"/>
+              </w:rPr>
+            </w:pPr>
+            <w:r>
+              <w:rPr>
+                <w:rFonts w:ascii="Calibri" w:eastAsia="Times New Roman" w:hAnsi="Calibri" w:cs="Calibri"/>
+                <w:color w:val="000000"/>
+                <w:kern w:val="0"/>
+                <w:sz w:val="22"/>
+                <w:szCs w:val="22"/>
+                <w:lang w:eastAsia="es-ES"/>
+                <w14:ligatures w14:val="none"/>
+              </w:rPr>
+              <w:t xml:space="preserve">                              0.2752 </w:t>
             </w:r>
           </w:p>
         </w:tc>
       </w:tr>
       <w:tr>
         <w:trPr>
-          <w:trHeight w:val="286"/>
+          <w:trHeight w:val="19"/>
         </w:trPr>
         <w:tc>
           <w:tcPr>
-            <w:tcW w:w="1057" w:type="dxa"/>
+            <w:tcW w:w="1228" w:type="dxa"/>
             <w:tcBorders>
               <w:top w:val="nil"/>
               <w:left w:val="single" w:sz="4" w:space="0" w:color="auto"/>
@@ -3095,13 +4090,13 @@
                 <w:lang w:eastAsia="es-ES"/>
                 <w14:ligatures w14:val="none"/>
               </w:rPr>
-              <w:t>7</w:t>
-            </w:r>
-          </w:p>
-        </w:tc>
-        <w:tc>
-          <w:tcPr>
-            <w:tcW w:w="1432" w:type="dxa"/>
+              <w:t>9</w:t>
+            </w:r>
+          </w:p>
+        </w:tc>
+        <w:tc>
+          <w:tcPr>
+            <w:tcW w:w="1874" w:type="dxa"/>
             <w:tcBorders>
               <w:top w:val="nil"/>
               <w:left w:val="nil"/>
@@ -3115,33 +4110,34 @@
           <w:p>
             <w:pPr>
               <w:spacing w:after="0" w:line="240" w:lineRule="auto"/>
-              <w:rPr>
-                <w:rFonts w:ascii="Calibri" w:eastAsia="Times New Roman" w:hAnsi="Calibri" w:cs="Calibri"/>
-                <w:color w:val="000000"/>
-                <w:kern w:val="0"/>
-                <w:sz w:val="22"/>
-                <w:szCs w:val="22"/>
-                <w:lang w:eastAsia="es-ES"/>
-                <w14:ligatures w14:val="none"/>
-              </w:rPr>
-            </w:pPr>
-            <w:r>
-              <w:rPr>
-                <w:rFonts w:ascii="Calibri" w:eastAsia="Times New Roman" w:hAnsi="Calibri" w:cs="Calibri"/>
-                <w:color w:val="000000"/>
-                <w:kern w:val="0"/>
-                <w:sz w:val="22"/>
-                <w:szCs w:val="22"/>
-                <w:lang w:eastAsia="es-ES"/>
-                <w14:ligatures w14:val="none"/>
-              </w:rPr>
-              <w:t xml:space="preserve">         86.3330 </w:t>
-            </w:r>
-          </w:p>
-        </w:tc>
-        <w:tc>
-          <w:tcPr>
-            <w:tcW w:w="1432" w:type="dxa"/>
+              <w:jc w:val="center"/>
+              <w:rPr>
+                <w:rFonts w:ascii="Calibri" w:eastAsia="Times New Roman" w:hAnsi="Calibri" w:cs="Calibri"/>
+                <w:color w:val="000000"/>
+                <w:kern w:val="0"/>
+                <w:sz w:val="22"/>
+                <w:szCs w:val="22"/>
+                <w:lang w:eastAsia="es-ES"/>
+                <w14:ligatures w14:val="none"/>
+              </w:rPr>
+            </w:pPr>
+            <w:r>
+              <w:rPr>
+                <w:rFonts w:ascii="Calibri" w:eastAsia="Times New Roman" w:hAnsi="Calibri" w:cs="Calibri"/>
+                <w:color w:val="000000"/>
+                <w:kern w:val="0"/>
+                <w:sz w:val="22"/>
+                <w:szCs w:val="22"/>
+                <w:lang w:eastAsia="es-ES"/>
+                <w14:ligatures w14:val="none"/>
+              </w:rPr>
+              <w:t xml:space="preserve">             0.4932 </w:t>
+            </w:r>
+          </w:p>
+        </w:tc>
+        <w:tc>
+          <w:tcPr>
+            <w:tcW w:w="2291" w:type="dxa"/>
             <w:tcBorders>
               <w:top w:val="nil"/>
               <w:left w:val="nil"/>
@@ -3155,33 +4151,80 @@
           <w:p>
             <w:pPr>
               <w:spacing w:after="0" w:line="240" w:lineRule="auto"/>
-              <w:rPr>
-                <w:rFonts w:ascii="Calibri" w:eastAsia="Times New Roman" w:hAnsi="Calibri" w:cs="Calibri"/>
-                <w:color w:val="000000"/>
-                <w:kern w:val="0"/>
-                <w:sz w:val="22"/>
-                <w:szCs w:val="22"/>
-                <w:lang w:eastAsia="es-ES"/>
-                <w14:ligatures w14:val="none"/>
-              </w:rPr>
-            </w:pPr>
-            <w:r>
-              <w:rPr>
-                <w:rFonts w:ascii="Calibri" w:eastAsia="Times New Roman" w:hAnsi="Calibri" w:cs="Calibri"/>
-                <w:color w:val="000000"/>
-                <w:kern w:val="0"/>
-                <w:sz w:val="22"/>
-                <w:szCs w:val="22"/>
-                <w:lang w:eastAsia="es-ES"/>
-                <w14:ligatures w14:val="none"/>
-              </w:rPr>
-              <w:t xml:space="preserve">         13.6670 </w:t>
-            </w:r>
-          </w:p>
-        </w:tc>
-        <w:tc>
-          <w:tcPr>
-            <w:tcW w:w="1960" w:type="dxa"/>
+              <w:jc w:val="center"/>
+              <w:rPr>
+                <w:rFonts w:ascii="Calibri" w:eastAsia="Times New Roman" w:hAnsi="Calibri" w:cs="Calibri"/>
+                <w:color w:val="000000"/>
+                <w:kern w:val="0"/>
+                <w:sz w:val="22"/>
+                <w:szCs w:val="22"/>
+                <w:lang w:eastAsia="es-ES"/>
+                <w14:ligatures w14:val="none"/>
+              </w:rPr>
+            </w:pPr>
+            <w:r>
+              <w:rPr>
+                <w:rFonts w:ascii="Calibri" w:eastAsia="Times New Roman" w:hAnsi="Calibri" w:cs="Calibri"/>
+                <w:color w:val="000000"/>
+                <w:kern w:val="0"/>
+                <w:sz w:val="22"/>
+                <w:szCs w:val="22"/>
+                <w:lang w:eastAsia="es-ES"/>
+                <w14:ligatures w14:val="none"/>
+              </w:rPr>
+              <w:t xml:space="preserve">                              0.4532 </w:t>
+            </w:r>
+          </w:p>
+        </w:tc>
+      </w:tr>
+      <w:tr>
+        <w:trPr>
+          <w:trHeight w:val="19"/>
+        </w:trPr>
+        <w:tc>
+          <w:tcPr>
+            <w:tcW w:w="1228" w:type="dxa"/>
+            <w:tcBorders>
+              <w:top w:val="nil"/>
+              <w:left w:val="single" w:sz="4" w:space="0" w:color="auto"/>
+              <w:bottom w:val="single" w:sz="4" w:space="0" w:color="auto"/>
+              <w:right w:val="single" w:sz="4" w:space="0" w:color="auto"/>
+            </w:tcBorders>
+            <w:noWrap/>
+            <w:vAlign w:val="bottom"/>
+            <w:hideMark/>
+          </w:tcPr>
+          <w:p>
+            <w:pPr>
+              <w:spacing w:after="0" w:line="240" w:lineRule="auto"/>
+              <w:jc w:val="center"/>
+              <w:rPr>
+                <w:rFonts w:ascii="Calibri" w:eastAsia="Times New Roman" w:hAnsi="Calibri" w:cs="Calibri"/>
+                <w:color w:val="000000"/>
+                <w:kern w:val="0"/>
+                <w:sz w:val="22"/>
+                <w:szCs w:val="22"/>
+                <w:lang w:eastAsia="es-ES"/>
+                <w14:ligatures w14:val="none"/>
+              </w:rPr>
+            </w:pPr>
+            <w:r>
+              <w:rPr>
+                <w:rFonts w:ascii="Calibri" w:eastAsia="Times New Roman" w:hAnsi="Calibri" w:cs="Calibri"/>
+                <w:color w:val="000000"/>
+                <w:kern w:val="0"/>
+                <w:sz w:val="22"/>
+                <w:szCs w:val="22"/>
+                <w:lang w:eastAsia="es-ES"/>
+                <w14:ligatures w14:val="none"/>
+              </w:rPr>
+              <w:t>17</w:t>
+            </w:r>
+          </w:p>
+        </w:tc>
+        <w:tc>
+          <w:tcPr>
+            <w:tcW w:w="1874" w:type="dxa"/>
             <w:tcBorders>
               <w:top w:val="nil"/>
               <w:left w:val="nil"/>
@@ -3195,33 +4238,34 @@
           <w:p>
             <w:pPr>
               <w:spacing w:after="0" w:line="240" w:lineRule="auto"/>
-              <w:rPr>
-                <w:rFonts w:ascii="Calibri" w:eastAsia="Times New Roman" w:hAnsi="Calibri" w:cs="Calibri"/>
-                <w:color w:val="000000"/>
-                <w:kern w:val="0"/>
-                <w:sz w:val="22"/>
-                <w:szCs w:val="22"/>
-                <w:lang w:eastAsia="es-ES"/>
-                <w14:ligatures w14:val="none"/>
-              </w:rPr>
-            </w:pPr>
-            <w:r>
-              <w:rPr>
-                <w:rFonts w:ascii="Calibri" w:eastAsia="Times New Roman" w:hAnsi="Calibri" w:cs="Calibri"/>
-                <w:color w:val="000000"/>
-                <w:kern w:val="0"/>
-                <w:sz w:val="22"/>
-                <w:szCs w:val="22"/>
-                <w:lang w:eastAsia="es-ES"/>
-                <w14:ligatures w14:val="none"/>
-              </w:rPr>
-              <w:t xml:space="preserve">                   23.8945 </w:t>
-            </w:r>
-          </w:p>
-        </w:tc>
-        <w:tc>
-          <w:tcPr>
-            <w:tcW w:w="1661" w:type="dxa"/>
+              <w:jc w:val="center"/>
+              <w:rPr>
+                <w:rFonts w:ascii="Calibri" w:eastAsia="Times New Roman" w:hAnsi="Calibri" w:cs="Calibri"/>
+                <w:color w:val="000000"/>
+                <w:kern w:val="0"/>
+                <w:sz w:val="22"/>
+                <w:szCs w:val="22"/>
+                <w:lang w:eastAsia="es-ES"/>
+                <w14:ligatures w14:val="none"/>
+              </w:rPr>
+            </w:pPr>
+            <w:r>
+              <w:rPr>
+                <w:rFonts w:ascii="Calibri" w:eastAsia="Times New Roman" w:hAnsi="Calibri" w:cs="Calibri"/>
+                <w:color w:val="000000"/>
+                <w:kern w:val="0"/>
+                <w:sz w:val="22"/>
+                <w:szCs w:val="22"/>
+                <w:lang w:eastAsia="es-ES"/>
+                <w14:ligatures w14:val="none"/>
+              </w:rPr>
+              <w:t xml:space="preserve">             0.9225 </w:t>
+            </w:r>
+          </w:p>
+        </w:tc>
+        <w:tc>
+          <w:tcPr>
+            <w:tcW w:w="2291" w:type="dxa"/>
             <w:tcBorders>
               <w:top w:val="nil"/>
               <w:left w:val="nil"/>
@@ -3235,38 +4279,39 @@
           <w:p>
             <w:pPr>
               <w:spacing w:after="0" w:line="240" w:lineRule="auto"/>
-              <w:rPr>
-                <w:rFonts w:ascii="Calibri" w:eastAsia="Times New Roman" w:hAnsi="Calibri" w:cs="Calibri"/>
-                <w:color w:val="000000"/>
-                <w:kern w:val="0"/>
-                <w:sz w:val="22"/>
-                <w:szCs w:val="22"/>
-                <w:lang w:eastAsia="es-ES"/>
-                <w14:ligatures w14:val="none"/>
-              </w:rPr>
-            </w:pPr>
-            <w:r>
-              <w:rPr>
-                <w:rFonts w:ascii="Calibri" w:eastAsia="Times New Roman" w:hAnsi="Calibri" w:cs="Calibri"/>
-                <w:color w:val="000000"/>
-                <w:kern w:val="0"/>
-                <w:sz w:val="22"/>
-                <w:szCs w:val="22"/>
-                <w:lang w:eastAsia="es-ES"/>
-                <w14:ligatures w14:val="none"/>
-              </w:rPr>
-              <w:t xml:space="preserve">               3.2657 </w:t>
+              <w:jc w:val="center"/>
+              <w:rPr>
+                <w:rFonts w:ascii="Calibri" w:eastAsia="Times New Roman" w:hAnsi="Calibri" w:cs="Calibri"/>
+                <w:color w:val="000000"/>
+                <w:kern w:val="0"/>
+                <w:sz w:val="22"/>
+                <w:szCs w:val="22"/>
+                <w:lang w:eastAsia="es-ES"/>
+                <w14:ligatures w14:val="none"/>
+              </w:rPr>
+            </w:pPr>
+            <w:r>
+              <w:rPr>
+                <w:rFonts w:ascii="Calibri" w:eastAsia="Times New Roman" w:hAnsi="Calibri" w:cs="Calibri"/>
+                <w:color w:val="000000"/>
+                <w:kern w:val="0"/>
+                <w:sz w:val="22"/>
+                <w:szCs w:val="22"/>
+                <w:lang w:eastAsia="es-ES"/>
+                <w14:ligatures w14:val="none"/>
+              </w:rPr>
+              <w:t xml:space="preserve">                              0.8313 </w:t>
             </w:r>
           </w:p>
         </w:tc>
       </w:tr>
       <w:tr>
         <w:trPr>
-          <w:trHeight w:val="286"/>
+          <w:trHeight w:val="19"/>
         </w:trPr>
         <w:tc>
           <w:tcPr>
-            <w:tcW w:w="1057" w:type="dxa"/>
+            <w:tcW w:w="1228" w:type="dxa"/>
             <w:tcBorders>
               <w:top w:val="nil"/>
               <w:left w:val="single" w:sz="4" w:space="0" w:color="auto"/>
@@ -3301,13 +4346,13 @@
                 <w:lang w:eastAsia="es-ES"/>
                 <w14:ligatures w14:val="none"/>
               </w:rPr>
-              <w:t>9</w:t>
-            </w:r>
-          </w:p>
-        </w:tc>
-        <w:tc>
-          <w:tcPr>
-            <w:tcW w:w="1432" w:type="dxa"/>
+              <w:t>32</w:t>
+            </w:r>
+          </w:p>
+        </w:tc>
+        <w:tc>
+          <w:tcPr>
+            <w:tcW w:w="1874" w:type="dxa"/>
             <w:tcBorders>
               <w:top w:val="nil"/>
               <w:left w:val="nil"/>
@@ -3321,33 +4366,34 @@
           <w:p>
             <w:pPr>
               <w:spacing w:after="0" w:line="240" w:lineRule="auto"/>
-              <w:rPr>
-                <w:rFonts w:ascii="Calibri" w:eastAsia="Times New Roman" w:hAnsi="Calibri" w:cs="Calibri"/>
-                <w:color w:val="000000"/>
-                <w:kern w:val="0"/>
-                <w:sz w:val="22"/>
-                <w:szCs w:val="22"/>
-                <w:lang w:eastAsia="es-ES"/>
-                <w14:ligatures w14:val="none"/>
-              </w:rPr>
-            </w:pPr>
-            <w:r>
-              <w:rPr>
-                <w:rFonts w:ascii="Calibri" w:eastAsia="Times New Roman" w:hAnsi="Calibri" w:cs="Calibri"/>
-                <w:color w:val="000000"/>
-                <w:kern w:val="0"/>
-                <w:sz w:val="22"/>
-                <w:szCs w:val="22"/>
-                <w:lang w:eastAsia="es-ES"/>
-                <w14:ligatures w14:val="none"/>
-              </w:rPr>
-              <w:t xml:space="preserve">         79.2955 </w:t>
-            </w:r>
-          </w:p>
-        </w:tc>
-        <w:tc>
-          <w:tcPr>
-            <w:tcW w:w="1432" w:type="dxa"/>
+              <w:jc w:val="center"/>
+              <w:rPr>
+                <w:rFonts w:ascii="Calibri" w:eastAsia="Times New Roman" w:hAnsi="Calibri" w:cs="Calibri"/>
+                <w:color w:val="000000"/>
+                <w:kern w:val="0"/>
+                <w:sz w:val="22"/>
+                <w:szCs w:val="22"/>
+                <w:lang w:eastAsia="es-ES"/>
+                <w14:ligatures w14:val="none"/>
+              </w:rPr>
+            </w:pPr>
+            <w:r>
+              <w:rPr>
+                <w:rFonts w:ascii="Calibri" w:eastAsia="Times New Roman" w:hAnsi="Calibri" w:cs="Calibri"/>
+                <w:color w:val="000000"/>
+                <w:kern w:val="0"/>
+                <w:sz w:val="22"/>
+                <w:szCs w:val="22"/>
+                <w:lang w:eastAsia="es-ES"/>
+                <w14:ligatures w14:val="none"/>
+              </w:rPr>
+              <w:t xml:space="preserve">             2.4276 </w:t>
+            </w:r>
+          </w:p>
+        </w:tc>
+        <w:tc>
+          <w:tcPr>
+            <w:tcW w:w="2291" w:type="dxa"/>
             <w:tcBorders>
               <w:top w:val="nil"/>
               <w:left w:val="nil"/>
@@ -3361,33 +4407,237 @@
           <w:p>
             <w:pPr>
               <w:spacing w:after="0" w:line="240" w:lineRule="auto"/>
-              <w:rPr>
-                <w:rFonts w:ascii="Calibri" w:eastAsia="Times New Roman" w:hAnsi="Calibri" w:cs="Calibri"/>
-                <w:color w:val="000000"/>
-                <w:kern w:val="0"/>
-                <w:sz w:val="22"/>
-                <w:szCs w:val="22"/>
-                <w:lang w:eastAsia="es-ES"/>
-                <w14:ligatures w14:val="none"/>
-              </w:rPr>
-            </w:pPr>
-            <w:r>
-              <w:rPr>
-                <w:rFonts w:ascii="Calibri" w:eastAsia="Times New Roman" w:hAnsi="Calibri" w:cs="Calibri"/>
-                <w:color w:val="000000"/>
-                <w:kern w:val="0"/>
-                <w:sz w:val="22"/>
-                <w:szCs w:val="22"/>
-                <w:lang w:eastAsia="es-ES"/>
-                <w14:ligatures w14:val="none"/>
-              </w:rPr>
-              <w:t xml:space="preserve">         20.7045 </w:t>
-            </w:r>
-          </w:p>
-        </w:tc>
-        <w:tc>
-          <w:tcPr>
-            <w:tcW w:w="1960" w:type="dxa"/>
+              <w:jc w:val="center"/>
+              <w:rPr>
+                <w:rFonts w:ascii="Calibri" w:eastAsia="Times New Roman" w:hAnsi="Calibri" w:cs="Calibri"/>
+                <w:color w:val="000000"/>
+                <w:kern w:val="0"/>
+                <w:sz w:val="22"/>
+                <w:szCs w:val="22"/>
+                <w:lang w:eastAsia="es-ES"/>
+                <w14:ligatures w14:val="none"/>
+              </w:rPr>
+            </w:pPr>
+            <w:r>
+              <w:rPr>
+                <w:rFonts w:ascii="Calibri" w:eastAsia="Times New Roman" w:hAnsi="Calibri" w:cs="Calibri"/>
+                <w:color w:val="000000"/>
+                <w:kern w:val="0"/>
+                <w:sz w:val="22"/>
+                <w:szCs w:val="22"/>
+                <w:lang w:eastAsia="es-ES"/>
+                <w14:ligatures w14:val="none"/>
+              </w:rPr>
+              <w:t xml:space="preserve">                              2.3357 </w:t>
+            </w:r>
+          </w:p>
+        </w:tc>
+      </w:tr>
+    </w:tbl>
+    <w:p>
+      <w:pPr>
+        <w:rPr>
+          <w:rFonts w:ascii="Times New Roman" w:hAnsi="Times New Roman" w:cs="Times New Roman"/>
+        </w:rPr>
+      </w:pPr>
+    </w:p>
+    <w:tbl>
+      <w:tblPr>
+        <w:tblW w:w="5393" w:type="dxa"/>
+        <w:tblInd w:w="-5" w:type="dxa"/>
+        <w:tblCellMar>
+          <w:left w:w="70" w:type="dxa"/>
+          <w:right w:w="70" w:type="dxa"/>
+        </w:tblCellMar>
+        <w:tblLook w:val="04A0" w:firstRow="1" w:lastRow="0" w:firstColumn="1" w:lastColumn="0" w:noHBand="0" w:noVBand="1"/>
+      </w:tblPr>
+      <w:tblGrid>
+        <w:gridCol w:w="1228"/>
+        <w:gridCol w:w="1874"/>
+        <w:gridCol w:w="2291"/>
+      </w:tblGrid>
+      <w:tr>
+        <w:trPr>
+          <w:trHeight w:val="19"/>
+        </w:trPr>
+        <w:tc>
+          <w:tcPr>
+            <w:tcW w:w="1228" w:type="dxa"/>
+            <w:tcBorders>
+              <w:top w:val="single" w:sz="4" w:space="0" w:color="auto"/>
+              <w:left w:val="single" w:sz="4" w:space="0" w:color="auto"/>
+              <w:bottom w:val="single" w:sz="4" w:space="0" w:color="auto"/>
+              <w:right w:val="single" w:sz="4" w:space="0" w:color="auto"/>
+            </w:tcBorders>
+            <w:noWrap/>
+            <w:hideMark/>
+          </w:tcPr>
+          <w:p>
+            <w:pPr>
+              <w:spacing w:after="0" w:line="240" w:lineRule="auto"/>
+              <w:jc w:val="center"/>
+              <w:rPr>
+                <w:rFonts w:ascii="Calibri" w:eastAsia="Times New Roman" w:hAnsi="Calibri" w:cs="Calibri"/>
+                <w:b/>
+                <w:bCs/>
+                <w:kern w:val="0"/>
+                <w:sz w:val="22"/>
+                <w:szCs w:val="22"/>
+                <w:lang w:eastAsia="es-ES"/>
+                <w14:ligatures w14:val="none"/>
+              </w:rPr>
+            </w:pPr>
+            <w:r>
+              <w:rPr>
+                <w:rFonts w:ascii="Calibri" w:eastAsia="Times New Roman" w:hAnsi="Calibri" w:cs="Calibri"/>
+                <w:b/>
+                <w:bCs/>
+                <w:kern w:val="0"/>
+                <w:sz w:val="22"/>
+                <w:szCs w:val="22"/>
+                <w:lang w:eastAsia="es-ES"/>
+                <w14:ligatures w14:val="none"/>
+              </w:rPr>
+              <w:t>n_clases</w:t>
+            </w:r>
+          </w:p>
+        </w:tc>
+        <w:tc>
+          <w:tcPr>
+            <w:tcW w:w="1874" w:type="dxa"/>
+            <w:tcBorders>
+              <w:top w:val="single" w:sz="4" w:space="0" w:color="auto"/>
+              <w:left w:val="nil"/>
+              <w:bottom w:val="single" w:sz="4" w:space="0" w:color="auto"/>
+              <w:right w:val="single" w:sz="4" w:space="0" w:color="auto"/>
+            </w:tcBorders>
+            <w:noWrap/>
+            <w:hideMark/>
+          </w:tcPr>
+          <w:p>
+            <w:pPr>
+              <w:spacing w:after="0" w:line="240" w:lineRule="auto"/>
+              <w:jc w:val="center"/>
+              <w:rPr>
+                <w:rFonts w:ascii="Calibri" w:eastAsia="Times New Roman" w:hAnsi="Calibri" w:cs="Calibri"/>
+                <w:b/>
+                <w:bCs/>
+                <w:kern w:val="0"/>
+                <w:sz w:val="22"/>
+                <w:szCs w:val="22"/>
+                <w:lang w:eastAsia="es-ES"/>
+                <w14:ligatures w14:val="none"/>
+              </w:rPr>
+            </w:pPr>
+            <w:r>
+              <w:rPr>
+                <w:rFonts w:ascii="Calibri" w:eastAsia="Times New Roman" w:hAnsi="Calibri" w:cs="Calibri"/>
+                <w:b/>
+                <w:bCs/>
+                <w:kern w:val="0"/>
+                <w:sz w:val="22"/>
+                <w:szCs w:val="22"/>
+                <w:lang w:eastAsia="es-ES"/>
+                <w14:ligatures w14:val="none"/>
+              </w:rPr>
+              <w:t>bit_rate_final</w:t>
+            </w:r>
+          </w:p>
+        </w:tc>
+        <w:tc>
+          <w:tcPr>
+            <w:tcW w:w="2291" w:type="dxa"/>
+            <w:tcBorders>
+              <w:top w:val="single" w:sz="4" w:space="0" w:color="auto"/>
+              <w:left w:val="nil"/>
+              <w:bottom w:val="single" w:sz="4" w:space="0" w:color="auto"/>
+              <w:right w:val="single" w:sz="4" w:space="0" w:color="auto"/>
+            </w:tcBorders>
+            <w:noWrap/>
+            <w:vAlign w:val="bottom"/>
+            <w:hideMark/>
+          </w:tcPr>
+          <w:p>
+            <w:pPr>
+              <w:spacing w:after="0" w:line="240" w:lineRule="auto"/>
+              <w:jc w:val="center"/>
+              <w:rPr>
+                <w:rFonts w:ascii="Calibri" w:eastAsia="Times New Roman" w:hAnsi="Calibri" w:cs="Calibri"/>
+                <w:b/>
+                <w:bCs/>
+                <w:color w:val="000000"/>
+                <w:kern w:val="0"/>
+                <w:sz w:val="22"/>
+                <w:szCs w:val="22"/>
+                <w:lang w:eastAsia="es-ES"/>
+                <w14:ligatures w14:val="none"/>
+              </w:rPr>
+            </w:pPr>
+            <w:r>
+              <w:rPr>
+                <w:rFonts w:ascii="Calibri" w:eastAsia="Times New Roman" w:hAnsi="Calibri" w:cs="Calibri"/>
+                <w:b/>
+                <w:bCs/>
+                <w:color w:val="000000"/>
+                <w:kern w:val="0"/>
+                <w:sz w:val="22"/>
+                <w:szCs w:val="22"/>
+                <w:lang w:eastAsia="es-ES"/>
+                <w14:ligatures w14:val="none"/>
+              </w:rPr>
+              <w:t>bit_rate_full_enconded</w:t>
+            </w:r>
+          </w:p>
+        </w:tc>
+      </w:tr>
+      <w:tr>
+        <w:trPr>
+          <w:trHeight w:val="270"/>
+        </w:trPr>
+        <w:tc>
+          <w:tcPr>
+            <w:tcW w:w="1228" w:type="dxa"/>
+            <w:tcBorders>
+              <w:top w:val="nil"/>
+              <w:left w:val="single" w:sz="4" w:space="0" w:color="auto"/>
+              <w:bottom w:val="single" w:sz="4" w:space="0" w:color="auto"/>
+              <w:right w:val="single" w:sz="4" w:space="0" w:color="auto"/>
+            </w:tcBorders>
+            <w:noWrap/>
+            <w:vAlign w:val="bottom"/>
+            <w:hideMark/>
+          </w:tcPr>
+          <w:p>
+            <w:pPr>
+              <w:spacing w:after="0" w:line="240" w:lineRule="auto"/>
+              <w:jc w:val="center"/>
+              <w:rPr>
+                <w:rFonts w:ascii="Calibri" w:eastAsia="Times New Roman" w:hAnsi="Calibri" w:cs="Calibri"/>
+                <w:color w:val="000000"/>
+                <w:kern w:val="0"/>
+                <w:sz w:val="22"/>
+                <w:szCs w:val="22"/>
+                <w:lang w:eastAsia="es-ES"/>
+                <w14:ligatures w14:val="none"/>
+              </w:rPr>
+            </w:pPr>
+            <w:r>
+              <w:rPr>
+                <w:rFonts w:ascii="Calibri" w:eastAsia="Times New Roman" w:hAnsi="Calibri" w:cs="Calibri"/>
+                <w:color w:val="000000"/>
+                <w:kern w:val="0"/>
+                <w:sz w:val="22"/>
+                <w:szCs w:val="22"/>
+                <w:lang w:eastAsia="es-ES"/>
+                <w14:ligatures w14:val="none"/>
+              </w:rPr>
+              <w:t>4</w:t>
+            </w:r>
+          </w:p>
+        </w:tc>
+        <w:tc>
+          <w:tcPr>
+            <w:tcW w:w="1874" w:type="dxa"/>
             <w:tcBorders>
               <w:top w:val="nil"/>
               <w:left w:val="nil"/>
@@ -3401,33 +4651,34 @@
           <w:p>
             <w:pPr>
               <w:spacing w:after="0" w:line="240" w:lineRule="auto"/>
-              <w:rPr>
-                <w:rFonts w:ascii="Calibri" w:eastAsia="Times New Roman" w:hAnsi="Calibri" w:cs="Calibri"/>
-                <w:color w:val="000000"/>
-                <w:kern w:val="0"/>
-                <w:sz w:val="22"/>
-                <w:szCs w:val="22"/>
-                <w:lang w:eastAsia="es-ES"/>
-                <w14:ligatures w14:val="none"/>
-              </w:rPr>
-            </w:pPr>
-            <w:r>
-              <w:rPr>
-                <w:rFonts w:ascii="Calibri" w:eastAsia="Times New Roman" w:hAnsi="Calibri" w:cs="Calibri"/>
-                <w:color w:val="000000"/>
-                <w:kern w:val="0"/>
-                <w:sz w:val="22"/>
-                <w:szCs w:val="22"/>
-                <w:lang w:eastAsia="es-ES"/>
-                <w14:ligatures w14:val="none"/>
-              </w:rPr>
-              <w:t xml:space="preserve">                   39.1435 </w:t>
-            </w:r>
-          </w:p>
-        </w:tc>
-        <w:tc>
-          <w:tcPr>
-            <w:tcW w:w="1661" w:type="dxa"/>
+              <w:jc w:val="center"/>
+              <w:rPr>
+                <w:rFonts w:ascii="Calibri" w:eastAsia="Times New Roman" w:hAnsi="Calibri" w:cs="Calibri"/>
+                <w:color w:val="000000"/>
+                <w:kern w:val="0"/>
+                <w:sz w:val="22"/>
+                <w:szCs w:val="22"/>
+                <w:lang w:eastAsia="es-ES"/>
+                <w14:ligatures w14:val="none"/>
+              </w:rPr>
+            </w:pPr>
+            <w:r>
+              <w:rPr>
+                <w:rFonts w:ascii="Calibri" w:eastAsia="Times New Roman" w:hAnsi="Calibri" w:cs="Calibri"/>
+                <w:color w:val="000000"/>
+                <w:kern w:val="0"/>
+                <w:sz w:val="22"/>
+                <w:szCs w:val="22"/>
+                <w:lang w:eastAsia="es-ES"/>
+                <w14:ligatures w14:val="none"/>
+              </w:rPr>
+              <w:t xml:space="preserve">             0.1831 </w:t>
+            </w:r>
+          </w:p>
+        </w:tc>
+        <w:tc>
+          <w:tcPr>
+            <w:tcW w:w="2291" w:type="dxa"/>
             <w:tcBorders>
               <w:top w:val="nil"/>
               <w:left w:val="nil"/>
@@ -3441,38 +4692,39 @@
           <w:p>
             <w:pPr>
               <w:spacing w:after="0" w:line="240" w:lineRule="auto"/>
-              <w:rPr>
-                <w:rFonts w:ascii="Calibri" w:eastAsia="Times New Roman" w:hAnsi="Calibri" w:cs="Calibri"/>
-                <w:color w:val="000000"/>
-                <w:kern w:val="0"/>
-                <w:sz w:val="22"/>
-                <w:szCs w:val="22"/>
-                <w:lang w:eastAsia="es-ES"/>
-                <w14:ligatures w14:val="none"/>
-              </w:rPr>
-            </w:pPr>
-            <w:r>
-              <w:rPr>
-                <w:rFonts w:ascii="Calibri" w:eastAsia="Times New Roman" w:hAnsi="Calibri" w:cs="Calibri"/>
-                <w:color w:val="000000"/>
-                <w:kern w:val="0"/>
-                <w:sz w:val="22"/>
-                <w:szCs w:val="22"/>
-                <w:lang w:eastAsia="es-ES"/>
-                <w14:ligatures w14:val="none"/>
-              </w:rPr>
-              <w:t xml:space="preserve">               8.1045 </w:t>
+              <w:jc w:val="center"/>
+              <w:rPr>
+                <w:rFonts w:ascii="Calibri" w:eastAsia="Times New Roman" w:hAnsi="Calibri" w:cs="Calibri"/>
+                <w:color w:val="000000"/>
+                <w:kern w:val="0"/>
+                <w:sz w:val="22"/>
+                <w:szCs w:val="22"/>
+                <w:lang w:eastAsia="es-ES"/>
+                <w14:ligatures w14:val="none"/>
+              </w:rPr>
+            </w:pPr>
+            <w:r>
+              <w:rPr>
+                <w:rFonts w:ascii="Calibri" w:eastAsia="Times New Roman" w:hAnsi="Calibri" w:cs="Calibri"/>
+                <w:color w:val="000000"/>
+                <w:kern w:val="0"/>
+                <w:sz w:val="22"/>
+                <w:szCs w:val="22"/>
+                <w:lang w:eastAsia="es-ES"/>
+                <w14:ligatures w14:val="none"/>
+              </w:rPr>
+              <w:t xml:space="preserve">                              0.1790 </w:t>
             </w:r>
           </w:p>
         </w:tc>
       </w:tr>
       <w:tr>
         <w:trPr>
-          <w:trHeight w:val="286"/>
+          <w:trHeight w:val="19"/>
         </w:trPr>
         <w:tc>
           <w:tcPr>
-            <w:tcW w:w="1057" w:type="dxa"/>
+            <w:tcW w:w="1228" w:type="dxa"/>
             <w:tcBorders>
               <w:top w:val="nil"/>
               <w:left w:val="single" w:sz="4" w:space="0" w:color="auto"/>
@@ -3507,13 +4759,13 @@
                 <w:lang w:eastAsia="es-ES"/>
                 <w14:ligatures w14:val="none"/>
               </w:rPr>
-              <w:t>17</w:t>
-            </w:r>
-          </w:p>
-        </w:tc>
-        <w:tc>
-          <w:tcPr>
-            <w:tcW w:w="1432" w:type="dxa"/>
+              <w:t>7</w:t>
+            </w:r>
+          </w:p>
+        </w:tc>
+        <w:tc>
+          <w:tcPr>
+            <w:tcW w:w="1874" w:type="dxa"/>
             <w:tcBorders>
               <w:top w:val="nil"/>
               <w:left w:val="nil"/>
@@ -3527,33 +4779,34 @@
           <w:p>
             <w:pPr>
               <w:spacing w:after="0" w:line="240" w:lineRule="auto"/>
-              <w:rPr>
-                <w:rFonts w:ascii="Calibri" w:eastAsia="Times New Roman" w:hAnsi="Calibri" w:cs="Calibri"/>
-                <w:color w:val="000000"/>
-                <w:kern w:val="0"/>
-                <w:sz w:val="22"/>
-                <w:szCs w:val="22"/>
-                <w:lang w:eastAsia="es-ES"/>
-                <w14:ligatures w14:val="none"/>
-              </w:rPr>
-            </w:pPr>
-            <w:r>
-              <w:rPr>
-                <w:rFonts w:ascii="Calibri" w:eastAsia="Times New Roman" w:hAnsi="Calibri" w:cs="Calibri"/>
-                <w:color w:val="000000"/>
-                <w:kern w:val="0"/>
-                <w:sz w:val="22"/>
-                <w:szCs w:val="22"/>
-                <w:lang w:eastAsia="es-ES"/>
-                <w14:ligatures w14:val="none"/>
-              </w:rPr>
-              <w:t xml:space="preserve">         69.5448 </w:t>
-            </w:r>
-          </w:p>
-        </w:tc>
-        <w:tc>
-          <w:tcPr>
-            <w:tcW w:w="1432" w:type="dxa"/>
+              <w:jc w:val="center"/>
+              <w:rPr>
+                <w:rFonts w:ascii="Calibri" w:eastAsia="Times New Roman" w:hAnsi="Calibri" w:cs="Calibri"/>
+                <w:color w:val="000000"/>
+                <w:kern w:val="0"/>
+                <w:sz w:val="22"/>
+                <w:szCs w:val="22"/>
+                <w:lang w:eastAsia="es-ES"/>
+                <w14:ligatures w14:val="none"/>
+              </w:rPr>
+            </w:pPr>
+            <w:r>
+              <w:rPr>
+                <w:rFonts w:ascii="Calibri" w:eastAsia="Times New Roman" w:hAnsi="Calibri" w:cs="Calibri"/>
+                <w:color w:val="000000"/>
+                <w:kern w:val="0"/>
+                <w:sz w:val="22"/>
+                <w:szCs w:val="22"/>
+                <w:lang w:eastAsia="es-ES"/>
+                <w14:ligatures w14:val="none"/>
+              </w:rPr>
+              <w:t xml:space="preserve">             0.2845 </w:t>
+            </w:r>
+          </w:p>
+        </w:tc>
+        <w:tc>
+          <w:tcPr>
+            <w:tcW w:w="2291" w:type="dxa"/>
             <w:tcBorders>
               <w:top w:val="nil"/>
               <w:left w:val="nil"/>
@@ -3567,33 +4820,80 @@
           <w:p>
             <w:pPr>
               <w:spacing w:after="0" w:line="240" w:lineRule="auto"/>
-              <w:rPr>
-                <w:rFonts w:ascii="Calibri" w:eastAsia="Times New Roman" w:hAnsi="Calibri" w:cs="Calibri"/>
-                <w:color w:val="000000"/>
-                <w:kern w:val="0"/>
-                <w:sz w:val="22"/>
-                <w:szCs w:val="22"/>
-                <w:lang w:eastAsia="es-ES"/>
-                <w14:ligatures w14:val="none"/>
-              </w:rPr>
-            </w:pPr>
-            <w:r>
-              <w:rPr>
-                <w:rFonts w:ascii="Calibri" w:eastAsia="Times New Roman" w:hAnsi="Calibri" w:cs="Calibri"/>
-                <w:color w:val="000000"/>
-                <w:kern w:val="0"/>
-                <w:sz w:val="22"/>
-                <w:szCs w:val="22"/>
-                <w:lang w:eastAsia="es-ES"/>
-                <w14:ligatures w14:val="none"/>
-              </w:rPr>
-              <w:t xml:space="preserve">         30.4552 </w:t>
-            </w:r>
-          </w:p>
-        </w:tc>
-        <w:tc>
-          <w:tcPr>
-            <w:tcW w:w="1960" w:type="dxa"/>
+              <w:jc w:val="center"/>
+              <w:rPr>
+                <w:rFonts w:ascii="Calibri" w:eastAsia="Times New Roman" w:hAnsi="Calibri" w:cs="Calibri"/>
+                <w:color w:val="000000"/>
+                <w:kern w:val="0"/>
+                <w:sz w:val="22"/>
+                <w:szCs w:val="22"/>
+                <w:lang w:eastAsia="es-ES"/>
+                <w14:ligatures w14:val="none"/>
+              </w:rPr>
+            </w:pPr>
+            <w:r>
+              <w:rPr>
+                <w:rFonts w:ascii="Calibri" w:eastAsia="Times New Roman" w:hAnsi="Calibri" w:cs="Calibri"/>
+                <w:color w:val="000000"/>
+                <w:kern w:val="0"/>
+                <w:sz w:val="22"/>
+                <w:szCs w:val="22"/>
+                <w:lang w:eastAsia="es-ES"/>
+                <w14:ligatures w14:val="none"/>
+              </w:rPr>
+              <w:t xml:space="preserve">                              0.2752 </w:t>
+            </w:r>
+          </w:p>
+        </w:tc>
+      </w:tr>
+      <w:tr>
+        <w:trPr>
+          <w:trHeight w:val="19"/>
+        </w:trPr>
+        <w:tc>
+          <w:tcPr>
+            <w:tcW w:w="1228" w:type="dxa"/>
+            <w:tcBorders>
+              <w:top w:val="nil"/>
+              <w:left w:val="single" w:sz="4" w:space="0" w:color="auto"/>
+              <w:bottom w:val="single" w:sz="4" w:space="0" w:color="auto"/>
+              <w:right w:val="single" w:sz="4" w:space="0" w:color="auto"/>
+            </w:tcBorders>
+            <w:noWrap/>
+            <w:vAlign w:val="bottom"/>
+            <w:hideMark/>
+          </w:tcPr>
+          <w:p>
+            <w:pPr>
+              <w:spacing w:after="0" w:line="240" w:lineRule="auto"/>
+              <w:jc w:val="center"/>
+              <w:rPr>
+                <w:rFonts w:ascii="Calibri" w:eastAsia="Times New Roman" w:hAnsi="Calibri" w:cs="Calibri"/>
+                <w:color w:val="000000"/>
+                <w:kern w:val="0"/>
+                <w:sz w:val="22"/>
+                <w:szCs w:val="22"/>
+                <w:lang w:eastAsia="es-ES"/>
+                <w14:ligatures w14:val="none"/>
+              </w:rPr>
+            </w:pPr>
+            <w:r>
+              <w:rPr>
+                <w:rFonts w:ascii="Calibri" w:eastAsia="Times New Roman" w:hAnsi="Calibri" w:cs="Calibri"/>
+                <w:color w:val="000000"/>
+                <w:kern w:val="0"/>
+                <w:sz w:val="22"/>
+                <w:szCs w:val="22"/>
+                <w:lang w:eastAsia="es-ES"/>
+                <w14:ligatures w14:val="none"/>
+              </w:rPr>
+              <w:t>9</w:t>
+            </w:r>
+          </w:p>
+        </w:tc>
+        <w:tc>
+          <w:tcPr>
+            <w:tcW w:w="1874" w:type="dxa"/>
             <w:tcBorders>
               <w:top w:val="nil"/>
               <w:left w:val="nil"/>
@@ -3607,33 +4907,34 @@
           <w:p>
             <w:pPr>
               <w:spacing w:after="0" w:line="240" w:lineRule="auto"/>
-              <w:rPr>
-                <w:rFonts w:ascii="Calibri" w:eastAsia="Times New Roman" w:hAnsi="Calibri" w:cs="Calibri"/>
-                <w:color w:val="000000"/>
-                <w:kern w:val="0"/>
-                <w:sz w:val="22"/>
-                <w:szCs w:val="22"/>
-                <w:lang w:eastAsia="es-ES"/>
-                <w14:ligatures w14:val="none"/>
-              </w:rPr>
-            </w:pPr>
-            <w:r>
-              <w:rPr>
-                <w:rFonts w:ascii="Calibri" w:eastAsia="Times New Roman" w:hAnsi="Calibri" w:cs="Calibri"/>
-                <w:color w:val="000000"/>
-                <w:kern w:val="0"/>
-                <w:sz w:val="22"/>
-                <w:szCs w:val="22"/>
-                <w:lang w:eastAsia="es-ES"/>
-                <w14:ligatures w14:val="none"/>
-              </w:rPr>
-              <w:t xml:space="preserve">                   32.4692 </w:t>
-            </w:r>
-          </w:p>
-        </w:tc>
-        <w:tc>
-          <w:tcPr>
-            <w:tcW w:w="1661" w:type="dxa"/>
+              <w:jc w:val="center"/>
+              <w:rPr>
+                <w:rFonts w:ascii="Calibri" w:eastAsia="Times New Roman" w:hAnsi="Calibri" w:cs="Calibri"/>
+                <w:color w:val="000000"/>
+                <w:kern w:val="0"/>
+                <w:sz w:val="22"/>
+                <w:szCs w:val="22"/>
+                <w:lang w:eastAsia="es-ES"/>
+                <w14:ligatures w14:val="none"/>
+              </w:rPr>
+            </w:pPr>
+            <w:r>
+              <w:rPr>
+                <w:rFonts w:ascii="Calibri" w:eastAsia="Times New Roman" w:hAnsi="Calibri" w:cs="Calibri"/>
+                <w:color w:val="000000"/>
+                <w:kern w:val="0"/>
+                <w:sz w:val="22"/>
+                <w:szCs w:val="22"/>
+                <w:lang w:eastAsia="es-ES"/>
+                <w14:ligatures w14:val="none"/>
+              </w:rPr>
+              <w:t xml:space="preserve">             0.4932 </w:t>
+            </w:r>
+          </w:p>
+        </w:tc>
+        <w:tc>
+          <w:tcPr>
+            <w:tcW w:w="2291" w:type="dxa"/>
             <w:tcBorders>
               <w:top w:val="nil"/>
               <w:left w:val="nil"/>
@@ -3647,38 +4948,39 @@
           <w:p>
             <w:pPr>
               <w:spacing w:after="0" w:line="240" w:lineRule="auto"/>
-              <w:rPr>
-                <w:rFonts w:ascii="Calibri" w:eastAsia="Times New Roman" w:hAnsi="Calibri" w:cs="Calibri"/>
-                <w:color w:val="000000"/>
-                <w:kern w:val="0"/>
-                <w:sz w:val="22"/>
-                <w:szCs w:val="22"/>
-                <w:lang w:eastAsia="es-ES"/>
-                <w14:ligatures w14:val="none"/>
-              </w:rPr>
-            </w:pPr>
-            <w:r>
-              <w:rPr>
-                <w:rFonts w:ascii="Calibri" w:eastAsia="Times New Roman" w:hAnsi="Calibri" w:cs="Calibri"/>
-                <w:color w:val="000000"/>
-                <w:kern w:val="0"/>
-                <w:sz w:val="22"/>
-                <w:szCs w:val="22"/>
-                <w:lang w:eastAsia="es-ES"/>
-                <w14:ligatures w14:val="none"/>
-              </w:rPr>
-              <w:t xml:space="preserve">               9.8886 </w:t>
+              <w:jc w:val="center"/>
+              <w:rPr>
+                <w:rFonts w:ascii="Calibri" w:eastAsia="Times New Roman" w:hAnsi="Calibri" w:cs="Calibri"/>
+                <w:color w:val="000000"/>
+                <w:kern w:val="0"/>
+                <w:sz w:val="22"/>
+                <w:szCs w:val="22"/>
+                <w:lang w:eastAsia="es-ES"/>
+                <w14:ligatures w14:val="none"/>
+              </w:rPr>
+            </w:pPr>
+            <w:r>
+              <w:rPr>
+                <w:rFonts w:ascii="Calibri" w:eastAsia="Times New Roman" w:hAnsi="Calibri" w:cs="Calibri"/>
+                <w:color w:val="000000"/>
+                <w:kern w:val="0"/>
+                <w:sz w:val="22"/>
+                <w:szCs w:val="22"/>
+                <w:lang w:eastAsia="es-ES"/>
+                <w14:ligatures w14:val="none"/>
+              </w:rPr>
+              <w:t xml:space="preserve">                              0.4532 </w:t>
             </w:r>
           </w:p>
         </w:tc>
       </w:tr>
       <w:tr>
         <w:trPr>
-          <w:trHeight w:val="286"/>
+          <w:trHeight w:val="19"/>
         </w:trPr>
         <w:tc>
           <w:tcPr>
-            <w:tcW w:w="1057" w:type="dxa"/>
+            <w:tcW w:w="1228" w:type="dxa"/>
             <w:tcBorders>
               <w:top w:val="nil"/>
               <w:left w:val="single" w:sz="4" w:space="0" w:color="auto"/>
@@ -3713,13 +5015,13 @@
                 <w:lang w:eastAsia="es-ES"/>
                 <w14:ligatures w14:val="none"/>
               </w:rPr>
-              <w:t>32</w:t>
-            </w:r>
-          </w:p>
-        </w:tc>
-        <w:tc>
-          <w:tcPr>
-            <w:tcW w:w="1432" w:type="dxa"/>
+              <w:t>17</w:t>
+            </w:r>
+          </w:p>
+        </w:tc>
+        <w:tc>
+          <w:tcPr>
+            <w:tcW w:w="1874" w:type="dxa"/>
             <w:tcBorders>
               <w:top w:val="nil"/>
               <w:left w:val="nil"/>
@@ -3733,33 +5035,34 @@
           <w:p>
             <w:pPr>
               <w:spacing w:after="0" w:line="240" w:lineRule="auto"/>
-              <w:rPr>
-                <w:rFonts w:ascii="Calibri" w:eastAsia="Times New Roman" w:hAnsi="Calibri" w:cs="Calibri"/>
-                <w:color w:val="000000"/>
-                <w:kern w:val="0"/>
-                <w:sz w:val="22"/>
-                <w:szCs w:val="22"/>
-                <w:lang w:eastAsia="es-ES"/>
-                <w14:ligatures w14:val="none"/>
-              </w:rPr>
-            </w:pPr>
-            <w:r>
-              <w:rPr>
-                <w:rFonts w:ascii="Calibri" w:eastAsia="Times New Roman" w:hAnsi="Calibri" w:cs="Calibri"/>
-                <w:color w:val="000000"/>
-                <w:kern w:val="0"/>
-                <w:sz w:val="22"/>
-                <w:szCs w:val="22"/>
-                <w:lang w:eastAsia="es-ES"/>
-                <w14:ligatures w14:val="none"/>
-              </w:rPr>
-              <w:t xml:space="preserve">         54.1587 </w:t>
-            </w:r>
-          </w:p>
-        </w:tc>
-        <w:tc>
-          <w:tcPr>
-            <w:tcW w:w="1432" w:type="dxa"/>
+              <w:jc w:val="center"/>
+              <w:rPr>
+                <w:rFonts w:ascii="Calibri" w:eastAsia="Times New Roman" w:hAnsi="Calibri" w:cs="Calibri"/>
+                <w:color w:val="000000"/>
+                <w:kern w:val="0"/>
+                <w:sz w:val="22"/>
+                <w:szCs w:val="22"/>
+                <w:lang w:eastAsia="es-ES"/>
+                <w14:ligatures w14:val="none"/>
+              </w:rPr>
+            </w:pPr>
+            <w:r>
+              <w:rPr>
+                <w:rFonts w:ascii="Calibri" w:eastAsia="Times New Roman" w:hAnsi="Calibri" w:cs="Calibri"/>
+                <w:color w:val="000000"/>
+                <w:kern w:val="0"/>
+                <w:sz w:val="22"/>
+                <w:szCs w:val="22"/>
+                <w:lang w:eastAsia="es-ES"/>
+                <w14:ligatures w14:val="none"/>
+              </w:rPr>
+              <w:t xml:space="preserve">             0.9225 </w:t>
+            </w:r>
+          </w:p>
+        </w:tc>
+        <w:tc>
+          <w:tcPr>
+            <w:tcW w:w="2291" w:type="dxa"/>
             <w:tcBorders>
               <w:top w:val="nil"/>
               <w:left w:val="nil"/>
@@ -3773,33 +5076,80 @@
           <w:p>
             <w:pPr>
               <w:spacing w:after="0" w:line="240" w:lineRule="auto"/>
-              <w:rPr>
-                <w:rFonts w:ascii="Calibri" w:eastAsia="Times New Roman" w:hAnsi="Calibri" w:cs="Calibri"/>
-                <w:color w:val="000000"/>
-                <w:kern w:val="0"/>
-                <w:sz w:val="22"/>
-                <w:szCs w:val="22"/>
-                <w:lang w:eastAsia="es-ES"/>
-                <w14:ligatures w14:val="none"/>
-              </w:rPr>
-            </w:pPr>
-            <w:r>
-              <w:rPr>
-                <w:rFonts w:ascii="Calibri" w:eastAsia="Times New Roman" w:hAnsi="Calibri" w:cs="Calibri"/>
-                <w:color w:val="000000"/>
-                <w:kern w:val="0"/>
-                <w:sz w:val="22"/>
-                <w:szCs w:val="22"/>
-                <w:lang w:eastAsia="es-ES"/>
-                <w14:ligatures w14:val="none"/>
-              </w:rPr>
-              <w:t xml:space="preserve">         45.8413 </w:t>
-            </w:r>
-          </w:p>
-        </w:tc>
-        <w:tc>
-          <w:tcPr>
-            <w:tcW w:w="1960" w:type="dxa"/>
+              <w:jc w:val="center"/>
+              <w:rPr>
+                <w:rFonts w:ascii="Calibri" w:eastAsia="Times New Roman" w:hAnsi="Calibri" w:cs="Calibri"/>
+                <w:color w:val="000000"/>
+                <w:kern w:val="0"/>
+                <w:sz w:val="22"/>
+                <w:szCs w:val="22"/>
+                <w:lang w:eastAsia="es-ES"/>
+                <w14:ligatures w14:val="none"/>
+              </w:rPr>
+            </w:pPr>
+            <w:r>
+              <w:rPr>
+                <w:rFonts w:ascii="Calibri" w:eastAsia="Times New Roman" w:hAnsi="Calibri" w:cs="Calibri"/>
+                <w:color w:val="000000"/>
+                <w:kern w:val="0"/>
+                <w:sz w:val="22"/>
+                <w:szCs w:val="22"/>
+                <w:lang w:eastAsia="es-ES"/>
+                <w14:ligatures w14:val="none"/>
+              </w:rPr>
+              <w:t xml:space="preserve">                              0.8313 </w:t>
+            </w:r>
+          </w:p>
+        </w:tc>
+      </w:tr>
+      <w:tr>
+        <w:trPr>
+          <w:trHeight w:val="19"/>
+        </w:trPr>
+        <w:tc>
+          <w:tcPr>
+            <w:tcW w:w="1228" w:type="dxa"/>
+            <w:tcBorders>
+              <w:top w:val="nil"/>
+              <w:left w:val="single" w:sz="4" w:space="0" w:color="auto"/>
+              <w:bottom w:val="single" w:sz="4" w:space="0" w:color="auto"/>
+              <w:right w:val="single" w:sz="4" w:space="0" w:color="auto"/>
+            </w:tcBorders>
+            <w:noWrap/>
+            <w:vAlign w:val="bottom"/>
+            <w:hideMark/>
+          </w:tcPr>
+          <w:p>
+            <w:pPr>
+              <w:spacing w:after="0" w:line="240" w:lineRule="auto"/>
+              <w:jc w:val="center"/>
+              <w:rPr>
+                <w:rFonts w:ascii="Calibri" w:eastAsia="Times New Roman" w:hAnsi="Calibri" w:cs="Calibri"/>
+                <w:color w:val="000000"/>
+                <w:kern w:val="0"/>
+                <w:sz w:val="22"/>
+                <w:szCs w:val="22"/>
+                <w:lang w:eastAsia="es-ES"/>
+                <w14:ligatures w14:val="none"/>
+              </w:rPr>
+            </w:pPr>
+            <w:r>
+              <w:rPr>
+                <w:rFonts w:ascii="Calibri" w:eastAsia="Times New Roman" w:hAnsi="Calibri" w:cs="Calibri"/>
+                <w:color w:val="000000"/>
+                <w:kern w:val="0"/>
+                <w:sz w:val="22"/>
+                <w:szCs w:val="22"/>
+                <w:lang w:eastAsia="es-ES"/>
+                <w14:ligatures w14:val="none"/>
+              </w:rPr>
+              <w:t>32</w:t>
+            </w:r>
+          </w:p>
+        </w:tc>
+        <w:tc>
+          <w:tcPr>
+            <w:tcW w:w="1874" w:type="dxa"/>
             <w:tcBorders>
               <w:top w:val="nil"/>
               <w:left w:val="nil"/>
@@ -3813,33 +5163,34 @@
           <w:p>
             <w:pPr>
               <w:spacing w:after="0" w:line="240" w:lineRule="auto"/>
-              <w:rPr>
-                <w:rFonts w:ascii="Calibri" w:eastAsia="Times New Roman" w:hAnsi="Calibri" w:cs="Calibri"/>
-                <w:color w:val="000000"/>
-                <w:kern w:val="0"/>
-                <w:sz w:val="22"/>
-                <w:szCs w:val="22"/>
-                <w:lang w:eastAsia="es-ES"/>
-                <w14:ligatures w14:val="none"/>
-              </w:rPr>
-            </w:pPr>
-            <w:r>
-              <w:rPr>
-                <w:rFonts w:ascii="Calibri" w:eastAsia="Times New Roman" w:hAnsi="Calibri" w:cs="Calibri"/>
-                <w:color w:val="000000"/>
-                <w:kern w:val="0"/>
-                <w:sz w:val="22"/>
-                <w:szCs w:val="22"/>
-                <w:lang w:eastAsia="es-ES"/>
-                <w14:ligatures w14:val="none"/>
-              </w:rPr>
-              <w:t xml:space="preserve">                     8.2641 </w:t>
-            </w:r>
-          </w:p>
-        </w:tc>
-        <w:tc>
-          <w:tcPr>
-            <w:tcW w:w="1661" w:type="dxa"/>
+              <w:jc w:val="center"/>
+              <w:rPr>
+                <w:rFonts w:ascii="Calibri" w:eastAsia="Times New Roman" w:hAnsi="Calibri" w:cs="Calibri"/>
+                <w:color w:val="000000"/>
+                <w:kern w:val="0"/>
+                <w:sz w:val="22"/>
+                <w:szCs w:val="22"/>
+                <w:lang w:eastAsia="es-ES"/>
+                <w14:ligatures w14:val="none"/>
+              </w:rPr>
+            </w:pPr>
+            <w:r>
+              <w:rPr>
+                <w:rFonts w:ascii="Calibri" w:eastAsia="Times New Roman" w:hAnsi="Calibri" w:cs="Calibri"/>
+                <w:color w:val="000000"/>
+                <w:kern w:val="0"/>
+                <w:sz w:val="22"/>
+                <w:szCs w:val="22"/>
+                <w:lang w:eastAsia="es-ES"/>
+                <w14:ligatures w14:val="none"/>
+              </w:rPr>
+              <w:t xml:space="preserve">             2.4276 </w:t>
+            </w:r>
+          </w:p>
+        </w:tc>
+        <w:tc>
+          <w:tcPr>
+            <w:tcW w:w="2291" w:type="dxa"/>
             <w:tcBorders>
               <w:top w:val="nil"/>
               <w:left w:val="nil"/>
@@ -3853,27 +5204,28 @@
           <w:p>
             <w:pPr>
               <w:spacing w:after="0" w:line="240" w:lineRule="auto"/>
-              <w:rPr>
-                <w:rFonts w:ascii="Calibri" w:eastAsia="Times New Roman" w:hAnsi="Calibri" w:cs="Calibri"/>
-                <w:color w:val="000000"/>
-                <w:kern w:val="0"/>
-                <w:sz w:val="22"/>
-                <w:szCs w:val="22"/>
-                <w:lang w:eastAsia="es-ES"/>
-                <w14:ligatures w14:val="none"/>
-              </w:rPr>
-            </w:pPr>
-            <w:r>
-              <w:rPr>
-                <w:rFonts w:ascii="Calibri" w:eastAsia="Times New Roman" w:hAnsi="Calibri" w:cs="Calibri"/>
-                <w:color w:val="000000"/>
-                <w:kern w:val="0"/>
-                <w:sz w:val="22"/>
-                <w:szCs w:val="22"/>
-                <w:lang w:eastAsia="es-ES"/>
-                <w14:ligatures w14:val="none"/>
-              </w:rPr>
-              <w:t xml:space="preserve">               3.7884 </w:t>
+              <w:jc w:val="center"/>
+              <w:rPr>
+                <w:rFonts w:ascii="Calibri" w:eastAsia="Times New Roman" w:hAnsi="Calibri" w:cs="Calibri"/>
+                <w:color w:val="000000"/>
+                <w:kern w:val="0"/>
+                <w:sz w:val="22"/>
+                <w:szCs w:val="22"/>
+                <w:lang w:eastAsia="es-ES"/>
+                <w14:ligatures w14:val="none"/>
+              </w:rPr>
+            </w:pPr>
+            <w:r>
+              <w:rPr>
+                <w:rFonts w:ascii="Calibri" w:eastAsia="Times New Roman" w:hAnsi="Calibri" w:cs="Calibri"/>
+                <w:color w:val="000000"/>
+                <w:kern w:val="0"/>
+                <w:sz w:val="22"/>
+                <w:szCs w:val="22"/>
+                <w:lang w:eastAsia="es-ES"/>
+                <w14:ligatures w14:val="none"/>
+              </w:rPr>
+              <w:t xml:space="preserve">                              2.3357 </w:t>
             </w:r>
           </w:p>
         </w:tc>
@@ -3896,307 +5248,502 @@
         <w:rPr>
           <w:rFonts w:ascii="Times New Roman" w:hAnsi="Times New Roman" w:cs="Times New Roman"/>
         </w:rPr>
-        <w:t xml:space="preserve">La Tabla 2 analiza la composición del </w:t>
-      </w:r>
-      <w:proofErr w:type="spellStart"/>
-      <w:r>
-        <w:rPr>
-          <w:rFonts w:ascii="Times New Roman" w:hAnsi="Times New Roman" w:cs="Times New Roman"/>
-        </w:rPr>
-        <w:t>bitstream</w:t>
-      </w:r>
-      <w:proofErr w:type="spellEnd"/>
-      <w:r>
-        <w:rPr>
-          <w:rFonts w:ascii="Times New Roman" w:hAnsi="Times New Roman" w:cs="Times New Roman"/>
-        </w:rPr>
-        <w:t xml:space="preserve"> final y la eficiencia perdida por transmitir los valores crudos sin codificar. La columna %</w:t>
-      </w:r>
-      <w:proofErr w:type="spellStart"/>
-      <w:r>
-        <w:rPr>
-          <w:rFonts w:ascii="Times New Roman" w:hAnsi="Times New Roman" w:cs="Times New Roman"/>
-        </w:rPr>
-        <w:t>bpp_raw</w:t>
-      </w:r>
-      <w:proofErr w:type="spellEnd"/>
-      <w:r>
-        <w:rPr>
-          <w:rFonts w:ascii="Times New Roman" w:hAnsi="Times New Roman" w:cs="Times New Roman"/>
-        </w:rPr>
-        <w:t xml:space="preserve"> muestra que la fracción del </w:t>
-      </w:r>
-      <w:proofErr w:type="spellStart"/>
-      <w:r>
-        <w:rPr>
-          <w:rFonts w:ascii="Times New Roman" w:hAnsi="Times New Roman" w:cs="Times New Roman"/>
-        </w:rPr>
-        <w:t>bitstream</w:t>
-      </w:r>
-      <w:proofErr w:type="spellEnd"/>
-      <w:r>
-        <w:rPr>
-          <w:rFonts w:ascii="Times New Roman" w:hAnsi="Times New Roman" w:cs="Times New Roman"/>
-        </w:rPr>
-        <w:t xml:space="preserve"> ocupada por los valores crudos crece consistentemente con el número de clases, pasando del 8.98% con 4 clases al 45.84% con 32 clases. Sin </w:t>
-      </w:r>
+        <w:t xml:space="preserve">La Tabla 2 </w:t>
+      </w:r>
+      <w:r>
+        <w:rPr>
+          <w:rFonts w:ascii="Times New Roman" w:hAnsi="Times New Roman" w:cs="Times New Roman"/>
+        </w:rPr>
+        <w:t xml:space="preserve">la eficiencia de compresión data por la siguiente </w:t>
+      </w:r>
+      <w:r>
+        <w:rPr>
+          <w:rFonts w:ascii="Times New Roman" w:hAnsi="Times New Roman" w:cs="Times New Roman"/>
+        </w:rPr>
+        <w:t>fórmula</w:t>
+      </w:r>
+      <w:r>
+        <w:rPr>
+          <w:rFonts w:ascii="Times New Roman" w:hAnsi="Times New Roman" w:cs="Times New Roman"/>
+        </w:rPr>
+        <w:t xml:space="preserve"> para los bits de decisión los valores crudos y la suma de estos dos que componen el total de la imagen </w:t>
+      </w:r>
+    </w:p>
+    <w:p>
+      <w:pPr>
+        <w:rPr>
+          <w:rFonts w:ascii="Times New Roman" w:hAnsi="Times New Roman" w:cs="Times New Roman"/>
+        </w:rPr>
+      </w:pPr>
+      <m:oMathPara>
+        <m:oMath>
+          <m:r>
+            <w:rPr>
+              <w:rFonts w:ascii="Cambria Math" w:hAnsi="Cambria Math"/>
+            </w:rPr>
+            <m:t xml:space="preserve">η = </m:t>
+          </m:r>
+          <m:f>
+            <m:fPr>
+              <m:ctrlPr>
+                <w:rPr>
+                  <w:rFonts w:ascii="Cambria Math" w:hAnsi="Cambria Math"/>
+                  <w:i/>
+                </w:rPr>
+              </m:ctrlPr>
+            </m:fPr>
+            <m:num>
+              <m:r>
+                <w:rPr>
+                  <w:rFonts w:ascii="Cambria Math" w:hAnsi="Cambria Math"/>
+                </w:rPr>
+                <m:t>expetecd compressed bit rate (bps)</m:t>
+              </m:r>
+            </m:num>
+            <m:den>
+              <m:r>
+                <w:rPr>
+                  <w:rFonts w:ascii="Cambria Math" w:hAnsi="Cambria Math"/>
+                </w:rPr>
+                <m:t>real bit rate (bps)</m:t>
+              </m:r>
+            </m:den>
+          </m:f>
+          <m:r>
+            <w:rPr>
+              <w:rFonts w:ascii="Cambria Math" w:hAnsi="Cambria Math"/>
+            </w:rPr>
+            <m:t xml:space="preserve"> </m:t>
+          </m:r>
+        </m:oMath>
+      </m:oMathPara>
+    </w:p>
+    <w:p>
+      <w:pPr>
+        <w:rPr>
+          <w:rFonts w:ascii="Times New Roman" w:hAnsi="Times New Roman" w:cs="Times New Roman"/>
+        </w:rPr>
+      </w:pPr>
+      <w:r>
+        <w:rPr>
+          <w:rFonts w:ascii="Times New Roman" w:hAnsi="Times New Roman" w:cs="Times New Roman"/>
+        </w:rPr>
+        <w:t xml:space="preserve">La eficiencia de los bits de decisión es 1, valor es esperado para un arithmetic encoder. Para los valores crudos la eficiencia se pierde, pues estos tienen una </w:t>
+      </w:r>
+      <w:r>
+        <w:rPr>
+          <w:rFonts w:ascii="Times New Roman" w:hAnsi="Times New Roman" w:cs="Times New Roman"/>
+        </w:rPr>
+        <w:t>representación fija de ceil(log2(32))</w:t>
+      </w:r>
+      <w:r>
+        <w:rPr>
+          <w:rFonts w:ascii="Times New Roman" w:hAnsi="Times New Roman" w:cs="Times New Roman"/>
+        </w:rPr>
+        <w:t xml:space="preserve"> bits y no se codifican por entropía. Est</w:t>
+      </w:r>
+      <w:r>
+        <w:rPr>
+          <w:rFonts w:ascii="Times New Roman" w:hAnsi="Times New Roman" w:cs="Times New Roman"/>
+        </w:rPr>
+        <w:t>a</w:t>
+      </w:r>
+      <w:r>
+        <w:rPr>
+          <w:rFonts w:ascii="Times New Roman" w:hAnsi="Times New Roman" w:cs="Times New Roman"/>
+        </w:rPr>
+        <w:t xml:space="preserve"> </w:t>
+      </w:r>
+      <w:r>
+        <w:rPr>
+          <w:rFonts w:ascii="Times New Roman" w:hAnsi="Times New Roman" w:cs="Times New Roman"/>
+        </w:rPr>
+        <w:t>pérdida</w:t>
+      </w:r>
+      <w:r>
+        <w:rPr>
+          <w:rFonts w:ascii="Times New Roman" w:hAnsi="Times New Roman" w:cs="Times New Roman"/>
+        </w:rPr>
+        <w:t xml:space="preserve"> se ve reflejada </w:t>
+      </w:r>
+      <w:r>
+        <w:rPr>
+          <w:rFonts w:ascii="Times New Roman" w:hAnsi="Times New Roman" w:cs="Times New Roman"/>
+        </w:rPr>
+        <w:t>la eficiencia del pipeline general.</w:t>
+      </w:r>
+    </w:p>
+    <w:p>
+      <w:pPr>
+        <w:rPr>
+          <w:rFonts w:ascii="Times New Roman" w:hAnsi="Times New Roman" w:cs="Times New Roman"/>
+        </w:rPr>
+      </w:pPr>
+      <w:r>
+        <w:rPr>
+          <w:rFonts w:ascii="Times New Roman" w:hAnsi="Times New Roman" w:cs="Times New Roman"/>
+        </w:rPr>
+        <w:t xml:space="preserve">Anteriormente se vio que a mayor </w:t>
+      </w:r>
+      <w:r>
+        <w:rPr>
+          <w:rFonts w:ascii="Times New Roman" w:hAnsi="Times New Roman" w:cs="Times New Roman"/>
+        </w:rPr>
+        <w:t>número</w:t>
+      </w:r>
+      <w:r>
+        <w:rPr>
+          <w:rFonts w:ascii="Times New Roman" w:hAnsi="Times New Roman" w:cs="Times New Roman"/>
+        </w:rPr>
+        <w:t xml:space="preserve"> de clases crece el porcentaje de valores crudos. Sin embargo, la eficiencia de los valores crudos no es de las más bajas, de </w:t>
+      </w:r>
+      <w:r>
+        <w:rPr>
+          <w:rFonts w:ascii="Times New Roman" w:hAnsi="Times New Roman" w:cs="Times New Roman"/>
+        </w:rPr>
+        <w:t>hecho,</w:t>
+      </w:r>
+      <w:r>
+        <w:rPr>
+          <w:rFonts w:ascii="Times New Roman" w:hAnsi="Times New Roman" w:cs="Times New Roman"/>
+        </w:rPr>
+        <w:t xml:space="preserve"> es las </w:t>
+      </w:r>
+      <w:r>
+        <w:rPr>
+          <w:rFonts w:ascii="Times New Roman" w:hAnsi="Times New Roman" w:cs="Times New Roman"/>
+        </w:rPr>
+        <w:t>más</w:t>
+      </w:r>
+      <w:r>
+        <w:rPr>
+          <w:rFonts w:ascii="Times New Roman" w:hAnsi="Times New Roman" w:cs="Times New Roman"/>
+        </w:rPr>
+        <w:t xml:space="preserve"> alta</w:t>
+      </w:r>
+      <w:r>
+        <w:rPr>
+          <w:rFonts w:ascii="Times New Roman" w:hAnsi="Times New Roman" w:cs="Times New Roman"/>
+        </w:rPr>
+        <w:t>s</w:t>
+      </w:r>
+      <w:r>
+        <w:rPr>
+          <w:rFonts w:ascii="Times New Roman" w:hAnsi="Times New Roman" w:cs="Times New Roman"/>
+        </w:rPr>
+        <w:t>.</w:t>
+      </w:r>
+      <w:r>
+        <w:rPr>
+          <w:rFonts w:ascii="Times New Roman" w:hAnsi="Times New Roman" w:cs="Times New Roman"/>
+        </w:rPr>
+        <w:t xml:space="preserve"> </w:t>
+      </w:r>
+    </w:p>
+    <w:p>
+      <w:pPr>
+        <w:rPr>
+          <w:rFonts w:ascii="Times New Roman" w:hAnsi="Times New Roman" w:cs="Times New Roman"/>
+        </w:rPr>
+      </w:pPr>
+      <w:r>
+        <w:rPr>
+          <w:rFonts w:ascii="Times New Roman" w:hAnsi="Times New Roman" w:cs="Times New Roman"/>
+        </w:rPr>
+        <w:t>El algoritmo funciona casi óptimamente para los bits de decisión, pero la decisión de transmitir raw values sin codificar representa una limitación que se vuelve significativa con muchas clases.</w:t>
+      </w:r>
+    </w:p>
+    <w:p>
+      <w:pPr>
+        <w:rPr>
+          <w:rFonts w:ascii="Times New Roman" w:hAnsi="Times New Roman" w:cs="Times New Roman"/>
+        </w:rPr>
+      </w:pPr>
+      <w:r>
+        <w:rPr>
+          <w:rFonts w:ascii="Times New Roman" w:hAnsi="Times New Roman" w:cs="Times New Roman"/>
+        </w:rPr>
+        <w:t xml:space="preserve">  </w:t>
+      </w:r>
+      <w:r>
+        <w:rPr>
+          <w:rFonts w:ascii="Times New Roman" w:hAnsi="Times New Roman" w:cs="Times New Roman"/>
+        </w:rPr>
+        <w:t>(Cuanto se mejora codificarlos por entropía)</w:t>
+      </w:r>
+    </w:p>
+    <w:p>
+      <w:pPr>
+        <w:rPr>
+          <w:rFonts w:ascii="Times New Roman" w:hAnsi="Times New Roman" w:cs="Times New Roman"/>
+        </w:rPr>
+      </w:pPr>
       <w:r>
         <w:rPr>
           <w:rFonts w:ascii="Times New Roman" w:hAnsi="Times New Roman" w:cs="Times New Roman"/>
         </w:rPr>
         <w:lastRenderedPageBreak/>
-        <w:t xml:space="preserve">embargo, el </w:t>
-      </w:r>
-      <w:proofErr w:type="spellStart"/>
-      <w:r>
-        <w:rPr>
-          <w:rFonts w:ascii="Times New Roman" w:hAnsi="Times New Roman" w:cs="Times New Roman"/>
-        </w:rPr>
-        <w:t>overhead_raw</w:t>
-      </w:r>
-      <w:proofErr w:type="spellEnd"/>
-      <w:r>
-        <w:rPr>
-          <w:rFonts w:ascii="Times New Roman" w:hAnsi="Times New Roman" w:cs="Times New Roman"/>
-        </w:rPr>
-        <w:t xml:space="preserve">% — que indica </w:t>
-      </w:r>
-      <w:r>
-        <w:rPr>
-          <w:rFonts w:ascii="Times New Roman" w:hAnsi="Times New Roman" w:cs="Times New Roman"/>
-        </w:rPr>
-        <w:t>que</w:t>
-      </w:r>
-      <w:r>
-        <w:rPr>
-          <w:rFonts w:ascii="Times New Roman" w:hAnsi="Times New Roman" w:cs="Times New Roman"/>
-        </w:rPr>
-        <w:t xml:space="preserve"> el</w:t>
-      </w:r>
-      <w:r>
-        <w:rPr>
-          <w:rFonts w:ascii="Times New Roman" w:hAnsi="Times New Roman" w:cs="Times New Roman"/>
-        </w:rPr>
-        <w:t xml:space="preserve"> porcentaje de esos valores crudos son bits desperdiciados por no aplicar codificación por entropía — no sigue esta misma tendencia, sino que alcanza su punto máximo en 9 clases (39.14%) y decrece para 32 clases (8.26%). Esto</w:t>
-      </w:r>
-      <w:r>
-        <w:rPr>
-          <w:rFonts w:ascii="Times New Roman" w:hAnsi="Times New Roman" w:cs="Times New Roman"/>
-        </w:rPr>
-        <w:t xml:space="preserve"> podría ser debido a que</w:t>
-      </w:r>
-      <w:r>
-        <w:rPr>
-          <w:rFonts w:ascii="Times New Roman" w:hAnsi="Times New Roman" w:cs="Times New Roman"/>
-        </w:rPr>
-        <w:t>, con 32 clases, al ser potencia de 2,</w:t>
-      </w:r>
-      <w:r>
-        <w:rPr>
-          <w:rFonts w:ascii="Times New Roman" w:hAnsi="Times New Roman" w:cs="Times New Roman"/>
-        </w:rPr>
-        <w:t xml:space="preserve"> la</w:t>
-      </w:r>
-      <w:r>
-        <w:rPr>
-          <w:rFonts w:ascii="Times New Roman" w:hAnsi="Times New Roman" w:cs="Times New Roman"/>
-        </w:rPr>
-        <w:t xml:space="preserve"> tasa de bit por </w:t>
-      </w:r>
-      <w:r>
-        <w:rPr>
-          <w:rFonts w:ascii="Times New Roman" w:hAnsi="Times New Roman" w:cs="Times New Roman"/>
-        </w:rPr>
-        <w:t>píxel</w:t>
-      </w:r>
-      <w:r>
-        <w:rPr>
-          <w:rFonts w:ascii="Times New Roman" w:hAnsi="Times New Roman" w:cs="Times New Roman"/>
-        </w:rPr>
-        <w:t xml:space="preserve"> de</w:t>
-      </w:r>
-      <w:r>
-        <w:rPr>
-          <w:rFonts w:ascii="Times New Roman" w:hAnsi="Times New Roman" w:cs="Times New Roman"/>
-        </w:rPr>
-        <w:t xml:space="preserve"> la representación fija de </w:t>
-      </w:r>
-      <w:proofErr w:type="spellStart"/>
-      <w:r>
-        <w:rPr>
-          <w:rFonts w:ascii="Times New Roman" w:hAnsi="Times New Roman" w:cs="Times New Roman"/>
-        </w:rPr>
-        <w:t>ceil</w:t>
-      </w:r>
-      <w:proofErr w:type="spellEnd"/>
-      <w:r>
-        <w:rPr>
-          <w:rFonts w:ascii="Times New Roman" w:hAnsi="Times New Roman" w:cs="Times New Roman"/>
-        </w:rPr>
-        <w:t>(log2(32)) = 5 bits se aproximan más al límite teórico</w:t>
-      </w:r>
-      <w:r>
-        <w:rPr>
-          <w:rFonts w:ascii="Times New Roman" w:hAnsi="Times New Roman" w:cs="Times New Roman"/>
-        </w:rPr>
-        <w:t xml:space="preserve"> de lo valores crudos</w:t>
-      </w:r>
-      <w:r>
-        <w:rPr>
-          <w:rFonts w:ascii="Times New Roman" w:hAnsi="Times New Roman" w:cs="Times New Roman"/>
-        </w:rPr>
-        <w:t xml:space="preserve">, mientras que con 9 clases el redondeo de </w:t>
-      </w:r>
-      <w:proofErr w:type="spellStart"/>
-      <w:r>
-        <w:rPr>
-          <w:rFonts w:ascii="Times New Roman" w:hAnsi="Times New Roman" w:cs="Times New Roman"/>
-        </w:rPr>
-        <w:t>ceil</w:t>
-      </w:r>
-      <w:proofErr w:type="spellEnd"/>
-      <w:r>
-        <w:rPr>
-          <w:rFonts w:ascii="Times New Roman" w:hAnsi="Times New Roman" w:cs="Times New Roman"/>
-        </w:rPr>
-        <w:t xml:space="preserve">(log2(9)) = 4 bits </w:t>
-      </w:r>
-      <w:r>
-        <w:rPr>
-          <w:rFonts w:ascii="Times New Roman" w:hAnsi="Times New Roman" w:cs="Times New Roman"/>
-        </w:rPr>
-        <w:t xml:space="preserve">que </w:t>
-      </w:r>
-      <w:r>
-        <w:rPr>
-          <w:rFonts w:ascii="Times New Roman" w:hAnsi="Times New Roman" w:cs="Times New Roman"/>
-        </w:rPr>
-        <w:t>introducen mayor desperdicio relativo. El</w:t>
-      </w:r>
-      <w:r>
-        <w:rPr>
-          <w:rFonts w:ascii="Times New Roman" w:hAnsi="Times New Roman" w:cs="Times New Roman"/>
-        </w:rPr>
-        <w:t xml:space="preserve"> porcentaje de eficiencia perdida</w:t>
-      </w:r>
-      <w:r>
-        <w:rPr>
-          <w:rFonts w:ascii="Times New Roman" w:hAnsi="Times New Roman" w:cs="Times New Roman"/>
-        </w:rPr>
-        <w:t xml:space="preserve"> combina ambos efectos — cuánto del </w:t>
-      </w:r>
-      <w:proofErr w:type="spellStart"/>
-      <w:r>
-        <w:rPr>
-          <w:rFonts w:ascii="Times New Roman" w:hAnsi="Times New Roman" w:cs="Times New Roman"/>
-        </w:rPr>
-        <w:t>bitstream</w:t>
-      </w:r>
-      <w:proofErr w:type="spellEnd"/>
-      <w:r>
-        <w:rPr>
-          <w:rFonts w:ascii="Times New Roman" w:hAnsi="Times New Roman" w:cs="Times New Roman"/>
-        </w:rPr>
-        <w:t xml:space="preserve"> son </w:t>
-      </w:r>
-      <w:r>
-        <w:rPr>
-          <w:rFonts w:ascii="Times New Roman" w:hAnsi="Times New Roman" w:cs="Times New Roman"/>
-        </w:rPr>
-        <w:t>valores crudos</w:t>
-      </w:r>
-      <w:r>
-        <w:rPr>
-          <w:rFonts w:ascii="Times New Roman" w:hAnsi="Times New Roman" w:cs="Times New Roman"/>
-        </w:rPr>
-        <w:t xml:space="preserve"> y cuán ineficientemente se transmiten — representando el porcentaje del </w:t>
-      </w:r>
-      <w:proofErr w:type="spellStart"/>
-      <w:r>
-        <w:rPr>
-          <w:rFonts w:ascii="Times New Roman" w:hAnsi="Times New Roman" w:cs="Times New Roman"/>
-        </w:rPr>
-        <w:t>bpp_final</w:t>
-      </w:r>
-      <w:proofErr w:type="spellEnd"/>
-      <w:r>
-        <w:rPr>
-          <w:rFonts w:ascii="Times New Roman" w:hAnsi="Times New Roman" w:cs="Times New Roman"/>
-        </w:rPr>
-        <w:t xml:space="preserve"> que se desperdicia en total. Este es mayor para 17 clases (9.89%) que para 32 clases (3.79%), lo que significa que, aunque con 32 clases hay muchos </w:t>
-      </w:r>
-      <w:r>
-        <w:rPr>
-          <w:rFonts w:ascii="Times New Roman" w:hAnsi="Times New Roman" w:cs="Times New Roman"/>
-        </w:rPr>
-        <w:t xml:space="preserve">más </w:t>
-      </w:r>
-      <w:r>
-        <w:rPr>
-          <w:rFonts w:ascii="Times New Roman" w:hAnsi="Times New Roman" w:cs="Times New Roman"/>
-        </w:rPr>
-        <w:t>valores crudos</w:t>
-      </w:r>
-      <w:r>
-        <w:rPr>
-          <w:rFonts w:ascii="Times New Roman" w:hAnsi="Times New Roman" w:cs="Times New Roman"/>
-        </w:rPr>
-        <w:t xml:space="preserve">, el desperdicio real sobre el </w:t>
-      </w:r>
-      <w:proofErr w:type="spellStart"/>
-      <w:r>
-        <w:rPr>
-          <w:rFonts w:ascii="Times New Roman" w:hAnsi="Times New Roman" w:cs="Times New Roman"/>
-        </w:rPr>
-        <w:t>bitstream</w:t>
-      </w:r>
-      <w:proofErr w:type="spellEnd"/>
-      <w:r>
-        <w:rPr>
-          <w:rFonts w:ascii="Times New Roman" w:hAnsi="Times New Roman" w:cs="Times New Roman"/>
-        </w:rPr>
-        <w:t xml:space="preserve"> total es menor porque cada valor crudo se transmite con menos </w:t>
-      </w:r>
-      <w:proofErr w:type="spellStart"/>
-      <w:r>
-        <w:rPr>
-          <w:rFonts w:ascii="Times New Roman" w:hAnsi="Times New Roman" w:cs="Times New Roman"/>
-        </w:rPr>
-        <w:t>overhead</w:t>
-      </w:r>
-      <w:proofErr w:type="spellEnd"/>
-      <w:r>
-        <w:rPr>
-          <w:rFonts w:ascii="Times New Roman" w:hAnsi="Times New Roman" w:cs="Times New Roman"/>
-        </w:rPr>
-        <w:t xml:space="preserve"> relativo. Por tanto, el problema principal con 32 clases no es la ineficiencia de transmitir los </w:t>
-      </w:r>
-      <w:r>
-        <w:rPr>
-          <w:rFonts w:ascii="Times New Roman" w:hAnsi="Times New Roman" w:cs="Times New Roman"/>
-        </w:rPr>
-        <w:t>valores crudos</w:t>
-      </w:r>
-      <w:r>
-        <w:rPr>
-          <w:rFonts w:ascii="Times New Roman" w:hAnsi="Times New Roman" w:cs="Times New Roman"/>
-        </w:rPr>
-        <w:t xml:space="preserve"> sino su alta frecuencia — el 45.84% del </w:t>
-      </w:r>
-      <w:proofErr w:type="spellStart"/>
-      <w:r>
-        <w:rPr>
-          <w:rFonts w:ascii="Times New Roman" w:hAnsi="Times New Roman" w:cs="Times New Roman"/>
-        </w:rPr>
-        <w:t>bitstream</w:t>
-      </w:r>
-      <w:proofErr w:type="spellEnd"/>
-      <w:r>
-        <w:rPr>
-          <w:rFonts w:ascii="Times New Roman" w:hAnsi="Times New Roman" w:cs="Times New Roman"/>
-        </w:rPr>
-        <w:t xml:space="preserve"> son valores crudos que el predictor no pudo resolver, independientemente de cuán eficientemente se transmitan.</w:t>
-      </w:r>
+        <w:t>Valores en crudo</w:t>
+      </w:r>
+    </w:p>
+    <w:p>
+      <w:pPr>
+        <w:rPr>
+          <w:rFonts w:ascii="Times New Roman" w:hAnsi="Times New Roman" w:cs="Times New Roman"/>
+        </w:rPr>
+      </w:pPr>
+      <w:r>
+        <w:rPr>
+          <w:rFonts w:ascii="Times New Roman" w:hAnsi="Times New Roman" w:cs="Times New Roman"/>
+        </w:rPr>
+        <w:t>entropía escalar</w:t>
+      </w:r>
+    </w:p>
+    <w:p>
+      <w:pPr>
+        <w:rPr>
+          <w:rFonts w:ascii="Times New Roman" w:hAnsi="Times New Roman" w:cs="Times New Roman"/>
+        </w:rPr>
+      </w:pPr>
+      <w:r>
+        <w:rPr>
+          <w:rFonts w:ascii="Times New Roman" w:hAnsi="Times New Roman" w:cs="Times New Roman"/>
+        </w:rPr>
+        <w:t>entropía</w:t>
+      </w:r>
+      <w:r>
+        <w:rPr>
+          <w:rFonts w:ascii="Times New Roman" w:hAnsi="Times New Roman" w:cs="Times New Roman"/>
+        </w:rPr>
+        <w:t xml:space="preserve"> con contexto – poco prioridad</w:t>
+      </w:r>
+    </w:p>
+    <w:p>
+      <w:pPr>
+        <w:rPr>
+          <w:rFonts w:ascii="Times New Roman" w:hAnsi="Times New Roman" w:cs="Times New Roman"/>
+        </w:rPr>
+      </w:pPr>
+    </w:p>
+    <w:p>
+      <w:pPr>
+        <w:rPr>
+          <w:rFonts w:ascii="Times New Roman" w:hAnsi="Times New Roman" w:cs="Times New Roman"/>
+        </w:rPr>
+      </w:pPr>
+      <w:r>
+        <w:rPr>
+          <w:rFonts w:ascii="Times New Roman" w:hAnsi="Times New Roman" w:cs="Times New Roman"/>
+        </w:rPr>
+        <w:t xml:space="preserve">el usuario tiene la elección de elegir el la </w:t>
+      </w:r>
+      <w:r>
+        <w:rPr>
+          <w:rFonts w:ascii="Times New Roman" w:hAnsi="Times New Roman" w:cs="Times New Roman"/>
+        </w:rPr>
+        <w:t>compresión</w:t>
+      </w:r>
+      <w:r>
+        <w:rPr>
+          <w:rFonts w:ascii="Times New Roman" w:hAnsi="Times New Roman" w:cs="Times New Roman"/>
+        </w:rPr>
+        <w:t xml:space="preserve"> del mapa de clases en la nueva versión.</w:t>
+      </w:r>
+    </w:p>
+    <w:p>
+      <w:pPr>
+        <w:rPr>
+          <w:rFonts w:ascii="Times New Roman" w:hAnsi="Times New Roman" w:cs="Times New Roman"/>
+        </w:rPr>
+      </w:pPr>
+      <w:r>
+        <w:rPr>
+          <w:rFonts w:ascii="Times New Roman" w:hAnsi="Times New Roman" w:cs="Times New Roman"/>
+        </w:rPr>
+        <w:t>En trabajo previo – explicar el pipeline en mis palabras.</w:t>
+      </w:r>
+    </w:p>
+    <w:p>
+      <w:pPr>
+        <w:rPr>
+          <w:rFonts w:ascii="Times New Roman" w:hAnsi="Times New Roman" w:cs="Times New Roman"/>
+        </w:rPr>
+      </w:pPr>
+    </w:p>
+    <w:p>
+      <w:pPr>
+        <w:rPr>
+          <w:rFonts w:ascii="Times New Roman" w:hAnsi="Times New Roman" w:cs="Times New Roman"/>
+        </w:rPr>
+      </w:pPr>
+    </w:p>
+    <w:p>
+      <w:pPr>
+        <w:rPr>
+          <w:rFonts w:ascii="Times New Roman" w:hAnsi="Times New Roman" w:cs="Times New Roman"/>
+        </w:rPr>
+      </w:pPr>
+    </w:p>
+    <w:p>
+      <w:pPr>
+        <w:rPr>
+          <w:rFonts w:ascii="Times New Roman" w:hAnsi="Times New Roman" w:cs="Times New Roman"/>
+        </w:rPr>
+      </w:pPr>
+      <w:r>
+        <w:rPr>
+          <w:rFonts w:ascii="Times New Roman" w:hAnsi="Times New Roman" w:cs="Times New Roman"/>
+        </w:rPr>
+        <w:t xml:space="preserve">Probar pipeline con más imágenes </w:t>
+      </w:r>
+    </w:p>
+    <w:p>
+      <w:pPr>
+        <w:rPr>
+          <w:rFonts w:ascii="Times New Roman" w:hAnsi="Times New Roman" w:cs="Times New Roman"/>
+        </w:rPr>
+      </w:pPr>
+      <w:r>
+        <w:rPr>
+          <w:rFonts w:ascii="Times New Roman" w:hAnsi="Times New Roman" w:cs="Times New Roman"/>
+        </w:rPr>
+        <w:t>A partir de una imagen multiespectral generar el mapa de clasificación con (Kmean, svm, etc).</w:t>
+      </w:r>
+    </w:p>
+    <w:p>
+      <w:pPr>
+        <w:rPr>
+          <w:rFonts w:ascii="Times New Roman" w:hAnsi="Times New Roman" w:cs="Times New Roman"/>
+        </w:rPr>
+      </w:pPr>
+    </w:p>
+    <w:p>
+      <w:pPr>
+        <w:rPr>
+          <w:rFonts w:ascii="Times New Roman" w:hAnsi="Times New Roman" w:cs="Times New Roman"/>
+        </w:rPr>
+      </w:pPr>
+      <w:r>
+        <w:rPr>
+          <w:rFonts w:ascii="Times New Roman" w:hAnsi="Times New Roman" w:cs="Times New Roman"/>
+          <w:highlight w:val="yellow"/>
+        </w:rPr>
+        <w:t>La próxima semana un borrador completo.</w:t>
+      </w:r>
+    </w:p>
+    <w:p>
+      <w:pPr>
+        <w:rPr>
+          <w:rFonts w:ascii="Times New Roman" w:hAnsi="Times New Roman" w:cs="Times New Roman"/>
+        </w:rPr>
+      </w:pPr>
+      <w:r>
+        <w:rPr>
+          <w:rFonts w:ascii="Times New Roman" w:hAnsi="Times New Roman" w:cs="Times New Roman"/>
+        </w:rPr>
+        <w:t xml:space="preserve">Leer abstracts de paper anteriores. Para obtener una idea como hacerlos. (Es para expertos y no hay introducto, es un tono super concreto lo que ha propuesto y los resultados que he obtenido). </w:t>
+      </w:r>
+    </w:p>
+    <w:p>
+      <w:pPr>
+        <w:rPr>
+          <w:rFonts w:ascii="Times New Roman" w:hAnsi="Times New Roman" w:cs="Times New Roman"/>
+        </w:rPr>
+      </w:pPr>
+      <w:r>
+        <w:rPr>
+          <w:rFonts w:ascii="Times New Roman" w:hAnsi="Times New Roman" w:cs="Times New Roman"/>
+        </w:rPr>
+        <w:t>Hacerlo de después de escribirlo todo lo demás que sea lo último.</w:t>
+      </w:r>
+    </w:p>
+    <w:p>
+      <w:pPr>
+        <w:rPr>
+          <w:rFonts w:ascii="Times New Roman" w:hAnsi="Times New Roman" w:cs="Times New Roman"/>
+        </w:rPr>
+      </w:pPr>
+      <w:r>
+        <w:rPr>
+          <w:rFonts w:ascii="Times New Roman" w:hAnsi="Times New Roman" w:cs="Times New Roman"/>
+        </w:rPr>
+        <w:t xml:space="preserve">Conclusiones -  </w:t>
+      </w:r>
+      <w:r>
+        <w:rPr>
+          <w:rFonts w:ascii="Times New Roman" w:hAnsi="Times New Roman" w:cs="Times New Roman"/>
+        </w:rPr>
+        <w:t xml:space="preserve">resultar los llamativos, es mas libre. </w:t>
+      </w:r>
+      <w:r>
+        <w:rPr>
+          <w:rFonts w:ascii="Times New Roman" w:hAnsi="Times New Roman" w:cs="Times New Roman"/>
+        </w:rPr>
+        <w:t>En la conclusiones cabe trabajo futuro</w:t>
+      </w:r>
+    </w:p>
+    <w:p>
+      <w:pPr>
+        <w:rPr>
+          <w:rFonts w:ascii="Times New Roman" w:hAnsi="Times New Roman" w:cs="Times New Roman"/>
+        </w:rPr>
+      </w:pPr>
+    </w:p>
+    <w:p>
+      <w:pPr>
+        <w:rPr>
+          <w:rFonts w:ascii="Times New Roman" w:hAnsi="Times New Roman" w:cs="Times New Roman"/>
+        </w:rPr>
+      </w:pPr>
+    </w:p>
+    <w:p>
+      <w:pPr>
+        <w:rPr>
+          <w:rFonts w:ascii="Times New Roman" w:hAnsi="Times New Roman" w:cs="Times New Roman"/>
+        </w:rPr>
+      </w:pPr>
+    </w:p>
+    <w:p>
+      <w:pPr>
+        <w:rPr>
+          <w:rFonts w:ascii="Times New Roman" w:hAnsi="Times New Roman" w:cs="Times New Roman"/>
+        </w:rPr>
+      </w:pPr>
+    </w:p>
+    <w:p>
+      <w:pPr>
+        <w:rPr>
+          <w:rFonts w:ascii="Times New Roman" w:hAnsi="Times New Roman" w:cs="Times New Roman"/>
+        </w:rPr>
+      </w:pPr>
+    </w:p>
+    <w:p>
+      <w:pPr>
+        <w:rPr>
+          <w:rFonts w:ascii="Times New Roman" w:hAnsi="Times New Roman" w:cs="Times New Roman"/>
+        </w:rPr>
+      </w:pPr>
+    </w:p>
+    <w:p>
+      <w:pPr>
+        <w:rPr>
+          <w:rFonts w:ascii="Times New Roman" w:hAnsi="Times New Roman" w:cs="Times New Roman"/>
+        </w:rPr>
+      </w:pPr>
+    </w:p>
+    <w:p>
+      <w:pPr>
+        <w:rPr>
+          <w:rFonts w:ascii="Times New Roman" w:hAnsi="Times New Roman" w:cs="Times New Roman"/>
+        </w:rPr>
+      </w:pPr>
+    </w:p>
+    <w:p>
+      <w:pPr>
+        <w:rPr>
+          <w:rFonts w:ascii="Times New Roman" w:hAnsi="Times New Roman" w:cs="Times New Roman"/>
+        </w:rPr>
+      </w:pPr>
     </w:p>
     <w:sectPr>
       <w:pgSz w:w="11906" w:h="16838"/>
@@ -4206,6 +5753,129 @@
     </w:sectPr>
   </w:body>
 </w:document>
+</file>
+
+<file path=word/comments.xml><?xml version="1.0" encoding="utf-8"?>
+<w:comments xmlns:wpc="http://schemas.microsoft.com/office/word/2010/wordprocessingCanvas" xmlns:cx="http://schemas.microsoft.com/office/drawing/2014/chartex" xmlns:cx1="http://schemas.microsoft.com/office/drawing/2015/9/8/chartex" xmlns:cx2="http://schemas.microsoft.com/office/drawing/2015/10/21/chartex" xmlns:cx3="http://schemas.microsoft.com/office/drawing/2016/5/9/chartex" xmlns:cx4="http://schemas.microsoft.com/office/drawing/2016/5/10/chartex" xmlns:cx5="http://schemas.microsoft.com/office/drawing/2016/5/11/chartex" xmlns:cx6="http://schemas.microsoft.com/office/drawing/2016/5/12/chartex" xmlns:cx7="http://schemas.microsoft.com/office/drawing/2016/5/13/chartex" xmlns:cx8="http://schemas.microsoft.com/office/drawing/2016/5/14/chartex" xmlns:mc="http://schemas.openxmlformats.org/markup-compatibility/2006" xmlns:aink="http://schemas.microsoft.com/office/drawing/2016/ink" xmlns:am3d="http://schemas.microsoft.com/office/drawing/2017/model3d" xmlns:o="urn:schemas-microsoft-com:office:office" xmlns:oel="http://schemas.microsoft.com/office/2019/extlst" xmlns:r="http://schemas.openxmlformats.org/officeDocument/2006/relationships" xmlns:m="http://schemas.openxmlformats.org/officeDocument/2006/math" xmlns:v="urn:schemas-microsoft-com:vml" xmlns:wp14="http://schemas.microsoft.com/office/word/2010/wordprocessingDrawing" xmlns:wp="http://schemas.openxmlformats.org/drawingml/2006/wordprocessingDrawing" xmlns:w10="urn:schemas-microsoft-com:office:word" xmlns:w="http://schemas.openxmlformats.org/wordprocessingml/2006/main" xmlns:w14="http://schemas.microsoft.com/office/word/2010/wordml" xmlns:w15="http://schemas.microsoft.com/office/word/2012/wordml" xmlns:w16cex="http://schemas.microsoft.com/office/word/2018/wordml/cex" xmlns:w16cid="http://schemas.microsoft.com/office/word/2016/wordml/cid" xmlns:w16="http://schemas.microsoft.com/office/word/2018/wordml" xmlns:w16du="http://schemas.microsoft.com/office/word/2023/wordml/word16du" xmlns:w16sdtdh="http://schemas.microsoft.com/office/word/2020/wordml/sdtdatahash" xmlns:w16sdtfl="http://schemas.microsoft.com/office/word/2024/wordml/sdtformatlock" xmlns:w16se="http://schemas.microsoft.com/office/word/2015/wordml/symex" xmlns:wpg="http://schemas.microsoft.com/office/word/2010/wordprocessingGroup" xmlns:wpi="http://schemas.microsoft.com/office/word/2010/wordprocessingInk" xmlns:wne="http://schemas.microsoft.com/office/word/2006/wordml" xmlns:wps="http://schemas.microsoft.com/office/word/2010/wordprocessingShape" mc:Ignorable="w14 w15 w16se w16cid w16 w16cex w16sdtdh w16sdtfl w16du wp14">
+  <w:comment w:id="0" w:author="Lariza Maholy Sandoval Cruz" w:date="2026-06-05T12:39:00Z" w:initials="LS">
+    <w:p>
+      <w:pPr>
+        <w:pStyle w:val="Textocomentario"/>
+      </w:pPr>
+      <w:r>
+        <w:rPr>
+          <w:rStyle w:val="Refdecomentario"/>
+        </w:rPr>
+        <w:annotationRef/>
+      </w:r>
+      <w:r>
+        <w:t xml:space="preserve">Ver el bit rate final </w:t>
+      </w:r>
+    </w:p>
+    <w:p>
+      <w:pPr>
+        <w:pStyle w:val="Textocomentario"/>
+      </w:pPr>
+      <w:r>
+        <w:t>Trabajo futuro en esta parte: hacer mas preguntas reduce el numero de valores crudos para muchas clases</w:t>
+      </w:r>
+    </w:p>
+  </w:comment>
+  <w:comment w:id="1" w:author="Lariza Maholy Sandoval Cruz" w:date="2026-06-12T14:10:00Z" w:initials="LS">
+    <w:p>
+      <w:pPr>
+        <w:pStyle w:val="Textocomentario"/>
+      </w:pPr>
+      <w:r>
+        <w:rPr>
+          <w:rStyle w:val="Refdecomentario"/>
+        </w:rPr>
+        <w:annotationRef/>
+      </w:r>
+      <w:r>
+        <w:t xml:space="preserve">LOCO-I algoritmo que usa el jpeg-ls </w:t>
+      </w:r>
+    </w:p>
+  </w:comment>
+  <w:comment w:id="2" w:author="Lariza Maholy Sandoval Cruz" w:date="2026-06-05T12:42:00Z" w:initials="LS">
+    <w:p>
+      <w:pPr>
+        <w:pStyle w:val="Textocomentario"/>
+      </w:pPr>
+      <w:r>
+        <w:rPr>
+          <w:rStyle w:val="Refdecomentario"/>
+        </w:rPr>
+        <w:annotationRef/>
+      </w:r>
+      <w:r>
+        <w:t>Grafica de los mosaicos</w:t>
+      </w:r>
+    </w:p>
+  </w:comment>
+  <w:comment w:id="3" w:author="Lariza Maholy Sandoval Cruz" w:date="2026-06-12T13:57:00Z" w:initials="LS">
+    <w:p>
+      <w:pPr>
+        <w:pStyle w:val="Textocomentario"/>
+      </w:pPr>
+      <w:r>
+        <w:rPr>
+          <w:rStyle w:val="Refdecomentario"/>
+        </w:rPr>
+        <w:annotationRef/>
+      </w:r>
+      <w:r>
+        <w:t>Cuantos bits por muestra se reducen al codificarlos por entropia en porcentaje o valores absolutos</w:t>
+      </w:r>
+    </w:p>
+  </w:comment>
+  <w:comment w:id="4" w:author="Lariza Maholy Sandoval Cruz" w:date="2026-06-12T14:17:00Z" w:initials="LS">
+    <w:p>
+      <w:pPr>
+        <w:pStyle w:val="Textocomentario"/>
+      </w:pPr>
+      <w:r>
+        <w:rPr>
+          <w:rStyle w:val="Refdecomentario"/>
+        </w:rPr>
+        <w:annotationRef/>
+      </w:r>
+      <w:r>
+        <w:t xml:space="preserve">Hacer pruebas codificar los valores crudos con predicción o modelado de contexto  ver si hay una mejora mas </w:t>
+      </w:r>
+    </w:p>
+  </w:comment>
+</w:comments>
+</file>
+
+<file path=word/commentsExtended.xml><?xml version="1.0" encoding="utf-8"?>
+<w15:commentsEx xmlns:wpc="http://schemas.microsoft.com/office/word/2010/wordprocessingCanvas" xmlns:cx="http://schemas.microsoft.com/office/drawing/2014/chartex" xmlns:cx1="http://schemas.microsoft.com/office/drawing/2015/9/8/chartex" xmlns:cx2="http://schemas.microsoft.com/office/drawing/2015/10/21/chartex" xmlns:cx3="http://schemas.microsoft.com/office/drawing/2016/5/9/chartex" xmlns:cx4="http://schemas.microsoft.com/office/drawing/2016/5/10/chartex" xmlns:cx5="http://schemas.microsoft.com/office/drawing/2016/5/11/chartex" xmlns:cx6="http://schemas.microsoft.com/office/drawing/2016/5/12/chartex" xmlns:cx7="http://schemas.microsoft.com/office/drawing/2016/5/13/chartex" xmlns:cx8="http://schemas.microsoft.com/office/drawing/2016/5/14/chartex" xmlns:mc="http://schemas.openxmlformats.org/markup-compatibility/2006" xmlns:aink="http://schemas.microsoft.com/office/drawing/2016/ink" xmlns:am3d="http://schemas.microsoft.com/office/drawing/2017/model3d" xmlns:o="urn:schemas-microsoft-com:office:office" xmlns:oel="http://schemas.microsoft.com/office/2019/extlst" xmlns:r="http://schemas.openxmlformats.org/officeDocument/2006/relationships" xmlns:m="http://schemas.openxmlformats.org/officeDocument/2006/math" xmlns:v="urn:schemas-microsoft-com:vml" xmlns:wp14="http://schemas.microsoft.com/office/word/2010/wordprocessingDrawing" xmlns:wp="http://schemas.openxmlformats.org/drawingml/2006/wordprocessingDrawing" xmlns:w10="urn:schemas-microsoft-com:office:word" xmlns:w="http://schemas.openxmlformats.org/wordprocessingml/2006/main" xmlns:w14="http://schemas.microsoft.com/office/word/2010/wordml" xmlns:w15="http://schemas.microsoft.com/office/word/2012/wordml" xmlns:w16cex="http://schemas.microsoft.com/office/word/2018/wordml/cex" xmlns:w16cid="http://schemas.microsoft.com/office/word/2016/wordml/cid" xmlns:w16="http://schemas.microsoft.com/office/word/2018/wordml" xmlns:w16du="http://schemas.microsoft.com/office/word/2023/wordml/word16du" xmlns:w16sdtdh="http://schemas.microsoft.com/office/word/2020/wordml/sdtdatahash" xmlns:w16sdtfl="http://schemas.microsoft.com/office/word/2024/wordml/sdtformatlock" xmlns:w16se="http://schemas.microsoft.com/office/word/2015/wordml/symex" xmlns:wpg="http://schemas.microsoft.com/office/word/2010/wordprocessingGroup" xmlns:wpi="http://schemas.microsoft.com/office/word/2010/wordprocessingInk" xmlns:wne="http://schemas.microsoft.com/office/word/2006/wordml" xmlns:wps="http://schemas.microsoft.com/office/word/2010/wordprocessingShape" mc:Ignorable="w14 w15 w16se w16cid w16 w16cex w16sdtdh w16sdtfl w16du wp14">
+  <w15:commentEx w15:paraId="7B58D01B" w15:done="0"/>
+  <w15:commentEx w15:paraId="18DD796E" w15:paraIdParent="7B58D01B" w15:done="0"/>
+  <w15:commentEx w15:paraId="68247DAB" w15:done="0"/>
+  <w15:commentEx w15:paraId="4032F40B" w15:done="0"/>
+  <w15:commentEx w15:paraId="41EC696B" w15:paraIdParent="4032F40B" w15:done="0"/>
+</w15:commentsEx>
+</file>
+
+<file path=word/commentsExtensible.xml><?xml version="1.0" encoding="utf-8"?>
+<w16cex:commentsExtensible xmlns:wpc="http://schemas.microsoft.com/office/word/2010/wordprocessingCanvas" xmlns:cx="http://schemas.microsoft.com/office/drawing/2014/chartex" xmlns:cx1="http://schemas.microsoft.com/office/drawing/2015/9/8/chartex" xmlns:cx2="http://schemas.microsoft.com/office/drawing/2015/10/21/chartex" xmlns:cx3="http://schemas.microsoft.com/office/drawing/2016/5/9/chartex" xmlns:cx4="http://schemas.microsoft.com/office/drawing/2016/5/10/chartex" xmlns:cx5="http://schemas.microsoft.com/office/drawing/2016/5/11/chartex" xmlns:cx6="http://schemas.microsoft.com/office/drawing/2016/5/12/chartex" xmlns:cx7="http://schemas.microsoft.com/office/drawing/2016/5/13/chartex" xmlns:cx8="http://schemas.microsoft.com/office/drawing/2016/5/14/chartex" xmlns:cr="http://schemas.microsoft.com/office/comments/2020/reactions" xmlns:mc="http://schemas.openxmlformats.org/markup-compatibility/2006" xmlns:aink="http://schemas.microsoft.com/office/drawing/2016/ink" xmlns:am3d="http://schemas.microsoft.com/office/drawing/2017/model3d" xmlns:o="urn:schemas-microsoft-com:office:office" xmlns:oel="http://schemas.microsoft.com/office/2019/extlst" xmlns:r="http://schemas.openxmlformats.org/officeDocument/2006/relationships" xmlns:m="http://schemas.openxmlformats.org/officeDocument/2006/math" xmlns:v="urn:schemas-microsoft-com:vml" xmlns:wp14="http://schemas.microsoft.com/office/word/2010/wordprocessingDrawing" xmlns:wp="http://schemas.openxmlformats.org/drawingml/2006/wordprocessingDrawing" xmlns:w10="urn:schemas-microsoft-com:office:word" xmlns:w="http://schemas.openxmlformats.org/wordprocessingml/2006/main" xmlns:w14="http://schemas.microsoft.com/office/word/2010/wordml" xmlns:w15="http://schemas.microsoft.com/office/word/2012/wordml" xmlns:w16cex="http://schemas.microsoft.com/office/word/2018/wordml/cex" xmlns:w16cid="http://schemas.microsoft.com/office/word/2016/wordml/cid" xmlns:w16="http://schemas.microsoft.com/office/word/2018/wordml" xmlns:w16du="http://schemas.microsoft.com/office/word/2023/wordml/word16du" xmlns:w16sdtdh="http://schemas.microsoft.com/office/word/2020/wordml/sdtdatahash" xmlns:w16sdtfl="http://schemas.microsoft.com/office/word/2024/wordml/sdtformatlock" xmlns:w16se="http://schemas.microsoft.com/office/word/2015/wordml/symex" xmlns:wpg="http://schemas.microsoft.com/office/word/2010/wordprocessingGroup" xmlns:wpi="http://schemas.microsoft.com/office/word/2010/wordprocessingInk" xmlns:wne="http://schemas.microsoft.com/office/word/2006/wordml" xmlns:wps="http://schemas.microsoft.com/office/word/2010/wordprocessingShape" mc:Ignorable="w14 w15 w16se w16cid w16 w16cex w16sdtdh w16sdtfl cr w16du wp14">
+  <w16cex:commentExtensible w16cex:durableId="7BA5282F" w16cex:dateUtc="2026-06-05T10:39:00Z"/>
+  <w16cex:commentExtensible w16cex:durableId="7636BD5A" w16cex:dateUtc="2026-06-12T12:10:00Z"/>
+  <w16cex:commentExtensible w16cex:durableId="065890D4" w16cex:dateUtc="2026-06-05T10:42:00Z"/>
+  <w16cex:commentExtensible w16cex:durableId="53EFB74D" w16cex:dateUtc="2026-06-12T11:57:00Z"/>
+  <w16cex:commentExtensible w16cex:durableId="780976C0" w16cex:dateUtc="2026-06-12T12:17:00Z"/>
+</w16cex:commentsExtensible>
+</file>
+
+<file path=word/commentsIds.xml><?xml version="1.0" encoding="utf-8"?>
+<w16cid:commentsIds xmlns:wpc="http://schemas.microsoft.com/office/word/2010/wordprocessingCanvas" xmlns:cx="http://schemas.microsoft.com/office/drawing/2014/chartex" xmlns:cx1="http://schemas.microsoft.com/office/drawing/2015/9/8/chartex" xmlns:cx2="http://schemas.microsoft.com/office/drawing/2015/10/21/chartex" xmlns:cx3="http://schemas.microsoft.com/office/drawing/2016/5/9/chartex" xmlns:cx4="http://schemas.microsoft.com/office/drawing/2016/5/10/chartex" xmlns:cx5="http://schemas.microsoft.com/office/drawing/2016/5/11/chartex" xmlns:cx6="http://schemas.microsoft.com/office/drawing/2016/5/12/chartex" xmlns:cx7="http://schemas.microsoft.com/office/drawing/2016/5/13/chartex" xmlns:cx8="http://schemas.microsoft.com/office/drawing/2016/5/14/chartex" xmlns:mc="http://schemas.openxmlformats.org/markup-compatibility/2006" xmlns:aink="http://schemas.microsoft.com/office/drawing/2016/ink" xmlns:am3d="http://schemas.microsoft.com/office/drawing/2017/model3d" xmlns:o="urn:schemas-microsoft-com:office:office" xmlns:oel="http://schemas.microsoft.com/office/2019/extlst" xmlns:r="http://schemas.openxmlformats.org/officeDocument/2006/relationships" xmlns:m="http://schemas.openxmlformats.org/officeDocument/2006/math" xmlns:v="urn:schemas-microsoft-com:vml" xmlns:wp14="http://schemas.microsoft.com/office/word/2010/wordprocessingDrawing" xmlns:wp="http://schemas.openxmlformats.org/drawingml/2006/wordprocessingDrawing" xmlns:w10="urn:schemas-microsoft-com:office:word" xmlns:w="http://schemas.openxmlformats.org/wordprocessingml/2006/main" xmlns:w14="http://schemas.microsoft.com/office/word/2010/wordml" xmlns:w15="http://schemas.microsoft.com/office/word/2012/wordml" xmlns:w16cex="http://schemas.microsoft.com/office/word/2018/wordml/cex" xmlns:w16cid="http://schemas.microsoft.com/office/word/2016/wordml/cid" xmlns:w16="http://schemas.microsoft.com/office/word/2018/wordml" xmlns:w16du="http://schemas.microsoft.com/office/word/2023/wordml/word16du" xmlns:w16sdtdh="http://schemas.microsoft.com/office/word/2020/wordml/sdtdatahash" xmlns:w16sdtfl="http://schemas.microsoft.com/office/word/2024/wordml/sdtformatlock" xmlns:w16se="http://schemas.microsoft.com/office/word/2015/wordml/symex" xmlns:wpg="http://schemas.microsoft.com/office/word/2010/wordprocessingGroup" xmlns:wpi="http://schemas.microsoft.com/office/word/2010/wordprocessingInk" xmlns:wne="http://schemas.microsoft.com/office/word/2006/wordml" xmlns:wps="http://schemas.microsoft.com/office/word/2010/wordprocessingShape" mc:Ignorable="w14 w15 w16se w16cid w16 w16cex w16sdtdh w16sdtfl w16du wp14">
+  <w16cid:commentId w16cid:paraId="7B58D01B" w16cid:durableId="7BA5282F"/>
+  <w16cid:commentId w16cid:paraId="18DD796E" w16cid:durableId="7636BD5A"/>
+  <w16cid:commentId w16cid:paraId="68247DAB" w16cid:durableId="065890D4"/>
+  <w16cid:commentId w16cid:paraId="4032F40B" w16cid:durableId="53EFB74D"/>
+  <w16cid:commentId w16cid:paraId="41EC696B" w16cid:durableId="780976C0"/>
+</w16cid:commentsIds>
 </file>
 
 <file path=word/numbering.xml><?xml version="1.0" encoding="utf-8"?>
@@ -4699,6 +6369,14 @@
     <w:abstractNumId w:val="2"/>
   </w:num>
 </w:numbering>
+</file>
+
+<file path=word/people.xml><?xml version="1.0" encoding="utf-8"?>
+<w15:people xmlns:wpc="http://schemas.microsoft.com/office/word/2010/wordprocessingCanvas" xmlns:cx="http://schemas.microsoft.com/office/drawing/2014/chartex" xmlns:cx1="http://schemas.microsoft.com/office/drawing/2015/9/8/chartex" xmlns:cx2="http://schemas.microsoft.com/office/drawing/2015/10/21/chartex" xmlns:cx3="http://schemas.microsoft.com/office/drawing/2016/5/9/chartex" xmlns:cx4="http://schemas.microsoft.com/office/drawing/2016/5/10/chartex" xmlns:cx5="http://schemas.microsoft.com/office/drawing/2016/5/11/chartex" xmlns:cx6="http://schemas.microsoft.com/office/drawing/2016/5/12/chartex" xmlns:cx7="http://schemas.microsoft.com/office/drawing/2016/5/13/chartex" xmlns:cx8="http://schemas.microsoft.com/office/drawing/2016/5/14/chartex" xmlns:mc="http://schemas.openxmlformats.org/markup-compatibility/2006" xmlns:aink="http://schemas.microsoft.com/office/drawing/2016/ink" xmlns:am3d="http://schemas.microsoft.com/office/drawing/2017/model3d" xmlns:o="urn:schemas-microsoft-com:office:office" xmlns:oel="http://schemas.microsoft.com/office/2019/extlst" xmlns:r="http://schemas.openxmlformats.org/officeDocument/2006/relationships" xmlns:m="http://schemas.openxmlformats.org/officeDocument/2006/math" xmlns:v="urn:schemas-microsoft-com:vml" xmlns:wp14="http://schemas.microsoft.com/office/word/2010/wordprocessingDrawing" xmlns:wp="http://schemas.openxmlformats.org/drawingml/2006/wordprocessingDrawing" xmlns:w10="urn:schemas-microsoft-com:office:word" xmlns:w="http://schemas.openxmlformats.org/wordprocessingml/2006/main" xmlns:w14="http://schemas.microsoft.com/office/word/2010/wordml" xmlns:w15="http://schemas.microsoft.com/office/word/2012/wordml" xmlns:w16cex="http://schemas.microsoft.com/office/word/2018/wordml/cex" xmlns:w16cid="http://schemas.microsoft.com/office/word/2016/wordml/cid" xmlns:w16="http://schemas.microsoft.com/office/word/2018/wordml" xmlns:w16du="http://schemas.microsoft.com/office/word/2023/wordml/word16du" xmlns:w16sdtdh="http://schemas.microsoft.com/office/word/2020/wordml/sdtdatahash" xmlns:w16sdtfl="http://schemas.microsoft.com/office/word/2024/wordml/sdtformatlock" xmlns:w16se="http://schemas.microsoft.com/office/word/2015/wordml/symex" xmlns:wpg="http://schemas.microsoft.com/office/word/2010/wordprocessingGroup" xmlns:wpi="http://schemas.microsoft.com/office/word/2010/wordprocessingInk" xmlns:wne="http://schemas.microsoft.com/office/word/2006/wordml" xmlns:wps="http://schemas.microsoft.com/office/word/2010/wordprocessingShape" mc:Ignorable="w14 w15 w16se w16cid w16 w16cex w16sdtdh w16sdtfl w16du wp14">
+  <w15:person w15:author="Lariza Maholy Sandoval Cruz">
+    <w15:presenceInfo w15:providerId="AD" w15:userId="S::1742687@uab.cat::731a9756-dd43-4be6-9d63-c7b37edcd32f"/>
+  </w15:person>
+</w15:people>
 </file>
 
 <file path=word/styles.xml><?xml version="1.0" encoding="utf-8"?>
@@ -5651,6 +7329,82 @@
       <w14:ligatures w14:val="none"/>
     </w:rPr>
   </w:style>
+  <w:style w:type="character" w:styleId="Textodelmarcadordeposicin">
+    <w:name w:val="Placeholder Text"/>
+    <w:basedOn w:val="Fuentedeprrafopredeter"/>
+    <w:uiPriority w:val="99"/>
+    <w:semiHidden/>
+    <w:rsid w:val="00F8080A"/>
+    <w:rPr>
+      <w:color w:val="666666"/>
+    </w:rPr>
+  </w:style>
+  <w:style w:type="character" w:styleId="Refdecomentario">
+    <w:name w:val="annotation reference"/>
+    <w:basedOn w:val="Fuentedeprrafopredeter"/>
+    <w:uiPriority w:val="99"/>
+    <w:semiHidden/>
+    <w:unhideWhenUsed/>
+    <w:rsid w:val="002F0B99"/>
+    <w:rPr>
+      <w:sz w:val="16"/>
+      <w:szCs w:val="16"/>
+    </w:rPr>
+  </w:style>
+  <w:style w:type="paragraph" w:styleId="Textocomentario">
+    <w:name w:val="annotation text"/>
+    <w:basedOn w:val="Normal"/>
+    <w:link w:val="TextocomentarioCar"/>
+    <w:uiPriority w:val="99"/>
+    <w:unhideWhenUsed/>
+    <w:rsid w:val="002F0B99"/>
+    <w:pPr>
+      <w:spacing w:line="240" w:lineRule="auto"/>
+    </w:pPr>
+    <w:rPr>
+      <w:sz w:val="20"/>
+      <w:szCs w:val="20"/>
+    </w:rPr>
+  </w:style>
+  <w:style w:type="character" w:customStyle="1" w:styleId="TextocomentarioCar">
+    <w:name w:val="Texto comentario Car"/>
+    <w:basedOn w:val="Fuentedeprrafopredeter"/>
+    <w:link w:val="Textocomentario"/>
+    <w:uiPriority w:val="99"/>
+    <w:rsid w:val="002F0B99"/>
+    <w:rPr>
+      <w:sz w:val="20"/>
+      <w:szCs w:val="20"/>
+    </w:rPr>
+  </w:style>
+  <w:style w:type="paragraph" w:styleId="Asuntodelcomentario">
+    <w:name w:val="annotation subject"/>
+    <w:basedOn w:val="Textocomentario"/>
+    <w:next w:val="Textocomentario"/>
+    <w:link w:val="AsuntodelcomentarioCar"/>
+    <w:uiPriority w:val="99"/>
+    <w:semiHidden/>
+    <w:unhideWhenUsed/>
+    <w:rsid w:val="002F0B99"/>
+    <w:rPr>
+      <w:b/>
+      <w:bCs/>
+    </w:rPr>
+  </w:style>
+  <w:style w:type="character" w:customStyle="1" w:styleId="AsuntodelcomentarioCar">
+    <w:name w:val="Asunto del comentario Car"/>
+    <w:basedOn w:val="TextocomentarioCar"/>
+    <w:link w:val="Asuntodelcomentario"/>
+    <w:uiPriority w:val="99"/>
+    <w:semiHidden/>
+    <w:rsid w:val="002F0B99"/>
+    <w:rPr>
+      <w:b/>
+      <w:bCs/>
+      <w:sz w:val="20"/>
+      <w:szCs w:val="20"/>
+    </w:rPr>
+  </w:style>
 </w:styles>
 </file>
 
